--- a/manuscript_autorobot.docx
+++ b/manuscript_autorobot.docx
@@ -1,30 +1,62 @@
 
 <file path=word/document.xml><?xml version="1.0" encoding="utf-8"?>
-<w:document xmlns:wpc="http://schemas.microsoft.com/office/word/2010/wordprocessingCanvas" xmlns:cx="http://schemas.microsoft.com/office/drawing/2014/chartex" xmlns:mc="http://schemas.openxmlformats.org/markup-compatibility/2006" xmlns:o="urn:schemas-microsoft-com:office:office" xmlns:r="http://schemas.openxmlformats.org/officeDocument/2006/relationships" xmlns:m="http://schemas.openxmlformats.org/officeDocument/2006/math" xmlns:v="urn:schemas-microsoft-com:vml" xmlns:wp14="http://schemas.microsoft.com/office/word/2010/wordprocessingDrawing" xmlns:wp="http://schemas.openxmlformats.org/drawingml/2006/wordprocessingDrawing" xmlns:w10="urn:schemas-microsoft-com:office:word" xmlns:w="http://schemas.openxmlformats.org/wordprocessingml/2006/main" xmlns:w14="http://schemas.microsoft.com/office/word/2010/wordml" xmlns:w15="http://schemas.microsoft.com/office/word/2012/wordml" xmlns:w16se="http://schemas.microsoft.com/office/word/2015/wordml/symex" xmlns:wpg="http://schemas.microsoft.com/office/word/2010/wordprocessingGroup" xmlns:wpi="http://schemas.microsoft.com/office/word/2010/wordprocessingInk" xmlns:wne="http://schemas.microsoft.com/office/word/2006/wordml" xmlns:wps="http://schemas.microsoft.com/office/word/2010/wordprocessingShape" mc:Ignorable="w14 w15 w16se wp14">
+<w:document xmlns:wpc="http://schemas.microsoft.com/office/word/2010/wordprocessingCanvas" xmlns:cx="http://schemas.microsoft.com/office/drawing/2014/chartex" xmlns:cx1="http://schemas.microsoft.com/office/drawing/2015/9/8/chartex" xmlns:cx2="http://schemas.microsoft.com/office/drawing/2015/10/21/chartex" xmlns:cx3="http://schemas.microsoft.com/office/drawing/2016/5/9/chartex" xmlns:cx4="http://schemas.microsoft.com/office/drawing/2016/5/10/chartex" xmlns:cx5="http://schemas.microsoft.com/office/drawing/2016/5/11/chartex" xmlns:cx6="http://schemas.microsoft.com/office/drawing/2016/5/12/chartex" xmlns:cx7="http://schemas.microsoft.com/office/drawing/2016/5/13/chartex" xmlns:cx8="http://schemas.microsoft.com/office/drawing/2016/5/14/chartex" xmlns:mc="http://schemas.openxmlformats.org/markup-compatibility/2006" xmlns:aink="http://schemas.microsoft.com/office/drawing/2016/ink" xmlns:am3d="http://schemas.microsoft.com/office/drawing/2017/model3d" xmlns:o="urn:schemas-microsoft-com:office:office" xmlns:oel="http://schemas.microsoft.com/office/2019/extlst" xmlns:r="http://schemas.openxmlformats.org/officeDocument/2006/relationships" xmlns:m="http://schemas.openxmlformats.org/officeDocument/2006/math" xmlns:v="urn:schemas-microsoft-com:vml" xmlns:wp14="http://schemas.microsoft.com/office/word/2010/wordprocessingDrawing" xmlns:wp="http://schemas.openxmlformats.org/drawingml/2006/wordprocessingDrawing" xmlns:w10="urn:schemas-microsoft-com:office:word" xmlns:w="http://schemas.openxmlformats.org/wordprocessingml/2006/main" xmlns:w14="http://schemas.microsoft.com/office/word/2010/wordml" xmlns:w15="http://schemas.microsoft.com/office/word/2012/wordml" xmlns:w16cex="http://schemas.microsoft.com/office/word/2018/wordml/cex" xmlns:w16cid="http://schemas.microsoft.com/office/word/2016/wordml/cid" xmlns:w16="http://schemas.microsoft.com/office/word/2018/wordml" xmlns:w16du="http://schemas.microsoft.com/office/word/2023/wordml/word16du" xmlns:w16sdtdh="http://schemas.microsoft.com/office/word/2020/wordml/sdtdatahash" xmlns:w16sdtfl="http://schemas.microsoft.com/office/word/2024/wordml/sdtformatlock" xmlns:w16se="http://schemas.microsoft.com/office/word/2015/wordml/symex" xmlns:wpg="http://schemas.microsoft.com/office/word/2010/wordprocessingGroup" xmlns:wpi="http://schemas.microsoft.com/office/word/2010/wordprocessingInk" xmlns:wne="http://schemas.microsoft.com/office/word/2006/wordml" xmlns:wps="http://schemas.microsoft.com/office/word/2010/wordprocessingShape" mc:Ignorable="w14 w15 w16se w16cid w16 w16cex w16sdtdh w16sdtfl w16du wp14">
   <w:body>
     <w:p>
       <w:pPr>
         <w:pStyle w:val="ac"/>
-      </w:pPr>
-      <w:r>
-        <w:rPr>
-          <w:rFonts w:ascii="Times New Roman" w:hAnsi="Times New Roman"/>
+        <w:rPr>
+          <w:rFonts w:ascii="돋움체" w:eastAsia="돋움체" w:hAnsi="돋움체"/>
+          <w:sz w:val="30"/>
+          <w:szCs w:val="30"/>
+        </w:rPr>
+      </w:pPr>
+      <w:r>
+        <w:rPr>
+          <w:rFonts w:ascii="돋움체" w:eastAsia="돋움체" w:hAnsi="돋움체"/>
           <w:b/>
-        </w:rPr>
-        <w:t>공동주택 음식물 쓰레기통 자율 수거를 위한 저비용 임베디드 시제품 개발</w:t>
+          <w:sz w:val="30"/>
+          <w:szCs w:val="30"/>
+        </w:rPr>
+        <w:t>공동주택 음식물 쓰레기통 자율 수거를 위한 저비용</w:t>
+      </w:r>
+      <w:r>
+        <w:rPr>
+          <w:rFonts w:ascii="돋움체" w:eastAsia="돋움체" w:hAnsi="돋움체" w:hint="eastAsia"/>
+          <w:b/>
+          <w:sz w:val="30"/>
+          <w:szCs w:val="30"/>
+        </w:rPr>
+        <w:t xml:space="preserve"> </w:t>
+      </w:r>
+      <w:r>
+        <w:rPr>
+          <w:rFonts w:ascii="돋움체" w:eastAsia="돋움체" w:hAnsi="돋움체"/>
+          <w:b/>
+          <w:sz w:val="30"/>
+          <w:szCs w:val="30"/>
+        </w:rPr>
+        <w:t>임베디드 시제품 개발</w:t>
       </w:r>
     </w:p>
     <w:p>
-      <w:pPr/>
+      <w:pPr>
+        <w:rPr>
+          <w:rFonts w:ascii="돋움체" w:eastAsia="돋움체" w:hAnsi="돋움체"/>
+        </w:rPr>
+      </w:pPr>
     </w:p>
     <w:p>
       <w:pPr>
         <w:pStyle w:val="a9"/>
-      </w:pPr>
-      <w:r>
-        <w:rPr>
-          <w:rFonts w:ascii="Times New Roman" w:hAnsi="Times New Roman"/>
-          <w:b w:val="0"/>
+        <w:spacing w:line="264" w:lineRule="auto"/>
+        <w:rPr>
+          <w:rFonts w:ascii="돋움체" w:hAnsi="돋움체"/>
+        </w:rPr>
+      </w:pPr>
+      <w:r>
+        <w:rPr>
+          <w:rFonts w:ascii="돋움체" w:hAnsi="돋움체"/>
         </w:rPr>
         <w:t>이경석 · 이상윤 · 전민제</w:t>
       </w:r>
@@ -32,105 +64,388 @@
     <w:p>
       <w:pPr>
         <w:pStyle w:val="aa"/>
-      </w:pPr>
-      <w:r>
-        <w:rPr>
-          <w:rFonts w:ascii="Times New Roman" w:hAnsi="Times New Roman"/>
-          <w:b w:val="0"/>
-        </w:rPr>
-        <w:t>한양대학교 기계공학부</w:t>
+        <w:jc w:val="center"/>
+        <w:rPr>
+          <w:rFonts w:ascii="바탕체" w:hAnsi="바탕체"/>
+          <w:sz w:val="20"/>
+        </w:rPr>
+      </w:pPr>
+      <w:r>
+        <w:rPr>
+          <w:rFonts w:ascii="바탕체" w:hAnsi="바탕체"/>
+          <w:sz w:val="20"/>
+        </w:rPr>
+        <w:t>한양대학교 기계공학</w:t>
+      </w:r>
+      <w:r>
+        <w:rPr>
+          <w:rFonts w:ascii="바탕체" w:hAnsi="바탕체" w:hint="eastAsia"/>
+          <w:sz w:val="20"/>
+        </w:rPr>
+        <w:t>부</w:t>
       </w:r>
     </w:p>
     <w:p>
-      <w:pPr/>
+      <w:pPr>
+        <w:rPr>
+          <w:rFonts w:ascii="돋움체" w:eastAsia="돋움체" w:hAnsi="돋움체"/>
+        </w:rPr>
+      </w:pPr>
     </w:p>
     <w:p>
       <w:pPr>
         <w:pStyle w:val="ab"/>
-      </w:pPr>
-      <w:r>
-        <w:rPr>
-          <w:rFonts w:ascii="Times New Roman" w:hAnsi="Times New Roman"/>
+        <w:rPr>
+          <w:rFonts w:eastAsia="돋움체"/>
+          <w:b/>
+        </w:rPr>
+      </w:pPr>
+      <w:r>
+        <w:rPr>
+          <w:rFonts w:eastAsia="돋움체"/>
           <w:b/>
         </w:rPr>
         <w:t>Development of a Low-Cost Embedded Prototype for Autonomous Collection of Food-Waste Bins in Residential Complexes</w:t>
       </w:r>
     </w:p>
     <w:p>
-      <w:pPr/>
+      <w:pPr>
+        <w:rPr>
+          <w:rFonts w:ascii="돋움체" w:eastAsia="돋움체" w:hAnsi="돋움체"/>
+        </w:rPr>
+      </w:pPr>
     </w:p>
     <w:p>
       <w:pPr>
         <w:pStyle w:val="ad"/>
-      </w:pPr>
-      <w:r>
-        <w:rPr>
-          <w:rFonts w:ascii="Times New Roman" w:hAnsi="Times New Roman"/>
-          <w:b w:val="0"/>
-        </w:rPr>
-        <w:t>Gyeongseok Lee, Sangyun Lee and Minje Jeon</w:t>
+        <w:spacing w:line="264" w:lineRule="auto"/>
+        <w:rPr>
+          <w:sz w:val="24"/>
+          <w:szCs w:val="24"/>
+        </w:rPr>
+      </w:pPr>
+      <w:proofErr w:type="spellStart"/>
+      <w:r>
+        <w:rPr>
+          <w:sz w:val="24"/>
+          <w:szCs w:val="24"/>
+        </w:rPr>
+        <w:t>Kyeongseok</w:t>
+      </w:r>
+      <w:proofErr w:type="spellEnd"/>
+      <w:r>
+        <w:rPr>
+          <w:sz w:val="24"/>
+          <w:szCs w:val="24"/>
+        </w:rPr>
+        <w:t xml:space="preserve"> Lee, </w:t>
+      </w:r>
+      <w:proofErr w:type="spellStart"/>
+      <w:r>
+        <w:rPr>
+          <w:sz w:val="24"/>
+          <w:szCs w:val="24"/>
+        </w:rPr>
+        <w:t>Sangyun</w:t>
+      </w:r>
+      <w:proofErr w:type="spellEnd"/>
+      <w:r>
+        <w:rPr>
+          <w:sz w:val="24"/>
+          <w:szCs w:val="24"/>
+        </w:rPr>
+        <w:t xml:space="preserve"> Lee and Minje Jeon</w:t>
       </w:r>
     </w:p>
     <w:p>
       <w:pPr>
         <w:pStyle w:val="aa"/>
-      </w:pPr>
-      <w:r>
-        <w:rPr>
-          <w:rFonts w:ascii="Times New Roman" w:hAnsi="Times New Roman"/>
-          <w:b w:val="0"/>
-        </w:rPr>
-        <w:t>School of Mechanical Engineering, Hanyang University.</w:t>
+        <w:jc w:val="center"/>
+        <w:rPr>
+          <w:rFonts w:eastAsia="돋움체"/>
+          <w:sz w:val="20"/>
+        </w:rPr>
+      </w:pPr>
+      <w:r>
+        <w:rPr>
+          <w:rFonts w:eastAsia="돋움체"/>
+          <w:sz w:val="20"/>
+        </w:rPr>
+        <w:t>School of Mechanical Engineering, Hanyang University</w:t>
       </w:r>
     </w:p>
     <w:p>
-      <w:pPr/>
+      <w:pPr>
+        <w:rPr>
+          <w:rFonts w:ascii="돋움체" w:eastAsia="돋움체" w:hAnsi="돋움체"/>
+        </w:rPr>
+      </w:pPr>
     </w:p>
     <w:p>
-      <w:pPr/>
-      <w:r>
-        <w:rPr>
-          <w:rFonts w:ascii="Times New Roman" w:hAnsi="Times New Roman"/>
-          <w:b w:val="0"/>
-          <w:sz w:val="20"/>
-        </w:rPr>
-        <w:t>Key Words: Autonomous Mobile Robot(자율주행 로봇), Food Waste Collection(음식물 쓰레기 수거), Embedded System(임베디드 시스템), A* Path Planning(A* 경로 계획), QR Code Localization(QR 코드 측위)</w:t>
+      <w:pPr>
+        <w:framePr w:w="9617" w:h="6028" w:hRule="exact" w:hSpace="180" w:wrap="around" w:vAnchor="text" w:hAnchor="text" w:x="10" w:y="-6"/>
+        <w:pBdr>
+          <w:top w:val="single" w:sz="4" w:space="1" w:color="auto"/>
+          <w:bottom w:val="single" w:sz="4" w:space="1" w:color="auto"/>
+        </w:pBdr>
+        <w:spacing w:before="60"/>
+        <w:ind w:left="1281" w:hangingChars="640" w:hanging="1281"/>
+        <w:rPr>
+          <w:color w:val="2B3FFD"/>
+        </w:rPr>
+      </w:pPr>
+      <w:r>
+        <w:rPr>
+          <w:b/>
+          <w:szCs w:val="22"/>
+        </w:rPr>
+        <w:t>Key Words</w:t>
+      </w:r>
+      <w:r>
+        <w:rPr>
+          <w:szCs w:val="22"/>
+        </w:rPr>
+        <w:t>:  A</w:t>
+      </w:r>
+      <w:r>
+        <w:rPr>
+          <w:rFonts w:eastAsia="돋움체"/>
+        </w:rPr>
+        <w:t>utonomous Mobile Robot(</w:t>
+      </w:r>
+      <w:r>
+        <w:rPr>
+          <w:rFonts w:ascii="바탕체" w:hAnsi="바탕체"/>
+        </w:rPr>
+        <w:t>자율주행 로봇</w:t>
+      </w:r>
+      <w:r>
+        <w:rPr>
+          <w:rFonts w:eastAsia="돋움체"/>
+        </w:rPr>
+        <w:t>), Food Waste Collection(</w:t>
+      </w:r>
+      <w:r>
+        <w:rPr>
+          <w:rFonts w:ascii="바탕체" w:hAnsi="바탕체"/>
+        </w:rPr>
+        <w:t>음식물 쓰레기 수거</w:t>
+      </w:r>
+      <w:r>
+        <w:rPr>
+          <w:rFonts w:eastAsia="돋움체"/>
+        </w:rPr>
+        <w:t>), Embedded System(</w:t>
+      </w:r>
+      <w:r>
+        <w:rPr>
+          <w:rFonts w:ascii="바탕체" w:hAnsi="바탕체"/>
+        </w:rPr>
+        <w:t>임베디드 시스템</w:t>
+      </w:r>
+      <w:r>
+        <w:rPr>
+          <w:rFonts w:eastAsia="돋움체"/>
+        </w:rPr>
+        <w:t>), A* Path Planning(</w:t>
+      </w:r>
+      <w:r>
+        <w:rPr>
+          <w:rFonts w:ascii="바탕체" w:hAnsi="바탕체"/>
+        </w:rPr>
+        <w:t>A* 경로 계획</w:t>
+      </w:r>
+      <w:r>
+        <w:rPr>
+          <w:rFonts w:eastAsia="돋움체"/>
+        </w:rPr>
+        <w:t>), QR Code Localization(</w:t>
+      </w:r>
+      <w:r>
+        <w:rPr>
+          <w:rFonts w:ascii="바탕체" w:hAnsi="바탕체"/>
+        </w:rPr>
+        <w:t xml:space="preserve">QR 코드 </w:t>
+      </w:r>
+      <w:proofErr w:type="spellStart"/>
+      <w:r>
+        <w:rPr>
+          <w:rFonts w:ascii="바탕체" w:hAnsi="바탕체"/>
+        </w:rPr>
+        <w:t>측위</w:t>
+      </w:r>
+      <w:proofErr w:type="spellEnd"/>
+      <w:r>
+        <w:rPr>
+          <w:rFonts w:eastAsia="돋움체"/>
+        </w:rPr>
+        <w:t>)</w:t>
+      </w:r>
+      <w:r>
+        <w:rPr>
+          <w:rFonts w:hint="eastAsia"/>
+          <w:color w:val="2B3FFD"/>
+          <w:szCs w:val="22"/>
+        </w:rPr>
+        <w:t xml:space="preserve"> </w:t>
       </w:r>
     </w:p>
     <w:p>
       <w:pPr>
         <w:pStyle w:val="af4"/>
-      </w:pPr>
-      <w:r>
-        <w:rPr>
-          <w:rFonts w:ascii="Times New Roman" w:hAnsi="Times New Roman"/>
-          <w:b w:val="0"/>
-        </w:rPr>
-        <w:t>초록: 본 논문은 공동주택 단지에서 3 L 규모의 음식물 쓰레기통을 자율적으로 수거하는 저비용 임베디드 로봇 시제품과, 이를 일관되게 검증하기 위한 3계층 개발 환경을 제안한다. 제안 플랫폼은 웹 기반 2D 시뮬레이션, Webots 3D 물리 시뮬레이션, 실물 로봇이 동일한 미션 로직을 공유하며 실시간으로 동기화되는 구조를 갖는다. 시제품은 Raspberry Pi 4와 Arduino Mega 기반의 이원화 제어 구조에, 고가의 LiDAR·GPS 없이 초음파·관성·영상 센서만을 결합하였고, A* 경로 탐색, 최근접 이웃 방문 순서 최적화, QR 코드 측위, 유한 상태머신 기반 수거 시퀀스로 빈 탐색·접근·수거·배출을 수행한다. 마이크로컨트롤러 수준의 독립 안전 정지 로직으로 충돌과 통신 두절에 대응한다. 40×30 격자 시제품 환경의 시뮬레이션 실험을 통해 수거 미션 시간, 장애물 팽창 비용의 효과, 방문 순서 최적화 품질, 경로 탐색 확장성을 정량적으로 분석하였다.</w:t>
+        <w:framePr w:w="9617" w:h="6028" w:hRule="exact" w:hSpace="180" w:wrap="around" w:vAnchor="text" w:hAnchor="text" w:x="10" w:y="-6"/>
+        <w:pBdr>
+          <w:top w:val="single" w:sz="4" w:space="1" w:color="auto"/>
+          <w:bottom w:val="single" w:sz="4" w:space="1" w:color="auto"/>
+        </w:pBdr>
+        <w:wordWrap w:val="0"/>
+        <w:spacing w:before="200" w:after="200" w:line="240" w:lineRule="auto"/>
+        <w:rPr>
+          <w:rFonts w:ascii="Times New Roman" w:eastAsia="바탕체" w:hAnsi="Times New Roman" w:cs="Times New Roman"/>
+          <w:color w:val="2B3FFD"/>
+        </w:rPr>
+      </w:pPr>
+      <w:r>
+        <w:rPr>
+          <w:rFonts w:ascii="돋움체" w:eastAsia="돋움체" w:hAnsi="돋움체" w:cs="Arial"/>
+          <w:b/>
+        </w:rPr>
+        <w:t>초록</w:t>
+      </w:r>
+      <w:r>
+        <w:rPr>
+          <w:rFonts w:ascii="바탕체" w:hAnsi="바탕체" w:cs="Arial"/>
+        </w:rPr>
+        <w:t xml:space="preserve">: </w:t>
+      </w:r>
+      <w:r>
+        <w:rPr>
+          <w:rFonts w:ascii="바탕체" w:eastAsia="바탕체" w:hAnsi="바탕체"/>
+        </w:rPr>
+        <w:t xml:space="preserve">본 논문은 공동주택 단지에서 3 L 규모의 음식물 쓰레기통을 자율적으로 수거하는 저비용 임베디드 로봇 시제품과, 이를 일관되게 검증하기 위한 3계층 개발 환경을 제안한다. 제안 플랫폼은 웹 기반 2D 시뮬레이션, </w:t>
+      </w:r>
+      <w:proofErr w:type="spellStart"/>
+      <w:r>
+        <w:rPr>
+          <w:rFonts w:ascii="바탕체" w:eastAsia="바탕체" w:hAnsi="바탕체"/>
+        </w:rPr>
+        <w:t>Webots</w:t>
+      </w:r>
+      <w:proofErr w:type="spellEnd"/>
+      <w:r>
+        <w:rPr>
+          <w:rFonts w:ascii="바탕체" w:eastAsia="바탕체" w:hAnsi="바탕체"/>
+        </w:rPr>
+        <w:t xml:space="preserve"> 3D 물리 시뮬레이션, 실물 로봇이 동일한 미션 로직을 공유하며 실시간으로 동기화되는 구조를 갖는다. 시제품은 Raspberry Pi 4와 Arduino Mega 기반의 이원화 제어 구조에, 고가의 </w:t>
+      </w:r>
+      <w:proofErr w:type="spellStart"/>
+      <w:r>
+        <w:rPr>
+          <w:rFonts w:ascii="바탕체" w:eastAsia="바탕체" w:hAnsi="바탕체"/>
+        </w:rPr>
+        <w:t>LiDAR·GPS</w:t>
+      </w:r>
+      <w:proofErr w:type="spellEnd"/>
+      <w:r>
+        <w:rPr>
+          <w:rFonts w:ascii="바탕체" w:eastAsia="바탕체" w:hAnsi="바탕체"/>
+        </w:rPr>
+        <w:t xml:space="preserve"> 없이 초음파·관성·영상 센서만을 결합하였고, A* 경로 탐색, 최근접 이웃 방문 순서 최적화, QR 코드 </w:t>
+      </w:r>
+      <w:proofErr w:type="spellStart"/>
+      <w:r>
+        <w:rPr>
+          <w:rFonts w:ascii="바탕체" w:eastAsia="바탕체" w:hAnsi="바탕체"/>
+        </w:rPr>
+        <w:t>측위</w:t>
+      </w:r>
+      <w:proofErr w:type="spellEnd"/>
+      <w:r>
+        <w:rPr>
+          <w:rFonts w:ascii="바탕체" w:eastAsia="바탕체" w:hAnsi="바탕체"/>
+        </w:rPr>
+        <w:t xml:space="preserve">, 유한 </w:t>
+      </w:r>
+      <w:proofErr w:type="spellStart"/>
+      <w:r>
+        <w:rPr>
+          <w:rFonts w:ascii="바탕체" w:eastAsia="바탕체" w:hAnsi="바탕체"/>
+        </w:rPr>
+        <w:t>상태머신</w:t>
+      </w:r>
+      <w:proofErr w:type="spellEnd"/>
+      <w:r>
+        <w:rPr>
+          <w:rFonts w:ascii="바탕체" w:eastAsia="바탕체" w:hAnsi="바탕체"/>
+        </w:rPr>
+        <w:t xml:space="preserve"> 기반 수거 시퀀스로 빈 탐색·접근·수거·배출을 수행한다. </w:t>
+      </w:r>
+      <w:proofErr w:type="spellStart"/>
+      <w:r>
+        <w:rPr>
+          <w:rFonts w:ascii="바탕체" w:eastAsia="바탕체" w:hAnsi="바탕체"/>
+        </w:rPr>
+        <w:t>마이크로컨트롤러</w:t>
+      </w:r>
+      <w:proofErr w:type="spellEnd"/>
+      <w:r>
+        <w:rPr>
+          <w:rFonts w:ascii="바탕체" w:eastAsia="바탕체" w:hAnsi="바탕체"/>
+        </w:rPr>
+        <w:t xml:space="preserve"> 수준의 독립 안전 정지 로직으로 충돌과 통신 두절에 대응한다. 40×30 격자 시제품 환경의 시뮬레이션 실험을 통해 수거 미션 시간, 장애물 팽창 비용의 효과, 방문 순서 최적화 품질, 경로 탐색 확장성을 정량적으로 분석하였다.</w:t>
       </w:r>
     </w:p>
     <w:p>
       <w:pPr>
-        <w:pStyle w:val="abstract"/>
-      </w:pPr>
-      <w:r>
-        <w:rPr>
-          <w:rFonts w:ascii="Times New Roman" w:hAnsi="Times New Roman"/>
-          <w:b w:val="0"/>
-        </w:rPr>
-        <w:t>Abstract: This paper presents a low-cost embedded prototype robot for autonomously collecting 3 L food-waste bins in residential apartment complexes, together with a three-layer development environment for consistent verification. The platform lets a web-based 2D simulation, a Webots 3D physics simulation, and the physical robot share an identical mission logic synchronized in real time. The prototype combines a Raspberry Pi 4 and an Arduino Mega in a two-tier control architecture with ultrasonic, inertial, and vision sensors but without LiDAR or GPS, and performs bin search, approach, pickup, and disposal through A* path planning, nearest-neighbor visit-order optimization, QR-code localization, and a finite-state mission sequence. An independent microcontroller-level safety-stop logic handles collision and communication loss. Using a 40x30 grid prototype environment, we quantitatively analyze mission time, the effect of obstacle inflation cost, the quality of visit-order optimization, and the scalability of the path planner through simulation experiments.</w:t>
+        <w:framePr w:w="9617" w:h="6028" w:hRule="exact" w:hSpace="180" w:wrap="around" w:vAnchor="text" w:hAnchor="text" w:x="10" w:y="-6"/>
+        <w:pBdr>
+          <w:top w:val="single" w:sz="4" w:space="1" w:color="auto"/>
+          <w:bottom w:val="single" w:sz="4" w:space="1" w:color="auto"/>
+        </w:pBdr>
+        <w:spacing w:line="252" w:lineRule="auto"/>
+        <w:ind w:firstLine="0"/>
+      </w:pPr>
+      <w:r>
+        <w:rPr>
+          <w:b/>
+          <w:bCs/>
+        </w:rPr>
+        <w:t>Abstract</w:t>
+      </w:r>
+      <w:r>
+        <w:t xml:space="preserve">: </w:t>
+      </w:r>
+      <w:r>
+        <w:t xml:space="preserve">This paper presents a low-cost embedded prototype robot for autonomously collecting 3 L food-waste bins in residential apartment complexes, together with a three-layer development environment for consistent verification. The platform lets a web-based 2D simulation, a </w:t>
+      </w:r>
+      <w:proofErr w:type="spellStart"/>
+      <w:r>
+        <w:t>Webots</w:t>
+      </w:r>
+      <w:proofErr w:type="spellEnd"/>
+      <w:r>
+        <w:t xml:space="preserve"> 3D physics simulation, and the physical robot share an identical mission logic synchronized in real time. The prototype combines a Raspberry Pi 4 and an Arduino Mega in a two-tier control architecture with ultrasonic, inertial, and vision sensors but without LiDAR or GPS, and performs bin search, approach, pickup, and disposal through A* path planning, nearest-neighbor visit-order optimization, QR-code localization, and a finite-state mission sequence. An independent microcontroller-level safety-stop logic handles collision and communication loss. Using a 40x30 grid prototype environment, we quantitatively analyze mission time, the effect of obstacle inflation cost, the quality of visit-order optimization, and the scalability of the path planner through simulation experiments</w:t>
+      </w:r>
+      <w:r>
+        <w:rPr>
+          <w:rFonts w:hint="eastAsia"/>
+          <w:color w:val="0000FF"/>
+        </w:rPr>
+        <w:t>.</w:t>
       </w:r>
     </w:p>
     <w:p>
       <w:pPr>
         <w:ind w:firstLine="0"/>
+        <w:rPr>
+          <w:rFonts w:ascii="돋움체" w:eastAsia="돋움체" w:hAnsi="돋움체"/>
+        </w:rPr>
         <w:sectPr>
           <w:headerReference w:type="even" r:id="rId8"/>
           <w:headerReference w:type="default" r:id="rId9"/>
           <w:footerReference w:type="even" r:id="rId10"/>
           <w:footerReference w:type="default" r:id="rId11"/>
           <w:headerReference w:type="first" r:id="rId12"/>
-          <w:footerReference w:type="first" r:id="rId13"/>
           <w:pgSz w:w="11906" w:h="16838" w:code="9"/>
           <w:pgMar w:top="2325" w:right="1134" w:bottom="1134" w:left="1134" w:header="1758" w:footer="0" w:gutter="0"/>
           <w:cols w:space="720"/>
@@ -142,10 +457,15 @@
     <w:p>
       <w:pPr>
         <w:pStyle w:val="ae"/>
-      </w:pPr>
-      <w:r>
-        <w:rPr>
-          <w:rFonts w:ascii="Times New Roman" w:hAnsi="Times New Roman"/>
+        <w:spacing w:line="264" w:lineRule="auto"/>
+        <w:ind w:firstLine="0"/>
+        <w:rPr>
+          <w:rFonts w:ascii="돋움체" w:hAnsi="돋움체"/>
+        </w:rPr>
+      </w:pPr>
+      <w:r>
+        <w:rPr>
+          <w:rFonts w:ascii="돋움체" w:hAnsi="돋움체"/>
         </w:rPr>
         <w:t>- 기호 설명 -</w:t>
       </w:r>
@@ -153,282 +473,1079 @@
     <w:p>
       <w:pPr>
         <w:pStyle w:val="a0"/>
-      </w:pPr>
-      <w:r>
-        <w:rPr>
-          <w:rFonts w:ascii="Times New Roman" w:hAnsi="Times New Roman"/>
-          <w:b w:val="0"/>
-        </w:rPr>
-        <w:t>g(n) : 출발 노드로부터 노드 n 까지의 누적 이동 비용</w:t>
+        <w:numPr>
+          <w:ilvl w:val="0"/>
+          <w:numId w:val="6"/>
+        </w:numPr>
+        <w:rPr>
+          <w:rFonts w:ascii="돋움체" w:eastAsia="돋움체" w:hAnsi="돋움체"/>
+        </w:rPr>
+      </w:pPr>
+      <m:oMath>
+        <m:r>
+          <m:rPr>
+            <m:sty m:val="p"/>
+          </m:rPr>
+          <w:rPr>
+            <w:rFonts w:ascii="Cambria Math" w:eastAsia="돋움체" w:hAnsi="Cambria Math"/>
+          </w:rPr>
+          <m:t>g(n)</m:t>
+        </m:r>
+      </m:oMath>
+      <w:r>
+        <w:rPr>
+          <w:rFonts w:ascii="돋움체" w:eastAsia="돋움체" w:hAnsi="돋움체"/>
+        </w:rPr>
+        <w:t xml:space="preserve"> : 출발 노드로부터 노드 </w:t>
+      </w:r>
+      <m:oMath>
+        <m:r>
+          <m:rPr>
+            <m:sty m:val="p"/>
+          </m:rPr>
+          <w:rPr>
+            <w:rFonts w:ascii="Cambria Math" w:eastAsia="돋움체" w:hAnsi="Cambria Math"/>
+          </w:rPr>
+          <m:t>n</m:t>
+        </m:r>
+      </m:oMath>
+      <w:r>
+        <w:rPr>
+          <w:rFonts w:ascii="돋움체" w:eastAsia="돋움체" w:hAnsi="돋움체"/>
+        </w:rPr>
+        <w:t xml:space="preserve"> 까지의 누적 이동 비용</w:t>
       </w:r>
     </w:p>
     <w:p>
       <w:pPr>
         <w:pStyle w:val="a0"/>
-      </w:pPr>
-      <w:r>
-        <w:rPr>
-          <w:rFonts w:ascii="Times New Roman" w:hAnsi="Times New Roman"/>
-          <w:b w:val="0"/>
-        </w:rPr>
-        <w:t>h(n) : 노드 n 으로부터 목표까지의 휴리스틱 추정 비용</w:t>
+        <w:numPr>
+          <w:ilvl w:val="0"/>
+          <w:numId w:val="6"/>
+        </w:numPr>
+        <w:rPr>
+          <w:rFonts w:ascii="돋움체" w:eastAsia="돋움체" w:hAnsi="돋움체"/>
+        </w:rPr>
+      </w:pPr>
+      <m:oMath>
+        <m:r>
+          <m:rPr>
+            <m:sty m:val="p"/>
+          </m:rPr>
+          <w:rPr>
+            <w:rFonts w:ascii="Cambria Math" w:eastAsia="돋움체" w:hAnsi="Cambria Math"/>
+          </w:rPr>
+          <m:t>h(n)</m:t>
+        </m:r>
+      </m:oMath>
+      <w:r>
+        <w:rPr>
+          <w:rFonts w:ascii="돋움체" w:eastAsia="돋움체" w:hAnsi="돋움체"/>
+        </w:rPr>
+        <w:t xml:space="preserve"> : 노드 </w:t>
+      </w:r>
+      <m:oMath>
+        <m:r>
+          <m:rPr>
+            <m:sty m:val="p"/>
+          </m:rPr>
+          <w:rPr>
+            <w:rFonts w:ascii="Cambria Math" w:eastAsia="돋움체" w:hAnsi="Cambria Math"/>
+          </w:rPr>
+          <m:t>n</m:t>
+        </m:r>
+      </m:oMath>
+      <w:r>
+        <w:rPr>
+          <w:rFonts w:ascii="돋움체" w:eastAsia="돋움체" w:hAnsi="돋움체"/>
+        </w:rPr>
+        <w:t xml:space="preserve"> </w:t>
+      </w:r>
+      <w:proofErr w:type="spellStart"/>
+      <w:r>
+        <w:rPr>
+          <w:rFonts w:ascii="돋움체" w:eastAsia="돋움체" w:hAnsi="돋움체"/>
+        </w:rPr>
+        <w:t>으로부터</w:t>
+      </w:r>
+      <w:proofErr w:type="spellEnd"/>
+      <w:r>
+        <w:rPr>
+          <w:rFonts w:ascii="돋움체" w:eastAsia="돋움체" w:hAnsi="돋움체"/>
+        </w:rPr>
+        <w:t xml:space="preserve"> 목표까지의 휴리스틱 추정 비용</w:t>
       </w:r>
     </w:p>
     <w:p>
       <w:pPr>
         <w:pStyle w:val="a0"/>
-      </w:pPr>
-      <w:r>
-        <w:rPr>
-          <w:rFonts w:ascii="Times New Roman" w:hAnsi="Times New Roman"/>
-          <w:b w:val="0"/>
-        </w:rPr>
-        <w:t>f(n) : A* 의 평가 함수, f(n) = g(n) + h(n)</w:t>
-      </w:r>
+        <w:numPr>
+          <w:ilvl w:val="0"/>
+          <w:numId w:val="6"/>
+        </w:numPr>
+        <w:rPr>
+          <w:rFonts w:ascii="돋움체" w:eastAsia="돋움체" w:hAnsi="돋움체"/>
+        </w:rPr>
+      </w:pPr>
+      <m:oMath>
+        <m:r>
+          <m:rPr>
+            <m:sty m:val="p"/>
+          </m:rPr>
+          <w:rPr>
+            <w:rFonts w:ascii="Cambria Math" w:eastAsia="돋움체" w:hAnsi="Cambria Math"/>
+          </w:rPr>
+          <m:t>f(n)</m:t>
+        </m:r>
+      </m:oMath>
+      <w:r>
+        <w:rPr>
+          <w:rFonts w:ascii="돋움체" w:eastAsia="돋움체" w:hAnsi="돋움체"/>
+        </w:rPr>
+        <w:t xml:space="preserve"> : </w:t>
+      </w:r>
+      <m:oMath>
+        <m:sSup>
+          <m:sSupPr>
+            <m:ctrlPr>
+              <w:rPr>
+                <w:rFonts w:ascii="Cambria Math" w:eastAsia="돋움체" w:hAnsi="Cambria Math"/>
+              </w:rPr>
+            </m:ctrlPr>
+          </m:sSupPr>
+          <m:e>
+            <m:r>
+              <m:rPr>
+                <m:sty m:val="p"/>
+              </m:rPr>
+              <w:rPr>
+                <w:rFonts w:ascii="Cambria Math" w:eastAsia="돋움체" w:hAnsi="Cambria Math"/>
+              </w:rPr>
+              <m:t>A</m:t>
+            </m:r>
+          </m:e>
+          <m:sup>
+            <m:r>
+              <m:rPr>
+                <m:sty m:val="p"/>
+              </m:rPr>
+              <w:rPr>
+                <w:rFonts w:ascii="Cambria Math" w:eastAsia="돋움체" w:hAnsi="Cambria Math"/>
+              </w:rPr>
+              <m:t>*</m:t>
+            </m:r>
+          </m:sup>
+        </m:sSup>
+      </m:oMath>
+      <w:r>
+        <w:rPr>
+          <w:rFonts w:ascii="돋움체" w:eastAsia="돋움체" w:hAnsi="돋움체"/>
+        </w:rPr>
+        <w:t xml:space="preserve">의 평가 함수, </w:t>
+      </w:r>
+      <m:oMath>
+        <m:r>
+          <m:rPr>
+            <m:sty m:val="p"/>
+          </m:rPr>
+          <w:rPr>
+            <w:rFonts w:ascii="Cambria Math" w:eastAsia="돋움체" w:hAnsi="Cambria Math"/>
+          </w:rPr>
+          <m:t>f</m:t>
+        </m:r>
+        <m:d>
+          <m:dPr>
+            <m:ctrlPr>
+              <w:rPr>
+                <w:rFonts w:ascii="Cambria Math" w:eastAsia="돋움체" w:hAnsi="Cambria Math"/>
+              </w:rPr>
+            </m:ctrlPr>
+          </m:dPr>
+          <m:e>
+            <m:r>
+              <m:rPr>
+                <m:sty m:val="p"/>
+              </m:rPr>
+              <w:rPr>
+                <w:rFonts w:ascii="Cambria Math" w:eastAsia="돋움체" w:hAnsi="Cambria Math"/>
+              </w:rPr>
+              <m:t>n</m:t>
+            </m:r>
+          </m:e>
+        </m:d>
+        <m:r>
+          <w:rPr>
+            <w:rFonts w:ascii="Cambria Math" w:eastAsia="돋움체" w:hAnsi="Cambria Math"/>
+          </w:rPr>
+          <m:t>=g</m:t>
+        </m:r>
+        <m:d>
+          <m:dPr>
+            <m:ctrlPr>
+              <w:rPr>
+                <w:rFonts w:ascii="Cambria Math" w:eastAsia="돋움체" w:hAnsi="Cambria Math"/>
+                <w:i/>
+              </w:rPr>
+            </m:ctrlPr>
+          </m:dPr>
+          <m:e>
+            <m:r>
+              <w:rPr>
+                <w:rFonts w:ascii="Cambria Math" w:eastAsia="돋움체" w:hAnsi="Cambria Math"/>
+              </w:rPr>
+              <m:t>n</m:t>
+            </m:r>
+          </m:e>
+        </m:d>
+        <m:r>
+          <w:rPr>
+            <w:rFonts w:ascii="Cambria Math" w:eastAsia="돋움체" w:hAnsi="Cambria Math"/>
+          </w:rPr>
+          <m:t>+h(n)</m:t>
+        </m:r>
+      </m:oMath>
     </w:p>
     <w:p>
       <w:pPr>
         <w:pStyle w:val="a0"/>
-      </w:pPr>
-      <w:r>
-        <w:rPr>
-          <w:rFonts w:ascii="Times New Roman" w:hAnsi="Times New Roman"/>
-          <w:b w:val="0"/>
-        </w:rPr>
-        <w:t>r_infl : 장애물 주변 비용 팽창 반경 [cells]</w:t>
-      </w:r>
+        <w:numPr>
+          <w:ilvl w:val="0"/>
+          <w:numId w:val="6"/>
+        </w:numPr>
+        <w:rPr>
+          <w:rFonts w:ascii="돋움체" w:eastAsia="돋움체" w:hAnsi="돋움체"/>
+        </w:rPr>
+      </w:pPr>
+      <m:oMath>
+        <m:sSub>
+          <m:sSubPr>
+            <m:ctrlPr>
+              <w:rPr>
+                <w:rFonts w:ascii="Cambria Math" w:eastAsia="돋움체" w:hAnsi="Cambria Math"/>
+              </w:rPr>
+            </m:ctrlPr>
+          </m:sSubPr>
+          <m:e>
+            <m:r>
+              <m:rPr>
+                <m:sty m:val="p"/>
+              </m:rPr>
+              <w:rPr>
+                <w:rFonts w:ascii="Cambria Math" w:eastAsia="돋움체" w:hAnsi="Cambria Math"/>
+              </w:rPr>
+              <m:t>r</m:t>
+            </m:r>
+          </m:e>
+          <m:sub>
+            <m:r>
+              <m:rPr>
+                <m:sty m:val="p"/>
+              </m:rPr>
+              <w:rPr>
+                <w:rFonts w:ascii="Cambria Math" w:eastAsia="돋움체" w:hAnsi="Cambria Math"/>
+              </w:rPr>
+              <m:t>infl</m:t>
+            </m:r>
+          </m:sub>
+        </m:sSub>
+      </m:oMath>
+      <w:r>
+        <w:rPr>
+          <w:rFonts w:ascii="돋움체" w:eastAsia="돋움체" w:hAnsi="돋움체"/>
+        </w:rPr>
+        <w:t xml:space="preserve"> : 장애물 주변 비용 팽창 반경 </w:t>
+      </w:r>
+      <m:oMath>
+        <m:r>
+          <w:rPr>
+            <w:rFonts w:ascii="Cambria Math" w:eastAsia="돋움체" w:hAnsi="Cambria Math"/>
+          </w:rPr>
+          <m:t>[cells]</m:t>
+        </m:r>
+      </m:oMath>
     </w:p>
     <w:p>
       <w:pPr>
         <w:pStyle w:val="a0"/>
-      </w:pPr>
-      <w:r>
-        <w:rPr>
-          <w:rFonts w:ascii="Times New Roman" w:hAnsi="Times New Roman"/>
-          <w:b w:val="0"/>
-        </w:rPr>
-        <w:t>v : 로봇 선속도 [cells/s]</w:t>
-      </w:r>
+        <w:numPr>
+          <w:ilvl w:val="0"/>
+          <w:numId w:val="6"/>
+        </w:numPr>
+        <w:rPr>
+          <w:rFonts w:ascii="돋움체" w:eastAsia="돋움체" w:hAnsi="돋움체"/>
+        </w:rPr>
+      </w:pPr>
+      <m:oMath>
+        <m:r>
+          <m:rPr>
+            <m:sty m:val="p"/>
+          </m:rPr>
+          <w:rPr>
+            <w:rFonts w:ascii="Cambria Math" w:eastAsia="돋움체" w:hAnsi="Cambria Math"/>
+          </w:rPr>
+          <m:t>v</m:t>
+        </m:r>
+      </m:oMath>
+      <w:r>
+        <w:rPr>
+          <w:rFonts w:ascii="돋움체" w:eastAsia="돋움체" w:hAnsi="돋움체"/>
+        </w:rPr>
+        <w:t xml:space="preserve"> : 로봇 </w:t>
+      </w:r>
+      <w:proofErr w:type="spellStart"/>
+      <w:r>
+        <w:rPr>
+          <w:rFonts w:ascii="돋움체" w:eastAsia="돋움체" w:hAnsi="돋움체"/>
+        </w:rPr>
+        <w:t>선속도</w:t>
+      </w:r>
+      <w:proofErr w:type="spellEnd"/>
+      <w:r>
+        <w:rPr>
+          <w:rFonts w:ascii="돋움체" w:eastAsia="돋움체" w:hAnsi="돋움체"/>
+        </w:rPr>
+        <w:t xml:space="preserve"> </w:t>
+      </w:r>
+      <m:oMath>
+        <m:r>
+          <w:rPr>
+            <w:rFonts w:ascii="Cambria Math" w:eastAsia="돋움체" w:hAnsi="Cambria Math"/>
+          </w:rPr>
+          <m:t>[cells/s]</m:t>
+        </m:r>
+      </m:oMath>
     </w:p>
     <w:p>
       <w:pPr>
         <w:pStyle w:val="a"/>
-      </w:pPr>
-      <w:r>
-        <w:rPr>
-          <w:rFonts w:ascii="Times New Roman" w:hAnsi="Times New Roman"/>
-        </w:rPr>
-        <w:t>1. 서 론</w:t>
+        <w:spacing w:after="240"/>
+        <w:ind w:left="0" w:firstLine="0"/>
+        <w:rPr>
+          <w:rFonts w:ascii="돋움체" w:hAnsi="돋움체"/>
+        </w:rPr>
+      </w:pPr>
+      <w:r>
+        <w:rPr>
+          <w:rFonts w:ascii="돋움체" w:hAnsi="돋움체"/>
+        </w:rPr>
+        <w:t>서 론</w:t>
       </w:r>
     </w:p>
     <w:p>
       <w:pPr>
-        <w:pStyle w:val="af1"/>
-      </w:pPr>
-      <w:r>
-        <w:rPr>
-          <w:rFonts w:ascii="Times New Roman" w:hAnsi="Times New Roman"/>
-        </w:rPr>
-        <w:t>1.1 연구 배경</w:t>
+        <w:pStyle w:val="a0"/>
+        <w:numPr>
+          <w:ilvl w:val="0"/>
+          <w:numId w:val="0"/>
+        </w:numPr>
+        <w:spacing w:line="240" w:lineRule="auto"/>
+        <w:ind w:firstLineChars="100" w:firstLine="200"/>
+        <w:rPr>
+          <w:rFonts w:ascii="바탕체" w:hAnsi="바탕체"/>
+        </w:rPr>
+      </w:pPr>
+      <w:r>
+        <w:rPr>
+          <w:rFonts w:ascii="바탕체" w:hAnsi="바탕체"/>
+        </w:rPr>
+        <w:t>공동주택 단지에서 음식물 쓰레기의 수거는 위생, 악취, 인력 비용 측면에서 지속적인 부담으로 지적되어 왔다. 대부분의 단지는 고정된 집하 공간에 주민이 직접 배출하는 방식을 따르며, 수거 동선과 시점이 사람의 노동에 의존한다. 이러한 반복적·정형적 작업은 자율주행 로봇을 통한 자동화의 대표적 적용 대상이다.</w:t>
       </w:r>
     </w:p>
     <w:p>
       <w:pPr>
         <w:pStyle w:val="a0"/>
-      </w:pPr>
-      <w:r>
-        <w:rPr>
-          <w:rFonts w:ascii="Times New Roman" w:hAnsi="Times New Roman"/>
-          <w:b w:val="0"/>
-        </w:rPr>
-        <w:t>공동주택 단지에서 음식물 쓰레기의 수거는 위생, 악취, 인력 비용 측면에서 지속적인 부담으로 지적되어 왔다. 대부분의 단지는 고정된 집하 공간에 주민이 직접 배출하는 방식을 따르며, 수거 동선과 시점이 사람의 노동에 의존한다. 이러한 반복적·정형적 작업은 자율주행 로봇을 통한 자동화의 대표적 적용 대상이다.</w:t>
+        <w:numPr>
+          <w:ilvl w:val="0"/>
+          <w:numId w:val="0"/>
+        </w:numPr>
+        <w:spacing w:line="240" w:lineRule="auto"/>
+        <w:ind w:firstLineChars="100" w:firstLine="200"/>
+        <w:rPr>
+          <w:rFonts w:ascii="바탕체" w:hAnsi="바탕체"/>
+        </w:rPr>
+      </w:pPr>
+      <w:r>
+        <w:rPr>
+          <w:rFonts w:ascii="바탕체" w:hAnsi="바탕체"/>
+        </w:rPr>
+        <w:t xml:space="preserve">그러나 상용 자율주행 로봇은 고가의 </w:t>
+      </w:r>
+      <w:r>
+        <w:t>LiDAR</w:t>
+      </w:r>
+      <w:r>
+        <w:rPr>
+          <w:rFonts w:ascii="바탕체" w:hAnsi="바탕체"/>
+        </w:rPr>
+        <w:t xml:space="preserve">와 </w:t>
+      </w:r>
+      <w:r>
+        <w:rPr>
+          <w:noProof/>
+        </w:rPr>
+        <w:lastRenderedPageBreak/>
+        <mc:AlternateContent>
+          <mc:Choice Requires="wps">
+            <w:drawing>
+              <wp:anchor distT="0" distB="0" distL="114300" distR="114300" simplePos="0" relativeHeight="251660288" behindDoc="0" locked="0" layoutInCell="1" allowOverlap="1" wp14:anchorId="6DE9DC1B" wp14:editId="50D015D6">
+                <wp:simplePos x="0" y="0"/>
+                <wp:positionH relativeFrom="column">
+                  <wp:posOffset>46990</wp:posOffset>
+                </wp:positionH>
+                <wp:positionV relativeFrom="paragraph">
+                  <wp:posOffset>1864995</wp:posOffset>
+                </wp:positionV>
+                <wp:extent cx="6039485" cy="635"/>
+                <wp:effectExtent l="0" t="0" r="5715" b="12065"/>
+                <wp:wrapTopAndBottom/>
+                <wp:docPr id="1458314268" name="Text Box 1"/>
+                <wp:cNvGraphicFramePr/>
+                <a:graphic xmlns:a="http://schemas.openxmlformats.org/drawingml/2006/main">
+                  <a:graphicData uri="http://schemas.microsoft.com/office/word/2010/wordprocessingShape">
+                    <wps:wsp>
+                      <wps:cNvSpPr txBox="1"/>
+                      <wps:spPr>
+                        <a:xfrm>
+                          <a:off x="0" y="0"/>
+                          <a:ext cx="6039485" cy="635"/>
+                        </a:xfrm>
+                        <a:prstGeom prst="rect">
+                          <a:avLst/>
+                        </a:prstGeom>
+                        <a:solidFill>
+                          <a:prstClr val="white"/>
+                        </a:solidFill>
+                        <a:ln>
+                          <a:noFill/>
+                        </a:ln>
+                      </wps:spPr>
+                      <wps:txbx>
+                        <w:txbxContent>
+                          <w:p>
+                            <w:pPr>
+                              <w:pStyle w:val="af9"/>
+                              <w:spacing w:line="216" w:lineRule="auto"/>
+                              <w:ind w:left="681" w:hangingChars="340" w:hanging="681"/>
+                              <w:rPr>
+                                <w:rFonts w:ascii="바탕체" w:hAnsi="바탕체"/>
+                              </w:rPr>
+                            </w:pPr>
+                            <w:r>
+                              <w:t>Fig</w:t>
+                            </w:r>
+                            <w:r>
+                              <w:t>ure</w:t>
+                            </w:r>
+                            <w:r>
+                              <w:t xml:space="preserve"> 1</w:t>
+                            </w:r>
+                            <w:r>
+                              <w:t xml:space="preserve"> </w:t>
+                            </w:r>
+                            <w:r>
+                              <w:rPr>
+                                <w:b w:val="0"/>
+                                <w:bCs w:val="0"/>
+                              </w:rPr>
+                              <w:t xml:space="preserve">Three-layer verification architecture synchronizing the web 2D simulation, the </w:t>
+                            </w:r>
+                            <w:proofErr w:type="spellStart"/>
+                            <w:r>
+                              <w:rPr>
+                                <w:b w:val="0"/>
+                                <w:bCs w:val="0"/>
+                              </w:rPr>
+                              <w:t>Webots</w:t>
+                            </w:r>
+                            <w:proofErr w:type="spellEnd"/>
+                            <w:r>
+                              <w:rPr>
+                                <w:b w:val="0"/>
+                                <w:bCs w:val="0"/>
+                              </w:rPr>
+                              <w:t xml:space="preserve"> 3D simulation, and the physical robot</w:t>
+                            </w:r>
+                          </w:p>
+                        </w:txbxContent>
+                      </wps:txbx>
+                      <wps:bodyPr rot="0" spcFirstLastPara="0" vertOverflow="overflow" horzOverflow="overflow" vert="horz" wrap="square" lIns="0" tIns="0" rIns="0" bIns="0" numCol="1" spcCol="0" rtlCol="0" fromWordArt="0" anchor="t" anchorCtr="0" forceAA="0" compatLnSpc="1">
+                        <a:prstTxWarp prst="textNoShape">
+                          <a:avLst/>
+                        </a:prstTxWarp>
+                        <a:spAutoFit/>
+                      </wps:bodyPr>
+                    </wps:wsp>
+                  </a:graphicData>
+                </a:graphic>
+              </wp:anchor>
+            </w:drawing>
+          </mc:Choice>
+          <mc:Fallback>
+            <w:pict>
+              <v:shapetype w14:anchorId="6DE9DC1B" id="_x0000_t202" coordsize="21600,21600" o:spt="202" path="m,l,21600r21600,l21600,xe">
+                <v:stroke joinstyle="miter"/>
+                <v:path gradientshapeok="t" o:connecttype="rect"/>
+              </v:shapetype>
+              <v:shape id="Text Box 1" o:spid="_x0000_s1026" type="#_x0000_t202" style="position:absolute;left:0;text-align:left;margin-left:3.7pt;margin-top:146.85pt;width:475.55pt;height:.05pt;z-index:251660288;visibility:visible;mso-wrap-style:square;mso-wrap-distance-left:9pt;mso-wrap-distance-top:0;mso-wrap-distance-right:9pt;mso-wrap-distance-bottom:0;mso-position-horizontal:absolute;mso-position-horizontal-relative:text;mso-position-vertical:absolute;mso-position-vertical-relative:text;v-text-anchor:top" o:gfxdata="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" stroked="f">
+                <v:textbox style="mso-fit-shape-to-text:t" inset="0,0,0,0">
+                  <w:txbxContent>
+                    <w:p>
+                      <w:pPr>
+                        <w:pStyle w:val="af9"/>
+                        <w:spacing w:line="216" w:lineRule="auto"/>
+                        <w:ind w:left="681" w:hangingChars="340" w:hanging="681"/>
+                        <w:rPr>
+                          <w:rFonts w:ascii="바탕체" w:hAnsi="바탕체" w:hint="eastAsia"/>
+                        </w:rPr>
+                      </w:pPr>
+                      <w:r>
+                        <w:t>Fig</w:t>
+                      </w:r>
+                      <w:r>
+                        <w:t>ure</w:t>
+                      </w:r>
+                      <w:r>
+                        <w:t xml:space="preserve"> 1</w:t>
+                      </w:r>
+                      <w:r>
+                        <w:t xml:space="preserve"> </w:t>
+                      </w:r>
+                      <w:r>
+                        <w:rPr>
+                          <w:b w:val="0"/>
+                          <w:bCs w:val="0"/>
+                        </w:rPr>
+                        <w:t xml:space="preserve">Three-layer verification architecture synchronizing the web 2D simulation, the </w:t>
+                      </w:r>
+                      <w:proofErr w:type="spellStart"/>
+                      <w:r>
+                        <w:rPr>
+                          <w:b w:val="0"/>
+                          <w:bCs w:val="0"/>
+                        </w:rPr>
+                        <w:t>Webots</w:t>
+                      </w:r>
+                      <w:proofErr w:type="spellEnd"/>
+                      <w:r>
+                        <w:rPr>
+                          <w:b w:val="0"/>
+                          <w:bCs w:val="0"/>
+                        </w:rPr>
+                        <w:t xml:space="preserve"> 3D simulation, and the physical robot</w:t>
+                      </w:r>
+                    </w:p>
+                  </w:txbxContent>
+                </v:textbox>
+                <w10:wrap type="topAndBottom"/>
+              </v:shape>
+            </w:pict>
+          </mc:Fallback>
+        </mc:AlternateContent>
+      </w:r>
+      <w:r>
+        <w:rPr>
+          <w:rFonts w:ascii="바탕체" w:hAnsi="바탕체"/>
+          <w:noProof/>
+        </w:rPr>
+        <w:drawing>
+          <wp:anchor distT="0" distB="0" distL="114300" distR="114300" simplePos="0" relativeHeight="251658240" behindDoc="0" locked="0" layoutInCell="1" allowOverlap="1" wp14:anchorId="08D83746" wp14:editId="70BF5C78">
+            <wp:simplePos x="0" y="0"/>
+            <wp:positionH relativeFrom="column">
+              <wp:posOffset>46990</wp:posOffset>
+            </wp:positionH>
+            <wp:positionV relativeFrom="paragraph">
+              <wp:posOffset>1905</wp:posOffset>
+            </wp:positionV>
+            <wp:extent cx="6039485" cy="1805940"/>
+            <wp:effectExtent l="0" t="0" r="5715" b="0"/>
+            <wp:wrapTopAndBottom/>
+            <wp:docPr id="35743265" name="그림 1" descr="텍스트, 스크린샷, 웹 페이지, 소프트웨어이(가) 표시된 사진&#10;&#10;AI 생성 콘텐츠는 정확하지 않을 수 있습니다."/>
+            <wp:cNvGraphicFramePr>
+              <a:graphicFrameLocks xmlns:a="http://schemas.openxmlformats.org/drawingml/2006/main" noChangeAspect="1"/>
+            </wp:cNvGraphicFramePr>
+            <a:graphic xmlns:a="http://schemas.openxmlformats.org/drawingml/2006/main">
+              <a:graphicData uri="http://schemas.openxmlformats.org/drawingml/2006/picture">
+                <pic:pic xmlns:pic="http://schemas.openxmlformats.org/drawingml/2006/picture">
+                  <pic:nvPicPr>
+                    <pic:cNvPr id="35743265" name="그림 1" descr="텍스트, 스크린샷, 웹 페이지, 소프트웨어이(가) 표시된 사진&#10;&#10;AI 생성 콘텐츠는 정확하지 않을 수 있습니다."/>
+                    <pic:cNvPicPr/>
+                  </pic:nvPicPr>
+                  <pic:blipFill rotWithShape="1">
+                    <a:blip r:embed="rId13" cstate="print">
+                      <a:extLst>
+                        <a:ext uri="{28A0092B-C50C-407E-A947-70E740481C1C}">
+                          <a14:useLocalDpi xmlns:a14="http://schemas.microsoft.com/office/drawing/2010/main" val="0"/>
+                        </a:ext>
+                      </a:extLst>
+                    </a:blip>
+                    <a:srcRect l="1273" t="9466" r="1452" b="32272"/>
+                    <a:stretch>
+                      <a:fillRect/>
+                    </a:stretch>
+                  </pic:blipFill>
+                  <pic:spPr bwMode="auto">
+                    <a:xfrm>
+                      <a:off x="0" y="0"/>
+                      <a:ext cx="6039485" cy="1805940"/>
+                    </a:xfrm>
+                    <a:prstGeom prst="rect">
+                      <a:avLst/>
+                    </a:prstGeom>
+                    <a:ln>
+                      <a:noFill/>
+                    </a:ln>
+                    <a:extLst>
+                      <a:ext uri="{53640926-AAD7-44D8-BBD7-CCE9431645EC}">
+                        <a14:shadowObscured xmlns:a14="http://schemas.microsoft.com/office/drawing/2010/main"/>
+                      </a:ext>
+                    </a:extLst>
+                  </pic:spPr>
+                </pic:pic>
+              </a:graphicData>
+            </a:graphic>
+            <wp14:sizeRelH relativeFrom="page">
+              <wp14:pctWidth>0</wp14:pctWidth>
+            </wp14:sizeRelH>
+            <wp14:sizeRelV relativeFrom="page">
+              <wp14:pctHeight>0</wp14:pctHeight>
+            </wp14:sizeRelV>
+          </wp:anchor>
+        </w:drawing>
+      </w:r>
+      <w:r>
+        <w:rPr>
+          <w:rFonts w:ascii="바탕체" w:hAnsi="바탕체"/>
+        </w:rPr>
+        <w:t>산업용 제어기를 전제로 하여, 소규모 단지나 시범 도입 단계에서 비용 장벽이 크다. 또한 알고리즘 검증과 실물 하드웨어 동작 사이의 간극이 커, 개발 과정에서 반복적인 현장 시험이 요구되며 이는 개발 비용과 위험을 증가시킨다.</w:t>
       </w:r>
     </w:p>
     <w:p>
       <w:pPr>
         <w:pStyle w:val="a0"/>
-      </w:pPr>
-      <w:r>
-        <w:rPr>
-          <w:rFonts w:ascii="Times New Roman" w:hAnsi="Times New Roman"/>
-          <w:b w:val="0"/>
-        </w:rPr>
-        <w:t>그러나 상용 자율주행 로봇은 고가의 LiDAR와 산업용 제어기를 전제로 하여, 소규모 단지나 시범 도입 단계에서 비용 장벽이 크다. 또한 알고리즘 검증과 실물 하드웨어 동작 사이의 간극이 커, 개발 과정에서 반복적인 현장 시험이 요구되며 이는 개발 비용과 위험을 증가시킨다.</w:t>
+        <w:numPr>
+          <w:ilvl w:val="0"/>
+          <w:numId w:val="0"/>
+        </w:numPr>
+        <w:spacing w:line="240" w:lineRule="auto"/>
+        <w:ind w:firstLineChars="100" w:firstLine="200"/>
+        <w:rPr>
+          <w:rFonts w:ascii="바탕체" w:hAnsi="바탕체"/>
+        </w:rPr>
+      </w:pPr>
+      <w:r>
+        <w:rPr>
+          <w:rFonts w:ascii="바탕체" w:hAnsi="바탕체"/>
+        </w:rPr>
+        <w:t xml:space="preserve">격자 지도 기반의 자율주행 경로 계획에서는 </w:t>
+      </w:r>
+      <m:oMath>
+        <m:sSup>
+          <m:sSupPr>
+            <m:ctrlPr>
+              <w:rPr>
+                <w:rFonts w:ascii="Cambria Math" w:eastAsia="돋움체" w:hAnsi="Cambria Math"/>
+              </w:rPr>
+            </m:ctrlPr>
+          </m:sSupPr>
+          <m:e>
+            <m:r>
+              <m:rPr>
+                <m:sty m:val="p"/>
+              </m:rPr>
+              <w:rPr>
+                <w:rFonts w:ascii="Cambria Math" w:eastAsia="돋움체" w:hAnsi="Cambria Math"/>
+              </w:rPr>
+              <m:t>A</m:t>
+            </m:r>
+          </m:e>
+          <m:sup>
+            <m:r>
+              <m:rPr>
+                <m:sty m:val="p"/>
+              </m:rPr>
+              <w:rPr>
+                <w:rFonts w:ascii="Cambria Math" w:eastAsia="돋움체" w:hAnsi="Cambria Math"/>
+              </w:rPr>
+              <m:t>*</m:t>
+            </m:r>
+          </m:sup>
+        </m:sSup>
+      </m:oMath>
+      <w:r>
+        <w:rPr>
+          <w:rFonts w:ascii="바탕체" w:hAnsi="바탕체"/>
+        </w:rPr>
+        <w:t xml:space="preserve"> 알고리즘</w:t>
+      </w:r>
+      <w:r>
+        <w:rPr>
+          <w:rFonts w:ascii="바탕체" w:hAnsi="바탕체"/>
+          <w:vertAlign w:val="superscript"/>
+        </w:rPr>
+        <w:t>(1)</w:t>
+      </w:r>
+      <w:r>
+        <w:rPr>
+          <w:rFonts w:ascii="바탕체" w:hAnsi="바탕체"/>
+        </w:rPr>
+        <w:t xml:space="preserve">이 최적성과 효율의 균형으로 널리 활용되며, </w:t>
+      </w:r>
+      <w:r>
+        <w:t>ROS 2</w:t>
+      </w:r>
+      <w:r>
+        <w:rPr>
+          <w:rFonts w:ascii="바탕체" w:hAnsi="바탕체"/>
+        </w:rPr>
+        <w:t xml:space="preserve">의 </w:t>
+      </w:r>
+      <w:r>
+        <w:t>Nav2</w:t>
+      </w:r>
+      <w:r>
+        <w:rPr>
+          <w:rFonts w:ascii="바탕체" w:hAnsi="바탕체"/>
+        </w:rPr>
+        <w:t xml:space="preserve"> 프레임워크</w:t>
+      </w:r>
+      <w:r>
+        <w:rPr>
+          <w:rFonts w:ascii="바탕체" w:hAnsi="바탕체"/>
+          <w:vertAlign w:val="superscript"/>
+        </w:rPr>
+        <w:t>(2)</w:t>
+      </w:r>
+      <w:r>
+        <w:rPr>
+          <w:rFonts w:ascii="바탕체" w:hAnsi="바탕체"/>
+        </w:rPr>
+        <w:t>는 이를 전역 계획기와 비용 지도(</w:t>
+      </w:r>
+      <w:r>
+        <w:t>costmap</w:t>
+      </w:r>
+      <w:r>
+        <w:rPr>
+          <w:rFonts w:ascii="바탕체" w:hAnsi="바탕체"/>
+        </w:rPr>
+        <w:t xml:space="preserve">) 기반의 지역 계획기로 통합한다. 저비용 측위를 위해서는 </w:t>
+      </w:r>
+      <w:r>
+        <w:t xml:space="preserve">QR </w:t>
+      </w:r>
+      <w:r>
+        <w:rPr>
+          <w:rFonts w:ascii="바탕체" w:hAnsi="바탕체"/>
+        </w:rPr>
+        <w:t>코드와 같은 인공 표식 기반 기법</w:t>
+      </w:r>
+      <w:r>
+        <w:rPr>
+          <w:rFonts w:ascii="바탕체" w:hAnsi="바탕체"/>
+          <w:vertAlign w:val="superscript"/>
+        </w:rPr>
+        <w:t>(3)</w:t>
+      </w:r>
+      <w:r>
+        <w:rPr>
+          <w:rFonts w:ascii="바탕체" w:hAnsi="바탕체"/>
+        </w:rPr>
+        <w:t xml:space="preserve">이 제안되어 왔고, 보행자·장애물 인지에는 </w:t>
+      </w:r>
+      <w:r>
+        <w:t>YOLO</w:t>
+      </w:r>
+      <w:r>
+        <w:rPr>
+          <w:vertAlign w:val="superscript"/>
+        </w:rPr>
+        <w:t>(4)</w:t>
+      </w:r>
+      <w:r>
+        <w:rPr>
+          <w:rFonts w:ascii="바탕체" w:hAnsi="바탕체"/>
+        </w:rPr>
+        <w:t xml:space="preserve"> 계열의 실시간 객체 검출이 사용된다. 본 연구는 이러한 구성요소를 저비용 임베디드 하드웨어에 통합하고, 시뮬레이션과 실물을 일관되게 검증하는 환경에 초점을 둔다.</w:t>
       </w:r>
     </w:p>
     <w:p>
       <w:pPr>
-        <w:pStyle w:val="af1"/>
-      </w:pPr>
-      <w:r>
-        <w:rPr>
-          <w:rFonts w:ascii="Times New Roman" w:hAnsi="Times New Roman"/>
-        </w:rPr>
-        <w:t>1.2 관련 연구</w:t>
+        <w:pStyle w:val="a0"/>
+        <w:numPr>
+          <w:ilvl w:val="0"/>
+          <w:numId w:val="0"/>
+        </w:numPr>
+        <w:spacing w:line="240" w:lineRule="auto"/>
+        <w:ind w:firstLineChars="100" w:firstLine="200"/>
+        <w:rPr>
+          <w:rFonts w:ascii="바탕체" w:hAnsi="바탕체"/>
+        </w:rPr>
+      </w:pPr>
+      <w:r>
+        <w:rPr>
+          <w:rFonts w:ascii="바탕체" w:hAnsi="바탕체"/>
+        </w:rPr>
+        <w:t xml:space="preserve">본 연구의 기여는 다음과 같다. 첫째, 저비용 임베디드 부품만으로 음식물 쓰레기 수거 로봇 시제품을 구현하였다. 둘째, 웹 </w:t>
+      </w:r>
+      <w:r>
+        <w:t>2D</w:t>
+      </w:r>
+      <w:r>
+        <w:rPr>
+          <w:rFonts w:ascii="바탕체" w:hAnsi="바탕체"/>
+        </w:rPr>
+        <w:t xml:space="preserve"> 시뮬레이션·</w:t>
+      </w:r>
+      <w:r>
+        <w:t>Webots 3D</w:t>
+      </w:r>
+      <w:r>
+        <w:rPr>
+          <w:rFonts w:ascii="바탕체" w:hAnsi="바탕체"/>
+        </w:rPr>
+        <w:t xml:space="preserve"> 시뮬레이션·실물 로봇이 동일 미션 로직을 공유하는 3계층 검증 환경을 제안하였다. 셋째, </w:t>
+      </w:r>
+      <w:r>
+        <w:t>ROS 2 Nav2</w:t>
+      </w:r>
+      <w:r>
+        <w:rPr>
+          <w:rFonts w:ascii="바탕체" w:hAnsi="바탕체"/>
+        </w:rPr>
+        <w:t xml:space="preserve"> 이식을 염두에 둔 </w:t>
+      </w:r>
+      <m:oMath>
+        <m:sSup>
+          <m:sSupPr>
+            <m:ctrlPr>
+              <w:rPr>
+                <w:rFonts w:ascii="Cambria Math" w:eastAsia="돋움체" w:hAnsi="Cambria Math"/>
+              </w:rPr>
+            </m:ctrlPr>
+          </m:sSupPr>
+          <m:e>
+            <m:r>
+              <m:rPr>
+                <m:sty m:val="p"/>
+              </m:rPr>
+              <w:rPr>
+                <w:rFonts w:ascii="Cambria Math" w:eastAsia="돋움체" w:hAnsi="Cambria Math"/>
+              </w:rPr>
+              <m:t>A</m:t>
+            </m:r>
+          </m:e>
+          <m:sup>
+            <m:r>
+              <m:rPr>
+                <m:sty m:val="p"/>
+              </m:rPr>
+              <w:rPr>
+                <w:rFonts w:ascii="Cambria Math" w:eastAsia="돋움체" w:hAnsi="Cambria Math"/>
+              </w:rPr>
+              <m:t>*</m:t>
+            </m:r>
+          </m:sup>
+        </m:sSup>
+      </m:oMath>
+      <w:r>
+        <w:rPr>
+          <w:rFonts w:ascii="바탕체" w:hAnsi="바탕체"/>
+        </w:rPr>
+        <w:t xml:space="preserve"> 경로 탐색·안전 구조를 설계하고, 시제품 환경에서 미션 성능과 알고리즘 특성을 정량적으로 분석하였다.</w:t>
       </w:r>
     </w:p>
     <w:p>
       <w:pPr>
-        <w:pStyle w:val="a0"/>
-      </w:pPr>
-      <w:r>
-        <w:rPr>
-          <w:rFonts w:ascii="Times New Roman" w:hAnsi="Times New Roman"/>
-          <w:b w:val="0"/>
-        </w:rPr>
-        <w:t>격자 지도 기반의 자율주행 경로 계획에서는 A* 알고리즘</w:t>
-      </w:r>
-      <w:r>
-        <w:rPr>
-          <w:rFonts w:ascii="Times New Roman" w:hAnsi="Times New Roman"/>
-          <w:vertAlign w:val="superscript"/>
-        </w:rPr>
-        <w:t>(1)</w:t>
-      </w:r>
-      <w:r>
-        <w:rPr>
-          <w:rFonts w:ascii="Times New Roman" w:hAnsi="Times New Roman"/>
-          <w:b w:val="0"/>
-        </w:rPr>
-        <w:t>이 최적성과 효율의 균형으로 널리 활용되며, ROS 2의 Nav2 프레임워크</w:t>
-      </w:r>
-      <w:r>
-        <w:rPr>
-          <w:rFonts w:ascii="Times New Roman" w:hAnsi="Times New Roman"/>
-          <w:vertAlign w:val="superscript"/>
-        </w:rPr>
-        <w:t>(2)</w:t>
-      </w:r>
-      <w:r>
-        <w:rPr>
-          <w:rFonts w:ascii="Times New Roman" w:hAnsi="Times New Roman"/>
-          <w:b w:val="0"/>
-        </w:rPr>
-        <w:t>는 이를 전역 계획기와 비용 지도(costmap) 기반의 지역 계획기로 통합한다. 저비용 측위를 위해서는 QR 코드와 같은 인공 표식 기반 기법</w:t>
-      </w:r>
-      <w:r>
-        <w:rPr>
-          <w:rFonts w:ascii="Times New Roman" w:hAnsi="Times New Roman"/>
-          <w:vertAlign w:val="superscript"/>
-        </w:rPr>
-        <w:t>(3)</w:t>
-      </w:r>
-      <w:r>
-        <w:rPr>
-          <w:rFonts w:ascii="Times New Roman" w:hAnsi="Times New Roman"/>
-          <w:b w:val="0"/>
-        </w:rPr>
-        <w:t>이 제안되어 왔고, 보행자·장애물 인지에는 YOLO</w:t>
-      </w:r>
-      <w:r>
-        <w:rPr>
-          <w:rFonts w:ascii="Times New Roman" w:hAnsi="Times New Roman"/>
-          <w:vertAlign w:val="superscript"/>
-        </w:rPr>
-        <w:t>(4)</w:t>
-      </w:r>
-      <w:r>
-        <w:rPr>
-          <w:rFonts w:ascii="Times New Roman" w:hAnsi="Times New Roman"/>
-          <w:b w:val="0"/>
-        </w:rPr>
-        <w:t xml:space="preserve"> 계열의 실시간 객체 검출이 사용된다. 본 연구는 이러한 구성요소를 저비용 임베디드 하드웨어에 통합하고, 시뮬레이션과 실물을 일관되게 검증하는 환경에 초점을 둔다.</w:t>
+        <w:pStyle w:val="a"/>
+        <w:rPr>
+          <w:rFonts w:ascii="돋움체" w:hAnsi="돋움체"/>
+        </w:rPr>
+      </w:pPr>
+      <w:r>
+        <w:rPr>
+          <w:rFonts w:ascii="돋움체" w:hAnsi="돋움체"/>
+        </w:rPr>
+        <w:t>시스템 구성</w:t>
       </w:r>
     </w:p>
     <w:p>
       <w:pPr>
-        <w:pStyle w:val="af1"/>
-      </w:pPr>
-      <w:r>
-        <w:rPr>
-          <w:rFonts w:ascii="Times New Roman" w:hAnsi="Times New Roman"/>
-        </w:rPr>
-        <w:t>1.3 연구 목표 및 기여</w:t>
+        <w:pStyle w:val="a0"/>
+      </w:pPr>
+      <w:r>
+        <w:t>계층</w:t>
+      </w:r>
+      <w:r>
+        <w:t xml:space="preserve"> </w:t>
+      </w:r>
+      <w:r>
+        <w:t>검증</w:t>
+      </w:r>
+      <w:r>
+        <w:t xml:space="preserve"> </w:t>
+      </w:r>
+      <w:r>
+        <w:t>아키텍처</w:t>
       </w:r>
     </w:p>
     <w:p>
       <w:pPr>
         <w:pStyle w:val="a0"/>
-      </w:pPr>
-      <w:r>
-        <w:rPr>
-          <w:rFonts w:ascii="Times New Roman" w:hAnsi="Times New Roman"/>
-          <w:b w:val="0"/>
-        </w:rPr>
-        <w:t>본 연구의 기여는 다음과 같다. 첫째, 저비용 임베디드 부품만으로 음식물 쓰레기 수거 로봇 시제품을 구현하였다. 둘째, 웹 2D 시뮬레이션·Webots 3D 시뮬레이션·실물 로봇이 동일 미션 로직을 공유하는 3계층 검증 환경을 제안하였다. 셋째, ROS 2 Nav2 이식을 염두에 둔 A* 경로 탐색·안전 구조를 설계하고, 시제품 환경에서 미션 성능과 알고리즘 특성을 정량적으로 분석하였다.</w:t>
+        <w:numPr>
+          <w:ilvl w:val="0"/>
+          <w:numId w:val="0"/>
+        </w:numPr>
+        <w:spacing w:line="240" w:lineRule="auto"/>
+        <w:ind w:firstLineChars="100" w:firstLine="200"/>
+        <w:rPr>
+          <w:rFonts w:ascii="바탕체" w:hAnsi="바탕체"/>
+        </w:rPr>
+      </w:pPr>
+      <w:r>
+        <w:rPr>
+          <w:rFonts w:ascii="바탕체" w:hAnsi="바탕체"/>
+        </w:rPr>
+        <w:t xml:space="preserve">제안 플랫폼은 </w:t>
+      </w:r>
+      <w:r>
+        <w:t>Fig. 1</w:t>
+      </w:r>
+      <w:r>
+        <w:rPr>
+          <w:rFonts w:ascii="바탕체" w:hAnsi="바탕체"/>
+        </w:rPr>
+        <w:t xml:space="preserve">과 같이 세 계층으로 구성된다. 웹 </w:t>
+      </w:r>
+      <w:r>
+        <w:t>2D</w:t>
+      </w:r>
+      <w:r>
+        <w:rPr>
+          <w:rFonts w:ascii="바탕체" w:hAnsi="바탕체"/>
+        </w:rPr>
+        <w:t xml:space="preserve"> 시뮬레이션 계층은 알고리즘의 빠른 반복 검증을, </w:t>
+      </w:r>
+      <w:r>
+        <w:t>Webots 3D</w:t>
+      </w:r>
+      <w:r>
+        <w:rPr>
+          <w:rFonts w:ascii="바탕체" w:hAnsi="바탕체"/>
+        </w:rPr>
+        <w:t xml:space="preserve"> 시뮬레이션 계층은 센서·모터 동역학을 포함한 물리 검증을, 실물 로봇 계층은 실제 하드웨어 동작을 담당한다. 세 계층은 </w:t>
+      </w:r>
+      <w:r>
+        <w:t>WebSocket</w:t>
+      </w:r>
+      <w:r>
+        <w:rPr>
+          <w:rFonts w:ascii="바탕체" w:hAnsi="바탕체"/>
+        </w:rPr>
+        <w:t xml:space="preserve">을 통해 </w:t>
+      </w:r>
+      <w:r>
+        <w:t>5 Hz</w:t>
+      </w:r>
+      <w:r>
+        <w:rPr>
+          <w:rFonts w:ascii="바탕체" w:hAnsi="바탕체"/>
+        </w:rPr>
+        <w:t xml:space="preserve">로 상태를 동기화하여 동일한 미션 로직이 일관되게 동작하도록 하며, 한 계층에서 검증된 로직을 다른 계층으로 위험 없이 이전할 수 있게 한다. 다만 측위 수단은 계층별로 다른데, </w:t>
+      </w:r>
+      <w:r>
+        <w:t>Webots 3D</w:t>
+      </w:r>
+      <w:r>
+        <w:rPr>
+          <w:rFonts w:ascii="바탕체" w:hAnsi="바탕체"/>
+        </w:rPr>
+        <w:t xml:space="preserve"> 시뮬레이션 계층은 </w:t>
+      </w:r>
+      <w:r>
+        <w:t>GPS·Compass</w:t>
+      </w:r>
+      <w:r>
+        <w:rPr>
+          <w:rFonts w:ascii="바탕체" w:hAnsi="바탕체"/>
+        </w:rPr>
+        <w:t>를 지면 실측(</w:t>
+      </w:r>
+      <w:r>
+        <w:t>ground-truth</w:t>
+      </w:r>
+      <w:r>
+        <w:rPr>
+          <w:rFonts w:ascii="바탕체" w:hAnsi="바탕체"/>
+        </w:rPr>
+        <w:t xml:space="preserve">) 값으로 제공받아 알고리즘 자체를 검증하는 반면, 실물 로봇 계층은 동일한 미션 로직을 </w:t>
+      </w:r>
+      <w:r>
+        <w:t>GPS</w:t>
+      </w:r>
+      <w:r>
+        <w:rPr>
+          <w:rFonts w:ascii="바탕체" w:hAnsi="바탕체"/>
+        </w:rPr>
+        <w:t xml:space="preserve"> 없이 </w:t>
+      </w:r>
+      <w:r>
+        <w:t>QR</w:t>
+      </w:r>
+      <w:r>
+        <w:rPr>
+          <w:rFonts w:ascii="바탕체" w:hAnsi="바탕체"/>
+        </w:rPr>
+        <w:t xml:space="preserve"> 코드 측위와 관성 센서 기반 추측 항법(</w:t>
+      </w:r>
+      <w:r>
+        <w:t>dead reckoning</w:t>
+      </w:r>
+      <w:r>
+        <w:rPr>
+          <w:rFonts w:ascii="바탕체" w:hAnsi="바탕체"/>
+        </w:rPr>
+        <w:t>)으로 구동한다.</w:t>
       </w:r>
     </w:p>
     <w:p>
       <w:pPr>
-        <w:pStyle w:val="a"/>
-      </w:pPr>
-      <w:r>
-        <w:rPr>
-          <w:rFonts w:ascii="Times New Roman" w:hAnsi="Times New Roman"/>
-        </w:rPr>
-        <w:t>2. 시스템 구성</w:t>
-      </w:r>
+        <w:pStyle w:val="a0"/>
+        <w:numPr>
+          <w:ilvl w:val="0"/>
+          <w:numId w:val="0"/>
+        </w:numPr>
+        <w:spacing w:line="240" w:lineRule="auto"/>
+        <w:ind w:left="566" w:hangingChars="283" w:hanging="566"/>
+        <w:rPr>
+          <w:rFonts w:ascii="바탕체" w:hAnsi="바탕체"/>
+        </w:rPr>
+      </w:pPr>
     </w:p>
     <w:p>
       <w:pPr>
-        <w:pStyle w:val="af1"/>
-      </w:pPr>
-      <w:r>
-        <w:rPr>
-          <w:rFonts w:ascii="Times New Roman" w:hAnsi="Times New Roman"/>
-        </w:rPr>
-        <w:t>2.1 3계층 검증 아키텍처</w:t>
-      </w:r>
-    </w:p>
-    <w:p>
-      <w:pPr>
-        <w:pStyle w:val="a0"/>
-      </w:pPr>
-      <w:r>
-        <w:rPr>
-          <w:rFonts w:ascii="Times New Roman" w:hAnsi="Times New Roman"/>
-          <w:b w:val="0"/>
-        </w:rPr>
-        <w:t>제안 플랫폼은 Fig. 1과 같이 세 계층으로 구성된다. 웹 2D 시뮬레이션 계층은 알고리즘의 빠른 반복 검증을, Webots 3D 시뮬레이션 계층은 센서·모터 동역학을 포함한 물리 검증을, 실물 로봇 계층은 실제 하드웨어 동작을 담당한다. 세 계층은 WebSocket을 통해 5 Hz로 상태를 동기화하여 동일한 미션 로직이 일관되게 동작하도록 하며, 한 계층에서 검증된 로직을 다른 계층으로 위험 없이 이전할 수 있게 한다. 다만 측위 수단은 계층별로 다른데, Webots 3D 시뮬레이션 계층은 GPS·Compass를 지면 실측(ground-truth) 값으로 제공받아 알고리즘 자체를 검증하는 반면, 실물 로봇 계층은 동일한 미션 로직을 GPS 없이 QR 코드 측위와 관성 센서 기반 추측 항법(dead reckoning)으로 구동한다.</w:t>
-      </w:r>
-    </w:p>
-    <w:p>
-      <w:pPr>
-        <w:pStyle w:val="a2"/>
-      </w:pPr>
-      <w:r>
-        <w:rPr>
-          <w:rFonts w:ascii="Times New Roman" w:hAnsi="Times New Roman"/>
-          <w:i/>
-        </w:rPr>
-        <w:t>[ Figure placeholder — 이미지 삽입 필요 ]</w:t>
-      </w:r>
-    </w:p>
-    <w:p>
-      <w:pPr>
-        <w:pStyle w:val="a2"/>
-      </w:pPr>
-      <w:r>
-        <w:rPr>
-          <w:rFonts w:ascii="Times New Roman" w:hAnsi="Times New Roman"/>
-        </w:rPr>
-        <w:t>Fig. 1 Three-layer verification architecture synchronizing the web 2D simulation, the Webots 3D simulation, and the physical robot</w:t>
-      </w:r>
-    </w:p>
-    <w:p>
-      <w:pPr/>
-      <w:r>
-        <w:rPr>
-          <w:rFonts w:ascii="Times New Roman" w:hAnsi="Times New Roman"/>
-          <w:sz w:val="20"/>
-        </w:rPr>
-        <w:t>Table 1 Three-layer verification environment</w:t>
+        <w:ind w:firstLine="0"/>
+        <w:rPr>
+          <w:rFonts w:eastAsia="돋움체"/>
+        </w:rPr>
+      </w:pPr>
+      <w:r>
+        <w:rPr>
+          <w:rFonts w:eastAsia="돋움체"/>
+          <w:b/>
+          <w:bCs/>
+        </w:rPr>
+        <w:t>Table 1</w:t>
+      </w:r>
+      <w:r>
+        <w:rPr>
+          <w:rFonts w:eastAsia="돋움체"/>
+        </w:rPr>
+        <w:t xml:space="preserve"> Three-layer verification environment</w:t>
       </w:r>
     </w:p>
     <w:tbl>
       <w:tblPr>
-        <w:tblW w:type="auto" w:w="0"/>
-        <w:tblLook w:firstColumn="1" w:firstRow="1" w:lastColumn="0" w:lastRow="0" w:noHBand="0" w:noVBand="1" w:val="04A0"/>
+        <w:tblW w:w="0" w:type="auto"/>
         <w:tblBorders>
           <w:top w:val="single" w:sz="4" w:space="0" w:color="000000"/>
           <w:left w:val="single" w:sz="4" w:space="0" w:color="000000"/>
@@ -437,23 +1554,30 @@
           <w:insideH w:val="single" w:sz="4" w:space="0" w:color="000000"/>
           <w:insideV w:val="single" w:sz="4" w:space="0" w:color="000000"/>
         </w:tblBorders>
+        <w:tblLook w:val="04A0" w:firstRow="1" w:lastRow="0" w:firstColumn="1" w:lastColumn="0" w:noHBand="0" w:noVBand="1"/>
       </w:tblPr>
       <w:tblGrid>
-        <w:gridCol w:w="3213"/>
-        <w:gridCol w:w="3213"/>
-        <w:gridCol w:w="3213"/>
+        <w:gridCol w:w="1129"/>
+        <w:gridCol w:w="1950"/>
+        <w:gridCol w:w="1517"/>
       </w:tblGrid>
       <w:tr>
         <w:tc>
           <w:tcPr>
-            <w:tcW w:type="dxa" w:w="3213"/>
-          </w:tcPr>
-          <w:p>
-            <w:r>
-              <w:rPr>
-                <w:rFonts w:ascii="Times New Roman" w:hAnsi="Times New Roman"/>
+            <w:tcW w:w="1129" w:type="dxa"/>
+          </w:tcPr>
+          <w:p>
+            <w:pPr>
+              <w:ind w:firstLine="0"/>
+              <w:jc w:val="center"/>
+              <w:rPr>
+                <w:rFonts w:eastAsia="돋움체"/>
+              </w:rPr>
+            </w:pPr>
+            <w:r>
+              <w:rPr>
+                <w:rFonts w:eastAsia="돋움체"/>
                 <w:b/>
-                <w:sz w:val="18"/>
               </w:rPr>
               <w:t>Layer</w:t>
             </w:r>
@@ -461,14 +1585,20 @@
         </w:tc>
         <w:tc>
           <w:tcPr>
-            <w:tcW w:type="dxa" w:w="3213"/>
-          </w:tcPr>
-          <w:p>
-            <w:r>
-              <w:rPr>
-                <w:rFonts w:ascii="Times New Roman" w:hAnsi="Times New Roman"/>
+            <w:tcW w:w="1950" w:type="dxa"/>
+          </w:tcPr>
+          <w:p>
+            <w:pPr>
+              <w:ind w:firstLine="0"/>
+              <w:jc w:val="center"/>
+              <w:rPr>
+                <w:rFonts w:eastAsia="돋움체"/>
+              </w:rPr>
+            </w:pPr>
+            <w:r>
+              <w:rPr>
+                <w:rFonts w:eastAsia="돋움체"/>
                 <w:b/>
-                <w:sz w:val="18"/>
               </w:rPr>
               <w:t>Purpose</w:t>
             </w:r>
@@ -476,14 +1606,20 @@
         </w:tc>
         <w:tc>
           <w:tcPr>
-            <w:tcW w:type="dxa" w:w="3213"/>
-          </w:tcPr>
-          <w:p>
-            <w:r>
-              <w:rPr>
-                <w:rFonts w:ascii="Times New Roman" w:hAnsi="Times New Roman"/>
+            <w:tcW w:w="1517" w:type="dxa"/>
+          </w:tcPr>
+          <w:p>
+            <w:pPr>
+              <w:ind w:firstLine="0"/>
+              <w:jc w:val="center"/>
+              <w:rPr>
+                <w:rFonts w:eastAsia="돋움체"/>
+              </w:rPr>
+            </w:pPr>
+            <w:r>
+              <w:rPr>
+                <w:rFonts w:eastAsia="돋움체"/>
                 <w:b/>
-                <w:sz w:val="18"/>
               </w:rPr>
               <w:t>Verifies</w:t>
             </w:r>
@@ -493,13 +1629,19 @@
       <w:tr>
         <w:tc>
           <w:tcPr>
-            <w:tcW w:type="dxa" w:w="3213"/>
-          </w:tcPr>
-          <w:p>
-            <w:r>
-              <w:rPr>
-                <w:rFonts w:ascii="Times New Roman" w:hAnsi="Times New Roman"/>
-                <w:sz w:val="18"/>
+            <w:tcW w:w="1129" w:type="dxa"/>
+          </w:tcPr>
+          <w:p>
+            <w:pPr>
+              <w:ind w:firstLine="0"/>
+              <w:jc w:val="left"/>
+              <w:rPr>
+                <w:rFonts w:eastAsia="돋움체"/>
+              </w:rPr>
+            </w:pPr>
+            <w:r>
+              <w:rPr>
+                <w:rFonts w:eastAsia="돋움체"/>
               </w:rPr>
               <w:t>Web 2D simulation</w:t>
             </w:r>
@@ -507,13 +1649,19 @@
         </w:tc>
         <w:tc>
           <w:tcPr>
-            <w:tcW w:type="dxa" w:w="3213"/>
-          </w:tcPr>
-          <w:p>
-            <w:r>
-              <w:rPr>
-                <w:rFonts w:ascii="Times New Roman" w:hAnsi="Times New Roman"/>
-                <w:sz w:val="18"/>
+            <w:tcW w:w="1950" w:type="dxa"/>
+          </w:tcPr>
+          <w:p>
+            <w:pPr>
+              <w:ind w:firstLine="0"/>
+              <w:jc w:val="left"/>
+              <w:rPr>
+                <w:rFonts w:eastAsia="돋움체"/>
+              </w:rPr>
+            </w:pPr>
+            <w:r>
+              <w:rPr>
+                <w:rFonts w:eastAsia="돋움체"/>
               </w:rPr>
               <w:t>Fast algorithm iteration</w:t>
             </w:r>
@@ -521,13 +1669,19 @@
         </w:tc>
         <w:tc>
           <w:tcPr>
-            <w:tcW w:type="dxa" w:w="3213"/>
-          </w:tcPr>
-          <w:p>
-            <w:r>
-              <w:rPr>
-                <w:rFonts w:ascii="Times New Roman" w:hAnsi="Times New Roman"/>
-                <w:sz w:val="18"/>
+            <w:tcW w:w="1517" w:type="dxa"/>
+          </w:tcPr>
+          <w:p>
+            <w:pPr>
+              <w:ind w:firstLine="0"/>
+              <w:jc w:val="left"/>
+              <w:rPr>
+                <w:rFonts w:eastAsia="돋움체"/>
+              </w:rPr>
+            </w:pPr>
+            <w:r>
+              <w:rPr>
+                <w:rFonts w:eastAsia="돋움체"/>
               </w:rPr>
               <w:t>Path planning, mission logic</w:t>
             </w:r>
@@ -537,13 +1691,19 @@
       <w:tr>
         <w:tc>
           <w:tcPr>
-            <w:tcW w:type="dxa" w:w="3213"/>
-          </w:tcPr>
-          <w:p>
-            <w:r>
-              <w:rPr>
-                <w:rFonts w:ascii="Times New Roman" w:hAnsi="Times New Roman"/>
-                <w:sz w:val="18"/>
+            <w:tcW w:w="1129" w:type="dxa"/>
+          </w:tcPr>
+          <w:p>
+            <w:pPr>
+              <w:ind w:firstLine="0"/>
+              <w:jc w:val="left"/>
+              <w:rPr>
+                <w:rFonts w:eastAsia="돋움체"/>
+              </w:rPr>
+            </w:pPr>
+            <w:r>
+              <w:rPr>
+                <w:rFonts w:eastAsia="돋움체"/>
               </w:rPr>
               <w:t>Webots 3D simulation</w:t>
             </w:r>
@@ -551,13 +1711,19 @@
         </w:tc>
         <w:tc>
           <w:tcPr>
-            <w:tcW w:type="dxa" w:w="3213"/>
-          </w:tcPr>
-          <w:p>
-            <w:r>
-              <w:rPr>
-                <w:rFonts w:ascii="Times New Roman" w:hAnsi="Times New Roman"/>
-                <w:sz w:val="18"/>
+            <w:tcW w:w="1950" w:type="dxa"/>
+          </w:tcPr>
+          <w:p>
+            <w:pPr>
+              <w:ind w:firstLine="0"/>
+              <w:jc w:val="left"/>
+              <w:rPr>
+                <w:rFonts w:eastAsia="돋움체"/>
+              </w:rPr>
+            </w:pPr>
+            <w:r>
+              <w:rPr>
+                <w:rFonts w:eastAsia="돋움체"/>
               </w:rPr>
               <w:t>Physical validation</w:t>
             </w:r>
@@ -565,13 +1731,19 @@
         </w:tc>
         <w:tc>
           <w:tcPr>
-            <w:tcW w:type="dxa" w:w="3213"/>
-          </w:tcPr>
-          <w:p>
-            <w:r>
-              <w:rPr>
-                <w:rFonts w:ascii="Times New Roman" w:hAnsi="Times New Roman"/>
-                <w:sz w:val="18"/>
+            <w:tcW w:w="1517" w:type="dxa"/>
+          </w:tcPr>
+          <w:p>
+            <w:pPr>
+              <w:ind w:firstLine="0"/>
+              <w:jc w:val="left"/>
+              <w:rPr>
+                <w:rFonts w:eastAsia="돋움체"/>
+              </w:rPr>
+            </w:pPr>
+            <w:r>
+              <w:rPr>
+                <w:rFonts w:eastAsia="돋움체"/>
               </w:rPr>
               <w:t>Sensor / motor dynamics</w:t>
             </w:r>
@@ -581,13 +1753,19 @@
       <w:tr>
         <w:tc>
           <w:tcPr>
-            <w:tcW w:type="dxa" w:w="3213"/>
-          </w:tcPr>
-          <w:p>
-            <w:r>
-              <w:rPr>
-                <w:rFonts w:ascii="Times New Roman" w:hAnsi="Times New Roman"/>
-                <w:sz w:val="18"/>
+            <w:tcW w:w="1129" w:type="dxa"/>
+          </w:tcPr>
+          <w:p>
+            <w:pPr>
+              <w:ind w:firstLine="0"/>
+              <w:jc w:val="left"/>
+              <w:rPr>
+                <w:rFonts w:eastAsia="돋움체"/>
+              </w:rPr>
+            </w:pPr>
+            <w:r>
+              <w:rPr>
+                <w:rFonts w:eastAsia="돋움체"/>
               </w:rPr>
               <w:t>Physical robot</w:t>
             </w:r>
@@ -595,13 +1773,19 @@
         </w:tc>
         <w:tc>
           <w:tcPr>
-            <w:tcW w:type="dxa" w:w="3213"/>
-          </w:tcPr>
-          <w:p>
-            <w:r>
-              <w:rPr>
-                <w:rFonts w:ascii="Times New Roman" w:hAnsi="Times New Roman"/>
-                <w:sz w:val="18"/>
+            <w:tcW w:w="1950" w:type="dxa"/>
+          </w:tcPr>
+          <w:p>
+            <w:pPr>
+              <w:ind w:firstLine="0"/>
+              <w:jc w:val="left"/>
+              <w:rPr>
+                <w:rFonts w:eastAsia="돋움체"/>
+              </w:rPr>
+            </w:pPr>
+            <w:r>
+              <w:rPr>
+                <w:rFonts w:eastAsia="돋움체"/>
               </w:rPr>
               <w:t>Real-world operation</w:t>
             </w:r>
@@ -609,13 +1793,19 @@
         </w:tc>
         <w:tc>
           <w:tcPr>
-            <w:tcW w:type="dxa" w:w="3213"/>
-          </w:tcPr>
-          <w:p>
-            <w:r>
-              <w:rPr>
-                <w:rFonts w:ascii="Times New Roman" w:hAnsi="Times New Roman"/>
-                <w:sz w:val="18"/>
+            <w:tcW w:w="1517" w:type="dxa"/>
+          </w:tcPr>
+          <w:p>
+            <w:pPr>
+              <w:ind w:firstLine="0"/>
+              <w:jc w:val="left"/>
+              <w:rPr>
+                <w:rFonts w:eastAsia="돋움체"/>
+              </w:rPr>
+            </w:pPr>
+            <w:r>
+              <w:rPr>
+                <w:rFonts w:eastAsia="돋움체"/>
               </w:rPr>
               <w:t>Hardware behavior, safety</w:t>
             </w:r>
@@ -626,63 +1816,335 @@
     <w:p>
       <w:pPr>
         <w:pStyle w:val="af1"/>
-      </w:pPr>
-      <w:r>
-        <w:rPr>
-          <w:rFonts w:ascii="Times New Roman" w:hAnsi="Times New Roman"/>
-        </w:rPr>
-        <w:t>2.2 하드웨어 설계</w:t>
-      </w:r>
+        <w:spacing w:line="264" w:lineRule="auto"/>
+        <w:rPr>
+          <w:rFonts w:ascii="돋움체" w:hAnsi="돋움체"/>
+        </w:rPr>
+      </w:pPr>
     </w:p>
     <w:p>
       <w:pPr>
-        <w:pStyle w:val="a0"/>
-      </w:pPr>
-      <w:r>
-        <w:rPr>
-          <w:rFonts w:ascii="Times New Roman" w:hAnsi="Times New Roman"/>
-          <w:b w:val="0"/>
-        </w:rPr>
-        <w:t>시제품의 외형과 6층 적층 구조는 Fig. 2, 주요 부품 구성은 Table 2와 같다. 제어부는 비전·미션 처리를 담당하는 Raspberry Pi 4와 실시간 센서·구동 제어를 담당하는 Arduino Mega로 이원화하였다. 고수준 인지·계획은 Linux 기반 Raspberry Pi가, 결정론적 실시간 제어와 안전 정지는 마이크로컨트롤러가 담당함으로써 안전성과 유연성을 동시에 확보한다. 초기 설계에서는 옥외 자율주행을 위한 GPS 측위 모듈을 포함할 계획이었으나, 시제품 단계의 예산 제약과 단지 내 고층 건물에 의한 위성 신호 음영을 고려하여 GPS를 배제하고, 초음파 센서·Raspberry Pi 카메라·USB 웹캠·관성 센서를 결합한 저비용 센서 구성으로 대체하였다. 이는 고가의 측위 장비 없이도 단지 환경에서 자율 수거가 가능함을 보이려는 본 연구의 지향과 일치한다. 두 제어기는 USB 시리얼로 연결되며, 로직용 7.4 V 배터리와 구동용 12 V 배터리를 분리한 듀얼 배터리 전원 구조(Fig. 3)를 채택해 모터 노이즈의 제어부 유입을 억제하였다.</w:t>
+        <w:pStyle w:val="af1"/>
+        <w:spacing w:line="264" w:lineRule="auto"/>
+        <w:rPr>
+          <w:rFonts w:ascii="돋움체" w:hAnsi="돋움체"/>
+        </w:rPr>
+      </w:pPr>
+      <w:r>
+        <w:rPr>
+          <w:rFonts w:ascii="돋움체" w:hAnsi="돋움체"/>
+        </w:rPr>
+        <w:t>2.2 하드웨어 설계</w:t>
       </w:r>
     </w:p>
     <w:p>
       <w:pPr>
-        <w:pStyle w:val="a2"/>
-      </w:pPr>
-      <w:r>
-        <w:rPr>
-          <w:rFonts w:ascii="Times New Roman" w:hAnsi="Times New Roman"/>
-          <w:i/>
-        </w:rPr>
-        <w:t>[ Figure placeholder — 이미지 삽입 필요 ]</w:t>
+        <w:pStyle w:val="a0"/>
+        <w:numPr>
+          <w:ilvl w:val="0"/>
+          <w:numId w:val="0"/>
+        </w:numPr>
+        <w:spacing w:line="240" w:lineRule="auto"/>
+        <w:ind w:firstLineChars="100" w:firstLine="200"/>
+        <w:rPr>
+          <w:rFonts w:ascii="바탕체" w:hAnsi="바탕체"/>
+        </w:rPr>
+      </w:pPr>
+      <w:r>
+        <w:rPr>
+          <w:rFonts w:ascii="바탕체" w:hAnsi="바탕체"/>
+        </w:rPr>
+        <w:t xml:space="preserve">시제품의 외형과 </w:t>
+      </w:r>
+      <w:r>
+        <w:t>6</w:t>
+      </w:r>
+      <w:r>
+        <w:rPr>
+          <w:rFonts w:ascii="바탕체" w:hAnsi="바탕체"/>
+        </w:rPr>
+        <w:t xml:space="preserve">층 적층 구조는 </w:t>
+      </w:r>
+      <w:r>
+        <w:t xml:space="preserve">Fig. 2, </w:t>
+      </w:r>
+      <w:r>
+        <w:rPr>
+          <w:rFonts w:ascii="바탕체" w:hAnsi="바탕체"/>
+        </w:rPr>
+        <w:t xml:space="preserve">주요 부품 구성은 </w:t>
+      </w:r>
+      <w:r>
+        <w:t>Table 2</w:t>
+      </w:r>
+      <w:r>
+        <w:rPr>
+          <w:rFonts w:ascii="바탕체" w:hAnsi="바탕체"/>
+        </w:rPr>
+        <w:t xml:space="preserve">와 같다. 제어부는 비전·미션 처리를 담당하는 </w:t>
+      </w:r>
+      <w:r>
+        <w:t>Raspberry Pi 4</w:t>
+      </w:r>
+      <w:r>
+        <w:rPr>
+          <w:rFonts w:ascii="바탕체" w:hAnsi="바탕체"/>
+        </w:rPr>
+        <w:t xml:space="preserve">와 실시간 센서·구동 제어를 담당하는 </w:t>
+      </w:r>
+      <w:r>
+        <w:t>Arduino Mega</w:t>
+      </w:r>
+      <w:r>
+        <w:rPr>
+          <w:rFonts w:ascii="바탕체" w:hAnsi="바탕체"/>
+        </w:rPr>
+        <w:t xml:space="preserve">로 이원화하였다. 고수준 인지·계획은 </w:t>
+      </w:r>
+      <w:r>
+        <w:t>Linux</w:t>
+      </w:r>
+      <w:r>
+        <w:rPr>
+          <w:rFonts w:ascii="바탕체" w:hAnsi="바탕체"/>
+        </w:rPr>
+        <w:t xml:space="preserve"> 기반 </w:t>
+      </w:r>
+      <w:r>
+        <w:t>Raspberry Pi</w:t>
+      </w:r>
+      <w:r>
+        <w:rPr>
+          <w:rFonts w:ascii="바탕체" w:hAnsi="바탕체"/>
+        </w:rPr>
+        <w:t xml:space="preserve">가, 결정론적 실시간 제어와 안전 정지는 마이크로컨트롤러가 담당함으로써 안전성과 유연성을 동시에 확보한다. 초기 설계에서는 옥외 자율주행을 위한 </w:t>
+      </w:r>
+      <w:r>
+        <w:t>GPS</w:t>
+      </w:r>
+      <w:r>
+        <w:rPr>
+          <w:rFonts w:ascii="바탕체" w:hAnsi="바탕체"/>
+        </w:rPr>
+        <w:t xml:space="preserve"> 측위 모듈을 포함할 계획이었으나, 시제품 단계의 예산 제약과 단지 내 고층 건물에 의한 위성 신호 음영을 고려하여 </w:t>
+      </w:r>
+      <w:r>
+        <w:t>GPS</w:t>
+      </w:r>
+      <w:r>
+        <w:rPr>
+          <w:rFonts w:ascii="바탕체" w:hAnsi="바탕체"/>
+        </w:rPr>
+        <w:t>를 배제하고, 초음파 센서·</w:t>
+      </w:r>
+      <w:r>
+        <w:t xml:space="preserve">Raspberry Pi </w:t>
+      </w:r>
+      <w:r>
+        <w:rPr>
+          <w:rFonts w:ascii="바탕체" w:hAnsi="바탕체"/>
+        </w:rPr>
+        <w:t>카메라·</w:t>
+      </w:r>
+      <w:r>
+        <w:t xml:space="preserve">USB </w:t>
+      </w:r>
+      <w:r>
+        <w:rPr>
+          <w:rFonts w:ascii="바탕체" w:hAnsi="바탕체"/>
+        </w:rPr>
+        <w:t xml:space="preserve">웹캠·관성 센서를 결합한 저비용 센서 구성으로 대체하였다. 이는 고가의 측위 장비 없이도 단지 환경에서 자율 수거가 가능함을 보이려는 본 연구의 지향과 일치한다. 두 제어기는 </w:t>
+      </w:r>
+      <w:r>
+        <w:t>USB</w:t>
+      </w:r>
+      <w:r>
+        <w:rPr>
+          <w:rFonts w:ascii="바탕체" w:hAnsi="바탕체"/>
+        </w:rPr>
+        <w:t xml:space="preserve"> 시리얼로 연결되며, 로직용 </w:t>
+      </w:r>
+      <w:r>
+        <w:t xml:space="preserve">7.4 V </w:t>
+      </w:r>
+      <w:r>
+        <w:rPr>
+          <w:rFonts w:ascii="바탕체" w:hAnsi="바탕체"/>
+        </w:rPr>
+        <w:t xml:space="preserve">배터리와 구동용 </w:t>
+      </w:r>
+      <w:r>
+        <w:t xml:space="preserve">12 V </w:t>
+      </w:r>
+      <w:r>
+        <w:rPr>
+          <w:rFonts w:ascii="바탕체" w:hAnsi="바탕체"/>
+        </w:rPr>
+        <w:t>배터리를 분리한 듀얼 배터리 전원 구조</w:t>
+      </w:r>
+      <w:r>
+        <w:t>(Fig. 3)</w:t>
+      </w:r>
+      <w:r>
+        <w:rPr>
+          <w:rFonts w:ascii="바탕체" w:hAnsi="바탕체"/>
+        </w:rPr>
+        <w:t>를 채택해 모터 노이즈의 제어부 유입을 억제하였다.</w:t>
       </w:r>
     </w:p>
     <w:p>
       <w:pPr>
-        <w:pStyle w:val="a2"/>
-      </w:pPr>
-      <w:r>
-        <w:rPr>
-          <w:rFonts w:ascii="Times New Roman" w:hAnsi="Times New Roman"/>
-        </w:rPr>
-        <w:t>Fig. 2 Appearance of the prototype robot and its six-layer mechanical stack</w:t>
+        <w:widowControl/>
+        <w:wordWrap/>
+        <w:ind w:firstLine="0"/>
+        <w:jc w:val="left"/>
+        <w:rPr>
+          <w:rFonts w:ascii="바탕체" w:hAnsi="바탕체"/>
+        </w:rPr>
+      </w:pPr>
+      <w:r>
+        <w:rPr>
+          <w:rFonts w:ascii="바탕체" w:hAnsi="바탕체"/>
+        </w:rPr>
+        <w:br w:type="page"/>
       </w:r>
     </w:p>
     <w:p>
-      <w:pPr/>
-      <w:r>
-        <w:rPr>
-          <w:rFonts w:ascii="Times New Roman" w:hAnsi="Times New Roman"/>
-          <w:sz w:val="20"/>
-        </w:rPr>
-        <w:t>Table 2 Main hardware components of the prototype</w:t>
+      <w:pPr>
+        <w:keepNext/>
+        <w:ind w:firstLine="0"/>
+      </w:pPr>
+      <w:r>
+        <w:rPr>
+          <w:rFonts w:hint="eastAsia"/>
+          <w:noProof/>
+        </w:rPr>
+        <w:lastRenderedPageBreak/>
+        <w:drawing>
+          <wp:inline distT="0" distB="0" distL="0" distR="0" wp14:anchorId="17682130" wp14:editId="4E3479E7">
+            <wp:extent cx="2924046" cy="1577268"/>
+            <wp:effectExtent l="0" t="0" r="0" b="0"/>
+            <wp:docPr id="1903638230" name="그림 2" descr="텍스트, 스크린샷, 도표, 그래프이(가) 표시된 사진&#10;&#10;AI 생성 콘텐츠는 정확하지 않을 수 있습니다."/>
+            <wp:cNvGraphicFramePr>
+              <a:graphicFrameLocks xmlns:a="http://schemas.openxmlformats.org/drawingml/2006/main" noChangeAspect="1"/>
+            </wp:cNvGraphicFramePr>
+            <a:graphic xmlns:a="http://schemas.openxmlformats.org/drawingml/2006/main">
+              <a:graphicData uri="http://schemas.openxmlformats.org/drawingml/2006/picture">
+                <pic:pic xmlns:pic="http://schemas.openxmlformats.org/drawingml/2006/picture">
+                  <pic:nvPicPr>
+                    <pic:cNvPr id="1903638230" name="그림 2" descr="텍스트, 스크린샷, 도표, 그래프이(가) 표시된 사진&#10;&#10;AI 생성 콘텐츠는 정확하지 않을 수 있습니다."/>
+                    <pic:cNvPicPr/>
+                  </pic:nvPicPr>
+                  <pic:blipFill rotWithShape="1">
+                    <a:blip r:embed="rId14" cstate="print">
+                      <a:extLst>
+                        <a:ext uri="{28A0092B-C50C-407E-A947-70E740481C1C}">
+                          <a14:useLocalDpi xmlns:a14="http://schemas.microsoft.com/office/drawing/2010/main" val="0"/>
+                        </a:ext>
+                      </a:extLst>
+                    </a:blip>
+                    <a:srcRect t="9893" b="9205"/>
+                    <a:stretch>
+                      <a:fillRect/>
+                    </a:stretch>
+                  </pic:blipFill>
+                  <pic:spPr bwMode="auto">
+                    <a:xfrm>
+                      <a:off x="0" y="0"/>
+                      <a:ext cx="2924810" cy="1577680"/>
+                    </a:xfrm>
+                    <a:prstGeom prst="rect">
+                      <a:avLst/>
+                    </a:prstGeom>
+                    <a:ln>
+                      <a:noFill/>
+                    </a:ln>
+                    <a:extLst>
+                      <a:ext uri="{53640926-AAD7-44D8-BBD7-CCE9431645EC}">
+                        <a14:shadowObscured xmlns:a14="http://schemas.microsoft.com/office/drawing/2010/main"/>
+                      </a:ext>
+                    </a:extLst>
+                  </pic:spPr>
+                </pic:pic>
+              </a:graphicData>
+            </a:graphic>
+          </wp:inline>
+        </w:drawing>
+      </w:r>
+    </w:p>
+    <w:p>
+      <w:pPr>
+        <w:pStyle w:val="af9"/>
+        <w:keepNext/>
+        <w:spacing w:line="216" w:lineRule="auto"/>
+        <w:ind w:left="681" w:hangingChars="340" w:hanging="681"/>
+        <w:rPr>
+          <w:b w:val="0"/>
+          <w:bCs w:val="0"/>
+        </w:rPr>
+      </w:pPr>
+      <w:r>
+        <w:t>Figure 2</w:t>
+      </w:r>
+      <w:r>
+        <w:rPr>
+          <w:b w:val="0"/>
+          <w:bCs w:val="0"/>
+        </w:rPr>
+        <w:t xml:space="preserve"> </w:t>
+      </w:r>
+      <w:r>
+        <w:rPr>
+          <w:rFonts w:eastAsia="돋움체"/>
+          <w:b w:val="0"/>
+          <w:bCs w:val="0"/>
+        </w:rPr>
+        <w:t>Appearance of the prototype robot and its six-layer mechanical stack</w:t>
+      </w:r>
+    </w:p>
+    <w:p>
+      <w:pPr>
+        <w:pStyle w:val="af9"/>
+      </w:pPr>
+    </w:p>
+    <w:p>
+      <w:pPr>
+        <w:pStyle w:val="af9"/>
+        <w:keepNext/>
+        <w:ind w:firstLine="0"/>
+        <w:rPr>
+          <w:rFonts w:eastAsia="돋움체"/>
+        </w:rPr>
+      </w:pPr>
+    </w:p>
+    <w:p>
+      <w:pPr>
+        <w:pStyle w:val="af9"/>
+        <w:keepNext/>
+        <w:ind w:firstLine="0"/>
+        <w:rPr>
+          <w:b w:val="0"/>
+          <w:bCs w:val="0"/>
+        </w:rPr>
+      </w:pPr>
+      <w:r>
+        <w:rPr>
+          <w:rFonts w:eastAsia="돋움체"/>
+        </w:rPr>
+        <w:t xml:space="preserve">Table 2 </w:t>
+      </w:r>
+      <w:r>
+        <w:rPr>
+          <w:rFonts w:eastAsia="돋움체"/>
+          <w:b w:val="0"/>
+          <w:bCs w:val="0"/>
+        </w:rPr>
+        <w:t>Main hardware components of the prototype</w:t>
       </w:r>
     </w:p>
     <w:tbl>
       <w:tblPr>
-        <w:tblW w:type="auto" w:w="0"/>
-        <w:tblLook w:firstColumn="1" w:firstRow="1" w:lastColumn="0" w:lastRow="0" w:noHBand="0" w:noVBand="1" w:val="04A0"/>
+        <w:tblW w:w="0" w:type="auto"/>
         <w:tblBorders>
           <w:top w:val="single" w:sz="4" w:space="0" w:color="000000"/>
           <w:left w:val="single" w:sz="4" w:space="0" w:color="000000"/>
@@ -691,22 +2153,29 @@
           <w:insideH w:val="single" w:sz="4" w:space="0" w:color="000000"/>
           <w:insideV w:val="single" w:sz="4" w:space="0" w:color="000000"/>
         </w:tblBorders>
+        <w:tblLook w:val="04A0" w:firstRow="1" w:lastRow="0" w:firstColumn="1" w:lastColumn="0" w:noHBand="0" w:noVBand="1"/>
       </w:tblPr>
       <w:tblGrid>
-        <w:gridCol w:w="4819"/>
-        <w:gridCol w:w="4819"/>
+        <w:gridCol w:w="1039"/>
+        <w:gridCol w:w="3557"/>
       </w:tblGrid>
       <w:tr>
         <w:tc>
           <w:tcPr>
-            <w:tcW w:type="dxa" w:w="4819"/>
-          </w:tcPr>
-          <w:p>
-            <w:r>
-              <w:rPr>
-                <w:rFonts w:ascii="Times New Roman" w:hAnsi="Times New Roman"/>
+            <w:tcW w:w="846" w:type="dxa"/>
+          </w:tcPr>
+          <w:p>
+            <w:pPr>
+              <w:ind w:firstLine="0"/>
+              <w:jc w:val="center"/>
+              <w:rPr>
+                <w:rFonts w:eastAsia="돋움체"/>
+              </w:rPr>
+            </w:pPr>
+            <w:r>
+              <w:rPr>
+                <w:rFonts w:eastAsia="돋움체"/>
                 <w:b/>
-                <w:sz w:val="18"/>
               </w:rPr>
               <w:t>Category</w:t>
             </w:r>
@@ -714,14 +2183,20 @@
         </w:tc>
         <w:tc>
           <w:tcPr>
-            <w:tcW w:type="dxa" w:w="4819"/>
-          </w:tcPr>
-          <w:p>
-            <w:r>
-              <w:rPr>
-                <w:rFonts w:ascii="Times New Roman" w:hAnsi="Times New Roman"/>
+            <w:tcW w:w="3750" w:type="dxa"/>
+          </w:tcPr>
+          <w:p>
+            <w:pPr>
+              <w:ind w:firstLine="0"/>
+              <w:jc w:val="center"/>
+              <w:rPr>
+                <w:rFonts w:eastAsia="돋움체"/>
+              </w:rPr>
+            </w:pPr>
+            <w:r>
+              <w:rPr>
+                <w:rFonts w:eastAsia="돋움체"/>
                 <w:b/>
-                <w:sz w:val="18"/>
               </w:rPr>
               <w:t>Component</w:t>
             </w:r>
@@ -731,13 +2206,18 @@
       <w:tr>
         <w:tc>
           <w:tcPr>
-            <w:tcW w:type="dxa" w:w="4819"/>
-          </w:tcPr>
-          <w:p>
-            <w:r>
-              <w:rPr>
-                <w:rFonts w:ascii="Times New Roman" w:hAnsi="Times New Roman"/>
-                <w:sz w:val="18"/>
+            <w:tcW w:w="846" w:type="dxa"/>
+          </w:tcPr>
+          <w:p>
+            <w:pPr>
+              <w:ind w:firstLine="0"/>
+              <w:rPr>
+                <w:rFonts w:eastAsia="돋움체"/>
+              </w:rPr>
+            </w:pPr>
+            <w:r>
+              <w:rPr>
+                <w:rFonts w:eastAsia="돋움체"/>
               </w:rPr>
               <w:t>Controller</w:t>
             </w:r>
@@ -745,15 +2225,46 @@
         </w:tc>
         <w:tc>
           <w:tcPr>
-            <w:tcW w:type="dxa" w:w="4819"/>
-          </w:tcPr>
-          <w:p>
-            <w:r>
-              <w:rPr>
-                <w:rFonts w:ascii="Times New Roman" w:hAnsi="Times New Roman"/>
-                <w:sz w:val="18"/>
-              </w:rPr>
-              <w:t>Raspberry Pi 4 (4 GB) + Arduino Mega 2560</w:t>
+            <w:tcW w:w="3750" w:type="dxa"/>
+          </w:tcPr>
+          <w:p>
+            <w:pPr>
+              <w:ind w:firstLine="0"/>
+              <w:rPr>
+                <w:rFonts w:eastAsia="돋움체"/>
+              </w:rPr>
+            </w:pPr>
+            <w:r>
+              <w:rPr>
+                <w:rFonts w:eastAsia="돋움체"/>
+              </w:rPr>
+              <w:t>Raspberry Pi</w:t>
+            </w:r>
+            <w:r>
+              <w:rPr>
+                <w:rFonts w:eastAsia="돋움체"/>
+              </w:rPr>
+              <w:t xml:space="preserve"> </w:t>
+            </w:r>
+            <w:r>
+              <w:rPr>
+                <w:rFonts w:eastAsia="돋움체"/>
+              </w:rPr>
+              <w:t xml:space="preserve">(4 </w:t>
+            </w:r>
+            <w:proofErr w:type="gramStart"/>
+            <w:r>
+              <w:rPr>
+                <w:rFonts w:eastAsia="돋움체"/>
+              </w:rPr>
+              <w:t>GB)+</w:t>
+            </w:r>
+            <w:proofErr w:type="gramEnd"/>
+            <w:r>
+              <w:rPr>
+                <w:rFonts w:eastAsia="돋움체"/>
+              </w:rPr>
+              <w:t>Arduino Mega 2560</w:t>
             </w:r>
           </w:p>
         </w:tc>
@@ -761,13 +2272,18 @@
       <w:tr>
         <w:tc>
           <w:tcPr>
-            <w:tcW w:type="dxa" w:w="4819"/>
-          </w:tcPr>
-          <w:p>
-            <w:r>
-              <w:rPr>
-                <w:rFonts w:ascii="Times New Roman" w:hAnsi="Times New Roman"/>
-                <w:sz w:val="18"/>
+            <w:tcW w:w="846" w:type="dxa"/>
+          </w:tcPr>
+          <w:p>
+            <w:pPr>
+              <w:ind w:firstLine="0"/>
+              <w:rPr>
+                <w:rFonts w:eastAsia="돋움체"/>
+              </w:rPr>
+            </w:pPr>
+            <w:r>
+              <w:rPr>
+                <w:rFonts w:eastAsia="돋움체"/>
               </w:rPr>
               <w:t>Vision</w:t>
             </w:r>
@@ -775,15 +2291,20 @@
         </w:tc>
         <w:tc>
           <w:tcPr>
-            <w:tcW w:type="dxa" w:w="4819"/>
-          </w:tcPr>
-          <w:p>
-            <w:r>
-              <w:rPr>
-                <w:rFonts w:ascii="Times New Roman" w:hAnsi="Times New Roman"/>
-                <w:sz w:val="18"/>
-              </w:rPr>
-              <w:t>RPi Camera Module 3 + USB webcam</w:t>
+            <w:tcW w:w="3750" w:type="dxa"/>
+          </w:tcPr>
+          <w:p>
+            <w:pPr>
+              <w:ind w:firstLine="0"/>
+              <w:rPr>
+                <w:rFonts w:eastAsia="돋움체"/>
+              </w:rPr>
+            </w:pPr>
+            <w:r>
+              <w:rPr>
+                <w:rFonts w:eastAsia="돋움체"/>
+              </w:rPr>
+              <w:t>RPi Camera Module 3+USB webcam</w:t>
             </w:r>
           </w:p>
         </w:tc>
@@ -791,13 +2312,18 @@
       <w:tr>
         <w:tc>
           <w:tcPr>
-            <w:tcW w:type="dxa" w:w="4819"/>
-          </w:tcPr>
-          <w:p>
-            <w:r>
-              <w:rPr>
-                <w:rFonts w:ascii="Times New Roman" w:hAnsi="Times New Roman"/>
-                <w:sz w:val="18"/>
+            <w:tcW w:w="846" w:type="dxa"/>
+          </w:tcPr>
+          <w:p>
+            <w:pPr>
+              <w:ind w:firstLine="0"/>
+              <w:rPr>
+                <w:rFonts w:eastAsia="돋움체"/>
+              </w:rPr>
+            </w:pPr>
+            <w:r>
+              <w:rPr>
+                <w:rFonts w:eastAsia="돋움체"/>
               </w:rPr>
               <w:t>Sensing</w:t>
             </w:r>
@@ -805,15 +2331,20 @@
         </w:tc>
         <w:tc>
           <w:tcPr>
-            <w:tcW w:type="dxa" w:w="4819"/>
-          </w:tcPr>
-          <w:p>
-            <w:r>
-              <w:rPr>
-                <w:rFonts w:ascii="Times New Roman" w:hAnsi="Times New Roman"/>
-                <w:sz w:val="18"/>
-              </w:rPr>
-              <w:t>MPU-9250 IMU + HC-SR04 ultrasonic x5</w:t>
+            <w:tcW w:w="3750" w:type="dxa"/>
+          </w:tcPr>
+          <w:p>
+            <w:pPr>
+              <w:ind w:firstLine="0"/>
+              <w:rPr>
+                <w:rFonts w:eastAsia="돋움체"/>
+              </w:rPr>
+            </w:pPr>
+            <w:r>
+              <w:rPr>
+                <w:rFonts w:eastAsia="돋움체"/>
+              </w:rPr>
+              <w:t>MPU-9250 IMU+HC-SR04 ultrasonic x5</w:t>
             </w:r>
           </w:p>
         </w:tc>
@@ -821,13 +2352,18 @@
       <w:tr>
         <w:tc>
           <w:tcPr>
-            <w:tcW w:type="dxa" w:w="4819"/>
-          </w:tcPr>
-          <w:p>
-            <w:r>
-              <w:rPr>
-                <w:rFonts w:ascii="Times New Roman" w:hAnsi="Times New Roman"/>
-                <w:sz w:val="18"/>
+            <w:tcW w:w="846" w:type="dxa"/>
+          </w:tcPr>
+          <w:p>
+            <w:pPr>
+              <w:ind w:firstLine="0"/>
+              <w:rPr>
+                <w:rFonts w:eastAsia="돋움체"/>
+              </w:rPr>
+            </w:pPr>
+            <w:r>
+              <w:rPr>
+                <w:rFonts w:eastAsia="돋움체"/>
               </w:rPr>
               <w:t>Actuation</w:t>
             </w:r>
@@ -835,15 +2371,32 @@
         </w:tc>
         <w:tc>
           <w:tcPr>
-            <w:tcW w:type="dxa" w:w="4819"/>
-          </w:tcPr>
-          <w:p>
-            <w:r>
-              <w:rPr>
-                <w:rFonts w:ascii="Times New Roman" w:hAnsi="Times New Roman"/>
-                <w:sz w:val="18"/>
-              </w:rPr>
-              <w:t>L298N x2 + DC geared motor x2 + MG996R servo</w:t>
+            <w:tcW w:w="3750" w:type="dxa"/>
+          </w:tcPr>
+          <w:p>
+            <w:pPr>
+              <w:ind w:firstLine="0"/>
+              <w:rPr>
+                <w:rFonts w:eastAsia="돋움체"/>
+              </w:rPr>
+            </w:pPr>
+            <w:r>
+              <w:rPr>
+                <w:rFonts w:eastAsia="돋움체"/>
+              </w:rPr>
+              <w:t>L298N x2+DC geared motor x2+</w:t>
+            </w:r>
+            <w:r>
+              <w:rPr>
+                <w:rFonts w:eastAsia="돋움체"/>
+              </w:rPr>
+              <w:br/>
+            </w:r>
+            <w:r>
+              <w:rPr>
+                <w:rFonts w:eastAsia="돋움체"/>
+              </w:rPr>
+              <w:t>MG996R servo</w:t>
             </w:r>
           </w:p>
         </w:tc>
@@ -851,13 +2404,18 @@
       <w:tr>
         <w:tc>
           <w:tcPr>
-            <w:tcW w:type="dxa" w:w="4819"/>
-          </w:tcPr>
-          <w:p>
-            <w:r>
-              <w:rPr>
-                <w:rFonts w:ascii="Times New Roman" w:hAnsi="Times New Roman"/>
-                <w:sz w:val="18"/>
+            <w:tcW w:w="846" w:type="dxa"/>
+          </w:tcPr>
+          <w:p>
+            <w:pPr>
+              <w:ind w:firstLine="0"/>
+              <w:rPr>
+                <w:rFonts w:eastAsia="돋움체"/>
+              </w:rPr>
+            </w:pPr>
+            <w:r>
+              <w:rPr>
+                <w:rFonts w:eastAsia="돋움체"/>
               </w:rPr>
               <w:t>Power</w:t>
             </w:r>
@@ -865,15 +2423,20 @@
         </w:tc>
         <w:tc>
           <w:tcPr>
-            <w:tcW w:type="dxa" w:w="4819"/>
-          </w:tcPr>
-          <w:p>
-            <w:r>
-              <w:rPr>
-                <w:rFonts w:ascii="Times New Roman" w:hAnsi="Times New Roman"/>
-                <w:sz w:val="18"/>
-              </w:rPr>
-              <w:t>2S LiPo 7.4 V (logic) + 12 V LiPo (drive)</w:t>
+            <w:tcW w:w="3750" w:type="dxa"/>
+          </w:tcPr>
+          <w:p>
+            <w:pPr>
+              <w:ind w:firstLine="0"/>
+              <w:rPr>
+                <w:rFonts w:eastAsia="돋움체"/>
+              </w:rPr>
+            </w:pPr>
+            <w:r>
+              <w:rPr>
+                <w:rFonts w:eastAsia="돋움체"/>
+              </w:rPr>
+              <w:t>2S LiPo 7.4 V (logic)+12 V LiPo (drive)</w:t>
             </w:r>
           </w:p>
         </w:tc>
@@ -881,358 +2444,1468 @@
     </w:tbl>
     <w:p>
       <w:pPr>
-        <w:pStyle w:val="a2"/>
-      </w:pPr>
-      <w:r>
-        <w:rPr>
-          <w:rFonts w:ascii="Times New Roman" w:hAnsi="Times New Roman"/>
-          <w:i/>
-        </w:rPr>
-        <w:t>[ Figure placeholder — 이미지 삽입 필요 ]</w:t>
-      </w:r>
+        <w:pStyle w:val="af1"/>
+        <w:spacing w:line="264" w:lineRule="auto"/>
+        <w:rPr>
+          <w:rFonts w:ascii="돋움체" w:hAnsi="돋움체"/>
+        </w:rPr>
+      </w:pPr>
     </w:p>
     <w:p>
       <w:pPr>
-        <w:pStyle w:val="a2"/>
-      </w:pPr>
-      <w:r>
-        <w:rPr>
-          <w:rFonts w:ascii="Times New Roman" w:hAnsi="Times New Roman"/>
-        </w:rPr>
-        <w:t>Fig. 3 Dual-battery power architecture separating the 7.4 V logic supply from the 12 V drive supply</w:t>
+        <w:pStyle w:val="af1"/>
+        <w:spacing w:line="264" w:lineRule="auto"/>
+        <w:rPr>
+          <w:rFonts w:ascii="돋움체" w:hAnsi="돋움체"/>
+        </w:rPr>
+      </w:pPr>
+      <w:r>
+        <w:rPr>
+          <w:rFonts w:ascii="돋움체" w:hAnsi="돋움체"/>
+        </w:rPr>
+        <w:t>2.3 소프트웨어 구성</w:t>
       </w:r>
     </w:p>
     <w:p>
       <w:pPr>
-        <w:pStyle w:val="af1"/>
-      </w:pPr>
-      <w:r>
-        <w:rPr>
-          <w:rFonts w:ascii="Times New Roman" w:hAnsi="Times New Roman"/>
-        </w:rPr>
-        <w:t>2.3 소프트웨어 구성</w:t>
+        <w:pStyle w:val="a0"/>
+        <w:numPr>
+          <w:ilvl w:val="0"/>
+          <w:numId w:val="0"/>
+        </w:numPr>
+        <w:spacing w:line="240" w:lineRule="auto"/>
+        <w:ind w:firstLineChars="100" w:firstLine="200"/>
+        <w:rPr>
+          <w:rFonts w:ascii="바탕체" w:hAnsi="바탕체"/>
+        </w:rPr>
+      </w:pPr>
+      <w:r>
+        <w:rPr>
+          <w:rFonts w:ascii="바탕체" w:hAnsi="바탕체"/>
+        </w:rPr>
+        <w:t xml:space="preserve">백엔드는 </w:t>
+      </w:r>
+      <w:r>
+        <w:t>Python FastAPI</w:t>
+      </w:r>
+      <w:r>
+        <w:rPr>
+          <w:rFonts w:ascii="바탕체" w:hAnsi="바탕체"/>
+        </w:rPr>
+        <w:t xml:space="preserve">와 비동기 </w:t>
+      </w:r>
+      <w:r>
+        <w:t>SQLAlchemy</w:t>
+      </w:r>
+      <w:r>
+        <w:rPr>
+          <w:rFonts w:ascii="바탕체" w:hAnsi="바탕체"/>
+        </w:rPr>
+        <w:t xml:space="preserve">로 구현되어 미션·로봇·빈 상태를 관리하고 </w:t>
+      </w:r>
+      <w:r>
+        <w:t>WebSocket</w:t>
+      </w:r>
+      <w:r>
+        <w:rPr>
+          <w:rFonts w:ascii="바탕체" w:hAnsi="바탕체"/>
+        </w:rPr>
+        <w:t xml:space="preserve">으로 시뮬레이션 상태를 브로드캐스트한다. 실물 로봇에서는 </w:t>
+      </w:r>
+      <w:r>
+        <w:t>Raspberry Pi</w:t>
+      </w:r>
+      <w:r>
+        <w:rPr>
+          <w:rFonts w:ascii="바탕체" w:hAnsi="바탕체"/>
+        </w:rPr>
+        <w:t xml:space="preserve">가 미션 상태머신과 비전 처리를, </w:t>
+      </w:r>
+      <w:r>
+        <w:t>Arduino</w:t>
+      </w:r>
+      <w:r>
+        <w:rPr>
+          <w:rFonts w:ascii="바탕체" w:hAnsi="바탕체"/>
+        </w:rPr>
+        <w:t xml:space="preserve">가 모터·센서 제어를 담당하며, 두 제어기는 </w:t>
+      </w:r>
+      <w:r>
+        <w:t>115200 bps</w:t>
+      </w:r>
+      <w:r>
+        <w:rPr>
+          <w:rFonts w:ascii="바탕체" w:hAnsi="바탕체"/>
+        </w:rPr>
+        <w:t xml:space="preserve">의 </w:t>
+      </w:r>
+      <w:r>
+        <w:t>JSON</w:t>
+      </w:r>
+      <w:r>
+        <w:rPr>
+          <w:rFonts w:ascii="바탕체" w:hAnsi="바탕체"/>
+        </w:rPr>
+        <w:t xml:space="preserve"> 라인 프로토콜로 통신한다. 동일한 미션 로직 모듈을 세 계층이 공유하도록 설계하여 코드 중복과 검증 불일치를 최소화하였다.</w:t>
       </w:r>
     </w:p>
     <w:p>
       <w:pPr>
-        <w:pStyle w:val="a0"/>
-      </w:pPr>
-      <w:r>
-        <w:rPr>
-          <w:rFonts w:ascii="Times New Roman" w:hAnsi="Times New Roman"/>
-          <w:b w:val="0"/>
-        </w:rPr>
-        <w:t>백엔드는 Python FastAPI와 비동기 SQLAlchemy로 구현되어 미션·로봇·빈 상태를 관리하고 WebSocket으로 시뮬레이션 상태를 브로드캐스트한다. 실물 로봇에서는 Raspberry Pi가 미션 상태머신과 비전 처리를, Arduino가 모터·센서 제어를 담당하며, 두 제어기는 115200 bps의 JSON 라인 프로토콜로 통신한다. 동일한 미션 로직 모듈을 세 계층이 공유하도록 설계하여 코드 중복과 검증 불일치를 최소화하였다.</w:t>
+        <w:pStyle w:val="a"/>
+        <w:rPr>
+          <w:rFonts w:ascii="돋움체" w:hAnsi="돋움체"/>
+        </w:rPr>
+      </w:pPr>
+      <w:r>
+        <w:rPr>
+          <w:rFonts w:ascii="돋움체" w:hAnsi="돋움체"/>
+        </w:rPr>
+        <w:t>자율 수거 알고리즘</w:t>
       </w:r>
     </w:p>
     <w:p>
       <w:pPr>
-        <w:pStyle w:val="a"/>
-      </w:pPr>
-      <w:r>
-        <w:rPr>
-          <w:rFonts w:ascii="Times New Roman" w:hAnsi="Times New Roman"/>
-        </w:rPr>
-        <w:t>3. 자율 수거 알고리즘</w:t>
+        <w:pStyle w:val="af1"/>
+        <w:spacing w:line="264" w:lineRule="auto"/>
+        <w:rPr>
+          <w:rFonts w:ascii="돋움체" w:hAnsi="돋움체"/>
+        </w:rPr>
+      </w:pPr>
+      <w:r>
+        <w:rPr>
+          <w:rFonts w:ascii="돋움체" w:hAnsi="돋움체"/>
+        </w:rPr>
+        <w:t>3.1 경로 탐색</w:t>
       </w:r>
     </w:p>
     <w:p>
       <w:pPr>
-        <w:pStyle w:val="af1"/>
-      </w:pPr>
-      <w:r>
-        <w:rPr>
-          <w:rFonts w:ascii="Times New Roman" w:hAnsi="Times New Roman"/>
-        </w:rPr>
-        <w:t>3.1 경로 탐색</w:t>
+        <w:pStyle w:val="a0"/>
+        <w:numPr>
+          <w:ilvl w:val="0"/>
+          <w:numId w:val="0"/>
+        </w:numPr>
+        <w:spacing w:line="240" w:lineRule="auto"/>
+        <w:ind w:firstLineChars="100" w:firstLine="200"/>
+        <w:rPr>
+          <w:rFonts w:ascii="바탕체" w:hAnsi="바탕체"/>
+        </w:rPr>
+      </w:pPr>
+      <w:r>
+        <w:rPr>
+          <w:rFonts w:hint="eastAsia"/>
+          <w:noProof/>
+        </w:rPr>
+        <w:drawing>
+          <wp:anchor distT="0" distB="0" distL="114300" distR="114300" simplePos="0" relativeHeight="251661312" behindDoc="0" locked="0" layoutInCell="1" allowOverlap="1" wp14:anchorId="0BA0C613" wp14:editId="39A5631E">
+            <wp:simplePos x="0" y="0"/>
+            <wp:positionH relativeFrom="column">
+              <wp:posOffset>-3175</wp:posOffset>
+            </wp:positionH>
+            <wp:positionV relativeFrom="paragraph">
+              <wp:posOffset>1751702</wp:posOffset>
+            </wp:positionV>
+            <wp:extent cx="6120765" cy="906780"/>
+            <wp:effectExtent l="0" t="0" r="635" b="0"/>
+            <wp:wrapTopAndBottom/>
+            <wp:docPr id="2014876759" name="그림 2"/>
+            <wp:cNvGraphicFramePr>
+              <a:graphicFrameLocks xmlns:a="http://schemas.openxmlformats.org/drawingml/2006/main" noChangeAspect="1"/>
+            </wp:cNvGraphicFramePr>
+            <a:graphic xmlns:a="http://schemas.openxmlformats.org/drawingml/2006/main">
+              <a:graphicData uri="http://schemas.openxmlformats.org/drawingml/2006/picture">
+                <pic:pic xmlns:pic="http://schemas.openxmlformats.org/drawingml/2006/picture">
+                  <pic:nvPicPr>
+                    <pic:cNvPr id="2014876759" name="그림 2"/>
+                    <pic:cNvPicPr/>
+                  </pic:nvPicPr>
+                  <pic:blipFill rotWithShape="1">
+                    <a:blip r:embed="rId15" cstate="print">
+                      <a:extLst>
+                        <a:ext uri="{28A0092B-C50C-407E-A947-70E740481C1C}">
+                          <a14:useLocalDpi xmlns:a14="http://schemas.microsoft.com/office/drawing/2010/main" val="0"/>
+                        </a:ext>
+                      </a:extLst>
+                    </a:blip>
+                    <a:srcRect l="2078" t="68407" r="4306" b="3807"/>
+                    <a:stretch>
+                      <a:fillRect/>
+                    </a:stretch>
+                  </pic:blipFill>
+                  <pic:spPr bwMode="auto">
+                    <a:xfrm>
+                      <a:off x="0" y="0"/>
+                      <a:ext cx="6120765" cy="906780"/>
+                    </a:xfrm>
+                    <a:prstGeom prst="rect">
+                      <a:avLst/>
+                    </a:prstGeom>
+                    <a:ln>
+                      <a:noFill/>
+                    </a:ln>
+                    <a:extLst>
+                      <a:ext uri="{53640926-AAD7-44D8-BBD7-CCE9431645EC}">
+                        <a14:shadowObscured xmlns:a14="http://schemas.microsoft.com/office/drawing/2010/main"/>
+                      </a:ext>
+                    </a:extLst>
+                  </pic:spPr>
+                </pic:pic>
+              </a:graphicData>
+            </a:graphic>
+            <wp14:sizeRelH relativeFrom="page">
+              <wp14:pctWidth>0</wp14:pctWidth>
+            </wp14:sizeRelH>
+            <wp14:sizeRelV relativeFrom="page">
+              <wp14:pctHeight>0</wp14:pctHeight>
+            </wp14:sizeRelV>
+          </wp:anchor>
+        </w:drawing>
+      </w:r>
+      <w:r>
+        <w:rPr>
+          <w:noProof/>
+        </w:rPr>
+        <mc:AlternateContent>
+          <mc:Choice Requires="wps">
+            <w:drawing>
+              <wp:anchor distT="0" distB="0" distL="114300" distR="114300" simplePos="0" relativeHeight="251663360" behindDoc="0" locked="0" layoutInCell="1" allowOverlap="1" wp14:anchorId="4B108AFD" wp14:editId="0C2507CA">
+                <wp:simplePos x="0" y="0"/>
+                <wp:positionH relativeFrom="column">
+                  <wp:posOffset>-3175</wp:posOffset>
+                </wp:positionH>
+                <wp:positionV relativeFrom="paragraph">
+                  <wp:posOffset>2658745</wp:posOffset>
+                </wp:positionV>
+                <wp:extent cx="6097270" cy="635"/>
+                <wp:effectExtent l="0" t="0" r="0" b="0"/>
+                <wp:wrapTopAndBottom/>
+                <wp:docPr id="1895983140" name="Text Box 1"/>
+                <wp:cNvGraphicFramePr/>
+                <a:graphic xmlns:a="http://schemas.openxmlformats.org/drawingml/2006/main">
+                  <a:graphicData uri="http://schemas.microsoft.com/office/word/2010/wordprocessingShape">
+                    <wps:wsp>
+                      <wps:cNvSpPr txBox="1"/>
+                      <wps:spPr>
+                        <a:xfrm>
+                          <a:off x="0" y="0"/>
+                          <a:ext cx="6097270" cy="635"/>
+                        </a:xfrm>
+                        <a:prstGeom prst="rect">
+                          <a:avLst/>
+                        </a:prstGeom>
+                        <a:solidFill>
+                          <a:prstClr val="white"/>
+                        </a:solidFill>
+                        <a:ln>
+                          <a:noFill/>
+                        </a:ln>
+                      </wps:spPr>
+                      <wps:txbx>
+                        <w:txbxContent>
+                          <w:p>
+                            <w:pPr>
+                              <w:pStyle w:val="af9"/>
+                              <w:spacing w:line="216" w:lineRule="auto"/>
+                              <w:ind w:left="681" w:hangingChars="340" w:hanging="681"/>
+                              <w:rPr>
+                                <w:noProof/>
+                              </w:rPr>
+                            </w:pPr>
+                            <w:r>
+                              <w:t>Fig</w:t>
+                            </w:r>
+                            <w:r>
+                              <w:t>ure</w:t>
+                            </w:r>
+                            <w:r>
+                              <w:t xml:space="preserve"> </w:t>
+                            </w:r>
+                            <w:r>
+                              <w:t xml:space="preserve">4 </w:t>
+                            </w:r>
+                            <w:r>
+                              <w:rPr>
+                                <w:b w:val="0"/>
+                                <w:bCs w:val="0"/>
+                              </w:rPr>
+                              <w:t>Finite-state machine of the collection mission</w:t>
+                            </w:r>
+                          </w:p>
+                        </w:txbxContent>
+                      </wps:txbx>
+                      <wps:bodyPr rot="0" spcFirstLastPara="0" vertOverflow="overflow" horzOverflow="overflow" vert="horz" wrap="square" lIns="0" tIns="0" rIns="0" bIns="0" numCol="1" spcCol="0" rtlCol="0" fromWordArt="0" anchor="t" anchorCtr="0" forceAA="0" compatLnSpc="1">
+                        <a:prstTxWarp prst="textNoShape">
+                          <a:avLst/>
+                        </a:prstTxWarp>
+                        <a:spAutoFit/>
+                      </wps:bodyPr>
+                    </wps:wsp>
+                  </a:graphicData>
+                </a:graphic>
+                <wp14:sizeRelH relativeFrom="margin">
+                  <wp14:pctWidth>0</wp14:pctWidth>
+                </wp14:sizeRelH>
+              </wp:anchor>
+            </w:drawing>
+          </mc:Choice>
+          <mc:Fallback>
+            <w:pict>
+              <v:shape w14:anchorId="4B108AFD" id="_x0000_s1027" type="#_x0000_t202" style="position:absolute;left:0;text-align:left;margin-left:-.25pt;margin-top:209.35pt;width:480.1pt;height:.05pt;z-index:251663360;visibility:visible;mso-wrap-style:square;mso-width-percent:0;mso-wrap-distance-left:9pt;mso-wrap-distance-top:0;mso-wrap-distance-right:9pt;mso-wrap-distance-bottom:0;mso-position-horizontal:absolute;mso-position-horizontal-relative:text;mso-position-vertical:absolute;mso-position-vertical-relative:text;mso-width-percent:0;mso-width-relative:margin;v-text-anchor:top" o:gfxdata="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" stroked="f">
+                <v:textbox style="mso-fit-shape-to-text:t" inset="0,0,0,0">
+                  <w:txbxContent>
+                    <w:p>
+                      <w:pPr>
+                        <w:pStyle w:val="af9"/>
+                        <w:spacing w:line="216" w:lineRule="auto"/>
+                        <w:ind w:left="681" w:hangingChars="340" w:hanging="681"/>
+                        <w:rPr>
+                          <w:noProof/>
+                        </w:rPr>
+                      </w:pPr>
+                      <w:r>
+                        <w:t>Fig</w:t>
+                      </w:r>
+                      <w:r>
+                        <w:t>ure</w:t>
+                      </w:r>
+                      <w:r>
+                        <w:t xml:space="preserve"> </w:t>
+                      </w:r>
+                      <w:r>
+                        <w:t>4</w:t>
+                      </w:r>
+                      <w:r>
+                        <w:t xml:space="preserve"> </w:t>
+                      </w:r>
+                      <w:r>
+                        <w:rPr>
+                          <w:b w:val="0"/>
+                          <w:bCs w:val="0"/>
+                        </w:rPr>
+                        <w:t>Finite-state machine of the collection mission</w:t>
+                      </w:r>
+                    </w:p>
+                  </w:txbxContent>
+                </v:textbox>
+                <w10:wrap type="topAndBottom"/>
+              </v:shape>
+            </w:pict>
+          </mc:Fallback>
+        </mc:AlternateContent>
+      </w:r>
+      <w:r>
+        <w:rPr>
+          <w:rFonts w:ascii="바탕체" w:hAnsi="바탕체"/>
+        </w:rPr>
+        <w:t xml:space="preserve">전역 경로 탐색에는 격자 지도 상의 </w:t>
+      </w:r>
+      <w:r>
+        <w:t>A*</w:t>
+      </w:r>
+      <w:r>
+        <w:rPr>
+          <w:rFonts w:ascii="바탕체" w:hAnsi="바탕체"/>
+        </w:rPr>
+        <w:t xml:space="preserve"> 알고리즘</w:t>
+      </w:r>
+      <w:r>
+        <w:rPr>
+          <w:rFonts w:ascii="바탕체" w:hAnsi="바탕체"/>
+          <w:vertAlign w:val="superscript"/>
+        </w:rPr>
+        <w:t>(1)</w:t>
+      </w:r>
+      <w:r>
+        <w:rPr>
+          <w:rFonts w:ascii="바탕체" w:hAnsi="바탕체"/>
+        </w:rPr>
+        <w:t xml:space="preserve">을 사용한다. 평가 함수는 </w:t>
+      </w:r>
+      <m:oMath>
+        <m:r>
+          <m:rPr>
+            <m:sty m:val="p"/>
+          </m:rPr>
+          <w:rPr>
+            <w:rFonts w:ascii="Cambria Math" w:eastAsia="돋움체" w:hAnsi="Cambria Math"/>
+          </w:rPr>
+          <m:t>f</m:t>
+        </m:r>
+        <m:d>
+          <m:dPr>
+            <m:ctrlPr>
+              <w:rPr>
+                <w:rFonts w:ascii="Cambria Math" w:eastAsia="돋움체" w:hAnsi="Cambria Math"/>
+              </w:rPr>
+            </m:ctrlPr>
+          </m:dPr>
+          <m:e>
+            <m:r>
+              <m:rPr>
+                <m:sty m:val="p"/>
+              </m:rPr>
+              <w:rPr>
+                <w:rFonts w:ascii="Cambria Math" w:eastAsia="돋움체" w:hAnsi="Cambria Math"/>
+              </w:rPr>
+              <m:t>n</m:t>
+            </m:r>
+          </m:e>
+        </m:d>
+        <m:r>
+          <w:rPr>
+            <w:rFonts w:ascii="Cambria Math" w:eastAsia="돋움체" w:hAnsi="Cambria Math"/>
+          </w:rPr>
+          <m:t>=g</m:t>
+        </m:r>
+        <m:d>
+          <m:dPr>
+            <m:ctrlPr>
+              <w:rPr>
+                <w:rFonts w:ascii="Cambria Math" w:eastAsia="돋움체" w:hAnsi="Cambria Math"/>
+                <w:i/>
+              </w:rPr>
+            </m:ctrlPr>
+          </m:dPr>
+          <m:e>
+            <m:r>
+              <w:rPr>
+                <w:rFonts w:ascii="Cambria Math" w:eastAsia="돋움체" w:hAnsi="Cambria Math"/>
+              </w:rPr>
+              <m:t>n</m:t>
+            </m:r>
+          </m:e>
+        </m:d>
+        <m:r>
+          <w:rPr>
+            <w:rFonts w:ascii="Cambria Math" w:eastAsia="돋움체" w:hAnsi="Cambria Math"/>
+          </w:rPr>
+          <m:t>+h(n)</m:t>
+        </m:r>
+      </m:oMath>
+      <w:r>
+        <w:rPr>
+          <w:rFonts w:ascii="바탕체" w:hAnsi="바탕체"/>
+        </w:rPr>
+        <w:t xml:space="preserve"> 이며, </w:t>
+      </w:r>
+      <w:r>
+        <w:t>8</w:t>
+      </w:r>
+      <w:r>
+        <w:rPr>
+          <w:rFonts w:ascii="바탕체" w:hAnsi="바탕체"/>
+        </w:rPr>
+        <w:t xml:space="preserve">방향 이동을 허용하고 대각 이동 비용을 </w:t>
+      </w:r>
+      <m:oMath>
+        <m:rad>
+          <m:radPr>
+            <m:degHide m:val="1"/>
+            <m:ctrlPr>
+              <w:rPr>
+                <w:rFonts w:ascii="Cambria Math" w:eastAsia="돋움체" w:hAnsi="Cambria Math"/>
+                <w:i/>
+              </w:rPr>
+            </m:ctrlPr>
+          </m:radPr>
+          <m:deg/>
+          <m:e>
+            <m:r>
+              <w:rPr>
+                <w:rFonts w:ascii="Cambria Math" w:eastAsia="돋움체" w:hAnsi="Cambria Math"/>
+              </w:rPr>
+              <m:t>2</m:t>
+            </m:r>
+          </m:e>
+        </m:rad>
+      </m:oMath>
+      <w:r>
+        <w:rPr>
+          <w:rFonts w:ascii="바탕체" w:hAnsi="바탕체"/>
+        </w:rPr>
+        <w:t xml:space="preserve"> </w:t>
+      </w:r>
+      <w:r>
+        <w:rPr>
+          <w:rFonts w:ascii="바탕체" w:hAnsi="바탕체"/>
+        </w:rPr>
+        <w:t xml:space="preserve">로 부여한다. 휴리스틱 </w:t>
+      </w:r>
+      <m:oMath>
+        <m:r>
+          <w:rPr>
+            <w:rFonts w:ascii="Cambria Math" w:eastAsia="돋움체" w:hAnsi="Cambria Math"/>
+          </w:rPr>
+          <m:t>h(n)</m:t>
+        </m:r>
+      </m:oMath>
+      <w:r>
+        <w:rPr>
+          <w:rFonts w:ascii="바탕체" w:hAnsi="바탕체"/>
+        </w:rPr>
+        <w:t xml:space="preserve">으로는 </w:t>
+      </w:r>
+      <w:r>
+        <w:t>8</w:t>
+      </w:r>
+      <w:r>
+        <w:rPr>
+          <w:rFonts w:ascii="바탕체" w:hAnsi="바탕체"/>
+        </w:rPr>
+        <w:t xml:space="preserve">방향 이동에 일관적인 </w:t>
+      </w:r>
+      <w:proofErr w:type="spellStart"/>
+      <w:r>
+        <w:rPr>
+          <w:rFonts w:ascii="바탕체" w:hAnsi="바탕체"/>
+        </w:rPr>
+        <w:t>옥타일</w:t>
+      </w:r>
+      <w:proofErr w:type="spellEnd"/>
+      <w:r>
+        <w:rPr>
+          <w:rFonts w:ascii="바탕체" w:hAnsi="바탕체"/>
+        </w:rPr>
+        <w:t xml:space="preserve"> 거리(</w:t>
+      </w:r>
+      <w:r>
+        <w:t>octile distance</w:t>
+      </w:r>
+      <w:r>
+        <w:rPr>
+          <w:rFonts w:ascii="바탕체" w:hAnsi="바탕체"/>
+        </w:rPr>
+        <w:t>)</w:t>
+      </w:r>
+      <w:proofErr w:type="spellStart"/>
+      <w:r>
+        <w:rPr>
+          <w:rFonts w:ascii="바탕체" w:hAnsi="바탕체"/>
+        </w:rPr>
+        <w:t>를</w:t>
+      </w:r>
+      <w:proofErr w:type="spellEnd"/>
+      <w:r>
+        <w:rPr>
+          <w:rFonts w:ascii="바탕체" w:hAnsi="바탕체"/>
+        </w:rPr>
+        <w:t xml:space="preserve"> 사용한다. 장애물 주변에는 팽창 반경 </w:t>
+      </w:r>
+      <m:oMath>
+        <m:sSub>
+          <m:sSubPr>
+            <m:ctrlPr>
+              <w:rPr>
+                <w:rFonts w:ascii="Cambria Math" w:eastAsia="돋움체" w:hAnsi="Cambria Math"/>
+              </w:rPr>
+            </m:ctrlPr>
+          </m:sSubPr>
+          <m:e>
+            <m:r>
+              <m:rPr>
+                <m:sty m:val="p"/>
+              </m:rPr>
+              <w:rPr>
+                <w:rFonts w:ascii="Cambria Math" w:eastAsia="돋움체" w:hAnsi="Cambria Math"/>
+              </w:rPr>
+              <m:t>r</m:t>
+            </m:r>
+          </m:e>
+          <m:sub>
+            <m:r>
+              <m:rPr>
+                <m:sty m:val="p"/>
+              </m:rPr>
+              <w:rPr>
+                <w:rFonts w:ascii="Cambria Math" w:eastAsia="돋움체" w:hAnsi="Cambria Math"/>
+              </w:rPr>
+              <m:t>infl</m:t>
+            </m:r>
+          </m:sub>
+        </m:sSub>
+      </m:oMath>
+      <w:r>
+        <w:rPr>
+          <w:rFonts w:ascii="바탕체" w:hAnsi="바탕체"/>
+        </w:rPr>
+        <w:t xml:space="preserve"> 을 적용해 비용을 가중함으로써 </w:t>
+      </w:r>
+      <w:r>
+        <w:t>ROS 2 Nav2</w:t>
+      </w:r>
+      <w:r>
+        <w:rPr>
+          <w:rFonts w:ascii="바탕체" w:hAnsi="바탕체"/>
+        </w:rPr>
+        <w:t xml:space="preserve">의 </w:t>
+      </w:r>
+      <w:r>
+        <w:t>InflationLayer</w:t>
+      </w:r>
+      <w:r>
+        <w:rPr>
+          <w:rFonts w:ascii="바탕체" w:hAnsi="바탕체"/>
+        </w:rPr>
+        <w:t xml:space="preserve"> 동작을 모사하였으며, 이는 향후 </w:t>
+      </w:r>
+      <w:r>
+        <w:t>Nav2 NavFn</w:t>
+      </w:r>
+      <w:r>
+        <w:rPr>
+          <w:rFonts w:ascii="바탕체" w:hAnsi="바탕체"/>
+        </w:rPr>
+        <w:t xml:space="preserve"> 계획기로의 이식을 용이하게 하기 위한 의도적 설계</w:t>
+      </w:r>
+      <w:r>
+        <w:rPr>
+          <w:rFonts w:ascii="바탕체" w:hAnsi="바탕체"/>
+        </w:rPr>
+        <w:t xml:space="preserve">이다. 전역 경로와 장애물 팽창 비용의 적용 예를 </w:t>
+      </w:r>
+      <w:r>
+        <w:t xml:space="preserve">Fig. </w:t>
+      </w:r>
+      <w:r>
+        <w:t>3</w:t>
+      </w:r>
+      <w:r>
+        <w:rPr>
+          <w:rFonts w:ascii="바탕체" w:hAnsi="바탕체"/>
+        </w:rPr>
+        <w:t>에 나타냈다.</w:t>
       </w:r>
     </w:p>
     <w:p>
       <w:pPr>
         <w:pStyle w:val="a0"/>
-      </w:pPr>
-      <w:r>
-        <w:rPr>
-          <w:rFonts w:ascii="Times New Roman" w:hAnsi="Times New Roman"/>
-          <w:b w:val="0"/>
-        </w:rPr>
-        <w:t>전역 경로 탐색에는 격자 지도 상의 A* 알고리즘</w:t>
-      </w:r>
-      <w:r>
-        <w:rPr>
-          <w:rFonts w:ascii="Times New Roman" w:hAnsi="Times New Roman"/>
-          <w:vertAlign w:val="superscript"/>
-        </w:rPr>
-        <w:t>(1)</w:t>
-      </w:r>
-      <w:r>
-        <w:rPr>
-          <w:rFonts w:ascii="Times New Roman" w:hAnsi="Times New Roman"/>
-          <w:b w:val="0"/>
-        </w:rPr>
-        <w:t>을 사용한다. 평가 함수는 f(n) = g(n) + h(n) 이며, 8방향 이동을 허용하고 대각 이동 비용을 √2 로 부여한다. 휴리스틱 h(n) 으로는 8방향 이동에 일관적인 옥타일 거리(octile distance)를 사용한다. 장애물 주변에는 팽창 반경 r_infl 을 적용해 비용을 가중함으로써 ROS 2 Nav2의 InflationLayer 동작을 모사하였으며, 이는 향후 Nav2 NavFn 계획기로의 이식을 용이하게 하기 위한 의도적 설계이다. 전역 경로와 장애물 팽창 비용의 적용 예를 Fig. 4에 나타냈다.</w:t>
+        <w:numPr>
+          <w:ilvl w:val="0"/>
+          <w:numId w:val="0"/>
+        </w:numPr>
+        <w:spacing w:line="240" w:lineRule="auto"/>
+        <w:ind w:firstLineChars="100" w:firstLine="200"/>
+        <w:rPr>
+          <w:rFonts w:ascii="바탕체" w:hAnsi="바탕체"/>
+        </w:rPr>
+      </w:pPr>
+      <w:r>
+        <w:rPr>
+          <w:rFonts w:hint="eastAsia"/>
+          <w:noProof/>
+        </w:rPr>
+        <w:drawing>
+          <wp:inline distT="0" distB="0" distL="0" distR="0" wp14:anchorId="4CC9A1DD" wp14:editId="3E43C31E">
+            <wp:extent cx="2793975" cy="1608649"/>
+            <wp:effectExtent l="0" t="0" r="635" b="4445"/>
+            <wp:docPr id="270594092" name="그림 2"/>
+            <wp:cNvGraphicFramePr>
+              <a:graphicFrameLocks xmlns:a="http://schemas.openxmlformats.org/drawingml/2006/main" noChangeAspect="1"/>
+            </wp:cNvGraphicFramePr>
+            <a:graphic xmlns:a="http://schemas.openxmlformats.org/drawingml/2006/main">
+              <a:graphicData uri="http://schemas.openxmlformats.org/drawingml/2006/picture">
+                <pic:pic xmlns:pic="http://schemas.openxmlformats.org/drawingml/2006/picture">
+                  <pic:nvPicPr>
+                    <pic:cNvPr id="270594092" name="그림 2"/>
+                    <pic:cNvPicPr/>
+                  </pic:nvPicPr>
+                  <pic:blipFill rotWithShape="1">
+                    <a:blip r:embed="rId16" cstate="print">
+                      <a:extLst>
+                        <a:ext uri="{28A0092B-C50C-407E-A947-70E740481C1C}">
+                          <a14:useLocalDpi xmlns:a14="http://schemas.microsoft.com/office/drawing/2010/main" val="0"/>
+                        </a:ext>
+                      </a:extLst>
+                    </a:blip>
+                    <a:srcRect l="2321" t="12003" r="2094" b="5446"/>
+                    <a:stretch>
+                      <a:fillRect/>
+                    </a:stretch>
+                  </pic:blipFill>
+                  <pic:spPr bwMode="auto">
+                    <a:xfrm>
+                      <a:off x="0" y="0"/>
+                      <a:ext cx="2795703" cy="1609644"/>
+                    </a:xfrm>
+                    <a:prstGeom prst="rect">
+                      <a:avLst/>
+                    </a:prstGeom>
+                    <a:ln>
+                      <a:noFill/>
+                    </a:ln>
+                    <a:extLst>
+                      <a:ext uri="{53640926-AAD7-44D8-BBD7-CCE9431645EC}">
+                        <a14:shadowObscured xmlns:a14="http://schemas.microsoft.com/office/drawing/2010/main"/>
+                      </a:ext>
+                    </a:extLst>
+                  </pic:spPr>
+                </pic:pic>
+              </a:graphicData>
+            </a:graphic>
+          </wp:inline>
+        </w:drawing>
       </w:r>
     </w:p>
     <w:p>
       <w:pPr>
-        <w:pStyle w:val="a2"/>
-      </w:pPr>
-      <w:r>
-        <w:rPr>
-          <w:rFonts w:ascii="Times New Roman" w:hAnsi="Times New Roman"/>
-          <w:i/>
-        </w:rPr>
-        <w:t>[ Figure placeholder — 이미지 삽입 필요 ]</w:t>
+        <w:pStyle w:val="af9"/>
+        <w:keepNext/>
+        <w:spacing w:line="216" w:lineRule="auto"/>
+        <w:ind w:left="681" w:hangingChars="340" w:hanging="681"/>
+        <w:rPr>
+          <w:b w:val="0"/>
+          <w:bCs w:val="0"/>
+        </w:rPr>
+      </w:pPr>
+      <w:r>
+        <w:t xml:space="preserve">Figure </w:t>
+      </w:r>
+      <w:r>
+        <w:rPr>
+          <w:rFonts w:hint="eastAsia"/>
+        </w:rPr>
+        <w:t>3</w:t>
+      </w:r>
+      <w:r>
+        <w:rPr>
+          <w:b w:val="0"/>
+          <w:bCs w:val="0"/>
+        </w:rPr>
+        <w:t xml:space="preserve"> </w:t>
+      </w:r>
+      <w:r>
+        <w:rPr>
+          <w:rFonts w:eastAsia="돋움체"/>
+          <w:b w:val="0"/>
+          <w:bCs w:val="0"/>
+        </w:rPr>
+        <w:t>A* global path with obstacle inflation on the prototype map</w:t>
       </w:r>
     </w:p>
     <w:p>
       <w:pPr>
-        <w:pStyle w:val="a2"/>
-      </w:pPr>
-      <w:r>
-        <w:rPr>
-          <w:rFonts w:ascii="Times New Roman" w:hAnsi="Times New Roman"/>
-        </w:rPr>
-        <w:t>Fig. 4 A* global path with obstacle inflation on the prototype map</w:t>
+        <w:pStyle w:val="af1"/>
+        <w:spacing w:line="264" w:lineRule="auto"/>
+        <w:rPr>
+          <w:rFonts w:ascii="돋움체" w:hAnsi="돋움체"/>
+        </w:rPr>
+      </w:pPr>
+      <w:r>
+        <w:rPr>
+          <w:rFonts w:ascii="돋움체" w:hAnsi="돋움체"/>
+        </w:rPr>
+        <w:t>3.2 방문 순서 최적화</w:t>
       </w:r>
     </w:p>
     <w:p>
       <w:pPr>
-        <w:pStyle w:val="af1"/>
-      </w:pPr>
-      <w:r>
-        <w:rPr>
-          <w:rFonts w:ascii="Times New Roman" w:hAnsi="Times New Roman"/>
-        </w:rPr>
-        <w:t>3.2 방문 순서 최적화</w:t>
+        <w:pStyle w:val="a0"/>
+        <w:numPr>
+          <w:ilvl w:val="0"/>
+          <w:numId w:val="0"/>
+        </w:numPr>
+        <w:spacing w:line="240" w:lineRule="auto"/>
+        <w:ind w:firstLineChars="100" w:firstLine="200"/>
+        <w:rPr>
+          <w:rFonts w:ascii="바탕체" w:hAnsi="바탕체"/>
+        </w:rPr>
+      </w:pPr>
+      <w:r>
+        <w:rPr>
+          <w:rFonts w:ascii="바탕체" w:hAnsi="바탕체"/>
+        </w:rPr>
+        <w:t>다수의 빈을 수거할 때의 방문 순서는 최근접 이웃(</w:t>
+      </w:r>
+      <w:r>
+        <w:t>nearest-neighbor</w:t>
+      </w:r>
+      <w:r>
+        <w:rPr>
+          <w:rFonts w:ascii="바탕체" w:hAnsi="바탕체"/>
+        </w:rPr>
+        <w:t>) 휴리스틱으로 결정한다. 이는 외판원 문제(</w:t>
+      </w:r>
+      <w:r>
+        <w:t>TSP</w:t>
+      </w:r>
+      <w:r>
+        <w:rPr>
+          <w:rFonts w:ascii="바탕체" w:hAnsi="바탕체"/>
+        </w:rPr>
+        <w:t>)의 근사 해법으로, 계산 비용이 낮아 임베디드 환경에 적합하다. 현재 위치에서 가장 가까운 미방문 빈을 반복적으로 선택하며, 마지막에 집하장으로 복귀하는 경로를 구성한다.</w:t>
       </w:r>
     </w:p>
     <w:p>
       <w:pPr>
-        <w:pStyle w:val="a0"/>
-      </w:pPr>
-      <w:r>
-        <w:rPr>
-          <w:rFonts w:ascii="Times New Roman" w:hAnsi="Times New Roman"/>
-          <w:b w:val="0"/>
-        </w:rPr>
-        <w:t>다수의 빈을 수거할 때의 방문 순서는 최근접 이웃(nearest-neighbor) 휴리스틱으로 결정한다. 이는 외판원 문제(TSP)의 근사 해법으로, 계산 비용이 낮아 임베디드 환경에 적합하다. 현재 위치에서 가장 가까운 미방문 빈을 반복적으로 선택하며, 마지막에 집하장으로 복귀하는 경로를 구성한다.</w:t>
+        <w:pStyle w:val="af1"/>
+        <w:spacing w:line="264" w:lineRule="auto"/>
+        <w:rPr>
+          <w:rFonts w:ascii="돋움체" w:hAnsi="돋움체"/>
+        </w:rPr>
+      </w:pPr>
+      <w:r>
+        <w:rPr>
+          <w:rFonts w:ascii="돋움체" w:hAnsi="돋움체"/>
+        </w:rPr>
+        <w:t>3.3 비전 인식</w:t>
       </w:r>
     </w:p>
     <w:p>
       <w:pPr>
-        <w:pStyle w:val="af1"/>
-      </w:pPr>
-      <w:r>
-        <w:rPr>
-          <w:rFonts w:ascii="Times New Roman" w:hAnsi="Times New Roman"/>
-        </w:rPr>
-        <w:t>3.3 비전 인식</w:t>
+        <w:pStyle w:val="a0"/>
+        <w:numPr>
+          <w:ilvl w:val="0"/>
+          <w:numId w:val="0"/>
+        </w:numPr>
+        <w:spacing w:line="240" w:lineRule="auto"/>
+        <w:ind w:firstLineChars="100" w:firstLine="200"/>
+        <w:rPr>
+          <w:rFonts w:ascii="바탕체" w:hAnsi="바탕체"/>
+        </w:rPr>
+      </w:pPr>
+      <w:r>
+        <w:rPr>
+          <w:rFonts w:ascii="바탕체" w:hAnsi="바탕체"/>
+        </w:rPr>
+        <w:t xml:space="preserve">각 음식물 쓰레기통에는 고유 </w:t>
+      </w:r>
+      <w:r>
+        <w:t>QR</w:t>
+      </w:r>
+      <w:r>
+        <w:rPr>
+          <w:rFonts w:ascii="바탕체" w:hAnsi="바탕체"/>
+        </w:rPr>
+        <w:t xml:space="preserve"> 코드</w:t>
+      </w:r>
+      <w:r>
+        <w:rPr>
+          <w:rFonts w:ascii="바탕체" w:hAnsi="바탕체"/>
+          <w:vertAlign w:val="superscript"/>
+        </w:rPr>
+        <w:t>(3)</w:t>
+      </w:r>
+      <w:r>
+        <w:rPr>
+          <w:rFonts w:ascii="바탕체" w:hAnsi="바탕체"/>
+        </w:rPr>
+        <w:t xml:space="preserve">를 부착하여 빈 식별과 접근 정렬에 활용한다. 로봇은 </w:t>
+      </w:r>
+      <w:r>
+        <w:t>QR</w:t>
+      </w:r>
+      <w:r>
+        <w:rPr>
+          <w:rFonts w:ascii="바탕체" w:hAnsi="바탕체"/>
+        </w:rPr>
+        <w:t xml:space="preserve"> 경계 상자의 화면 내 위치를 카메라 수평 화각에 매핑하여 빈에 대한 방위각을 추정하고, 전방 초음파 거리로 접근 거리를 판단한다. 후방 카메라의 객체 검출</w:t>
+      </w:r>
+      <w:r>
+        <w:rPr>
+          <w:rFonts w:ascii="바탕체" w:hAnsi="바탕체"/>
+          <w:vertAlign w:val="superscript"/>
+        </w:rPr>
+        <w:t>(4)</w:t>
+      </w:r>
+      <w:r>
+        <w:rPr>
+          <w:rFonts w:ascii="바탕체" w:hAnsi="바탕체"/>
+        </w:rPr>
+        <w:t>과 측·후방 초음파를 융합하여 보행자 및 장애물을 감지한다.</w:t>
       </w:r>
     </w:p>
     <w:p>
       <w:pPr>
-        <w:pStyle w:val="a0"/>
-      </w:pPr>
-      <w:r>
-        <w:rPr>
-          <w:rFonts w:ascii="Times New Roman" w:hAnsi="Times New Roman"/>
-          <w:b w:val="0"/>
-        </w:rPr>
-        <w:t>각 음식물 쓰레기통에는 고유 QR 코드</w:t>
-      </w:r>
-      <w:r>
-        <w:rPr>
-          <w:rFonts w:ascii="Times New Roman" w:hAnsi="Times New Roman"/>
-          <w:vertAlign w:val="superscript"/>
-        </w:rPr>
-        <w:t>(3)</w:t>
-      </w:r>
-      <w:r>
-        <w:rPr>
-          <w:rFonts w:ascii="Times New Roman" w:hAnsi="Times New Roman"/>
-          <w:b w:val="0"/>
-        </w:rPr>
-        <w:t>를 부착하여 빈 식별과 접근 정렬에 활용한다. 로봇은 QR 경계 상자의 화면 내 위치를 카메라 수평 화각에 매핑하여 빈에 대한 방위각을 추정하고, 전방 초음파 거리로 접근 거리를 판단한다. 후방 카메라의 객체 검출</w:t>
-      </w:r>
-      <w:r>
-        <w:rPr>
-          <w:rFonts w:ascii="Times New Roman" w:hAnsi="Times New Roman"/>
-          <w:vertAlign w:val="superscript"/>
-        </w:rPr>
-        <w:t>(4)</w:t>
-      </w:r>
-      <w:r>
-        <w:rPr>
-          <w:rFonts w:ascii="Times New Roman" w:hAnsi="Times New Roman"/>
-          <w:b w:val="0"/>
-        </w:rPr>
-        <w:t>과 측·후방 초음파를 융합하여 보행자 및 장애물을 감지한다. QR 코드 기반 빈 식별과 접근 정렬 과정을 Fig. 5에 나타냈다.</w:t>
+        <w:pStyle w:val="af1"/>
+        <w:spacing w:line="264" w:lineRule="auto"/>
+        <w:rPr>
+          <w:rFonts w:ascii="돋움체" w:hAnsi="돋움체"/>
+        </w:rPr>
+      </w:pPr>
+      <w:r>
+        <w:rPr>
+          <w:rFonts w:ascii="돋움체" w:hAnsi="돋움체"/>
+        </w:rPr>
+        <w:t xml:space="preserve">3.4 미션 </w:t>
+      </w:r>
+      <w:proofErr w:type="spellStart"/>
+      <w:r>
+        <w:rPr>
+          <w:rFonts w:ascii="돋움체" w:hAnsi="돋움체"/>
+        </w:rPr>
+        <w:t>상태머신</w:t>
+      </w:r>
+      <w:proofErr w:type="spellEnd"/>
+      <w:r>
+        <w:rPr>
+          <w:rFonts w:ascii="돋움체" w:hAnsi="돋움체"/>
+        </w:rPr>
+        <w:t xml:space="preserve"> 및 안전 시스템</w:t>
       </w:r>
     </w:p>
     <w:p>
       <w:pPr>
-        <w:pStyle w:val="a2"/>
-      </w:pPr>
-      <w:r>
-        <w:rPr>
-          <w:rFonts w:ascii="Times New Roman" w:hAnsi="Times New Roman"/>
-          <w:i/>
-        </w:rPr>
-        <w:t>[ Figure placeholder — 이미지 삽입 필요 ]</w:t>
+        <w:pStyle w:val="a0"/>
+        <w:numPr>
+          <w:ilvl w:val="0"/>
+          <w:numId w:val="0"/>
+        </w:numPr>
+        <w:spacing w:line="240" w:lineRule="auto"/>
+        <w:ind w:firstLineChars="100" w:firstLine="200"/>
+        <w:rPr>
+          <w:rFonts w:ascii="바탕체" w:hAnsi="바탕체"/>
+        </w:rPr>
+      </w:pPr>
+      <w:r>
+        <w:rPr>
+          <w:rFonts w:ascii="바탕체" w:hAnsi="바탕체"/>
+        </w:rPr>
+        <w:t xml:space="preserve">수거 미션은 </w:t>
+      </w:r>
+      <w:r>
+        <w:t xml:space="preserve">Fig. </w:t>
+      </w:r>
+      <w:r>
+        <w:t>4</w:t>
+      </w:r>
+      <w:r>
+        <w:rPr>
+          <w:rFonts w:ascii="바탕체" w:hAnsi="바탕체"/>
+        </w:rPr>
+        <w:t xml:space="preserve">과 같이 </w:t>
+      </w:r>
+      <w:r>
+        <w:t xml:space="preserve">IDLE → NAV_TO_BIN → APPROACH → PICKUP → NAV_TO_DEPOT → DROP </w:t>
+      </w:r>
+      <w:r>
+        <w:rPr>
+          <w:rFonts w:ascii="바탕체" w:hAnsi="바탕체"/>
+        </w:rPr>
+        <w:t xml:space="preserve">의 유한 상태머신으로 구성된다. </w:t>
+      </w:r>
+      <w:r>
+        <w:t>APPROACH</w:t>
+      </w:r>
+      <w:r>
+        <w:rPr>
+          <w:rFonts w:ascii="바탕체" w:hAnsi="바탕체"/>
+        </w:rPr>
+        <w:t xml:space="preserve"> 단계에서 목표 </w:t>
+      </w:r>
+      <w:r>
+        <w:t>QR</w:t>
+      </w:r>
+      <w:r>
+        <w:rPr>
+          <w:rFonts w:ascii="바탕체" w:hAnsi="바탕체"/>
+        </w:rPr>
+        <w:t xml:space="preserve">이 일치하고 </w:t>
+      </w:r>
+      <w:r>
+        <w:t>3</w:t>
+      </w:r>
+      <w:r>
+        <w:t>0</w:t>
+      </w:r>
+      <w:r>
+        <w:t>cm</w:t>
+      </w:r>
+      <w:r>
+        <w:rPr>
+          <w:rFonts w:ascii="바탕체" w:hAnsi="바탕체"/>
+        </w:rPr>
+        <w:t xml:space="preserve"> 이내로 접근하면 롤러를 구동해 수거</w:t>
+      </w:r>
+      <w:r>
+        <w:t>(PICKUP)</w:t>
+      </w:r>
+      <w:r>
+        <w:rPr>
+          <w:rFonts w:ascii="바탕체" w:hAnsi="바탕체"/>
+        </w:rPr>
+        <w:t>하고, 집하장으로 이동한 뒤 역방향 롤러로 배출</w:t>
+      </w:r>
+      <w:r>
+        <w:t>(DROP)</w:t>
+      </w:r>
+      <w:r>
+        <w:rPr>
+          <w:rFonts w:ascii="바탕체" w:hAnsi="바탕체"/>
+        </w:rPr>
+        <w:t xml:space="preserve">한다. 한편 </w:t>
+      </w:r>
+      <w:r>
+        <w:t>Arduino</w:t>
+      </w:r>
+      <w:r>
+        <w:rPr>
+          <w:rFonts w:ascii="바탕체" w:hAnsi="바탕체"/>
+        </w:rPr>
+        <w:t xml:space="preserve">는 상위 제어기의 명령보다 우선하는 독립 안전 정지 로직을 수행하여, 전방 장애물이 </w:t>
+      </w:r>
+      <w:r>
+        <w:t>15 cm</w:t>
+      </w:r>
+      <w:r>
+        <w:rPr>
+          <w:rFonts w:ascii="바탕체" w:hAnsi="바탕체"/>
+        </w:rPr>
+        <w:t xml:space="preserve"> 미만이고 전진 중이면 즉시 정지하고, </w:t>
+      </w:r>
+      <w:r>
+        <w:t>500 ms</w:t>
+      </w:r>
+      <w:r>
+        <w:rPr>
+          <w:rFonts w:ascii="바탕체" w:hAnsi="바탕체"/>
+        </w:rPr>
+        <w:t xml:space="preserve"> 이상 명령이 없으면 워치독에 의해 정지한다. 안전 정지 발생 시 상위 제어기는 후진·회전으로 회피한 뒤 미션을 재개한다.</w:t>
       </w:r>
     </w:p>
     <w:p>
       <w:pPr>
-        <w:pStyle w:val="a2"/>
-      </w:pPr>
-      <w:r>
-        <w:rPr>
-          <w:rFonts w:ascii="Times New Roman" w:hAnsi="Times New Roman"/>
-        </w:rPr>
-        <w:t>Fig. 5 QR-code-based bin identification and approach alignment</w:t>
+        <w:pStyle w:val="a"/>
+        <w:rPr>
+          <w:rFonts w:ascii="돋움체" w:hAnsi="돋움체"/>
+        </w:rPr>
+      </w:pPr>
+      <w:r>
+        <w:rPr>
+          <w:rFonts w:ascii="돋움체" w:hAnsi="돋움체"/>
+        </w:rPr>
+        <w:lastRenderedPageBreak/>
+        <w:t>실험 및 분석</w:t>
       </w:r>
     </w:p>
     <w:p>
       <w:pPr>
         <w:pStyle w:val="af1"/>
-      </w:pPr>
-      <w:r>
-        <w:rPr>
-          <w:rFonts w:ascii="Times New Roman" w:hAnsi="Times New Roman"/>
-        </w:rPr>
-        <w:t>3.4 미션 상태머신 및 안전 시스템</w:t>
+        <w:spacing w:line="264" w:lineRule="auto"/>
+        <w:rPr>
+          <w:rFonts w:ascii="돋움체" w:hAnsi="돋움체"/>
+        </w:rPr>
+      </w:pPr>
+      <w:r>
+        <w:rPr>
+          <w:rFonts w:ascii="돋움체" w:hAnsi="돋움체"/>
+        </w:rPr>
+        <w:t>4.1 실험 환경</w:t>
       </w:r>
     </w:p>
     <w:p>
       <w:pPr>
         <w:pStyle w:val="a0"/>
-      </w:pPr>
-      <w:r>
-        <w:rPr>
-          <w:rFonts w:ascii="Times New Roman" w:hAnsi="Times New Roman"/>
-          <w:b w:val="0"/>
-        </w:rPr>
-        <w:t>수거 미션은 Fig. 6과 같이 IDLE → NAV_TO_BIN → APPROACH → PICKUP → NAV_TO_DEPOT → DROP 의 유한 상태머신으로 구성된다. APPROACH 단계에서 목표 QR이 일치하고 30 cm 이내로 접근하면 롤러를 구동해 수거(PICKUP)하고, 집하장으로 이동한 뒤 역방향 롤러로 배출(DROP)한다. 한편 Arduino는 상위 제어기의 명령보다 우선하는 독립 안전 정지 로직을 수행하여, 전방 장애물이 15 cm 미만이고 전진 중이면 즉시 정지하고, 500 ms 이상 명령이 없으면 워치독에 의해 정지한다. 안전 정지 발생 시 상위 제어기는 후진·회전으로 회피한 뒤 미션을 재개한다.</w:t>
+        <w:numPr>
+          <w:ilvl w:val="0"/>
+          <w:numId w:val="0"/>
+        </w:numPr>
+        <w:spacing w:line="240" w:lineRule="auto"/>
+        <w:ind w:firstLineChars="100" w:firstLine="200"/>
+        <w:rPr>
+          <w:rFonts w:ascii="바탕체" w:hAnsi="바탕체"/>
+        </w:rPr>
+      </w:pPr>
+      <w:r>
+        <w:rPr>
+          <w:rFonts w:ascii="바탕체" w:hAnsi="바탕체"/>
+        </w:rPr>
+        <w:t xml:space="preserve">실험은 시제품 테스트 환경을 모사한 </w:t>
+      </w:r>
+      <w:r>
+        <w:t>40x30</w:t>
+      </w:r>
+      <w:r>
+        <w:rPr>
+          <w:rFonts w:ascii="바탕체" w:hAnsi="바탕체"/>
+        </w:rPr>
+        <w:t xml:space="preserve"> 격자(장애물 셀 </w:t>
+      </w:r>
+      <w:r>
+        <w:t>306</w:t>
+      </w:r>
+      <w:r>
+        <w:rPr>
+          <w:rFonts w:ascii="바탕체" w:hAnsi="바탕체"/>
+        </w:rPr>
+        <w:t xml:space="preserve">개, 건물 </w:t>
+      </w:r>
+      <w:r>
+        <w:t>4</w:t>
+      </w:r>
+      <w:r>
+        <w:rPr>
+          <w:rFonts w:ascii="바탕체" w:hAnsi="바탕체"/>
+        </w:rPr>
+        <w:t>동·놀이터·주차장 포함)에서 수행하였다</w:t>
+      </w:r>
+      <w:r>
+        <w:t xml:space="preserve">(Fig. </w:t>
+      </w:r>
+      <w:r>
+        <w:t>5</w:t>
+      </w:r>
+      <w:r>
+        <w:t>).</w:t>
+      </w:r>
+      <w:r>
+        <w:rPr>
+          <w:rFonts w:ascii="바탕체" w:hAnsi="바탕체"/>
+        </w:rPr>
+        <w:t xml:space="preserve"> 빈 </w:t>
+      </w:r>
+      <w:r>
+        <w:t>4</w:t>
+      </w:r>
+      <w:r>
+        <w:rPr>
+          <w:rFonts w:ascii="바탕체" w:hAnsi="바탕체"/>
+        </w:rPr>
+        <w:t>개와 로봇</w:t>
+      </w:r>
+      <w:r>
+        <w:t xml:space="preserve"> 2</w:t>
+      </w:r>
+      <w:r>
+        <w:rPr>
+          <w:rFonts w:ascii="바탕체" w:hAnsi="바탕체"/>
+        </w:rPr>
+        <w:t xml:space="preserve">대, 중앙 집하장을 배치하였으며, 경로 탐색은 기본 팽창 반경 </w:t>
+      </w:r>
+      <m:oMath>
+        <m:sSub>
+          <m:sSubPr>
+            <m:ctrlPr>
+              <w:rPr>
+                <w:rFonts w:ascii="Cambria Math" w:eastAsia="돋움체" w:hAnsi="Cambria Math"/>
+              </w:rPr>
+            </m:ctrlPr>
+          </m:sSubPr>
+          <m:e>
+            <m:r>
+              <m:rPr>
+                <m:sty m:val="p"/>
+              </m:rPr>
+              <w:rPr>
+                <w:rFonts w:ascii="Cambria Math" w:eastAsia="돋움체" w:hAnsi="Cambria Math"/>
+              </w:rPr>
+              <m:t>r</m:t>
+            </m:r>
+          </m:e>
+          <m:sub>
+            <m:r>
+              <m:rPr>
+                <m:sty m:val="p"/>
+              </m:rPr>
+              <w:rPr>
+                <w:rFonts w:ascii="Cambria Math" w:eastAsia="돋움체" w:hAnsi="Cambria Math"/>
+              </w:rPr>
+              <m:t>infl</m:t>
+            </m:r>
+          </m:sub>
+        </m:sSub>
+        <m:r>
+          <w:rPr>
+            <w:rFonts w:ascii="Cambria Math" w:hAnsi="Cambria Math"/>
+          </w:rPr>
+          <m:t>=2,</m:t>
+        </m:r>
+      </m:oMath>
+      <w:r>
+        <w:rPr>
+          <w:rFonts w:ascii="바탕체" w:hAnsi="바탕체"/>
+        </w:rPr>
+        <w:t xml:space="preserve"> 시제품 공칭 속도 </w:t>
+      </w:r>
+      <m:oMath>
+        <m:r>
+          <m:rPr>
+            <m:sty m:val="p"/>
+          </m:rPr>
+          <w:rPr>
+            <w:rFonts w:ascii="Cambria Math" w:eastAsia="돋움체" w:hAnsi="Cambria Math"/>
+          </w:rPr>
+          <m:t>v=0.3 cells/s</m:t>
+        </m:r>
+      </m:oMath>
+      <w:r>
+        <w:rPr>
+          <w:rFonts w:ascii="바탕체" w:hAnsi="바탕체"/>
+        </w:rPr>
+        <w:t xml:space="preserve">, 빈당 수거 시간 </w:t>
+      </w:r>
+      <w:r>
+        <w:t>3 s</w:t>
+      </w:r>
+      <w:r>
+        <w:rPr>
+          <w:rFonts w:ascii="바탕체" w:hAnsi="바탕체"/>
+        </w:rPr>
+        <w:t xml:space="preserve"> </w:t>
+      </w:r>
+      <w:proofErr w:type="spellStart"/>
+      <w:r>
+        <w:rPr>
+          <w:rFonts w:ascii="바탕체" w:hAnsi="바탕체"/>
+        </w:rPr>
+        <w:t>를</w:t>
+      </w:r>
+      <w:proofErr w:type="spellEnd"/>
+      <w:r>
+        <w:rPr>
+          <w:rFonts w:ascii="바탕체" w:hAnsi="바탕체"/>
+        </w:rPr>
+        <w:t xml:space="preserve"> 적용하였다. 모든 수치는 실제 백엔드 알고리즘 구현을 그대로 실행하여 산출하였으며 난수 시드를 고정해 재현성을 확보하였다. 본 절의 결과는 시뮬레이션 기반 분석으로, 실물 하드웨어 계측은 향후 과제로 남긴다.</w:t>
       </w:r>
     </w:p>
     <w:p>
       <w:pPr>
-        <w:pStyle w:val="a2"/>
-      </w:pPr>
-      <w:r>
-        <w:rPr>
-          <w:rFonts w:ascii="Times New Roman" w:hAnsi="Times New Roman"/>
-          <w:i/>
-        </w:rPr>
-        <w:t>[ Figure placeholder — 이미지 삽입 필요 ]</w:t>
+        <w:pStyle w:val="a0"/>
+        <w:keepNext/>
+        <w:numPr>
+          <w:ilvl w:val="0"/>
+          <w:numId w:val="0"/>
+        </w:numPr>
+        <w:spacing w:line="240" w:lineRule="auto"/>
+        <w:ind w:left="566" w:hangingChars="283" w:hanging="566"/>
+      </w:pPr>
+      <w:r>
+        <w:rPr>
+          <w:rFonts w:ascii="바탕체" w:hAnsi="바탕체" w:hint="eastAsia"/>
+          <w:noProof/>
+        </w:rPr>
+        <w:drawing>
+          <wp:inline distT="0" distB="0" distL="0" distR="0" wp14:anchorId="5CFDB961" wp14:editId="7CD605B1">
+            <wp:extent cx="2902956" cy="2505710"/>
+            <wp:effectExtent l="0" t="0" r="5715" b="0"/>
+            <wp:docPr id="557095080" name="그림 3"/>
+            <wp:cNvGraphicFramePr>
+              <a:graphicFrameLocks xmlns:a="http://schemas.openxmlformats.org/drawingml/2006/main" noChangeAspect="1"/>
+            </wp:cNvGraphicFramePr>
+            <a:graphic xmlns:a="http://schemas.openxmlformats.org/drawingml/2006/main">
+              <a:graphicData uri="http://schemas.openxmlformats.org/drawingml/2006/picture">
+                <pic:pic xmlns:pic="http://schemas.openxmlformats.org/drawingml/2006/picture">
+                  <pic:nvPicPr>
+                    <pic:cNvPr id="557095080" name="그림 3"/>
+                    <pic:cNvPicPr/>
+                  </pic:nvPicPr>
+                  <pic:blipFill>
+                    <a:blip r:embed="rId17" cstate="print">
+                      <a:extLst>
+                        <a:ext uri="{28A0092B-C50C-407E-A947-70E740481C1C}">
+                          <a14:useLocalDpi xmlns:a14="http://schemas.microsoft.com/office/drawing/2010/main" val="0"/>
+                        </a:ext>
+                      </a:extLst>
+                    </a:blip>
+                    <a:stretch>
+                      <a:fillRect/>
+                    </a:stretch>
+                  </pic:blipFill>
+                  <pic:spPr>
+                    <a:xfrm>
+                      <a:off x="0" y="0"/>
+                      <a:ext cx="2902956" cy="2505710"/>
+                    </a:xfrm>
+                    <a:prstGeom prst="rect">
+                      <a:avLst/>
+                    </a:prstGeom>
+                  </pic:spPr>
+                </pic:pic>
+              </a:graphicData>
+            </a:graphic>
+          </wp:inline>
+        </w:drawing>
       </w:r>
     </w:p>
     <w:p>
       <w:pPr>
-        <w:pStyle w:val="a2"/>
-      </w:pPr>
-      <w:r>
-        <w:rPr>
-          <w:rFonts w:ascii="Times New Roman" w:hAnsi="Times New Roman"/>
-        </w:rPr>
-        <w:t>Fig. 6 Finite-state machine of the collection mission</w:t>
+        <w:pStyle w:val="af9"/>
+        <w:spacing w:line="216" w:lineRule="auto"/>
+        <w:ind w:left="681" w:hangingChars="340" w:hanging="681"/>
+        <w:rPr>
+          <w:noProof/>
+        </w:rPr>
+      </w:pPr>
+      <w:r>
+        <w:t>Fig</w:t>
+      </w:r>
+      <w:r>
+        <w:t>ure</w:t>
+      </w:r>
+      <w:r>
+        <w:t xml:space="preserve"> </w:t>
+      </w:r>
+      <w:r>
+        <w:rPr>
+          <w:rFonts w:hint="eastAsia"/>
+        </w:rPr>
+        <w:t xml:space="preserve">5 </w:t>
+      </w:r>
+      <w:r>
+        <w:rPr>
+          <w:rFonts w:eastAsia="돋움체"/>
+          <w:b w:val="0"/>
+          <w:bCs w:val="0"/>
+        </w:rPr>
+        <w:t>Prototype experiment environment: 40x30 grid with four bins, two robots, and a central depot</w:t>
       </w:r>
     </w:p>
     <w:p>
       <w:pPr>
-        <w:pStyle w:val="a"/>
-      </w:pPr>
-      <w:r>
-        <w:rPr>
-          <w:rFonts w:ascii="Times New Roman" w:hAnsi="Times New Roman"/>
-        </w:rPr>
-        <w:t>4. 실험 및 분석</w:t>
+        <w:pStyle w:val="af1"/>
+        <w:spacing w:line="264" w:lineRule="auto"/>
+        <w:rPr>
+          <w:rFonts w:ascii="돋움체" w:hAnsi="돋움체"/>
+        </w:rPr>
+      </w:pPr>
+      <w:r>
+        <w:rPr>
+          <w:rFonts w:ascii="돋움체" w:hAnsi="돋움체"/>
+        </w:rPr>
+        <w:t>4.2 수거 미션 성능</w:t>
       </w:r>
     </w:p>
     <w:p>
       <w:pPr>
-        <w:pStyle w:val="af1"/>
-      </w:pPr>
-      <w:r>
-        <w:rPr>
-          <w:rFonts w:ascii="Times New Roman" w:hAnsi="Times New Roman"/>
-        </w:rPr>
-        <w:t>4.1 실험 환경</w:t>
+        <w:pStyle w:val="a0"/>
+        <w:numPr>
+          <w:ilvl w:val="0"/>
+          <w:numId w:val="0"/>
+        </w:numPr>
+        <w:spacing w:line="240" w:lineRule="auto"/>
+        <w:ind w:firstLineChars="100" w:firstLine="200"/>
+        <w:rPr>
+          <w:rFonts w:ascii="바탕체" w:hAnsi="바탕체"/>
+        </w:rPr>
+      </w:pPr>
+      <w:r>
+        <w:rPr>
+          <w:rFonts w:ascii="바탕체" w:hAnsi="바탕체"/>
+        </w:rPr>
+        <w:t xml:space="preserve">단일 로봇이 </w:t>
+      </w:r>
+      <w:r>
+        <w:t>4</w:t>
+      </w:r>
+      <w:r>
+        <w:rPr>
+          <w:rFonts w:ascii="바탕체" w:hAnsi="바탕체"/>
+        </w:rPr>
+        <w:t xml:space="preserve">개 빈을 모두 수거하는 경우, 최근접 이웃 방문 순서에 따른 총 이동 거리는 </w:t>
+      </w:r>
+      <w:r>
+        <w:t>68.73 cells</w:t>
+      </w:r>
+      <w:r>
+        <w:rPr>
+          <w:rFonts w:ascii="바탕체" w:hAnsi="바탕체"/>
+        </w:rPr>
+        <w:t xml:space="preserve">, 추정 미션 시간은 </w:t>
+      </w:r>
+      <w:r>
+        <w:t>241.1 s</w:t>
+      </w:r>
+      <w:r>
+        <w:rPr>
+          <w:rFonts w:ascii="바탕체" w:hAnsi="바탕체"/>
+        </w:rPr>
+        <w:t xml:space="preserve"> 였다. 로봇 </w:t>
+      </w:r>
+      <w:r>
+        <w:t>2</w:t>
+      </w:r>
+      <w:r>
+        <w:rPr>
+          <w:rFonts w:ascii="바탕체" w:hAnsi="바탕체"/>
+        </w:rPr>
+        <w:t xml:space="preserve">대가 좌·우 구역을 분담하는 경우 두 로봇의 작업을 병렬화할 수 있으며, 더 늦게 끝나는 로봇 기준의 </w:t>
+      </w:r>
+      <w:r>
+        <w:t>makespan</w:t>
+      </w:r>
+      <w:r>
+        <w:rPr>
+          <w:rFonts w:ascii="바탕체" w:hAnsi="바탕체"/>
+        </w:rPr>
+        <w:t xml:space="preserve">은 </w:t>
+      </w:r>
+      <w:r>
+        <w:t>191.7 s</w:t>
+      </w:r>
+      <w:r>
+        <w:rPr>
+          <w:rFonts w:ascii="바탕체" w:hAnsi="바탕체"/>
+        </w:rPr>
+        <w:t xml:space="preserve"> 로, 단일 로봇 대비 약 </w:t>
+      </w:r>
+      <w:r>
+        <w:t>20.5%</w:t>
+      </w:r>
+      <w:r>
+        <w:rPr>
+          <w:rFonts w:ascii="바탕체" w:hAnsi="바탕체"/>
+        </w:rPr>
+        <w:t xml:space="preserve"> 의 시간 단축을 보였다</w:t>
+      </w:r>
+      <w:r>
+        <w:t>(Table 3).</w:t>
+      </w:r>
+      <w:r>
+        <w:rPr>
+          <w:rFonts w:ascii="바탕체" w:hAnsi="바탕체"/>
+        </w:rPr>
+        <w:t xml:space="preserve"> 두 로봇 모두 작업 후 중앙 집하장으로 복귀해야 하므로 복귀 구간이 전체 시간에서 큰 비중을 차지하며, 이는 다중 로봇 병렬화 이득을 제한하는 요인으로 분석된다.</w:t>
       </w:r>
     </w:p>
     <w:p>
       <w:pPr>
         <w:pStyle w:val="a0"/>
-      </w:pPr>
-      <w:r>
-        <w:rPr>
-          <w:rFonts w:ascii="Times New Roman" w:hAnsi="Times New Roman"/>
-          <w:b w:val="0"/>
-        </w:rPr>
-        <w:t>실험은 시제품 테스트 환경을 모사한 40x30 격자(장애물 셀 306개, 건물 4동·놀이터·주차장 포함)에서 수행하였다(Fig. 7). 빈 4개와 로봇 2대, 중앙 집하장을 배치하였으며, 경로 탐색은 기본 팽창 반경 r_infl = 2, 시제품 공칭 속도 v = 0.3 cells/s, 빈당 수거 시간 3 s 를 적용하였다. 모든 수치는 실제 백엔드 알고리즘 구현을 그대로 실행하여 산출하였으며 난수 시드를 고정해 재현성을 확보하였다. 본 절의 결과는 시뮬레이션 기반 분석으로, 실물 하드웨어 계측은 향후 과제로 남긴다.</w:t>
-      </w:r>
+        <w:numPr>
+          <w:ilvl w:val="0"/>
+          <w:numId w:val="0"/>
+        </w:numPr>
+        <w:spacing w:line="240" w:lineRule="auto"/>
+        <w:ind w:left="566" w:hangingChars="283" w:hanging="566"/>
+        <w:rPr>
+          <w:rFonts w:ascii="바탕체" w:hAnsi="바탕체"/>
+        </w:rPr>
+      </w:pPr>
     </w:p>
     <w:p>
       <w:pPr>
-        <w:pStyle w:val="a2"/>
-      </w:pPr>
-      <w:r>
-        <w:rPr>
-          <w:rFonts w:ascii="Times New Roman" w:hAnsi="Times New Roman"/>
-          <w:i/>
-        </w:rPr>
-        <w:t>[ Figure placeholder — 이미지 삽입 필요 ]</w:t>
-      </w:r>
-    </w:p>
-    <w:p>
-      <w:pPr>
-        <w:pStyle w:val="a2"/>
-      </w:pPr>
-      <w:r>
-        <w:rPr>
-          <w:rFonts w:ascii="Times New Roman" w:hAnsi="Times New Roman"/>
-        </w:rPr>
-        <w:t>Fig. 7 Prototype experiment environment: 40x30 grid with four bins, two robots, and a central depot</w:t>
-      </w:r>
-    </w:p>
-    <w:p>
-      <w:pPr>
-        <w:pStyle w:val="af1"/>
-      </w:pPr>
-      <w:r>
-        <w:rPr>
-          <w:rFonts w:ascii="Times New Roman" w:hAnsi="Times New Roman"/>
-        </w:rPr>
-        <w:t>4.2 수거 미션 성능</w:t>
-      </w:r>
-    </w:p>
-    <w:p>
-      <w:pPr>
-        <w:pStyle w:val="a0"/>
-      </w:pPr>
-      <w:r>
-        <w:rPr>
-          <w:rFonts w:ascii="Times New Roman" w:hAnsi="Times New Roman"/>
+        <w:pStyle w:val="af9"/>
+        <w:spacing w:line="216" w:lineRule="auto"/>
+        <w:ind w:left="681" w:hangingChars="340" w:hanging="681"/>
+        <w:rPr>
+          <w:noProof/>
+        </w:rPr>
+      </w:pPr>
+      <w:r>
+        <w:t>Table</w:t>
+      </w:r>
+      <w:r>
+        <w:t xml:space="preserve"> </w:t>
+      </w:r>
+      <w:r>
+        <w:t>3</w:t>
+      </w:r>
+      <w:r>
+        <w:rPr>
+          <w:rFonts w:hint="eastAsia"/>
+        </w:rPr>
+        <w:t xml:space="preserve"> </w:t>
+      </w:r>
+      <w:r>
+        <w:rPr>
+          <w:rFonts w:eastAsia="돋움체"/>
           <w:b w:val="0"/>
-        </w:rPr>
-        <w:t>단일 로봇이 4개 빈을 모두 수거하는 경우, 최근접 이웃 방문 순서에 따른 총 이동 거리는 68.73 cells, 추정 미션 시간은 241.1 s 였다. 로봇 2대가 좌·우 구역을 분담하는 경우 두 로봇의 작업을 병렬화할 수 있으며, 더 늦게 끝나는 로봇 기준의 makespan은 191.7 s 로, 단일 로봇 대비 약 20.5% 의 시간 단축을 보였다(Table 3). 두 로봇 모두 작업 후 중앙 집하장으로 복귀해야 하므로 복귀 구간이 전체 시간에서 큰 비중을 차지하며, 이는 다중 로봇 병렬화 이득을 제한하는 요인으로 분석된다.</w:t>
-      </w:r>
-    </w:p>
-    <w:p>
-      <w:pPr/>
-      <w:r>
-        <w:rPr>
-          <w:rFonts w:ascii="Times New Roman" w:hAnsi="Times New Roman"/>
-          <w:sz w:val="20"/>
-        </w:rPr>
-        <w:t>Table 3 Collection mission performance (simulation)</w:t>
+          <w:bCs w:val="0"/>
+        </w:rPr>
+        <w:t>Collection mission performance (simulation)</w:t>
       </w:r>
     </w:p>
     <w:tbl>
       <w:tblPr>
-        <w:tblW w:type="auto" w:w="0"/>
-        <w:tblLook w:firstColumn="1" w:firstRow="1" w:lastColumn="0" w:lastRow="0" w:noHBand="0" w:noVBand="1" w:val="04A0"/>
+        <w:tblW w:w="0" w:type="auto"/>
         <w:tblBorders>
           <w:top w:val="single" w:sz="4" w:space="0" w:color="000000"/>
           <w:left w:val="single" w:sz="4" w:space="0" w:color="000000"/>
@@ -1241,23 +3914,29 @@
           <w:insideH w:val="single" w:sz="4" w:space="0" w:color="000000"/>
           <w:insideV w:val="single" w:sz="4" w:space="0" w:color="000000"/>
         </w:tblBorders>
+        <w:tblLook w:val="04A0" w:firstRow="1" w:lastRow="0" w:firstColumn="1" w:lastColumn="0" w:noHBand="0" w:noVBand="1"/>
       </w:tblPr>
       <w:tblGrid>
-        <w:gridCol w:w="3213"/>
-        <w:gridCol w:w="3213"/>
-        <w:gridCol w:w="3213"/>
+        <w:gridCol w:w="2122"/>
+        <w:gridCol w:w="1559"/>
+        <w:gridCol w:w="915"/>
       </w:tblGrid>
       <w:tr>
         <w:tc>
           <w:tcPr>
-            <w:tcW w:type="dxa" w:w="3213"/>
-          </w:tcPr>
-          <w:p>
-            <w:r>
-              <w:rPr>
-                <w:rFonts w:ascii="Times New Roman" w:hAnsi="Times New Roman"/>
+            <w:tcW w:w="2122" w:type="dxa"/>
+          </w:tcPr>
+          <w:p>
+            <w:pPr>
+              <w:ind w:firstLine="0"/>
+              <w:rPr>
+                <w:rFonts w:eastAsia="돋움체"/>
+              </w:rPr>
+            </w:pPr>
+            <w:r>
+              <w:rPr>
+                <w:rFonts w:eastAsia="돋움체"/>
                 <w:b/>
-                <w:sz w:val="18"/>
               </w:rPr>
               <w:t>Configuration</w:t>
             </w:r>
@@ -1265,29 +3944,53 @@
         </w:tc>
         <w:tc>
           <w:tcPr>
-            <w:tcW w:type="dxa" w:w="3213"/>
-          </w:tcPr>
-          <w:p>
-            <w:r>
-              <w:rPr>
-                <w:rFonts w:ascii="Times New Roman" w:hAnsi="Times New Roman"/>
+            <w:tcW w:w="1559" w:type="dxa"/>
+          </w:tcPr>
+          <w:p>
+            <w:pPr>
+              <w:ind w:firstLine="0"/>
+              <w:rPr>
+                <w:rFonts w:eastAsia="돋움체"/>
+              </w:rPr>
+            </w:pPr>
+            <w:r>
+              <w:rPr>
+                <w:rFonts w:eastAsia="돋움체"/>
                 <w:b/>
-                <w:sz w:val="18"/>
-              </w:rPr>
-              <w:t>Distance [cells]</w:t>
-            </w:r>
-          </w:p>
-        </w:tc>
-        <w:tc>
-          <w:tcPr>
-            <w:tcW w:type="dxa" w:w="3213"/>
-          </w:tcPr>
-          <w:p>
-            <w:r>
-              <w:rPr>
-                <w:rFonts w:ascii="Times New Roman" w:hAnsi="Times New Roman"/>
+              </w:rPr>
+              <w:t>Distance</w:t>
+            </w:r>
+            <w:r>
+              <w:rPr>
+                <w:rFonts w:eastAsia="돋움체"/>
                 <w:b/>
-                <w:sz w:val="18"/>
+              </w:rPr>
+              <w:t xml:space="preserve"> </w:t>
+            </w:r>
+            <w:r>
+              <w:rPr>
+                <w:rFonts w:eastAsia="돋움체"/>
+                <w:b/>
+              </w:rPr>
+              <w:t>[cells]</w:t>
+            </w:r>
+          </w:p>
+        </w:tc>
+        <w:tc>
+          <w:tcPr>
+            <w:tcW w:w="915" w:type="dxa"/>
+          </w:tcPr>
+          <w:p>
+            <w:pPr>
+              <w:ind w:firstLine="0"/>
+              <w:rPr>
+                <w:rFonts w:eastAsia="돋움체"/>
+              </w:rPr>
+            </w:pPr>
+            <w:r>
+              <w:rPr>
+                <w:rFonts w:eastAsia="돋움체"/>
+                <w:b/>
               </w:rPr>
               <w:t>Time [s]</w:t>
             </w:r>
@@ -1297,13 +4000,18 @@
       <w:tr>
         <w:tc>
           <w:tcPr>
-            <w:tcW w:type="dxa" w:w="3213"/>
-          </w:tcPr>
-          <w:p>
-            <w:r>
-              <w:rPr>
-                <w:rFonts w:ascii="Times New Roman" w:hAnsi="Times New Roman"/>
-                <w:sz w:val="18"/>
+            <w:tcW w:w="2122" w:type="dxa"/>
+          </w:tcPr>
+          <w:p>
+            <w:pPr>
+              <w:ind w:firstLine="0"/>
+              <w:rPr>
+                <w:rFonts w:eastAsia="돋움체"/>
+              </w:rPr>
+            </w:pPr>
+            <w:r>
+              <w:rPr>
+                <w:rFonts w:eastAsia="돋움체"/>
               </w:rPr>
               <w:t>Single robot (4 bins)</w:t>
             </w:r>
@@ -1311,13 +4019,18 @@
         </w:tc>
         <w:tc>
           <w:tcPr>
-            <w:tcW w:type="dxa" w:w="3213"/>
-          </w:tcPr>
-          <w:p>
-            <w:r>
-              <w:rPr>
-                <w:rFonts w:ascii="Times New Roman" w:hAnsi="Times New Roman"/>
-                <w:sz w:val="18"/>
+            <w:tcW w:w="1559" w:type="dxa"/>
+          </w:tcPr>
+          <w:p>
+            <w:pPr>
+              <w:ind w:firstLine="0"/>
+              <w:rPr>
+                <w:rFonts w:eastAsia="돋움체"/>
+              </w:rPr>
+            </w:pPr>
+            <w:r>
+              <w:rPr>
+                <w:rFonts w:eastAsia="돋움체"/>
               </w:rPr>
               <w:t>68.73</w:t>
             </w:r>
@@ -1325,13 +4038,18 @@
         </w:tc>
         <w:tc>
           <w:tcPr>
-            <w:tcW w:type="dxa" w:w="3213"/>
-          </w:tcPr>
-          <w:p>
-            <w:r>
-              <w:rPr>
-                <w:rFonts w:ascii="Times New Roman" w:hAnsi="Times New Roman"/>
-                <w:sz w:val="18"/>
+            <w:tcW w:w="915" w:type="dxa"/>
+          </w:tcPr>
+          <w:p>
+            <w:pPr>
+              <w:ind w:firstLine="0"/>
+              <w:rPr>
+                <w:rFonts w:eastAsia="돋움체"/>
+              </w:rPr>
+            </w:pPr>
+            <w:r>
+              <w:rPr>
+                <w:rFonts w:eastAsia="돋움체"/>
               </w:rPr>
               <w:t>241.1</w:t>
             </w:r>
@@ -1341,13 +4059,18 @@
       <w:tr>
         <w:tc>
           <w:tcPr>
-            <w:tcW w:type="dxa" w:w="3213"/>
-          </w:tcPr>
-          <w:p>
-            <w:r>
-              <w:rPr>
-                <w:rFonts w:ascii="Times New Roman" w:hAnsi="Times New Roman"/>
-                <w:sz w:val="18"/>
+            <w:tcW w:w="2122" w:type="dxa"/>
+          </w:tcPr>
+          <w:p>
+            <w:pPr>
+              <w:ind w:firstLine="0"/>
+              <w:rPr>
+                <w:rFonts w:eastAsia="돋움체"/>
+              </w:rPr>
+            </w:pPr>
+            <w:r>
+              <w:rPr>
+                <w:rFonts w:eastAsia="돋움체"/>
               </w:rPr>
               <w:t>Dual robot - A (left)</w:t>
             </w:r>
@@ -1355,13 +4078,18 @@
         </w:tc>
         <w:tc>
           <w:tcPr>
-            <w:tcW w:type="dxa" w:w="3213"/>
-          </w:tcPr>
-          <w:p>
-            <w:r>
-              <w:rPr>
-                <w:rFonts w:ascii="Times New Roman" w:hAnsi="Times New Roman"/>
-                <w:sz w:val="18"/>
+            <w:tcW w:w="1559" w:type="dxa"/>
+          </w:tcPr>
+          <w:p>
+            <w:pPr>
+              <w:ind w:firstLine="0"/>
+              <w:rPr>
+                <w:rFonts w:eastAsia="돋움체"/>
+              </w:rPr>
+            </w:pPr>
+            <w:r>
+              <w:rPr>
+                <w:rFonts w:eastAsia="돋움체"/>
               </w:rPr>
               <w:t>55.7</w:t>
             </w:r>
@@ -1369,13 +4097,18 @@
         </w:tc>
         <w:tc>
           <w:tcPr>
-            <w:tcW w:type="dxa" w:w="3213"/>
-          </w:tcPr>
-          <w:p>
-            <w:r>
-              <w:rPr>
-                <w:rFonts w:ascii="Times New Roman" w:hAnsi="Times New Roman"/>
-                <w:sz w:val="18"/>
+            <w:tcW w:w="915" w:type="dxa"/>
+          </w:tcPr>
+          <w:p>
+            <w:pPr>
+              <w:ind w:firstLine="0"/>
+              <w:rPr>
+                <w:rFonts w:eastAsia="돋움체"/>
+              </w:rPr>
+            </w:pPr>
+            <w:r>
+              <w:rPr>
+                <w:rFonts w:eastAsia="돋움체"/>
               </w:rPr>
               <w:t>191.7</w:t>
             </w:r>
@@ -1385,13 +4118,18 @@
       <w:tr>
         <w:tc>
           <w:tcPr>
-            <w:tcW w:type="dxa" w:w="3213"/>
-          </w:tcPr>
-          <w:p>
-            <w:r>
-              <w:rPr>
-                <w:rFonts w:ascii="Times New Roman" w:hAnsi="Times New Roman"/>
-                <w:sz w:val="18"/>
+            <w:tcW w:w="2122" w:type="dxa"/>
+          </w:tcPr>
+          <w:p>
+            <w:pPr>
+              <w:ind w:firstLine="0"/>
+              <w:rPr>
+                <w:rFonts w:eastAsia="돋움체"/>
+              </w:rPr>
+            </w:pPr>
+            <w:r>
+              <w:rPr>
+                <w:rFonts w:eastAsia="돋움체"/>
               </w:rPr>
               <w:t>Dual robot - B (right)</w:t>
             </w:r>
@@ -1399,13 +4137,18 @@
         </w:tc>
         <w:tc>
           <w:tcPr>
-            <w:tcW w:type="dxa" w:w="3213"/>
-          </w:tcPr>
-          <w:p>
-            <w:r>
-              <w:rPr>
-                <w:rFonts w:ascii="Times New Roman" w:hAnsi="Times New Roman"/>
-                <w:sz w:val="18"/>
+            <w:tcW w:w="1559" w:type="dxa"/>
+          </w:tcPr>
+          <w:p>
+            <w:pPr>
+              <w:ind w:firstLine="0"/>
+              <w:rPr>
+                <w:rFonts w:eastAsia="돋움체"/>
+              </w:rPr>
+            </w:pPr>
+            <w:r>
+              <w:rPr>
+                <w:rFonts w:eastAsia="돋움체"/>
               </w:rPr>
               <w:t>53.38</w:t>
             </w:r>
@@ -1413,13 +4156,18 @@
         </w:tc>
         <w:tc>
           <w:tcPr>
-            <w:tcW w:type="dxa" w:w="3213"/>
-          </w:tcPr>
-          <w:p>
-            <w:r>
-              <w:rPr>
-                <w:rFonts w:ascii="Times New Roman" w:hAnsi="Times New Roman"/>
-                <w:sz w:val="18"/>
+            <w:tcW w:w="915" w:type="dxa"/>
+          </w:tcPr>
+          <w:p>
+            <w:pPr>
+              <w:ind w:firstLine="0"/>
+              <w:rPr>
+                <w:rFonts w:eastAsia="돋움체"/>
+              </w:rPr>
+            </w:pPr>
+            <w:r>
+              <w:rPr>
+                <w:rFonts w:eastAsia="돋움체"/>
               </w:rPr>
               <w:t>183.9</w:t>
             </w:r>
@@ -1429,13 +4177,18 @@
       <w:tr>
         <w:tc>
           <w:tcPr>
-            <w:tcW w:type="dxa" w:w="3213"/>
-          </w:tcPr>
-          <w:p>
-            <w:r>
-              <w:rPr>
-                <w:rFonts w:ascii="Times New Roman" w:hAnsi="Times New Roman"/>
-                <w:sz w:val="18"/>
+            <w:tcW w:w="2122" w:type="dxa"/>
+          </w:tcPr>
+          <w:p>
+            <w:pPr>
+              <w:ind w:firstLine="0"/>
+              <w:rPr>
+                <w:rFonts w:eastAsia="돋움체"/>
+              </w:rPr>
+            </w:pPr>
+            <w:r>
+              <w:rPr>
+                <w:rFonts w:eastAsia="돋움체"/>
               </w:rPr>
               <w:t>Dual robot (makespan)</w:t>
             </w:r>
@@ -1443,13 +4196,18 @@
         </w:tc>
         <w:tc>
           <w:tcPr>
-            <w:tcW w:type="dxa" w:w="3213"/>
-          </w:tcPr>
-          <w:p>
-            <w:r>
-              <w:rPr>
-                <w:rFonts w:ascii="Times New Roman" w:hAnsi="Times New Roman"/>
-                <w:sz w:val="18"/>
+            <w:tcW w:w="1559" w:type="dxa"/>
+          </w:tcPr>
+          <w:p>
+            <w:pPr>
+              <w:ind w:firstLine="0"/>
+              <w:rPr>
+                <w:rFonts w:eastAsia="돋움체"/>
+              </w:rPr>
+            </w:pPr>
+            <w:r>
+              <w:rPr>
+                <w:rFonts w:eastAsia="돋움체"/>
               </w:rPr>
               <w:t>-</w:t>
             </w:r>
@@ -1457,13 +4215,18 @@
         </w:tc>
         <w:tc>
           <w:tcPr>
-            <w:tcW w:type="dxa" w:w="3213"/>
-          </w:tcPr>
-          <w:p>
-            <w:r>
-              <w:rPr>
-                <w:rFonts w:ascii="Times New Roman" w:hAnsi="Times New Roman"/>
-                <w:sz w:val="18"/>
+            <w:tcW w:w="915" w:type="dxa"/>
+          </w:tcPr>
+          <w:p>
+            <w:pPr>
+              <w:ind w:firstLine="0"/>
+              <w:rPr>
+                <w:rFonts w:eastAsia="돋움체"/>
+              </w:rPr>
+            </w:pPr>
+            <w:r>
+              <w:rPr>
+                <w:rFonts w:eastAsia="돋움체"/>
               </w:rPr>
               <w:t>191.7</w:t>
             </w:r>
@@ -1474,40 +4237,463 @@
     <w:p>
       <w:pPr>
         <w:pStyle w:val="af1"/>
-      </w:pPr>
-      <w:r>
-        <w:rPr>
-          <w:rFonts w:ascii="Times New Roman" w:hAnsi="Times New Roman"/>
-        </w:rPr>
-        <w:t>4.3 장애물 팽창 비용의 효과</w:t>
+        <w:spacing w:line="264" w:lineRule="auto"/>
+      </w:pPr>
+      <w:r>
+        <w:rPr>
+          <w:rFonts w:ascii="돋움체" w:hAnsi="돋움체"/>
+          <w:noProof/>
+        </w:rPr>
+        <w:drawing>
+          <wp:inline distT="0" distB="0" distL="0" distR="0" wp14:anchorId="739555DC" wp14:editId="101E7E0A">
+            <wp:extent cx="2919044" cy="6794500"/>
+            <wp:effectExtent l="0" t="0" r="2540" b="0"/>
+            <wp:docPr id="1278913212" name="그림 4"/>
+            <wp:cNvGraphicFramePr>
+              <a:graphicFrameLocks xmlns:a="http://schemas.openxmlformats.org/drawingml/2006/main" noChangeAspect="1"/>
+            </wp:cNvGraphicFramePr>
+            <a:graphic xmlns:a="http://schemas.openxmlformats.org/drawingml/2006/main">
+              <a:graphicData uri="http://schemas.openxmlformats.org/drawingml/2006/picture">
+                <pic:pic xmlns:pic="http://schemas.openxmlformats.org/drawingml/2006/picture">
+                  <pic:nvPicPr>
+                    <pic:cNvPr id="1278913212" name="그림 4"/>
+                    <pic:cNvPicPr/>
+                  </pic:nvPicPr>
+                  <pic:blipFill>
+                    <a:blip r:embed="rId18" cstate="print">
+                      <a:extLst>
+                        <a:ext uri="{28A0092B-C50C-407E-A947-70E740481C1C}">
+                          <a14:useLocalDpi xmlns:a14="http://schemas.microsoft.com/office/drawing/2010/main" val="0"/>
+                        </a:ext>
+                      </a:extLst>
+                    </a:blip>
+                    <a:stretch>
+                      <a:fillRect/>
+                    </a:stretch>
+                  </pic:blipFill>
+                  <pic:spPr>
+                    <a:xfrm>
+                      <a:off x="0" y="0"/>
+                      <a:ext cx="2919044" cy="6794500"/>
+                    </a:xfrm>
+                    <a:prstGeom prst="rect">
+                      <a:avLst/>
+                    </a:prstGeom>
+                  </pic:spPr>
+                </pic:pic>
+              </a:graphicData>
+            </a:graphic>
+          </wp:inline>
+        </w:drawing>
       </w:r>
     </w:p>
     <w:p>
       <w:pPr>
-        <w:pStyle w:val="a0"/>
-      </w:pPr>
-      <w:r>
-        <w:rPr>
-          <w:rFonts w:ascii="Times New Roman" w:hAnsi="Times New Roman"/>
+        <w:pStyle w:val="af9"/>
+        <w:spacing w:line="216" w:lineRule="auto"/>
+        <w:ind w:left="681" w:hangingChars="340" w:hanging="681"/>
+        <w:rPr>
+          <w:noProof/>
+        </w:rPr>
+      </w:pPr>
+      <w:r>
+        <w:t>Fig</w:t>
+      </w:r>
+      <w:r>
+        <w:t>ure</w:t>
+      </w:r>
+      <w:r>
+        <w:t xml:space="preserve"> </w:t>
+      </w:r>
+      <w:r>
+        <w:rPr>
+          <w:rFonts w:hint="eastAsia"/>
+        </w:rPr>
+        <w:t xml:space="preserve">6 </w:t>
+      </w:r>
+      <w:r>
+        <w:rPr>
+          <w:rFonts w:eastAsia="돋움체"/>
           <w:b w:val="0"/>
-        </w:rPr>
-        <w:t>팽창 반경 r_infl 을 0 에서 4 까지 변화시키며 단일 로봇 미션 경로를 분석하였다(Table 4, Fig. 8(a)). r_infl 이 증가할수록 경로의 평균 장애물 이격 거리는 2.07 에서 2.88 cells 로 증가하여 더 안전한 여유 공간을 확보하는 반면, 총 경로 길이는 63.31 에서 71.6 cells 로 늘고 A* 질의당 계산 시간도 0.222 에서 6.987 ms 로 증가한다. 최소 이격 거리가 1 cell 로 일정한 것은 빈과 집하장이 건물·구조물에 인접해 있어 출발·도착 구간에서 근접이 불가피하기 때문이며, 이 trade-off를 고려해 본 연구는 r_infl = 2 를 기본값으로 채택하였다.</w:t>
+          <w:bCs w:val="0"/>
+        </w:rPr>
+        <w:t>Experimental results: (a) inflation-radius trade-off, (b) nearest-neighbor optimality gap, (c) path-planning scalability</w:t>
       </w:r>
     </w:p>
     <w:p>
-      <w:pPr/>
-      <w:r>
-        <w:rPr>
-          <w:rFonts w:ascii="Times New Roman" w:hAnsi="Times New Roman"/>
-          <w:sz w:val="20"/>
-        </w:rPr>
-        <w:t>Table 4 Effect of inflation radius on the single-robot mission path</w:t>
+      <w:pPr>
+        <w:pStyle w:val="af1"/>
+        <w:spacing w:line="264" w:lineRule="auto"/>
+        <w:rPr>
+          <w:rFonts w:ascii="돋움체" w:hAnsi="돋움체"/>
+        </w:rPr>
+      </w:pPr>
+      <w:r>
+        <w:rPr>
+          <w:rFonts w:ascii="돋움체" w:hAnsi="돋움체"/>
+        </w:rPr>
+        <w:t>4.3 장애물 팽창 비용의 효과</w:t>
+      </w:r>
+    </w:p>
+    <w:p>
+      <w:pPr>
+        <w:pStyle w:val="a0"/>
+        <w:numPr>
+          <w:ilvl w:val="0"/>
+          <w:numId w:val="0"/>
+        </w:numPr>
+        <w:spacing w:line="240" w:lineRule="auto"/>
+        <w:ind w:firstLineChars="100" w:firstLine="200"/>
+        <w:rPr>
+          <w:rFonts w:ascii="바탕체" w:hAnsi="바탕체"/>
+        </w:rPr>
+      </w:pPr>
+      <w:r>
+        <w:rPr>
+          <w:rFonts w:ascii="바탕체" w:hAnsi="바탕체"/>
+        </w:rPr>
+        <w:t xml:space="preserve">팽창 반경 </w:t>
+      </w:r>
+      <m:oMath>
+        <m:sSub>
+          <m:sSubPr>
+            <m:ctrlPr>
+              <w:rPr>
+                <w:rFonts w:ascii="Cambria Math" w:eastAsia="돋움체" w:hAnsi="Cambria Math"/>
+              </w:rPr>
+            </m:ctrlPr>
+          </m:sSubPr>
+          <m:e>
+            <m:r>
+              <m:rPr>
+                <m:sty m:val="p"/>
+              </m:rPr>
+              <w:rPr>
+                <w:rFonts w:ascii="Cambria Math" w:eastAsia="돋움체" w:hAnsi="Cambria Math"/>
+              </w:rPr>
+              <m:t>r</m:t>
+            </m:r>
+          </m:e>
+          <m:sub>
+            <m:r>
+              <m:rPr>
+                <m:sty m:val="p"/>
+              </m:rPr>
+              <w:rPr>
+                <w:rFonts w:ascii="Cambria Math" w:eastAsia="돋움체" w:hAnsi="Cambria Math"/>
+              </w:rPr>
+              <m:t>infl</m:t>
+            </m:r>
+          </m:sub>
+        </m:sSub>
+      </m:oMath>
+      <w:r>
+        <w:rPr>
+          <w:rFonts w:ascii="돋움체" w:eastAsia="돋움체" w:hAnsi="돋움체"/>
+        </w:rPr>
+        <w:t xml:space="preserve"> </w:t>
+      </w:r>
+      <w:r>
+        <w:rPr>
+          <w:rFonts w:ascii="바탕체" w:hAnsi="바탕체"/>
+        </w:rPr>
+        <w:t xml:space="preserve">을 </w:t>
+      </w:r>
+      <w:r>
+        <w:t>0</w:t>
+      </w:r>
+      <w:r>
+        <w:rPr>
+          <w:rFonts w:ascii="바탕체" w:hAnsi="바탕체"/>
+        </w:rPr>
+        <w:t xml:space="preserve"> 에서 </w:t>
+      </w:r>
+      <w:r>
+        <w:t>4</w:t>
+      </w:r>
+      <w:r>
+        <w:rPr>
+          <w:rFonts w:ascii="바탕체" w:hAnsi="바탕체"/>
+        </w:rPr>
+        <w:t xml:space="preserve"> 까지 변화시키며 단일 로봇 미션 경로를 분석하였다</w:t>
+      </w:r>
+      <w:r>
+        <w:t xml:space="preserve">(Table 4, Fig. </w:t>
+      </w:r>
+      <w:r>
+        <w:rPr>
+          <w:rFonts w:hint="eastAsia"/>
+        </w:rPr>
+        <w:t>6</w:t>
+      </w:r>
+      <w:r>
+        <w:t xml:space="preserve">(a)). </w:t>
+      </w:r>
+      <m:oMath>
+        <m:sSub>
+          <m:sSubPr>
+            <m:ctrlPr>
+              <w:rPr>
+                <w:rFonts w:ascii="Cambria Math" w:eastAsia="돋움체" w:hAnsi="Cambria Math"/>
+              </w:rPr>
+            </m:ctrlPr>
+          </m:sSubPr>
+          <m:e>
+            <m:r>
+              <m:rPr>
+                <m:sty m:val="p"/>
+              </m:rPr>
+              <w:rPr>
+                <w:rFonts w:ascii="Cambria Math" w:eastAsia="돋움체" w:hAnsi="Cambria Math"/>
+              </w:rPr>
+              <m:t>r</m:t>
+            </m:r>
+          </m:e>
+          <m:sub>
+            <m:r>
+              <m:rPr>
+                <m:sty m:val="p"/>
+              </m:rPr>
+              <w:rPr>
+                <w:rFonts w:ascii="Cambria Math" w:eastAsia="돋움체" w:hAnsi="Cambria Math"/>
+              </w:rPr>
+              <m:t>infl</m:t>
+            </m:r>
+          </m:sub>
+        </m:sSub>
+      </m:oMath>
+      <w:r>
+        <w:rPr>
+          <w:rFonts w:ascii="돋움체" w:eastAsia="돋움체" w:hAnsi="돋움체"/>
+        </w:rPr>
+        <w:t xml:space="preserve"> </w:t>
+      </w:r>
+      <w:r>
+        <w:rPr>
+          <w:rFonts w:ascii="바탕체" w:hAnsi="바탕체"/>
+        </w:rPr>
+        <w:t xml:space="preserve">이 증가할수록 경로의 평균 장애물 이격 거리는 </w:t>
+      </w:r>
+      <w:r>
+        <w:t>2.07</w:t>
+      </w:r>
+      <w:r>
+        <w:rPr>
+          <w:rFonts w:ascii="바탕체" w:hAnsi="바탕체"/>
+        </w:rPr>
+        <w:t xml:space="preserve"> 에서 </w:t>
+      </w:r>
+      <w:r>
+        <w:t>2.88 cells</w:t>
+      </w:r>
+      <w:r>
+        <w:rPr>
+          <w:rFonts w:ascii="바탕체" w:hAnsi="바탕체"/>
+        </w:rPr>
+        <w:t xml:space="preserve"> 로 증가하여 더 안전한 여유 공간을 확보하는 반면, 총 경로 길이는 </w:t>
+      </w:r>
+      <w:r>
+        <w:t>63.31</w:t>
+      </w:r>
+      <w:r>
+        <w:rPr>
+          <w:rFonts w:ascii="바탕체" w:hAnsi="바탕체"/>
+        </w:rPr>
+        <w:t xml:space="preserve"> 에서 </w:t>
+      </w:r>
+      <w:r>
+        <w:t>71.6 cells</w:t>
+      </w:r>
+      <w:r>
+        <w:rPr>
+          <w:rFonts w:ascii="바탕체" w:hAnsi="바탕체"/>
+        </w:rPr>
+        <w:t xml:space="preserve"> 로 늘고 </w:t>
+      </w:r>
+      <m:oMath>
+        <m:sSup>
+          <m:sSupPr>
+            <m:ctrlPr>
+              <w:rPr>
+                <w:rFonts w:ascii="Cambria Math" w:hAnsi="Cambria Math"/>
+              </w:rPr>
+            </m:ctrlPr>
+          </m:sSupPr>
+          <m:e>
+            <m:r>
+              <m:rPr>
+                <m:sty m:val="p"/>
+              </m:rPr>
+              <w:rPr>
+                <w:rFonts w:ascii="Cambria Math" w:hAnsi="Cambria Math"/>
+              </w:rPr>
+              <m:t>A</m:t>
+            </m:r>
+          </m:e>
+          <m:sup>
+            <m:r>
+              <m:rPr>
+                <m:sty m:val="p"/>
+              </m:rPr>
+              <w:rPr>
+                <w:rFonts w:ascii="Cambria Math" w:hAnsi="Cambria Math"/>
+              </w:rPr>
+              <m:t>*</m:t>
+            </m:r>
+          </m:sup>
+        </m:sSup>
+      </m:oMath>
+      <w:r>
+        <w:rPr>
+          <w:rFonts w:ascii="바탕체" w:hAnsi="바탕체"/>
+        </w:rPr>
+        <w:t xml:space="preserve"> </w:t>
+      </w:r>
+      <w:r>
+        <w:rPr>
+          <w:rFonts w:ascii="바탕체" w:hAnsi="바탕체"/>
+        </w:rPr>
+        <w:t>질의당 계산 시간</w:t>
+      </w:r>
+      <w:r>
+        <w:rPr>
+          <w:rFonts w:ascii="바탕체" w:hAnsi="바탕체"/>
+        </w:rPr>
+        <w:lastRenderedPageBreak/>
+        <w:t xml:space="preserve">도 </w:t>
+      </w:r>
+      <w:r>
+        <w:t>0.222</w:t>
+      </w:r>
+      <w:r>
+        <w:rPr>
+          <w:rFonts w:ascii="바탕체" w:hAnsi="바탕체"/>
+        </w:rPr>
+        <w:t xml:space="preserve"> </w:t>
+      </w:r>
+      <w:r>
+        <w:t>에서</w:t>
+      </w:r>
+      <w:r>
+        <w:t xml:space="preserve"> 6.987 ms</w:t>
+      </w:r>
+      <w:r>
+        <w:rPr>
+          <w:rFonts w:ascii="바탕체" w:hAnsi="바탕체"/>
+        </w:rPr>
+        <w:t xml:space="preserve"> 로 증가한다. 최소 이격 거리가 </w:t>
+      </w:r>
+      <w:r>
+        <w:t>1 cell</w:t>
+      </w:r>
+      <w:r>
+        <w:rPr>
+          <w:rFonts w:ascii="바탕체" w:hAnsi="바탕체"/>
+        </w:rPr>
+        <w:t xml:space="preserve"> 로 일정한 것은 빈과 집하장이 건물·구조물에 인접해 있어 출발·도착 구간에서 근접이 불가피하기 때문이며, 이 </w:t>
+      </w:r>
+      <w:r>
+        <w:t>trade-off</w:t>
+      </w:r>
+      <w:r>
+        <w:rPr>
+          <w:rFonts w:ascii="바탕체" w:hAnsi="바탕체"/>
+        </w:rPr>
+        <w:t xml:space="preserve">를 고려해 본 연구는 </w:t>
+      </w:r>
+      <m:oMath>
+        <m:sSub>
+          <m:sSubPr>
+            <m:ctrlPr>
+              <w:rPr>
+                <w:rFonts w:ascii="Cambria Math" w:eastAsia="돋움체" w:hAnsi="Cambria Math"/>
+              </w:rPr>
+            </m:ctrlPr>
+          </m:sSubPr>
+          <m:e>
+            <m:r>
+              <m:rPr>
+                <m:sty m:val="p"/>
+              </m:rPr>
+              <w:rPr>
+                <w:rFonts w:ascii="Cambria Math" w:eastAsia="돋움체" w:hAnsi="Cambria Math"/>
+              </w:rPr>
+              <m:t>r</m:t>
+            </m:r>
+          </m:e>
+          <m:sub>
+            <m:r>
+              <m:rPr>
+                <m:sty m:val="p"/>
+              </m:rPr>
+              <w:rPr>
+                <w:rFonts w:ascii="Cambria Math" w:eastAsia="돋움체" w:hAnsi="Cambria Math"/>
+              </w:rPr>
+              <m:t>infl</m:t>
+            </m:r>
+          </m:sub>
+        </m:sSub>
+      </m:oMath>
+      <w:r>
+        <w:t xml:space="preserve"> = 2</w:t>
+      </w:r>
+      <w:r>
+        <w:rPr>
+          <w:rFonts w:ascii="바탕체" w:hAnsi="바탕체"/>
+        </w:rPr>
+        <w:t xml:space="preserve"> 를 기본값으로 채택하였다.</w:t>
+      </w:r>
+    </w:p>
+    <w:p>
+      <w:pPr>
+        <w:pStyle w:val="a0"/>
+        <w:numPr>
+          <w:ilvl w:val="0"/>
+          <w:numId w:val="0"/>
+        </w:numPr>
+        <w:spacing w:line="240" w:lineRule="auto"/>
+        <w:ind w:left="566" w:hangingChars="283" w:hanging="566"/>
+        <w:rPr>
+          <w:rFonts w:ascii="바탕체" w:hAnsi="바탕체" w:hint="eastAsia"/>
+        </w:rPr>
+      </w:pPr>
+    </w:p>
+    <w:p>
+      <w:pPr>
+        <w:pStyle w:val="af9"/>
+        <w:spacing w:line="216" w:lineRule="auto"/>
+        <w:ind w:left="681" w:hangingChars="340" w:hanging="681"/>
+        <w:rPr>
+          <w:noProof/>
+        </w:rPr>
+      </w:pPr>
+      <w:r>
+        <w:t>Table</w:t>
+      </w:r>
+      <w:r>
+        <w:t xml:space="preserve"> </w:t>
+      </w:r>
+      <w:r>
+        <w:t>4</w:t>
+      </w:r>
+      <w:r>
+        <w:rPr>
+          <w:rFonts w:hint="eastAsia"/>
+        </w:rPr>
+        <w:t xml:space="preserve"> </w:t>
+      </w:r>
+      <w:r>
+        <w:rPr>
+          <w:rFonts w:eastAsia="돋움체"/>
+          <w:b w:val="0"/>
+          <w:bCs w:val="0"/>
+        </w:rPr>
+        <w:t>Effect of inflation radius on the single-robot mission path</w:t>
       </w:r>
     </w:p>
     <w:tbl>
       <w:tblPr>
-        <w:tblW w:type="auto" w:w="0"/>
-        <w:tblLook w:firstColumn="1" w:firstRow="1" w:lastColumn="0" w:lastRow="0" w:noHBand="0" w:noVBand="1" w:val="04A0"/>
+        <w:tblW w:w="0" w:type="auto"/>
         <w:tblBorders>
           <w:top w:val="single" w:sz="4" w:space="0" w:color="000000"/>
           <w:left w:val="single" w:sz="4" w:space="0" w:color="000000"/>
@@ -1516,71 +4702,221 @@
           <w:insideH w:val="single" w:sz="4" w:space="0" w:color="000000"/>
           <w:insideV w:val="single" w:sz="4" w:space="0" w:color="000000"/>
         </w:tblBorders>
+        <w:tblLayout w:type="fixed"/>
+        <w:tblLook w:val="04A0" w:firstRow="1" w:lastRow="0" w:firstColumn="1" w:lastColumn="0" w:noHBand="0" w:noVBand="1"/>
       </w:tblPr>
       <w:tblGrid>
-        <w:gridCol w:w="2409"/>
-        <w:gridCol w:w="2409"/>
-        <w:gridCol w:w="2409"/>
-        <w:gridCol w:w="2409"/>
+        <w:gridCol w:w="562"/>
+        <w:gridCol w:w="1338"/>
+        <w:gridCol w:w="1487"/>
+        <w:gridCol w:w="1209"/>
       </w:tblGrid>
       <w:tr>
         <w:tc>
           <w:tcPr>
-            <w:tcW w:type="dxa" w:w="2409"/>
-          </w:tcPr>
-          <w:p>
-            <w:r>
-              <w:rPr>
-                <w:rFonts w:ascii="Times New Roman" w:hAnsi="Times New Roman"/>
+            <w:tcW w:w="562" w:type="dxa"/>
+          </w:tcPr>
+          <w:p>
+            <w:pPr>
+              <w:ind w:firstLine="0"/>
+              <w:jc w:val="center"/>
+              <w:rPr>
+                <w:rFonts w:eastAsia="돋움체"/>
                 <w:b/>
-                <w:sz w:val="18"/>
-              </w:rPr>
-              <w:t>r_infl</w:t>
-            </w:r>
-          </w:p>
-        </w:tc>
-        <w:tc>
-          <w:tcPr>
-            <w:tcW w:type="dxa" w:w="2409"/>
-          </w:tcPr>
-          <w:p>
-            <w:r>
-              <w:rPr>
-                <w:rFonts w:ascii="Times New Roman" w:hAnsi="Times New Roman"/>
+                <w:bCs/>
+              </w:rPr>
+            </w:pPr>
+            <m:oMathPara>
+              <m:oMath>
+                <m:sSub>
+                  <m:sSubPr>
+                    <m:ctrlPr>
+                      <w:rPr>
+                        <w:rFonts w:ascii="Cambria Math" w:eastAsia="돋움체" w:hAnsi="Cambria Math"/>
+                        <w:b/>
+                        <w:bCs/>
+                      </w:rPr>
+                    </m:ctrlPr>
+                  </m:sSubPr>
+                  <m:e>
+                    <m:r>
+                      <m:rPr>
+                        <m:sty m:val="b"/>
+                      </m:rPr>
+                      <w:rPr>
+                        <w:rFonts w:ascii="Cambria Math" w:eastAsia="돋움체" w:hAnsi="Cambria Math"/>
+                      </w:rPr>
+                      <m:t>r</m:t>
+                    </m:r>
+                  </m:e>
+                  <m:sub>
+                    <m:r>
+                      <m:rPr>
+                        <m:sty m:val="b"/>
+                      </m:rPr>
+                      <w:rPr>
+                        <w:rFonts w:ascii="Cambria Math" w:eastAsia="돋움체" w:hAnsi="Cambria Math"/>
+                      </w:rPr>
+                      <m:t>infl</m:t>
+                    </m:r>
+                  </m:sub>
+                </m:sSub>
+              </m:oMath>
+            </m:oMathPara>
+          </w:p>
+        </w:tc>
+        <w:tc>
+          <w:tcPr>
+            <w:tcW w:w="1338" w:type="dxa"/>
+          </w:tcPr>
+          <w:p>
+            <w:pPr>
+              <w:ind w:firstLine="0"/>
+              <w:jc w:val="center"/>
+              <w:rPr>
+                <w:rFonts w:eastAsia="돋움체"/>
+              </w:rPr>
+            </w:pPr>
+            <w:r>
+              <w:rPr>
+                <w:rFonts w:eastAsia="돋움체"/>
                 <w:b/>
-                <w:sz w:val="18"/>
-              </w:rPr>
-              <w:t>Path len [cells]</w:t>
-            </w:r>
-          </w:p>
-        </w:tc>
-        <w:tc>
-          <w:tcPr>
-            <w:tcW w:type="dxa" w:w="2409"/>
-          </w:tcPr>
-          <w:p>
-            <w:r>
-              <w:rPr>
-                <w:rFonts w:ascii="Times New Roman" w:hAnsi="Times New Roman"/>
+              </w:rPr>
+              <w:t xml:space="preserve">Path </w:t>
+            </w:r>
+            <w:proofErr w:type="spellStart"/>
+            <w:r>
+              <w:rPr>
+                <w:rFonts w:eastAsia="돋움체"/>
                 <w:b/>
-                <w:sz w:val="18"/>
-              </w:rPr>
-              <w:t>Mean clear. [cells]</w:t>
-            </w:r>
-          </w:p>
-        </w:tc>
-        <w:tc>
-          <w:tcPr>
-            <w:tcW w:type="dxa" w:w="2409"/>
-          </w:tcPr>
-          <w:p>
-            <w:r>
-              <w:rPr>
-                <w:rFonts w:ascii="Times New Roman" w:hAnsi="Times New Roman"/>
+              </w:rPr>
+              <w:t>len</w:t>
+            </w:r>
+            <w:proofErr w:type="spellEnd"/>
+            <w:r>
+              <w:rPr>
+                <w:rFonts w:eastAsia="돋움체" w:hint="eastAsia"/>
                 <w:b/>
-                <w:sz w:val="18"/>
-              </w:rPr>
-              <w:t>A* time [ms]</w:t>
+              </w:rPr>
+              <w:t xml:space="preserve"> </w:t>
+            </w:r>
+            <w:r>
+              <w:rPr>
+                <w:rFonts w:eastAsia="돋움체"/>
+                <w:b/>
+              </w:rPr>
+              <w:t>[cells]</w:t>
+            </w:r>
+          </w:p>
+        </w:tc>
+        <w:tc>
+          <w:tcPr>
+            <w:tcW w:w="1487" w:type="dxa"/>
+          </w:tcPr>
+          <w:p>
+            <w:pPr>
+              <w:ind w:firstLine="0"/>
+              <w:jc w:val="center"/>
+              <w:rPr>
+                <w:rFonts w:eastAsia="돋움체"/>
+              </w:rPr>
+            </w:pPr>
+            <w:r>
+              <w:rPr>
+                <w:rFonts w:eastAsia="돋움체"/>
+                <w:b/>
+              </w:rPr>
+              <w:t>Mean clear</w:t>
+            </w:r>
+            <w:r>
+              <w:rPr>
+                <w:rFonts w:eastAsia="돋움체" w:hint="eastAsia"/>
+                <w:b/>
+              </w:rPr>
+              <w:t xml:space="preserve"> </w:t>
+            </w:r>
+            <w:r>
+              <w:rPr>
+                <w:rFonts w:eastAsia="돋움체"/>
+                <w:b/>
+              </w:rPr>
+              <w:t>[cells]</w:t>
+            </w:r>
+          </w:p>
+        </w:tc>
+        <w:tc>
+          <w:tcPr>
+            <w:tcW w:w="1209" w:type="dxa"/>
+          </w:tcPr>
+          <w:p>
+            <w:pPr>
+              <w:ind w:firstLine="0"/>
+              <w:jc w:val="center"/>
+              <w:rPr>
+                <w:rFonts w:eastAsia="돋움체"/>
+              </w:rPr>
+            </w:pPr>
+            <m:oMath>
+              <m:sSup>
+                <m:sSupPr>
+                  <m:ctrlPr>
+                    <w:rPr>
+                      <w:rFonts w:ascii="Cambria Math" w:hAnsi="Cambria Math"/>
+                    </w:rPr>
+                  </m:ctrlPr>
+                </m:sSupPr>
+                <m:e>
+                  <m:r>
+                    <m:rPr>
+                      <m:sty m:val="p"/>
+                    </m:rPr>
+                    <w:rPr>
+                      <w:rFonts w:ascii="Cambria Math" w:hAnsi="Cambria Math"/>
+                    </w:rPr>
+                    <m:t>A</m:t>
+                  </m:r>
+                </m:e>
+                <m:sup>
+                  <m:r>
+                    <m:rPr>
+                      <m:sty m:val="p"/>
+                    </m:rPr>
+                    <w:rPr>
+                      <w:rFonts w:ascii="Cambria Math" w:hAnsi="Cambria Math"/>
+                    </w:rPr>
+                    <m:t>*</m:t>
+                  </m:r>
+                </m:sup>
+              </m:sSup>
+              <m:r>
+                <w:rPr>
+                  <w:rFonts w:ascii="Cambria Math" w:hAnsi="Cambria Math"/>
+                </w:rPr>
+                <m:t xml:space="preserve"> </m:t>
+              </m:r>
+            </m:oMath>
+            <w:r>
+              <w:rPr>
+                <w:rFonts w:eastAsia="돋움체"/>
+                <w:b/>
+              </w:rPr>
+              <w:t>time[</w:t>
+            </w:r>
+            <w:proofErr w:type="spellStart"/>
+            <w:r>
+              <w:rPr>
+                <w:rFonts w:eastAsia="돋움체"/>
+                <w:b/>
+              </w:rPr>
+              <w:t>ms</w:t>
+            </w:r>
+            <w:proofErr w:type="spellEnd"/>
+            <w:r>
+              <w:rPr>
+                <w:rFonts w:eastAsia="돋움체"/>
+                <w:b/>
+              </w:rPr>
+              <w:t>]</w:t>
             </w:r>
           </w:p>
         </w:tc>
@@ -1588,13 +4924,18 @@
       <w:tr>
         <w:tc>
           <w:tcPr>
-            <w:tcW w:type="dxa" w:w="2409"/>
-          </w:tcPr>
-          <w:p>
-            <w:r>
-              <w:rPr>
-                <w:rFonts w:ascii="Times New Roman" w:hAnsi="Times New Roman"/>
-                <w:sz w:val="18"/>
+            <w:tcW w:w="562" w:type="dxa"/>
+          </w:tcPr>
+          <w:p>
+            <w:pPr>
+              <w:ind w:firstLine="0"/>
+              <w:rPr>
+                <w:rFonts w:eastAsia="돋움체"/>
+              </w:rPr>
+            </w:pPr>
+            <w:r>
+              <w:rPr>
+                <w:rFonts w:eastAsia="돋움체"/>
               </w:rPr>
               <w:t>0</w:t>
             </w:r>
@@ -1602,13 +4943,18 @@
         </w:tc>
         <w:tc>
           <w:tcPr>
-            <w:tcW w:type="dxa" w:w="2409"/>
-          </w:tcPr>
-          <w:p>
-            <w:r>
-              <w:rPr>
-                <w:rFonts w:ascii="Times New Roman" w:hAnsi="Times New Roman"/>
-                <w:sz w:val="18"/>
+            <w:tcW w:w="1338" w:type="dxa"/>
+          </w:tcPr>
+          <w:p>
+            <w:pPr>
+              <w:ind w:firstLine="0"/>
+              <w:rPr>
+                <w:rFonts w:eastAsia="돋움체"/>
+              </w:rPr>
+            </w:pPr>
+            <w:r>
+              <w:rPr>
+                <w:rFonts w:eastAsia="돋움체"/>
               </w:rPr>
               <w:t>63.31</w:t>
             </w:r>
@@ -1616,13 +4962,18 @@
         </w:tc>
         <w:tc>
           <w:tcPr>
-            <w:tcW w:type="dxa" w:w="2409"/>
-          </w:tcPr>
-          <w:p>
-            <w:r>
-              <w:rPr>
-                <w:rFonts w:ascii="Times New Roman" w:hAnsi="Times New Roman"/>
-                <w:sz w:val="18"/>
+            <w:tcW w:w="1487" w:type="dxa"/>
+          </w:tcPr>
+          <w:p>
+            <w:pPr>
+              <w:ind w:firstLine="0"/>
+              <w:rPr>
+                <w:rFonts w:eastAsia="돋움체"/>
+              </w:rPr>
+            </w:pPr>
+            <w:r>
+              <w:rPr>
+                <w:rFonts w:eastAsia="돋움체"/>
               </w:rPr>
               <w:t>2.07</w:t>
             </w:r>
@@ -1630,13 +4981,18 @@
         </w:tc>
         <w:tc>
           <w:tcPr>
-            <w:tcW w:type="dxa" w:w="2409"/>
-          </w:tcPr>
-          <w:p>
-            <w:r>
-              <w:rPr>
-                <w:rFonts w:ascii="Times New Roman" w:hAnsi="Times New Roman"/>
-                <w:sz w:val="18"/>
+            <w:tcW w:w="1209" w:type="dxa"/>
+          </w:tcPr>
+          <w:p>
+            <w:pPr>
+              <w:ind w:firstLine="0"/>
+              <w:rPr>
+                <w:rFonts w:eastAsia="돋움체"/>
+              </w:rPr>
+            </w:pPr>
+            <w:r>
+              <w:rPr>
+                <w:rFonts w:eastAsia="돋움체"/>
               </w:rPr>
               <w:t>0.222</w:t>
             </w:r>
@@ -1646,13 +5002,18 @@
       <w:tr>
         <w:tc>
           <w:tcPr>
-            <w:tcW w:type="dxa" w:w="2409"/>
-          </w:tcPr>
-          <w:p>
-            <w:r>
-              <w:rPr>
-                <w:rFonts w:ascii="Times New Roman" w:hAnsi="Times New Roman"/>
-                <w:sz w:val="18"/>
+            <w:tcW w:w="562" w:type="dxa"/>
+          </w:tcPr>
+          <w:p>
+            <w:pPr>
+              <w:ind w:firstLine="0"/>
+              <w:rPr>
+                <w:rFonts w:eastAsia="돋움체"/>
+              </w:rPr>
+            </w:pPr>
+            <w:r>
+              <w:rPr>
+                <w:rFonts w:eastAsia="돋움체"/>
               </w:rPr>
               <w:t>1</w:t>
             </w:r>
@@ -1660,13 +5021,18 @@
         </w:tc>
         <w:tc>
           <w:tcPr>
-            <w:tcW w:type="dxa" w:w="2409"/>
-          </w:tcPr>
-          <w:p>
-            <w:r>
-              <w:rPr>
-                <w:rFonts w:ascii="Times New Roman" w:hAnsi="Times New Roman"/>
-                <w:sz w:val="18"/>
+            <w:tcW w:w="1338" w:type="dxa"/>
+          </w:tcPr>
+          <w:p>
+            <w:pPr>
+              <w:ind w:firstLine="0"/>
+              <w:rPr>
+                <w:rFonts w:eastAsia="돋움체"/>
+              </w:rPr>
+            </w:pPr>
+            <w:r>
+              <w:rPr>
+                <w:rFonts w:eastAsia="돋움체"/>
               </w:rPr>
               <w:t>65.31</w:t>
             </w:r>
@@ -1674,13 +5040,18 @@
         </w:tc>
         <w:tc>
           <w:tcPr>
-            <w:tcW w:type="dxa" w:w="2409"/>
-          </w:tcPr>
-          <w:p>
-            <w:r>
-              <w:rPr>
-                <w:rFonts w:ascii="Times New Roman" w:hAnsi="Times New Roman"/>
-                <w:sz w:val="18"/>
+            <w:tcW w:w="1487" w:type="dxa"/>
+          </w:tcPr>
+          <w:p>
+            <w:pPr>
+              <w:ind w:firstLine="0"/>
+              <w:rPr>
+                <w:rFonts w:eastAsia="돋움체"/>
+              </w:rPr>
+            </w:pPr>
+            <w:r>
+              <w:rPr>
+                <w:rFonts w:eastAsia="돋움체"/>
               </w:rPr>
               <w:t>2.39</w:t>
             </w:r>
@@ -1688,13 +5059,18 @@
         </w:tc>
         <w:tc>
           <w:tcPr>
-            <w:tcW w:type="dxa" w:w="2409"/>
-          </w:tcPr>
-          <w:p>
-            <w:r>
-              <w:rPr>
-                <w:rFonts w:ascii="Times New Roman" w:hAnsi="Times New Roman"/>
-                <w:sz w:val="18"/>
+            <w:tcW w:w="1209" w:type="dxa"/>
+          </w:tcPr>
+          <w:p>
+            <w:pPr>
+              <w:ind w:firstLine="0"/>
+              <w:rPr>
+                <w:rFonts w:eastAsia="돋움체"/>
+              </w:rPr>
+            </w:pPr>
+            <w:r>
+              <w:rPr>
+                <w:rFonts w:eastAsia="돋움체"/>
               </w:rPr>
               <w:t>0.911</w:t>
             </w:r>
@@ -1704,13 +5080,18 @@
       <w:tr>
         <w:tc>
           <w:tcPr>
-            <w:tcW w:type="dxa" w:w="2409"/>
-          </w:tcPr>
-          <w:p>
-            <w:r>
-              <w:rPr>
-                <w:rFonts w:ascii="Times New Roman" w:hAnsi="Times New Roman"/>
-                <w:sz w:val="18"/>
+            <w:tcW w:w="562" w:type="dxa"/>
+          </w:tcPr>
+          <w:p>
+            <w:pPr>
+              <w:ind w:firstLine="0"/>
+              <w:rPr>
+                <w:rFonts w:eastAsia="돋움체"/>
+              </w:rPr>
+            </w:pPr>
+            <w:r>
+              <w:rPr>
+                <w:rFonts w:eastAsia="돋움체"/>
               </w:rPr>
               <w:t>2</w:t>
             </w:r>
@@ -1718,13 +5099,18 @@
         </w:tc>
         <w:tc>
           <w:tcPr>
-            <w:tcW w:type="dxa" w:w="2409"/>
-          </w:tcPr>
-          <w:p>
-            <w:r>
-              <w:rPr>
-                <w:rFonts w:ascii="Times New Roman" w:hAnsi="Times New Roman"/>
-                <w:sz w:val="18"/>
+            <w:tcW w:w="1338" w:type="dxa"/>
+          </w:tcPr>
+          <w:p>
+            <w:pPr>
+              <w:ind w:firstLine="0"/>
+              <w:rPr>
+                <w:rFonts w:eastAsia="돋움체"/>
+              </w:rPr>
+            </w:pPr>
+            <w:r>
+              <w:rPr>
+                <w:rFonts w:eastAsia="돋움체"/>
               </w:rPr>
               <w:t>68.73</w:t>
             </w:r>
@@ -1732,13 +5118,18 @@
         </w:tc>
         <w:tc>
           <w:tcPr>
-            <w:tcW w:type="dxa" w:w="2409"/>
-          </w:tcPr>
-          <w:p>
-            <w:r>
-              <w:rPr>
-                <w:rFonts w:ascii="Times New Roman" w:hAnsi="Times New Roman"/>
-                <w:sz w:val="18"/>
+            <w:tcW w:w="1487" w:type="dxa"/>
+          </w:tcPr>
+          <w:p>
+            <w:pPr>
+              <w:ind w:firstLine="0"/>
+              <w:rPr>
+                <w:rFonts w:eastAsia="돋움체"/>
+              </w:rPr>
+            </w:pPr>
+            <w:r>
+              <w:rPr>
+                <w:rFonts w:eastAsia="돋움체"/>
               </w:rPr>
               <w:t>2.66</w:t>
             </w:r>
@@ -1746,13 +5137,18 @@
         </w:tc>
         <w:tc>
           <w:tcPr>
-            <w:tcW w:type="dxa" w:w="2409"/>
-          </w:tcPr>
-          <w:p>
-            <w:r>
-              <w:rPr>
-                <w:rFonts w:ascii="Times New Roman" w:hAnsi="Times New Roman"/>
-                <w:sz w:val="18"/>
+            <w:tcW w:w="1209" w:type="dxa"/>
+          </w:tcPr>
+          <w:p>
+            <w:pPr>
+              <w:ind w:firstLine="0"/>
+              <w:rPr>
+                <w:rFonts w:eastAsia="돋움체"/>
+              </w:rPr>
+            </w:pPr>
+            <w:r>
+              <w:rPr>
+                <w:rFonts w:eastAsia="돋움체"/>
               </w:rPr>
               <w:t>2.257</w:t>
             </w:r>
@@ -1762,13 +5158,18 @@
       <w:tr>
         <w:tc>
           <w:tcPr>
-            <w:tcW w:type="dxa" w:w="2409"/>
-          </w:tcPr>
-          <w:p>
-            <w:r>
-              <w:rPr>
-                <w:rFonts w:ascii="Times New Roman" w:hAnsi="Times New Roman"/>
-                <w:sz w:val="18"/>
+            <w:tcW w:w="562" w:type="dxa"/>
+          </w:tcPr>
+          <w:p>
+            <w:pPr>
+              <w:ind w:firstLine="0"/>
+              <w:rPr>
+                <w:rFonts w:eastAsia="돋움체"/>
+              </w:rPr>
+            </w:pPr>
+            <w:r>
+              <w:rPr>
+                <w:rFonts w:eastAsia="돋움체"/>
               </w:rPr>
               <w:t>3</w:t>
             </w:r>
@@ -1776,13 +5177,18 @@
         </w:tc>
         <w:tc>
           <w:tcPr>
-            <w:tcW w:type="dxa" w:w="2409"/>
-          </w:tcPr>
-          <w:p>
-            <w:r>
-              <w:rPr>
-                <w:rFonts w:ascii="Times New Roman" w:hAnsi="Times New Roman"/>
-                <w:sz w:val="18"/>
+            <w:tcW w:w="1338" w:type="dxa"/>
+          </w:tcPr>
+          <w:p>
+            <w:pPr>
+              <w:ind w:firstLine="0"/>
+              <w:rPr>
+                <w:rFonts w:eastAsia="돋움체"/>
+              </w:rPr>
+            </w:pPr>
+            <w:r>
+              <w:rPr>
+                <w:rFonts w:eastAsia="돋움체"/>
               </w:rPr>
               <w:t>70.28</w:t>
             </w:r>
@@ -1790,13 +5196,18 @@
         </w:tc>
         <w:tc>
           <w:tcPr>
-            <w:tcW w:type="dxa" w:w="2409"/>
-          </w:tcPr>
-          <w:p>
-            <w:r>
-              <w:rPr>
-                <w:rFonts w:ascii="Times New Roman" w:hAnsi="Times New Roman"/>
-                <w:sz w:val="18"/>
+            <w:tcW w:w="1487" w:type="dxa"/>
+          </w:tcPr>
+          <w:p>
+            <w:pPr>
+              <w:ind w:firstLine="0"/>
+              <w:rPr>
+                <w:rFonts w:eastAsia="돋움체"/>
+              </w:rPr>
+            </w:pPr>
+            <w:r>
+              <w:rPr>
+                <w:rFonts w:eastAsia="돋움체"/>
               </w:rPr>
               <w:t>2.81</w:t>
             </w:r>
@@ -1804,13 +5215,18 @@
         </w:tc>
         <w:tc>
           <w:tcPr>
-            <w:tcW w:type="dxa" w:w="2409"/>
-          </w:tcPr>
-          <w:p>
-            <w:r>
-              <w:rPr>
-                <w:rFonts w:ascii="Times New Roman" w:hAnsi="Times New Roman"/>
-                <w:sz w:val="18"/>
+            <w:tcW w:w="1209" w:type="dxa"/>
+          </w:tcPr>
+          <w:p>
+            <w:pPr>
+              <w:ind w:firstLine="0"/>
+              <w:rPr>
+                <w:rFonts w:eastAsia="돋움체"/>
+              </w:rPr>
+            </w:pPr>
+            <w:r>
+              <w:rPr>
+                <w:rFonts w:eastAsia="돋움체"/>
               </w:rPr>
               <w:t>4.331</w:t>
             </w:r>
@@ -1820,13 +5236,18 @@
       <w:tr>
         <w:tc>
           <w:tcPr>
-            <w:tcW w:type="dxa" w:w="2409"/>
-          </w:tcPr>
-          <w:p>
-            <w:r>
-              <w:rPr>
-                <w:rFonts w:ascii="Times New Roman" w:hAnsi="Times New Roman"/>
-                <w:sz w:val="18"/>
+            <w:tcW w:w="562" w:type="dxa"/>
+          </w:tcPr>
+          <w:p>
+            <w:pPr>
+              <w:ind w:firstLine="0"/>
+              <w:rPr>
+                <w:rFonts w:eastAsia="돋움체"/>
+              </w:rPr>
+            </w:pPr>
+            <w:r>
+              <w:rPr>
+                <w:rFonts w:eastAsia="돋움체"/>
               </w:rPr>
               <w:t>4</w:t>
             </w:r>
@@ -1834,13 +5255,18 @@
         </w:tc>
         <w:tc>
           <w:tcPr>
-            <w:tcW w:type="dxa" w:w="2409"/>
-          </w:tcPr>
-          <w:p>
-            <w:r>
-              <w:rPr>
-                <w:rFonts w:ascii="Times New Roman" w:hAnsi="Times New Roman"/>
-                <w:sz w:val="18"/>
+            <w:tcW w:w="1338" w:type="dxa"/>
+          </w:tcPr>
+          <w:p>
+            <w:pPr>
+              <w:ind w:firstLine="0"/>
+              <w:rPr>
+                <w:rFonts w:eastAsia="돋움체"/>
+              </w:rPr>
+            </w:pPr>
+            <w:r>
+              <w:rPr>
+                <w:rFonts w:eastAsia="돋움체"/>
               </w:rPr>
               <w:t>71.6</w:t>
             </w:r>
@@ -1848,13 +5274,18 @@
         </w:tc>
         <w:tc>
           <w:tcPr>
-            <w:tcW w:type="dxa" w:w="2409"/>
-          </w:tcPr>
-          <w:p>
-            <w:r>
-              <w:rPr>
-                <w:rFonts w:ascii="Times New Roman" w:hAnsi="Times New Roman"/>
-                <w:sz w:val="18"/>
+            <w:tcW w:w="1487" w:type="dxa"/>
+          </w:tcPr>
+          <w:p>
+            <w:pPr>
+              <w:ind w:firstLine="0"/>
+              <w:rPr>
+                <w:rFonts w:eastAsia="돋움체"/>
+              </w:rPr>
+            </w:pPr>
+            <w:r>
+              <w:rPr>
+                <w:rFonts w:eastAsia="돋움체"/>
               </w:rPr>
               <w:t>2.88</w:t>
             </w:r>
@@ -1862,13 +5293,18 @@
         </w:tc>
         <w:tc>
           <w:tcPr>
-            <w:tcW w:type="dxa" w:w="2409"/>
-          </w:tcPr>
-          <w:p>
-            <w:r>
-              <w:rPr>
-                <w:rFonts w:ascii="Times New Roman" w:hAnsi="Times New Roman"/>
-                <w:sz w:val="18"/>
+            <w:tcW w:w="1209" w:type="dxa"/>
+          </w:tcPr>
+          <w:p>
+            <w:pPr>
+              <w:ind w:firstLine="0"/>
+              <w:rPr>
+                <w:rFonts w:eastAsia="돋움체"/>
+              </w:rPr>
+            </w:pPr>
+            <w:r>
+              <w:rPr>
+                <w:rFonts w:eastAsia="돋움체"/>
               </w:rPr>
               <w:t>6.987</w:t>
             </w:r>
@@ -1879,10 +5315,13 @@
     <w:p>
       <w:pPr>
         <w:pStyle w:val="af1"/>
-      </w:pPr>
-      <w:r>
-        <w:rPr>
-          <w:rFonts w:ascii="Times New Roman" w:hAnsi="Times New Roman"/>
+        <w:rPr>
+          <w:rFonts w:ascii="돋움체" w:hAnsi="돋움체"/>
+        </w:rPr>
+      </w:pPr>
+      <w:r>
+        <w:rPr>
+          <w:rFonts w:ascii="돋움체" w:hAnsi="돋움체"/>
         </w:rPr>
         <w:t>4.4 방문 순서 최적화 품질</w:t>
       </w:r>
@@ -1890,29 +5329,52 @@
     <w:p>
       <w:pPr>
         <w:pStyle w:val="a0"/>
-      </w:pPr>
-      <w:r>
-        <w:rPr>
-          <w:rFonts w:ascii="Times New Roman" w:hAnsi="Times New Roman"/>
-          <w:b w:val="0"/>
-        </w:rPr>
-        <w:t>실제 4-bin 레이아웃에서 최근접 이웃 휴리스틱은 완전 탐색 최적해와 동일한 경로를 산출하여 최적성 격차가 0.0% 였다. 빈 개수를 4 에서 8 까지 늘린 무작위 인스턴스 (30회 평균)에서는 평균 격차가 N=4 의 4.3% 에서 N=8 의 10.51% 로 증가하였다(Table 5, Fig. 8(b)). 이는 소규모 빈 배치에서는 최근접 이웃 휴리스틱이 최적에 근접하나, 빈 수가 많아지는 대규모 단지에서는 2-opt 등 개선된 TSP 기법이 필요함을 시사한다.</w:t>
-      </w:r>
+        <w:numPr>
+          <w:ilvl w:val="0"/>
+          <w:numId w:val="0"/>
+        </w:numPr>
+        <w:ind w:left="567" w:hanging="567"/>
+        <w:rPr>
+          <w:rFonts w:hint="eastAsia"/>
+        </w:rPr>
+      </w:pPr>
     </w:p>
     <w:p>
-      <w:pPr/>
-      <w:r>
-        <w:rPr>
-          <w:rFonts w:ascii="Times New Roman" w:hAnsi="Times New Roman"/>
-          <w:sz w:val="20"/>
-        </w:rPr>
-        <w:t>Table 5 Optimality gap of the nearest-neighbor visit order</w:t>
+      <w:pPr>
+        <w:pStyle w:val="af9"/>
+        <w:spacing w:line="216" w:lineRule="auto"/>
+        <w:ind w:left="681" w:hangingChars="340" w:hanging="681"/>
+        <w:rPr>
+          <w:noProof/>
+        </w:rPr>
+      </w:pPr>
+      <w:r>
+        <w:t>Table</w:t>
+      </w:r>
+      <w:r>
+        <w:t xml:space="preserve"> </w:t>
+      </w:r>
+      <w:r>
+        <w:t>5</w:t>
+      </w:r>
+      <w:r>
+        <w:rPr>
+          <w:rFonts w:hint="eastAsia"/>
+        </w:rPr>
+        <w:t xml:space="preserve"> </w:t>
+      </w:r>
+      <w:r>
+        <w:rPr>
+          <w:rFonts w:eastAsia="돋움체"/>
+          <w:b w:val="0"/>
+          <w:bCs w:val="0"/>
+        </w:rPr>
+        <w:t>Optimality gap of the nearest-neighbor visit order</w:t>
       </w:r>
     </w:p>
     <w:tbl>
       <w:tblPr>
-        <w:tblW w:type="auto" w:w="0"/>
-        <w:tblLook w:firstColumn="1" w:firstRow="1" w:lastColumn="0" w:lastRow="0" w:noHBand="0" w:noVBand="1" w:val="04A0"/>
+        <w:tblW w:w="0" w:type="auto"/>
         <w:tblBorders>
           <w:top w:val="single" w:sz="4" w:space="0" w:color="000000"/>
           <w:left w:val="single" w:sz="4" w:space="0" w:color="000000"/>
@@ -1921,24 +5383,30 @@
           <w:insideH w:val="single" w:sz="4" w:space="0" w:color="000000"/>
           <w:insideV w:val="single" w:sz="4" w:space="0" w:color="000000"/>
         </w:tblBorders>
+        <w:tblLook w:val="04A0" w:firstRow="1" w:lastRow="0" w:firstColumn="1" w:lastColumn="0" w:noHBand="0" w:noVBand="1"/>
       </w:tblPr>
       <w:tblGrid>
-        <w:gridCol w:w="2409"/>
-        <w:gridCol w:w="2409"/>
-        <w:gridCol w:w="2409"/>
-        <w:gridCol w:w="2409"/>
+        <w:gridCol w:w="1129"/>
+        <w:gridCol w:w="567"/>
+        <w:gridCol w:w="1560"/>
+        <w:gridCol w:w="1340"/>
       </w:tblGrid>
       <w:tr>
         <w:tc>
           <w:tcPr>
-            <w:tcW w:type="dxa" w:w="2409"/>
-          </w:tcPr>
-          <w:p>
-            <w:r>
-              <w:rPr>
-                <w:rFonts w:ascii="Times New Roman" w:hAnsi="Times New Roman"/>
+            <w:tcW w:w="1129" w:type="dxa"/>
+          </w:tcPr>
+          <w:p>
+            <w:pPr>
+              <w:ind w:firstLine="0"/>
+              <w:rPr>
+                <w:rFonts w:eastAsia="돋움체"/>
+              </w:rPr>
+            </w:pPr>
+            <w:r>
+              <w:rPr>
+                <w:rFonts w:eastAsia="돋움체"/>
                 <w:b/>
-                <w:sz w:val="18"/>
               </w:rPr>
               <w:t>Case</w:t>
             </w:r>
@@ -1946,14 +5414,19 @@
         </w:tc>
         <w:tc>
           <w:tcPr>
-            <w:tcW w:type="dxa" w:w="2409"/>
-          </w:tcPr>
-          <w:p>
-            <w:r>
-              <w:rPr>
-                <w:rFonts w:ascii="Times New Roman" w:hAnsi="Times New Roman"/>
+            <w:tcW w:w="567" w:type="dxa"/>
+          </w:tcPr>
+          <w:p>
+            <w:pPr>
+              <w:ind w:firstLine="0"/>
+              <w:rPr>
+                <w:rFonts w:eastAsia="돋움체"/>
+              </w:rPr>
+            </w:pPr>
+            <w:r>
+              <w:rPr>
+                <w:rFonts w:eastAsia="돋움체"/>
                 <w:b/>
-                <w:sz w:val="18"/>
               </w:rPr>
               <w:t>N</w:t>
             </w:r>
@@ -1961,29 +5434,53 @@
         </w:tc>
         <w:tc>
           <w:tcPr>
-            <w:tcW w:type="dxa" w:w="2409"/>
-          </w:tcPr>
-          <w:p>
-            <w:r>
-              <w:rPr>
-                <w:rFonts w:ascii="Times New Roman" w:hAnsi="Times New Roman"/>
+            <w:tcW w:w="1560" w:type="dxa"/>
+          </w:tcPr>
+          <w:p>
+            <w:pPr>
+              <w:ind w:firstLine="0"/>
+              <w:rPr>
+                <w:rFonts w:eastAsia="돋움체"/>
+              </w:rPr>
+            </w:pPr>
+            <w:r>
+              <w:rPr>
+                <w:rFonts w:eastAsia="돋움체"/>
                 <w:b/>
-                <w:sz w:val="18"/>
-              </w:rPr>
-              <w:t>Mean gap [%]</w:t>
-            </w:r>
-          </w:p>
-        </w:tc>
-        <w:tc>
-          <w:tcPr>
-            <w:tcW w:type="dxa" w:w="2409"/>
-          </w:tcPr>
-          <w:p>
-            <w:r>
-              <w:rPr>
-                <w:rFonts w:ascii="Times New Roman" w:hAnsi="Times New Roman"/>
+              </w:rPr>
+              <w:t>Mean gap</w:t>
+            </w:r>
+            <w:r>
+              <w:rPr>
+                <w:rFonts w:eastAsia="돋움체"/>
                 <w:b/>
-                <w:sz w:val="18"/>
+              </w:rPr>
+              <w:t xml:space="preserve"> </w:t>
+            </w:r>
+            <w:r>
+              <w:rPr>
+                <w:rFonts w:eastAsia="돋움체"/>
+                <w:b/>
+              </w:rPr>
+              <w:t>[%]</w:t>
+            </w:r>
+          </w:p>
+        </w:tc>
+        <w:tc>
+          <w:tcPr>
+            <w:tcW w:w="1340" w:type="dxa"/>
+          </w:tcPr>
+          <w:p>
+            <w:pPr>
+              <w:ind w:firstLine="0"/>
+              <w:rPr>
+                <w:rFonts w:eastAsia="돋움체"/>
+              </w:rPr>
+            </w:pPr>
+            <w:r>
+              <w:rPr>
+                <w:rFonts w:eastAsia="돋움체"/>
+                <w:b/>
               </w:rPr>
               <w:t>Max gap [%]</w:t>
             </w:r>
@@ -1993,13 +5490,18 @@
       <w:tr>
         <w:tc>
           <w:tcPr>
-            <w:tcW w:type="dxa" w:w="2409"/>
-          </w:tcPr>
-          <w:p>
-            <w:r>
-              <w:rPr>
-                <w:rFonts w:ascii="Times New Roman" w:hAnsi="Times New Roman"/>
-                <w:sz w:val="18"/>
+            <w:tcW w:w="1129" w:type="dxa"/>
+          </w:tcPr>
+          <w:p>
+            <w:pPr>
+              <w:ind w:firstLine="0"/>
+              <w:rPr>
+                <w:rFonts w:eastAsia="돋움체"/>
+              </w:rPr>
+            </w:pPr>
+            <w:r>
+              <w:rPr>
+                <w:rFonts w:eastAsia="돋움체"/>
               </w:rPr>
               <w:t>Real layout</w:t>
             </w:r>
@@ -2007,13 +5509,18 @@
         </w:tc>
         <w:tc>
           <w:tcPr>
-            <w:tcW w:type="dxa" w:w="2409"/>
-          </w:tcPr>
-          <w:p>
-            <w:r>
-              <w:rPr>
-                <w:rFonts w:ascii="Times New Roman" w:hAnsi="Times New Roman"/>
-                <w:sz w:val="18"/>
+            <w:tcW w:w="567" w:type="dxa"/>
+          </w:tcPr>
+          <w:p>
+            <w:pPr>
+              <w:ind w:firstLine="0"/>
+              <w:rPr>
+                <w:rFonts w:eastAsia="돋움체"/>
+              </w:rPr>
+            </w:pPr>
+            <w:r>
+              <w:rPr>
+                <w:rFonts w:eastAsia="돋움체"/>
               </w:rPr>
               <w:t>4</w:t>
             </w:r>
@@ -2021,13 +5528,18 @@
         </w:tc>
         <w:tc>
           <w:tcPr>
-            <w:tcW w:type="dxa" w:w="2409"/>
-          </w:tcPr>
-          <w:p>
-            <w:r>
-              <w:rPr>
-                <w:rFonts w:ascii="Times New Roman" w:hAnsi="Times New Roman"/>
-                <w:sz w:val="18"/>
+            <w:tcW w:w="1560" w:type="dxa"/>
+          </w:tcPr>
+          <w:p>
+            <w:pPr>
+              <w:ind w:firstLine="0"/>
+              <w:rPr>
+                <w:rFonts w:eastAsia="돋움체"/>
+              </w:rPr>
+            </w:pPr>
+            <w:r>
+              <w:rPr>
+                <w:rFonts w:eastAsia="돋움체"/>
               </w:rPr>
               <w:t>0.0</w:t>
             </w:r>
@@ -2035,13 +5547,18 @@
         </w:tc>
         <w:tc>
           <w:tcPr>
-            <w:tcW w:type="dxa" w:w="2409"/>
-          </w:tcPr>
-          <w:p>
-            <w:r>
-              <w:rPr>
-                <w:rFonts w:ascii="Times New Roman" w:hAnsi="Times New Roman"/>
-                <w:sz w:val="18"/>
+            <w:tcW w:w="1340" w:type="dxa"/>
+          </w:tcPr>
+          <w:p>
+            <w:pPr>
+              <w:ind w:firstLine="0"/>
+              <w:rPr>
+                <w:rFonts w:eastAsia="돋움체"/>
+              </w:rPr>
+            </w:pPr>
+            <w:r>
+              <w:rPr>
+                <w:rFonts w:eastAsia="돋움체"/>
               </w:rPr>
               <w:t>0.0</w:t>
             </w:r>
@@ -2051,13 +5568,18 @@
       <w:tr>
         <w:tc>
           <w:tcPr>
-            <w:tcW w:type="dxa" w:w="2409"/>
-          </w:tcPr>
-          <w:p>
-            <w:r>
-              <w:rPr>
-                <w:rFonts w:ascii="Times New Roman" w:hAnsi="Times New Roman"/>
-                <w:sz w:val="18"/>
+            <w:tcW w:w="1129" w:type="dxa"/>
+          </w:tcPr>
+          <w:p>
+            <w:pPr>
+              <w:ind w:firstLine="0"/>
+              <w:rPr>
+                <w:rFonts w:eastAsia="돋움체"/>
+              </w:rPr>
+            </w:pPr>
+            <w:r>
+              <w:rPr>
+                <w:rFonts w:eastAsia="돋움체"/>
               </w:rPr>
               <w:t>Random</w:t>
             </w:r>
@@ -2065,13 +5587,18 @@
         </w:tc>
         <w:tc>
           <w:tcPr>
-            <w:tcW w:type="dxa" w:w="2409"/>
-          </w:tcPr>
-          <w:p>
-            <w:r>
-              <w:rPr>
-                <w:rFonts w:ascii="Times New Roman" w:hAnsi="Times New Roman"/>
-                <w:sz w:val="18"/>
+            <w:tcW w:w="567" w:type="dxa"/>
+          </w:tcPr>
+          <w:p>
+            <w:pPr>
+              <w:ind w:firstLine="0"/>
+              <w:rPr>
+                <w:rFonts w:eastAsia="돋움체"/>
+              </w:rPr>
+            </w:pPr>
+            <w:r>
+              <w:rPr>
+                <w:rFonts w:eastAsia="돋움체"/>
               </w:rPr>
               <w:t>4</w:t>
             </w:r>
@@ -2079,13 +5606,18 @@
         </w:tc>
         <w:tc>
           <w:tcPr>
-            <w:tcW w:type="dxa" w:w="2409"/>
-          </w:tcPr>
-          <w:p>
-            <w:r>
-              <w:rPr>
-                <w:rFonts w:ascii="Times New Roman" w:hAnsi="Times New Roman"/>
-                <w:sz w:val="18"/>
+            <w:tcW w:w="1560" w:type="dxa"/>
+          </w:tcPr>
+          <w:p>
+            <w:pPr>
+              <w:ind w:firstLine="0"/>
+              <w:rPr>
+                <w:rFonts w:eastAsia="돋움체"/>
+              </w:rPr>
+            </w:pPr>
+            <w:r>
+              <w:rPr>
+                <w:rFonts w:eastAsia="돋움체"/>
               </w:rPr>
               <w:t>4.3</w:t>
             </w:r>
@@ -2093,13 +5625,18 @@
         </w:tc>
         <w:tc>
           <w:tcPr>
-            <w:tcW w:type="dxa" w:w="2409"/>
-          </w:tcPr>
-          <w:p>
-            <w:r>
-              <w:rPr>
-                <w:rFonts w:ascii="Times New Roman" w:hAnsi="Times New Roman"/>
-                <w:sz w:val="18"/>
+            <w:tcW w:w="1340" w:type="dxa"/>
+          </w:tcPr>
+          <w:p>
+            <w:pPr>
+              <w:ind w:firstLine="0"/>
+              <w:rPr>
+                <w:rFonts w:eastAsia="돋움체"/>
+              </w:rPr>
+            </w:pPr>
+            <w:r>
+              <w:rPr>
+                <w:rFonts w:eastAsia="돋움체"/>
               </w:rPr>
               <w:t>21.92</w:t>
             </w:r>
@@ -2109,13 +5646,18 @@
       <w:tr>
         <w:tc>
           <w:tcPr>
-            <w:tcW w:type="dxa" w:w="2409"/>
-          </w:tcPr>
-          <w:p>
-            <w:r>
-              <w:rPr>
-                <w:rFonts w:ascii="Times New Roman" w:hAnsi="Times New Roman"/>
-                <w:sz w:val="18"/>
+            <w:tcW w:w="1129" w:type="dxa"/>
+          </w:tcPr>
+          <w:p>
+            <w:pPr>
+              <w:ind w:firstLine="0"/>
+              <w:rPr>
+                <w:rFonts w:eastAsia="돋움체"/>
+              </w:rPr>
+            </w:pPr>
+            <w:r>
+              <w:rPr>
+                <w:rFonts w:eastAsia="돋움체"/>
               </w:rPr>
               <w:t>Random</w:t>
             </w:r>
@@ -2123,13 +5665,18 @@
         </w:tc>
         <w:tc>
           <w:tcPr>
-            <w:tcW w:type="dxa" w:w="2409"/>
-          </w:tcPr>
-          <w:p>
-            <w:r>
-              <w:rPr>
-                <w:rFonts w:ascii="Times New Roman" w:hAnsi="Times New Roman"/>
-                <w:sz w:val="18"/>
+            <w:tcW w:w="567" w:type="dxa"/>
+          </w:tcPr>
+          <w:p>
+            <w:pPr>
+              <w:ind w:firstLine="0"/>
+              <w:rPr>
+                <w:rFonts w:eastAsia="돋움체"/>
+              </w:rPr>
+            </w:pPr>
+            <w:r>
+              <w:rPr>
+                <w:rFonts w:eastAsia="돋움체"/>
               </w:rPr>
               <w:t>5</w:t>
             </w:r>
@@ -2137,13 +5684,18 @@
         </w:tc>
         <w:tc>
           <w:tcPr>
-            <w:tcW w:type="dxa" w:w="2409"/>
-          </w:tcPr>
-          <w:p>
-            <w:r>
-              <w:rPr>
-                <w:rFonts w:ascii="Times New Roman" w:hAnsi="Times New Roman"/>
-                <w:sz w:val="18"/>
+            <w:tcW w:w="1560" w:type="dxa"/>
+          </w:tcPr>
+          <w:p>
+            <w:pPr>
+              <w:ind w:firstLine="0"/>
+              <w:rPr>
+                <w:rFonts w:eastAsia="돋움체"/>
+              </w:rPr>
+            </w:pPr>
+            <w:r>
+              <w:rPr>
+                <w:rFonts w:eastAsia="돋움체"/>
               </w:rPr>
               <w:t>6.05</w:t>
             </w:r>
@@ -2151,13 +5703,18 @@
         </w:tc>
         <w:tc>
           <w:tcPr>
-            <w:tcW w:type="dxa" w:w="2409"/>
-          </w:tcPr>
-          <w:p>
-            <w:r>
-              <w:rPr>
-                <w:rFonts w:ascii="Times New Roman" w:hAnsi="Times New Roman"/>
-                <w:sz w:val="18"/>
+            <w:tcW w:w="1340" w:type="dxa"/>
+          </w:tcPr>
+          <w:p>
+            <w:pPr>
+              <w:ind w:firstLine="0"/>
+              <w:rPr>
+                <w:rFonts w:eastAsia="돋움체"/>
+              </w:rPr>
+            </w:pPr>
+            <w:r>
+              <w:rPr>
+                <w:rFonts w:eastAsia="돋움체"/>
               </w:rPr>
               <w:t>21.5</w:t>
             </w:r>
@@ -2167,13 +5724,18 @@
       <w:tr>
         <w:tc>
           <w:tcPr>
-            <w:tcW w:type="dxa" w:w="2409"/>
-          </w:tcPr>
-          <w:p>
-            <w:r>
-              <w:rPr>
-                <w:rFonts w:ascii="Times New Roman" w:hAnsi="Times New Roman"/>
-                <w:sz w:val="18"/>
+            <w:tcW w:w="1129" w:type="dxa"/>
+          </w:tcPr>
+          <w:p>
+            <w:pPr>
+              <w:ind w:firstLine="0"/>
+              <w:rPr>
+                <w:rFonts w:eastAsia="돋움체"/>
+              </w:rPr>
+            </w:pPr>
+            <w:r>
+              <w:rPr>
+                <w:rFonts w:eastAsia="돋움체"/>
               </w:rPr>
               <w:t>Random</w:t>
             </w:r>
@@ -2181,13 +5743,18 @@
         </w:tc>
         <w:tc>
           <w:tcPr>
-            <w:tcW w:type="dxa" w:w="2409"/>
-          </w:tcPr>
-          <w:p>
-            <w:r>
-              <w:rPr>
-                <w:rFonts w:ascii="Times New Roman" w:hAnsi="Times New Roman"/>
-                <w:sz w:val="18"/>
+            <w:tcW w:w="567" w:type="dxa"/>
+          </w:tcPr>
+          <w:p>
+            <w:pPr>
+              <w:ind w:firstLine="0"/>
+              <w:rPr>
+                <w:rFonts w:eastAsia="돋움체"/>
+              </w:rPr>
+            </w:pPr>
+            <w:r>
+              <w:rPr>
+                <w:rFonts w:eastAsia="돋움체"/>
               </w:rPr>
               <w:t>6</w:t>
             </w:r>
@@ -2195,13 +5762,18 @@
         </w:tc>
         <w:tc>
           <w:tcPr>
-            <w:tcW w:type="dxa" w:w="2409"/>
-          </w:tcPr>
-          <w:p>
-            <w:r>
-              <w:rPr>
-                <w:rFonts w:ascii="Times New Roman" w:hAnsi="Times New Roman"/>
-                <w:sz w:val="18"/>
+            <w:tcW w:w="1560" w:type="dxa"/>
+          </w:tcPr>
+          <w:p>
+            <w:pPr>
+              <w:ind w:firstLine="0"/>
+              <w:rPr>
+                <w:rFonts w:eastAsia="돋움체"/>
+              </w:rPr>
+            </w:pPr>
+            <w:r>
+              <w:rPr>
+                <w:rFonts w:eastAsia="돋움체"/>
               </w:rPr>
               <w:t>5.32</w:t>
             </w:r>
@@ -2209,13 +5781,18 @@
         </w:tc>
         <w:tc>
           <w:tcPr>
-            <w:tcW w:type="dxa" w:w="2409"/>
-          </w:tcPr>
-          <w:p>
-            <w:r>
-              <w:rPr>
-                <w:rFonts w:ascii="Times New Roman" w:hAnsi="Times New Roman"/>
-                <w:sz w:val="18"/>
+            <w:tcW w:w="1340" w:type="dxa"/>
+          </w:tcPr>
+          <w:p>
+            <w:pPr>
+              <w:ind w:firstLine="0"/>
+              <w:rPr>
+                <w:rFonts w:eastAsia="돋움체"/>
+              </w:rPr>
+            </w:pPr>
+            <w:r>
+              <w:rPr>
+                <w:rFonts w:eastAsia="돋움체"/>
               </w:rPr>
               <w:t>18.22</w:t>
             </w:r>
@@ -2225,13 +5802,18 @@
       <w:tr>
         <w:tc>
           <w:tcPr>
-            <w:tcW w:type="dxa" w:w="2409"/>
-          </w:tcPr>
-          <w:p>
-            <w:r>
-              <w:rPr>
-                <w:rFonts w:ascii="Times New Roman" w:hAnsi="Times New Roman"/>
-                <w:sz w:val="18"/>
+            <w:tcW w:w="1129" w:type="dxa"/>
+          </w:tcPr>
+          <w:p>
+            <w:pPr>
+              <w:ind w:firstLine="0"/>
+              <w:rPr>
+                <w:rFonts w:eastAsia="돋움체"/>
+              </w:rPr>
+            </w:pPr>
+            <w:r>
+              <w:rPr>
+                <w:rFonts w:eastAsia="돋움체"/>
               </w:rPr>
               <w:t>Random</w:t>
             </w:r>
@@ -2239,13 +5821,18 @@
         </w:tc>
         <w:tc>
           <w:tcPr>
-            <w:tcW w:type="dxa" w:w="2409"/>
-          </w:tcPr>
-          <w:p>
-            <w:r>
-              <w:rPr>
-                <w:rFonts w:ascii="Times New Roman" w:hAnsi="Times New Roman"/>
-                <w:sz w:val="18"/>
+            <w:tcW w:w="567" w:type="dxa"/>
+          </w:tcPr>
+          <w:p>
+            <w:pPr>
+              <w:ind w:firstLine="0"/>
+              <w:rPr>
+                <w:rFonts w:eastAsia="돋움체"/>
+              </w:rPr>
+            </w:pPr>
+            <w:r>
+              <w:rPr>
+                <w:rFonts w:eastAsia="돋움체"/>
               </w:rPr>
               <w:t>7</w:t>
             </w:r>
@@ -2253,13 +5840,18 @@
         </w:tc>
         <w:tc>
           <w:tcPr>
-            <w:tcW w:type="dxa" w:w="2409"/>
-          </w:tcPr>
-          <w:p>
-            <w:r>
-              <w:rPr>
-                <w:rFonts w:ascii="Times New Roman" w:hAnsi="Times New Roman"/>
-                <w:sz w:val="18"/>
+            <w:tcW w:w="1560" w:type="dxa"/>
+          </w:tcPr>
+          <w:p>
+            <w:pPr>
+              <w:ind w:firstLine="0"/>
+              <w:rPr>
+                <w:rFonts w:eastAsia="돋움체"/>
+              </w:rPr>
+            </w:pPr>
+            <w:r>
+              <w:rPr>
+                <w:rFonts w:eastAsia="돋움체"/>
               </w:rPr>
               <w:t>7.94</w:t>
             </w:r>
@@ -2267,13 +5859,18 @@
         </w:tc>
         <w:tc>
           <w:tcPr>
-            <w:tcW w:type="dxa" w:w="2409"/>
-          </w:tcPr>
-          <w:p>
-            <w:r>
-              <w:rPr>
-                <w:rFonts w:ascii="Times New Roman" w:hAnsi="Times New Roman"/>
-                <w:sz w:val="18"/>
+            <w:tcW w:w="1340" w:type="dxa"/>
+          </w:tcPr>
+          <w:p>
+            <w:pPr>
+              <w:ind w:firstLine="0"/>
+              <w:rPr>
+                <w:rFonts w:eastAsia="돋움체"/>
+              </w:rPr>
+            </w:pPr>
+            <w:r>
+              <w:rPr>
+                <w:rFonts w:eastAsia="돋움체"/>
               </w:rPr>
               <w:t>25.2</w:t>
             </w:r>
@@ -2283,13 +5880,18 @@
       <w:tr>
         <w:tc>
           <w:tcPr>
-            <w:tcW w:type="dxa" w:w="2409"/>
-          </w:tcPr>
-          <w:p>
-            <w:r>
-              <w:rPr>
-                <w:rFonts w:ascii="Times New Roman" w:hAnsi="Times New Roman"/>
-                <w:sz w:val="18"/>
+            <w:tcW w:w="1129" w:type="dxa"/>
+          </w:tcPr>
+          <w:p>
+            <w:pPr>
+              <w:ind w:firstLine="0"/>
+              <w:rPr>
+                <w:rFonts w:eastAsia="돋움체"/>
+              </w:rPr>
+            </w:pPr>
+            <w:r>
+              <w:rPr>
+                <w:rFonts w:eastAsia="돋움체"/>
               </w:rPr>
               <w:t>Random</w:t>
             </w:r>
@@ -2297,13 +5899,18 @@
         </w:tc>
         <w:tc>
           <w:tcPr>
-            <w:tcW w:type="dxa" w:w="2409"/>
-          </w:tcPr>
-          <w:p>
-            <w:r>
-              <w:rPr>
-                <w:rFonts w:ascii="Times New Roman" w:hAnsi="Times New Roman"/>
-                <w:sz w:val="18"/>
+            <w:tcW w:w="567" w:type="dxa"/>
+          </w:tcPr>
+          <w:p>
+            <w:pPr>
+              <w:ind w:firstLine="0"/>
+              <w:rPr>
+                <w:rFonts w:eastAsia="돋움체"/>
+              </w:rPr>
+            </w:pPr>
+            <w:r>
+              <w:rPr>
+                <w:rFonts w:eastAsia="돋움체"/>
               </w:rPr>
               <w:t>8</w:t>
             </w:r>
@@ -2311,13 +5918,18 @@
         </w:tc>
         <w:tc>
           <w:tcPr>
-            <w:tcW w:type="dxa" w:w="2409"/>
-          </w:tcPr>
-          <w:p>
-            <w:r>
-              <w:rPr>
-                <w:rFonts w:ascii="Times New Roman" w:hAnsi="Times New Roman"/>
-                <w:sz w:val="18"/>
+            <w:tcW w:w="1560" w:type="dxa"/>
+          </w:tcPr>
+          <w:p>
+            <w:pPr>
+              <w:ind w:firstLine="0"/>
+              <w:rPr>
+                <w:rFonts w:eastAsia="돋움체"/>
+              </w:rPr>
+            </w:pPr>
+            <w:r>
+              <w:rPr>
+                <w:rFonts w:eastAsia="돋움체"/>
               </w:rPr>
               <w:t>10.51</w:t>
             </w:r>
@@ -2325,13 +5937,18 @@
         </w:tc>
         <w:tc>
           <w:tcPr>
-            <w:tcW w:type="dxa" w:w="2409"/>
-          </w:tcPr>
-          <w:p>
-            <w:r>
-              <w:rPr>
-                <w:rFonts w:ascii="Times New Roman" w:hAnsi="Times New Roman"/>
-                <w:sz w:val="18"/>
+            <w:tcW w:w="1340" w:type="dxa"/>
+          </w:tcPr>
+          <w:p>
+            <w:pPr>
+              <w:ind w:firstLine="0"/>
+              <w:rPr>
+                <w:rFonts w:eastAsia="돋움체"/>
+              </w:rPr>
+            </w:pPr>
+            <w:r>
+              <w:rPr>
+                <w:rFonts w:eastAsia="돋움체"/>
               </w:rPr>
               <w:t>30.29</w:t>
             </w:r>
@@ -2342,10 +5959,14 @@
     <w:p>
       <w:pPr>
         <w:pStyle w:val="af1"/>
-      </w:pPr>
-      <w:r>
-        <w:rPr>
-          <w:rFonts w:ascii="Times New Roman" w:hAnsi="Times New Roman"/>
+        <w:spacing w:line="264" w:lineRule="auto"/>
+        <w:rPr>
+          <w:rFonts w:ascii="돋움체" w:hAnsi="돋움체"/>
+        </w:rPr>
+      </w:pPr>
+      <w:r>
+        <w:rPr>
+          <w:rFonts w:ascii="돋움체" w:hAnsi="돋움체"/>
         </w:rPr>
         <w:t>4.5 경로 탐색 확장성</w:t>
       </w:r>
@@ -2353,29 +5974,141 @@
     <w:p>
       <w:pPr>
         <w:pStyle w:val="a0"/>
-      </w:pPr>
-      <w:r>
-        <w:rPr>
-          <w:rFonts w:ascii="Times New Roman" w:hAnsi="Times New Roman"/>
-          <w:b w:val="0"/>
-        </w:rPr>
-        <w:t>풀스케일 단지로의 확장 가능성을 확인하기 위해 빈 격자 크기를 40x30 에서 200x140 까지 늘리며 대각선 경로 질의의 계산 시간을 측정하였다(Table 6, Fig. 8(c)). 격자 셀 수가 1200 에서 28000 로 약 23배 증가하는 동안 질의 시간은 3.239 에서 48.367 ms 로 증가하여, 가장 큰 200x140 격자에서도 50 ms 미만의 실시간 성능을 보였다. 이는 제안 경로 탐색이 실제 아파트 단지 규모에서도 실시간으로 동작 가능함을 의미한다.</w:t>
+        <w:numPr>
+          <w:ilvl w:val="0"/>
+          <w:numId w:val="0"/>
+        </w:numPr>
+        <w:spacing w:line="240" w:lineRule="auto"/>
+        <w:ind w:firstLineChars="100" w:firstLine="200"/>
+        <w:rPr>
+          <w:rFonts w:ascii="바탕체" w:hAnsi="바탕체"/>
+        </w:rPr>
+      </w:pPr>
+      <w:r>
+        <w:rPr>
+          <w:rFonts w:ascii="바탕체" w:hAnsi="바탕체"/>
+        </w:rPr>
+        <w:t xml:space="preserve">풀스케일 단지로의 확장 가능성을 확인하기 위해 빈 격자 크기를 </w:t>
+      </w:r>
+      <w:r>
+        <w:t>40x30</w:t>
+      </w:r>
+      <w:r>
+        <w:rPr>
+          <w:rFonts w:ascii="바탕체" w:hAnsi="바탕체"/>
+        </w:rPr>
+        <w:t xml:space="preserve"> 에서 </w:t>
+      </w:r>
+      <w:r>
+        <w:t>200x140</w:t>
+      </w:r>
+      <w:r>
+        <w:rPr>
+          <w:rFonts w:ascii="바탕체" w:hAnsi="바탕체"/>
+        </w:rPr>
+        <w:t xml:space="preserve"> 까지 늘리며 대각선 경로 질의의 계산 시간을 측정하였다</w:t>
+      </w:r>
+      <w:r>
+        <w:t>(Table 6).</w:t>
+      </w:r>
+      <w:r>
+        <w:rPr>
+          <w:rFonts w:ascii="바탕체" w:hAnsi="바탕체"/>
+        </w:rPr>
+        <w:t xml:space="preserve"> 격자 셀 수가 </w:t>
+      </w:r>
+      <w:r>
+        <w:t>1200</w:t>
+      </w:r>
+      <w:r>
+        <w:rPr>
+          <w:rFonts w:ascii="바탕체" w:hAnsi="바탕체"/>
+        </w:rPr>
+        <w:t xml:space="preserve"> 에서 </w:t>
+      </w:r>
+      <w:r>
+        <w:t>28000</w:t>
+      </w:r>
+      <w:r>
+        <w:rPr>
+          <w:rFonts w:ascii="바탕체" w:hAnsi="바탕체"/>
+        </w:rPr>
+        <w:t xml:space="preserve"> 로 약 </w:t>
+      </w:r>
+      <w:r>
+        <w:t>23</w:t>
+      </w:r>
+      <w:r>
+        <w:rPr>
+          <w:rFonts w:ascii="바탕체" w:hAnsi="바탕체"/>
+        </w:rPr>
+        <w:t xml:space="preserve">배 증가하는 동안 질의 시간은 </w:t>
+      </w:r>
+      <w:r>
+        <w:t>3.239</w:t>
+      </w:r>
+      <w:r>
+        <w:rPr>
+          <w:rFonts w:ascii="바탕체" w:hAnsi="바탕체"/>
+        </w:rPr>
+        <w:t xml:space="preserve"> 에서 </w:t>
+      </w:r>
+      <w:r>
+        <w:t>48.367</w:t>
+      </w:r>
+      <w:r>
+        <w:rPr>
+          <w:rFonts w:ascii="바탕체" w:hAnsi="바탕체"/>
+        </w:rPr>
+        <w:t xml:space="preserve"> ms 로 증가하여, 가장 큰 </w:t>
+      </w:r>
+      <w:r>
+        <w:t>200x140</w:t>
+      </w:r>
+      <w:r>
+        <w:rPr>
+          <w:rFonts w:ascii="바탕체" w:hAnsi="바탕체"/>
+        </w:rPr>
+        <w:t xml:space="preserve"> 격자에서도 </w:t>
+      </w:r>
+      <w:r>
+        <w:t>50 ms</w:t>
+      </w:r>
+      <w:r>
+        <w:rPr>
+          <w:rFonts w:ascii="바탕체" w:hAnsi="바탕체"/>
+        </w:rPr>
+        <w:t xml:space="preserve"> 미만의 실시간 성능을 보였다. 이는 제안 경로 탐색이 실제 아파트 단지 규모에서도 실시간으로 동작 가능함을 의미한다.</w:t>
       </w:r>
     </w:p>
     <w:p>
-      <w:pPr/>
-      <w:r>
-        <w:rPr>
-          <w:rFonts w:ascii="Times New Roman" w:hAnsi="Times New Roman"/>
-          <w:sz w:val="20"/>
-        </w:rPr>
-        <w:t>Table 6 Path-planning scalability over grid size</w:t>
+      <w:pPr>
+        <w:ind w:firstLine="0"/>
+        <w:rPr>
+          <w:rFonts w:eastAsia="돋움체"/>
+        </w:rPr>
+      </w:pPr>
+    </w:p>
+    <w:p>
+      <w:pPr>
+        <w:pStyle w:val="af9"/>
+        <w:keepNext/>
+        <w:ind w:firstLine="0"/>
+      </w:pPr>
+      <w:r>
+        <w:t xml:space="preserve">Table 6 </w:t>
+      </w:r>
+      <w:r>
+        <w:rPr>
+          <w:b w:val="0"/>
+          <w:bCs w:val="0"/>
+        </w:rPr>
+        <w:t>Path-planning scalability over grid size</w:t>
       </w:r>
     </w:p>
     <w:tbl>
       <w:tblPr>
-        <w:tblW w:type="auto" w:w="0"/>
-        <w:tblLook w:firstColumn="1" w:firstRow="1" w:lastColumn="0" w:lastRow="0" w:noHBand="0" w:noVBand="1" w:val="04A0"/>
+        <w:tblW w:w="0" w:type="auto"/>
         <w:tblBorders>
           <w:top w:val="single" w:sz="4" w:space="0" w:color="000000"/>
           <w:left w:val="single" w:sz="4" w:space="0" w:color="000000"/>
@@ -2384,22 +6117,30 @@
           <w:insideH w:val="single" w:sz="4" w:space="0" w:color="000000"/>
           <w:insideV w:val="single" w:sz="4" w:space="0" w:color="000000"/>
         </w:tblBorders>
+        <w:tblLook w:val="04A0" w:firstRow="1" w:lastRow="0" w:firstColumn="1" w:lastColumn="0" w:noHBand="0" w:noVBand="1"/>
       </w:tblPr>
       <w:tblGrid>
-        <w:gridCol w:w="2409"/>
-        <w:gridCol w:w="2409"/>
-        <w:gridCol w:w="2409"/>
-        <w:gridCol w:w="2409"/>
+        <w:gridCol w:w="988"/>
+        <w:gridCol w:w="1134"/>
+        <w:gridCol w:w="1343"/>
+        <w:gridCol w:w="1131"/>
       </w:tblGrid>
       <w:tr>
         <w:tc>
           <w:tcPr>
-            <w:tcW w:type="dxa" w:w="2409"/>
-          </w:tcPr>
-          <w:p>
-            <w:r>
-              <w:rPr>
-                <w:rFonts w:ascii="Times New Roman" w:hAnsi="Times New Roman"/>
+            <w:tcW w:w="988" w:type="dxa"/>
+          </w:tcPr>
+          <w:p>
+            <w:pPr>
+              <w:ind w:firstLine="0"/>
+              <w:jc w:val="center"/>
+              <w:rPr>
+                <w:rFonts w:eastAsia="돋움체"/>
+              </w:rPr>
+            </w:pPr>
+            <w:r>
+              <w:rPr>
+                <w:rFonts w:eastAsia="돋움체"/>
                 <w:b/>
                 <w:sz w:val="18"/>
               </w:rPr>
@@ -2409,12 +6150,19 @@
         </w:tc>
         <w:tc>
           <w:tcPr>
-            <w:tcW w:type="dxa" w:w="2409"/>
-          </w:tcPr>
-          <w:p>
-            <w:r>
-              <w:rPr>
-                <w:rFonts w:ascii="Times New Roman" w:hAnsi="Times New Roman"/>
+            <w:tcW w:w="1134" w:type="dxa"/>
+          </w:tcPr>
+          <w:p>
+            <w:pPr>
+              <w:ind w:firstLine="0"/>
+              <w:jc w:val="center"/>
+              <w:rPr>
+                <w:rFonts w:eastAsia="돋움체"/>
+              </w:rPr>
+            </w:pPr>
+            <w:r>
+              <w:rPr>
+                <w:rFonts w:eastAsia="돋움체"/>
                 <w:b/>
                 <w:sz w:val="18"/>
               </w:rPr>
@@ -2424,12 +6172,19 @@
         </w:tc>
         <w:tc>
           <w:tcPr>
-            <w:tcW w:type="dxa" w:w="2409"/>
-          </w:tcPr>
-          <w:p>
-            <w:r>
-              <w:rPr>
-                <w:rFonts w:ascii="Times New Roman" w:hAnsi="Times New Roman"/>
+            <w:tcW w:w="1343" w:type="dxa"/>
+          </w:tcPr>
+          <w:p>
+            <w:pPr>
+              <w:ind w:firstLine="0"/>
+              <w:jc w:val="center"/>
+              <w:rPr>
+                <w:rFonts w:eastAsia="돋움체"/>
+              </w:rPr>
+            </w:pPr>
+            <w:r>
+              <w:rPr>
+                <w:rFonts w:eastAsia="돋움체"/>
                 <w:b/>
                 <w:sz w:val="18"/>
               </w:rPr>
@@ -2439,12 +6194,19 @@
         </w:tc>
         <w:tc>
           <w:tcPr>
-            <w:tcW w:type="dxa" w:w="2409"/>
-          </w:tcPr>
-          <w:p>
-            <w:r>
-              <w:rPr>
-                <w:rFonts w:ascii="Times New Roman" w:hAnsi="Times New Roman"/>
+            <w:tcW w:w="1131" w:type="dxa"/>
+          </w:tcPr>
+          <w:p>
+            <w:pPr>
+              <w:ind w:firstLine="0"/>
+              <w:jc w:val="center"/>
+              <w:rPr>
+                <w:rFonts w:eastAsia="돋움체"/>
+              </w:rPr>
+            </w:pPr>
+            <w:r>
+              <w:rPr>
+                <w:rFonts w:eastAsia="돋움체"/>
                 <w:b/>
                 <w:sz w:val="18"/>
               </w:rPr>
@@ -2456,12 +6218,18 @@
       <w:tr>
         <w:tc>
           <w:tcPr>
-            <w:tcW w:type="dxa" w:w="2409"/>
-          </w:tcPr>
-          <w:p>
-            <w:r>
-              <w:rPr>
-                <w:rFonts w:ascii="Times New Roman" w:hAnsi="Times New Roman"/>
+            <w:tcW w:w="988" w:type="dxa"/>
+          </w:tcPr>
+          <w:p>
+            <w:pPr>
+              <w:ind w:firstLine="0"/>
+              <w:rPr>
+                <w:rFonts w:eastAsia="돋움체"/>
+              </w:rPr>
+            </w:pPr>
+            <w:r>
+              <w:rPr>
+                <w:rFonts w:eastAsia="돋움체"/>
                 <w:sz w:val="18"/>
               </w:rPr>
               <w:t>40x30</w:t>
@@ -2470,12 +6238,18 @@
         </w:tc>
         <w:tc>
           <w:tcPr>
-            <w:tcW w:type="dxa" w:w="2409"/>
-          </w:tcPr>
-          <w:p>
-            <w:r>
-              <w:rPr>
-                <w:rFonts w:ascii="Times New Roman" w:hAnsi="Times New Roman"/>
+            <w:tcW w:w="1134" w:type="dxa"/>
+          </w:tcPr>
+          <w:p>
+            <w:pPr>
+              <w:ind w:firstLine="0"/>
+              <w:rPr>
+                <w:rFonts w:eastAsia="돋움체"/>
+              </w:rPr>
+            </w:pPr>
+            <w:r>
+              <w:rPr>
+                <w:rFonts w:eastAsia="돋움체"/>
                 <w:sz w:val="18"/>
               </w:rPr>
               <w:t>1200</w:t>
@@ -2484,12 +6258,18 @@
         </w:tc>
         <w:tc>
           <w:tcPr>
-            <w:tcW w:type="dxa" w:w="2409"/>
-          </w:tcPr>
-          <w:p>
-            <w:r>
-              <w:rPr>
-                <w:rFonts w:ascii="Times New Roman" w:hAnsi="Times New Roman"/>
+            <w:tcW w:w="1343" w:type="dxa"/>
+          </w:tcPr>
+          <w:p>
+            <w:pPr>
+              <w:ind w:firstLine="0"/>
+              <w:rPr>
+                <w:rFonts w:eastAsia="돋움체"/>
+              </w:rPr>
+            </w:pPr>
+            <w:r>
+              <w:rPr>
+                <w:rFonts w:eastAsia="돋움체"/>
                 <w:sz w:val="18"/>
               </w:rPr>
               <w:t>38</w:t>
@@ -2498,12 +6278,18 @@
         </w:tc>
         <w:tc>
           <w:tcPr>
-            <w:tcW w:type="dxa" w:w="2409"/>
-          </w:tcPr>
-          <w:p>
-            <w:r>
-              <w:rPr>
-                <w:rFonts w:ascii="Times New Roman" w:hAnsi="Times New Roman"/>
+            <w:tcW w:w="1131" w:type="dxa"/>
+          </w:tcPr>
+          <w:p>
+            <w:pPr>
+              <w:ind w:firstLine="0"/>
+              <w:rPr>
+                <w:rFonts w:eastAsia="돋움체"/>
+              </w:rPr>
+            </w:pPr>
+            <w:r>
+              <w:rPr>
+                <w:rFonts w:eastAsia="돋움체"/>
                 <w:sz w:val="18"/>
               </w:rPr>
               <w:t>3.239</w:t>
@@ -2514,12 +6300,18 @@
       <w:tr>
         <w:tc>
           <w:tcPr>
-            <w:tcW w:type="dxa" w:w="2409"/>
-          </w:tcPr>
-          <w:p>
-            <w:r>
-              <w:rPr>
-                <w:rFonts w:ascii="Times New Roman" w:hAnsi="Times New Roman"/>
+            <w:tcW w:w="988" w:type="dxa"/>
+          </w:tcPr>
+          <w:p>
+            <w:pPr>
+              <w:ind w:firstLine="0"/>
+              <w:rPr>
+                <w:rFonts w:eastAsia="돋움체"/>
+              </w:rPr>
+            </w:pPr>
+            <w:r>
+              <w:rPr>
+                <w:rFonts w:eastAsia="돋움체"/>
                 <w:sz w:val="18"/>
               </w:rPr>
               <w:t>80x60</w:t>
@@ -2528,12 +6320,18 @@
         </w:tc>
         <w:tc>
           <w:tcPr>
-            <w:tcW w:type="dxa" w:w="2409"/>
-          </w:tcPr>
-          <w:p>
-            <w:r>
-              <w:rPr>
-                <w:rFonts w:ascii="Times New Roman" w:hAnsi="Times New Roman"/>
+            <w:tcW w:w="1134" w:type="dxa"/>
+          </w:tcPr>
+          <w:p>
+            <w:pPr>
+              <w:ind w:firstLine="0"/>
+              <w:rPr>
+                <w:rFonts w:eastAsia="돋움체"/>
+              </w:rPr>
+            </w:pPr>
+            <w:r>
+              <w:rPr>
+                <w:rFonts w:eastAsia="돋움체"/>
                 <w:sz w:val="18"/>
               </w:rPr>
               <w:t>4800</w:t>
@@ -2542,12 +6340,18 @@
         </w:tc>
         <w:tc>
           <w:tcPr>
-            <w:tcW w:type="dxa" w:w="2409"/>
-          </w:tcPr>
-          <w:p>
-            <w:r>
-              <w:rPr>
-                <w:rFonts w:ascii="Times New Roman" w:hAnsi="Times New Roman"/>
+            <w:tcW w:w="1343" w:type="dxa"/>
+          </w:tcPr>
+          <w:p>
+            <w:pPr>
+              <w:ind w:firstLine="0"/>
+              <w:rPr>
+                <w:rFonts w:eastAsia="돋움체"/>
+              </w:rPr>
+            </w:pPr>
+            <w:r>
+              <w:rPr>
+                <w:rFonts w:eastAsia="돋움체"/>
                 <w:sz w:val="18"/>
               </w:rPr>
               <w:t>78</w:t>
@@ -2556,12 +6360,18 @@
         </w:tc>
         <w:tc>
           <w:tcPr>
-            <w:tcW w:type="dxa" w:w="2409"/>
-          </w:tcPr>
-          <w:p>
-            <w:r>
-              <w:rPr>
-                <w:rFonts w:ascii="Times New Roman" w:hAnsi="Times New Roman"/>
+            <w:tcW w:w="1131" w:type="dxa"/>
+          </w:tcPr>
+          <w:p>
+            <w:pPr>
+              <w:ind w:firstLine="0"/>
+              <w:rPr>
+                <w:rFonts w:eastAsia="돋움체"/>
+              </w:rPr>
+            </w:pPr>
+            <w:r>
+              <w:rPr>
+                <w:rFonts w:eastAsia="돋움체"/>
                 <w:sz w:val="18"/>
               </w:rPr>
               <w:t>10.374</w:t>
@@ -2572,12 +6382,18 @@
       <w:tr>
         <w:tc>
           <w:tcPr>
-            <w:tcW w:type="dxa" w:w="2409"/>
-          </w:tcPr>
-          <w:p>
-            <w:r>
-              <w:rPr>
-                <w:rFonts w:ascii="Times New Roman" w:hAnsi="Times New Roman"/>
+            <w:tcW w:w="988" w:type="dxa"/>
+          </w:tcPr>
+          <w:p>
+            <w:pPr>
+              <w:ind w:firstLine="0"/>
+              <w:rPr>
+                <w:rFonts w:eastAsia="돋움체"/>
+              </w:rPr>
+            </w:pPr>
+            <w:r>
+              <w:rPr>
+                <w:rFonts w:eastAsia="돋움체"/>
                 <w:sz w:val="18"/>
               </w:rPr>
               <w:t>120x90</w:t>
@@ -2586,12 +6402,18 @@
         </w:tc>
         <w:tc>
           <w:tcPr>
-            <w:tcW w:type="dxa" w:w="2409"/>
-          </w:tcPr>
-          <w:p>
-            <w:r>
-              <w:rPr>
-                <w:rFonts w:ascii="Times New Roman" w:hAnsi="Times New Roman"/>
+            <w:tcW w:w="1134" w:type="dxa"/>
+          </w:tcPr>
+          <w:p>
+            <w:pPr>
+              <w:ind w:firstLine="0"/>
+              <w:rPr>
+                <w:rFonts w:eastAsia="돋움체"/>
+              </w:rPr>
+            </w:pPr>
+            <w:r>
+              <w:rPr>
+                <w:rFonts w:eastAsia="돋움체"/>
                 <w:sz w:val="18"/>
               </w:rPr>
               <w:t>10800</w:t>
@@ -2600,12 +6422,18 @@
         </w:tc>
         <w:tc>
           <w:tcPr>
-            <w:tcW w:type="dxa" w:w="2409"/>
-          </w:tcPr>
-          <w:p>
-            <w:r>
-              <w:rPr>
-                <w:rFonts w:ascii="Times New Roman" w:hAnsi="Times New Roman"/>
+            <w:tcW w:w="1343" w:type="dxa"/>
+          </w:tcPr>
+          <w:p>
+            <w:pPr>
+              <w:ind w:firstLine="0"/>
+              <w:rPr>
+                <w:rFonts w:eastAsia="돋움체"/>
+              </w:rPr>
+            </w:pPr>
+            <w:r>
+              <w:rPr>
+                <w:rFonts w:eastAsia="돋움체"/>
                 <w:sz w:val="18"/>
               </w:rPr>
               <w:t>118</w:t>
@@ -2614,12 +6442,18 @@
         </w:tc>
         <w:tc>
           <w:tcPr>
-            <w:tcW w:type="dxa" w:w="2409"/>
-          </w:tcPr>
-          <w:p>
-            <w:r>
-              <w:rPr>
-                <w:rFonts w:ascii="Times New Roman" w:hAnsi="Times New Roman"/>
+            <w:tcW w:w="1131" w:type="dxa"/>
+          </w:tcPr>
+          <w:p>
+            <w:pPr>
+              <w:ind w:firstLine="0"/>
+              <w:rPr>
+                <w:rFonts w:eastAsia="돋움체"/>
+              </w:rPr>
+            </w:pPr>
+            <w:r>
+              <w:rPr>
+                <w:rFonts w:eastAsia="돋움체"/>
                 <w:sz w:val="18"/>
               </w:rPr>
               <w:t>19.308</w:t>
@@ -2630,12 +6464,18 @@
       <w:tr>
         <w:tc>
           <w:tcPr>
-            <w:tcW w:type="dxa" w:w="2409"/>
-          </w:tcPr>
-          <w:p>
-            <w:r>
-              <w:rPr>
-                <w:rFonts w:ascii="Times New Roman" w:hAnsi="Times New Roman"/>
+            <w:tcW w:w="988" w:type="dxa"/>
+          </w:tcPr>
+          <w:p>
+            <w:pPr>
+              <w:ind w:firstLine="0"/>
+              <w:rPr>
+                <w:rFonts w:eastAsia="돋움체"/>
+              </w:rPr>
+            </w:pPr>
+            <w:r>
+              <w:rPr>
+                <w:rFonts w:eastAsia="돋움체"/>
                 <w:sz w:val="18"/>
               </w:rPr>
               <w:t>160x120</w:t>
@@ -2644,12 +6484,18 @@
         </w:tc>
         <w:tc>
           <w:tcPr>
-            <w:tcW w:type="dxa" w:w="2409"/>
-          </w:tcPr>
-          <w:p>
-            <w:r>
-              <w:rPr>
-                <w:rFonts w:ascii="Times New Roman" w:hAnsi="Times New Roman"/>
+            <w:tcW w:w="1134" w:type="dxa"/>
+          </w:tcPr>
+          <w:p>
+            <w:pPr>
+              <w:ind w:firstLine="0"/>
+              <w:rPr>
+                <w:rFonts w:eastAsia="돋움체"/>
+              </w:rPr>
+            </w:pPr>
+            <w:r>
+              <w:rPr>
+                <w:rFonts w:eastAsia="돋움체"/>
                 <w:sz w:val="18"/>
               </w:rPr>
               <w:t>19200</w:t>
@@ -2658,12 +6504,18 @@
         </w:tc>
         <w:tc>
           <w:tcPr>
-            <w:tcW w:type="dxa" w:w="2409"/>
-          </w:tcPr>
-          <w:p>
-            <w:r>
-              <w:rPr>
-                <w:rFonts w:ascii="Times New Roman" w:hAnsi="Times New Roman"/>
+            <w:tcW w:w="1343" w:type="dxa"/>
+          </w:tcPr>
+          <w:p>
+            <w:pPr>
+              <w:ind w:firstLine="0"/>
+              <w:rPr>
+                <w:rFonts w:eastAsia="돋움체"/>
+              </w:rPr>
+            </w:pPr>
+            <w:r>
+              <w:rPr>
+                <w:rFonts w:eastAsia="돋움체"/>
                 <w:sz w:val="18"/>
               </w:rPr>
               <w:t>158</w:t>
@@ -2672,12 +6524,18 @@
         </w:tc>
         <w:tc>
           <w:tcPr>
-            <w:tcW w:type="dxa" w:w="2409"/>
-          </w:tcPr>
-          <w:p>
-            <w:r>
-              <w:rPr>
-                <w:rFonts w:ascii="Times New Roman" w:hAnsi="Times New Roman"/>
+            <w:tcW w:w="1131" w:type="dxa"/>
+          </w:tcPr>
+          <w:p>
+            <w:pPr>
+              <w:ind w:firstLine="0"/>
+              <w:rPr>
+                <w:rFonts w:eastAsia="돋움체"/>
+              </w:rPr>
+            </w:pPr>
+            <w:r>
+              <w:rPr>
+                <w:rFonts w:eastAsia="돋움체"/>
                 <w:sz w:val="18"/>
               </w:rPr>
               <w:t>31.875</w:t>
@@ -2688,12 +6546,18 @@
       <w:tr>
         <w:tc>
           <w:tcPr>
-            <w:tcW w:type="dxa" w:w="2409"/>
-          </w:tcPr>
-          <w:p>
-            <w:r>
-              <w:rPr>
-                <w:rFonts w:ascii="Times New Roman" w:hAnsi="Times New Roman"/>
+            <w:tcW w:w="988" w:type="dxa"/>
+          </w:tcPr>
+          <w:p>
+            <w:pPr>
+              <w:ind w:firstLine="0"/>
+              <w:rPr>
+                <w:rFonts w:eastAsia="돋움체"/>
+              </w:rPr>
+            </w:pPr>
+            <w:r>
+              <w:rPr>
+                <w:rFonts w:eastAsia="돋움체"/>
                 <w:sz w:val="18"/>
               </w:rPr>
               <w:t>200x140</w:t>
@@ -2702,12 +6566,18 @@
         </w:tc>
         <w:tc>
           <w:tcPr>
-            <w:tcW w:type="dxa" w:w="2409"/>
-          </w:tcPr>
-          <w:p>
-            <w:r>
-              <w:rPr>
-                <w:rFonts w:ascii="Times New Roman" w:hAnsi="Times New Roman"/>
+            <w:tcW w:w="1134" w:type="dxa"/>
+          </w:tcPr>
+          <w:p>
+            <w:pPr>
+              <w:ind w:firstLine="0"/>
+              <w:rPr>
+                <w:rFonts w:eastAsia="돋움체"/>
+              </w:rPr>
+            </w:pPr>
+            <w:r>
+              <w:rPr>
+                <w:rFonts w:eastAsia="돋움체"/>
                 <w:sz w:val="18"/>
               </w:rPr>
               <w:t>28000</w:t>
@@ -2716,12 +6586,18 @@
         </w:tc>
         <w:tc>
           <w:tcPr>
-            <w:tcW w:type="dxa" w:w="2409"/>
-          </w:tcPr>
-          <w:p>
-            <w:r>
-              <w:rPr>
-                <w:rFonts w:ascii="Times New Roman" w:hAnsi="Times New Roman"/>
+            <w:tcW w:w="1343" w:type="dxa"/>
+          </w:tcPr>
+          <w:p>
+            <w:pPr>
+              <w:ind w:firstLine="0"/>
+              <w:rPr>
+                <w:rFonts w:eastAsia="돋움체"/>
+              </w:rPr>
+            </w:pPr>
+            <w:r>
+              <w:rPr>
+                <w:rFonts w:eastAsia="돋움체"/>
                 <w:sz w:val="18"/>
               </w:rPr>
               <w:t>198</w:t>
@@ -2730,12 +6606,18 @@
         </w:tc>
         <w:tc>
           <w:tcPr>
-            <w:tcW w:type="dxa" w:w="2409"/>
-          </w:tcPr>
-          <w:p>
-            <w:r>
-              <w:rPr>
-                <w:rFonts w:ascii="Times New Roman" w:hAnsi="Times New Roman"/>
+            <w:tcW w:w="1131" w:type="dxa"/>
+          </w:tcPr>
+          <w:p>
+            <w:pPr>
+              <w:ind w:firstLine="0"/>
+              <w:rPr>
+                <w:rFonts w:eastAsia="돋움체"/>
+              </w:rPr>
+            </w:pPr>
+            <w:r>
+              <w:rPr>
+                <w:rFonts w:eastAsia="돋움체"/>
                 <w:sz w:val="18"/>
               </w:rPr>
               <w:t>48.367</w:t>
@@ -2746,160 +6628,396 @@
     </w:tbl>
     <w:p>
       <w:pPr>
-        <w:pStyle w:val="a2"/>
-      </w:pPr>
-      <w:r>
-        <w:rPr>
-          <w:rFonts w:ascii="Times New Roman" w:hAnsi="Times New Roman"/>
-          <w:i/>
-        </w:rPr>
-        <w:t>[ Figure placeholder — 이미지 삽입 필요 ]</w:t>
+        <w:pStyle w:val="a"/>
+        <w:rPr>
+          <w:rFonts w:ascii="돋움체" w:hAnsi="돋움체"/>
+        </w:rPr>
+      </w:pPr>
+      <w:r>
+        <w:rPr>
+          <w:rFonts w:ascii="돋움체" w:hAnsi="돋움체"/>
+        </w:rPr>
+        <w:t>결 론</w:t>
       </w:r>
     </w:p>
     <w:p>
       <w:pPr>
-        <w:pStyle w:val="a2"/>
-      </w:pPr>
-      <w:r>
-        <w:rPr>
-          <w:rFonts w:ascii="Times New Roman" w:hAnsi="Times New Roman"/>
-        </w:rPr>
-        <w:t>Fig. 8 Experimental results: (a) inflation-radius trade-off, (b) nearest-neighbor optimality gap, (c) path-planning scalability</w:t>
+        <w:pStyle w:val="a0"/>
+        <w:numPr>
+          <w:ilvl w:val="0"/>
+          <w:numId w:val="0"/>
+        </w:numPr>
+        <w:spacing w:line="240" w:lineRule="auto"/>
+        <w:ind w:firstLineChars="100" w:firstLine="200"/>
+        <w:rPr>
+          <w:rFonts w:ascii="바탕체" w:hAnsi="바탕체"/>
+        </w:rPr>
+      </w:pPr>
+      <w:r>
+        <w:rPr>
+          <w:rFonts w:ascii="바탕체" w:hAnsi="바탕체"/>
+        </w:rPr>
+        <w:t>본 논문은 공동주택 음식물 쓰레기 자율 수거를 위한 저비용 임베디드 시제품과, 웹·</w:t>
+      </w:r>
+      <w:r>
+        <w:t>Webots</w:t>
+      </w:r>
+      <w:r>
+        <w:rPr>
+          <w:rFonts w:ascii="바탕체" w:hAnsi="바탕체"/>
+        </w:rPr>
+        <w:t xml:space="preserve">·실물의 </w:t>
+      </w:r>
+      <w:r>
+        <w:t>3</w:t>
+      </w:r>
+      <w:r>
+        <w:rPr>
+          <w:rFonts w:ascii="바탕체" w:hAnsi="바탕체"/>
+        </w:rPr>
+        <w:t xml:space="preserve">계층 검증 환경을 제안하였다. </w:t>
+      </w:r>
+      <w:r>
+        <w:t>Raspberry Pi</w:t>
+      </w:r>
+      <w:r>
+        <w:rPr>
+          <w:rFonts w:ascii="바탕체" w:hAnsi="바탕체"/>
+        </w:rPr>
+        <w:t xml:space="preserve">와 </w:t>
+      </w:r>
+      <w:r>
+        <w:t>Arduino</w:t>
+      </w:r>
+      <w:r>
+        <w:rPr>
+          <w:rFonts w:ascii="바탕체" w:hAnsi="바탕체"/>
+        </w:rPr>
+        <w:t xml:space="preserve"> 기반의 이원화 제어, </w:t>
+      </w:r>
+      <m:oMath>
+        <m:sSup>
+          <m:sSupPr>
+            <m:ctrlPr>
+              <w:rPr>
+                <w:rFonts w:ascii="Cambria Math" w:eastAsia="돋움체" w:hAnsi="Cambria Math"/>
+              </w:rPr>
+            </m:ctrlPr>
+          </m:sSupPr>
+          <m:e>
+            <m:r>
+              <m:rPr>
+                <m:sty m:val="p"/>
+              </m:rPr>
+              <w:rPr>
+                <w:rFonts w:ascii="Cambria Math" w:eastAsia="돋움체" w:hAnsi="Cambria Math"/>
+              </w:rPr>
+              <m:t>A</m:t>
+            </m:r>
+          </m:e>
+          <m:sup>
+            <m:r>
+              <m:rPr>
+                <m:sty m:val="p"/>
+              </m:rPr>
+              <w:rPr>
+                <w:rFonts w:ascii="Cambria Math" w:eastAsia="돋움체" w:hAnsi="Cambria Math"/>
+              </w:rPr>
+              <m:t>*</m:t>
+            </m:r>
+          </m:sup>
+        </m:sSup>
+      </m:oMath>
+      <w:r>
+        <w:rPr>
+          <w:rFonts w:ascii="바탕체" w:hAnsi="바탕체"/>
+        </w:rPr>
+        <w:t xml:space="preserve"> </w:t>
+      </w:r>
+      <w:r>
+        <w:rPr>
+          <w:rFonts w:ascii="바탕체" w:hAnsi="바탕체"/>
+        </w:rPr>
+        <w:t xml:space="preserve">경로 탐색과 최근접 이웃 방문 순서 최적화, </w:t>
+      </w:r>
+      <w:r>
+        <w:t>QR</w:t>
+      </w:r>
+      <w:r>
+        <w:rPr>
+          <w:rFonts w:ascii="바탕체" w:hAnsi="바탕체"/>
+        </w:rPr>
+        <w:t xml:space="preserve"> 측위, 마이크로컨트롤러 수준의 독립 안전 로직을 통합하였으며, 시제품 환경의 시뮬레이션 실험으로 미션 성</w:t>
+      </w:r>
+      <w:r>
+        <w:rPr>
+          <w:rFonts w:ascii="바탕체" w:hAnsi="바탕체"/>
+        </w:rPr>
+        <w:t>능과 알고리즘 특성을 정량적으로 분석하였다.</w:t>
       </w:r>
     </w:p>
     <w:p>
       <w:pPr>
-        <w:pStyle w:val="a"/>
-      </w:pPr>
-      <w:r>
-        <w:rPr>
-          <w:rFonts w:ascii="Times New Roman" w:hAnsi="Times New Roman"/>
-        </w:rPr>
-        <w:t>5. 결 론</w:t>
+        <w:pStyle w:val="a0"/>
+        <w:numPr>
+          <w:ilvl w:val="0"/>
+          <w:numId w:val="0"/>
+        </w:numPr>
+        <w:spacing w:line="240" w:lineRule="auto"/>
+        <w:ind w:firstLineChars="100" w:firstLine="200"/>
+        <w:rPr>
+          <w:rFonts w:ascii="바탕체" w:hAnsi="바탕체"/>
+        </w:rPr>
+      </w:pPr>
+      <w:r>
+        <w:rPr>
+          <w:rFonts w:ascii="바탕체" w:hAnsi="바탕체"/>
+        </w:rPr>
+        <w:t xml:space="preserve">실험을 통해 </w:t>
+      </w:r>
+      <w:r>
+        <w:t>(1) 2</w:t>
+      </w:r>
+      <w:r>
+        <w:rPr>
+          <w:rFonts w:ascii="바탕체" w:hAnsi="바탕체"/>
+        </w:rPr>
+        <w:t xml:space="preserve">대의 로봇 분담이 단일 로봇 대비 미션 시간을 단축하나 집하장 복귀 오버헤드가 그 이득을 제한하고, </w:t>
+      </w:r>
+      <w:r>
+        <w:t>(2)</w:t>
+      </w:r>
+      <w:r>
+        <w:rPr>
+          <w:rFonts w:ascii="바탕체" w:hAnsi="바탕체"/>
+        </w:rPr>
+        <w:t xml:space="preserve"> 장애물 팽창 비용이 경로 안전 여유와 계산 비용 사이의 </w:t>
+      </w:r>
+      <w:r>
+        <w:t>trade-off</w:t>
+      </w:r>
+      <w:r>
+        <w:rPr>
+          <w:rFonts w:ascii="바탕체" w:hAnsi="바탕체"/>
+        </w:rPr>
+        <w:t xml:space="preserve">를 형성하며, </w:t>
+      </w:r>
+      <w:r>
+        <w:t>(3)</w:t>
+      </w:r>
+      <w:r>
+        <w:rPr>
+          <w:rFonts w:ascii="바탕체" w:hAnsi="바탕체"/>
+        </w:rPr>
+        <w:t xml:space="preserve"> 최근접 이웃 휴리스틱은 소규모 배치에서 최적에 근접하나 빈 수 증가에 따라 격차가 커지고, </w:t>
+      </w:r>
+      <w:r>
+        <w:t>(4)</w:t>
+      </w:r>
+      <w:r>
+        <w:rPr>
+          <w:rFonts w:ascii="바탕체" w:hAnsi="바탕체"/>
+        </w:rPr>
+        <w:t xml:space="preserve"> 경로 탐색이 단지 규모 격자에서도 실시간으로 동작함을 확인하였다.</w:t>
       </w:r>
     </w:p>
     <w:p>
       <w:pPr>
         <w:pStyle w:val="a0"/>
-      </w:pPr>
-      <w:r>
-        <w:rPr>
-          <w:rFonts w:ascii="Times New Roman" w:hAnsi="Times New Roman"/>
-          <w:b w:val="0"/>
-        </w:rPr>
-        <w:t>본 논문은 공동주택 음식물 쓰레기 자율 수거를 위한 저비용 임베디드 시제품과, 웹·Webots·실물의 3계층 검증 환경을 제안하였다. Raspberry Pi와 Arduino 기반의 이원화 제어, A* 경로 탐색과 최근접 이웃 방문 순서 최적화, QR 측위, 마이크로컨트롤러 수준의 독립 안전 로직을 통합하였으며, 시제품 환경의 시뮬레이션 실험으로 미션 성능과 알고리즘 특성을 정량적으로 분석하였다.</w:t>
+        <w:numPr>
+          <w:ilvl w:val="0"/>
+          <w:numId w:val="0"/>
+        </w:numPr>
+        <w:spacing w:line="240" w:lineRule="auto"/>
+        <w:ind w:firstLineChars="100" w:firstLine="200"/>
+        <w:rPr>
+          <w:rFonts w:ascii="바탕체" w:hAnsi="바탕체"/>
+        </w:rPr>
+      </w:pPr>
+      <w:r>
+        <w:rPr>
+          <w:rFonts w:ascii="바탕체" w:hAnsi="바탕체"/>
+        </w:rPr>
+        <w:t xml:space="preserve">본 연구의 한계로, 제시한 정량 결과는 시뮬레이션 기반이며 실물 하드웨어 계측은 포함하지 않는다. 또한 현재 시제품의 위치 추정은 관성 센서와 시간 적분 기반의 추측 항법에 의존하여 누적 오차가 존재하고, 비전 인식은 사전 학습된 검출기에 의존한다. 향후 </w:t>
+      </w:r>
+      <w:r>
+        <w:t xml:space="preserve">(1) </w:t>
+      </w:r>
+      <w:r>
+        <w:rPr>
+          <w:rFonts w:ascii="바탕체" w:hAnsi="바탕체"/>
+        </w:rPr>
+        <w:t xml:space="preserve">실물 로봇의 수거 성공률·위치 정확도 계측, </w:t>
+      </w:r>
+      <w:r>
+        <w:t>(2) ROS 2 Nav2</w:t>
+      </w:r>
+      <w:r>
+        <w:rPr>
+          <w:rFonts w:ascii="바탕체" w:hAnsi="바탕체"/>
+        </w:rPr>
+        <w:t xml:space="preserve"> 및 </w:t>
+      </w:r>
+      <w:r>
+        <w:t>EKF</w:t>
+      </w:r>
+      <w:r>
+        <w:rPr>
+          <w:rFonts w:ascii="바탕체" w:hAnsi="바탕체"/>
+        </w:rPr>
+        <w:t xml:space="preserve"> 기반 측위로의 이식, </w:t>
+      </w:r>
+      <w:r>
+        <w:t>(3)</w:t>
+      </w:r>
+      <w:r>
+        <w:rPr>
+          <w:rFonts w:ascii="바탕체" w:hAnsi="바탕체"/>
+        </w:rPr>
+        <w:t xml:space="preserve"> 음식물 쓰레기통 전용 객체 검출기의 데이터셋 구축 및 학습, </w:t>
+      </w:r>
+      <w:r>
+        <w:t xml:space="preserve">(4) </w:t>
+      </w:r>
+      <w:r>
+        <w:rPr>
+          <w:rFonts w:ascii="바탕체" w:hAnsi="바탕체"/>
+        </w:rPr>
+        <w:t>다중 로봇 작업 분배와 집하장 배치 최적화를 통해 이를 개선할 계획이다.</w:t>
       </w:r>
     </w:p>
     <w:p>
       <w:pPr>
-        <w:pStyle w:val="a0"/>
-      </w:pPr>
-      <w:r>
-        <w:rPr>
-          <w:rFonts w:ascii="Times New Roman" w:hAnsi="Times New Roman"/>
-          <w:b w:val="0"/>
-        </w:rPr>
-        <w:t>실험을 통해 (1) 2대의 로봇 분담이 단일 로봇 대비 미션 시간을 단축하나 집하장 복귀 오버헤드가 그 이득을 제한하고, (2) 장애물 팽창 비용이 경로 안전 여유와 계산 비용 사이의 trade-off를 형성하며, (3) 최근접 이웃 휴리스틱은 소규모 배치에서 최적에 근접하나 빈 수 증가에 따라 격차가 커지고, (4) 경로 탐색이 단지 규모 격자에서도 실시간으로 동작함을 확인하였다.</w:t>
+        <w:pStyle w:val="af2"/>
+        <w:rPr>
+          <w:rFonts w:ascii="돋움체" w:hAnsi="돋움체"/>
+        </w:rPr>
+      </w:pPr>
+      <w:r>
+        <w:rPr>
+          <w:rFonts w:ascii="돋움체" w:hAnsi="돋움체"/>
+        </w:rPr>
+        <w:t>후 기</w:t>
       </w:r>
     </w:p>
     <w:p>
       <w:pPr>
         <w:pStyle w:val="a0"/>
-      </w:pPr>
-      <w:r>
-        <w:rPr>
-          <w:rFonts w:ascii="Times New Roman" w:hAnsi="Times New Roman"/>
-          <w:b w:val="0"/>
-        </w:rPr>
-        <w:t>본 연구의 한계로, 제시한 정량 결과는 시뮬레이션 기반이며 실물 하드웨어 계측은 포함하지 않는다. 또한 현재 시제품의 위치 추정은 관성 센서와 시간 적분 기반의 추측 항법에 의존하여 누적 오차가 존재하고, 비전 인식은 사전 학습된 검출기에 의존한다. 향후 (1) 실물 로봇의 수거 성공률·위치 정확도 계측, (2) ROS 2 Nav2 및 EKF 기반 측위로의 이식, (3) 음식물 쓰레기통 전용 객체 검출기의 데이터셋 구축 및 학습, (4) 다중 로봇 작업 분배와 집하장 배치 최적화를 통해 이를 개선할 계획이다.</w:t>
+        <w:numPr>
+          <w:ilvl w:val="0"/>
+          <w:numId w:val="0"/>
+        </w:numPr>
+        <w:spacing w:line="240" w:lineRule="auto"/>
+        <w:ind w:firstLineChars="100" w:firstLine="200"/>
+        <w:rPr>
+          <w:rFonts w:ascii="바탕체" w:hAnsi="바탕체"/>
+        </w:rPr>
+      </w:pPr>
+      <w:r>
+        <w:rPr>
+          <w:rFonts w:ascii="바탕체" w:hAnsi="바탕체"/>
+        </w:rPr>
+        <w:t>본 연구는 한양대학교 기계공학부 종합설계 교과의 일환으로 수행되었다.</w:t>
       </w:r>
     </w:p>
     <w:p>
       <w:pPr>
-        <w:pStyle w:val="af2"/>
-      </w:pPr>
-      <w:r>
-        <w:rPr>
-          <w:rFonts w:ascii="Times New Roman" w:hAnsi="Times New Roman"/>
-        </w:rPr>
-        <w:t>후 기</w:t>
+        <w:pStyle w:val="af3"/>
+        <w:rPr>
+          <w:rFonts w:ascii="돋움체" w:hAnsi="돋움체"/>
+        </w:rPr>
+      </w:pPr>
+      <w:r>
+        <w:rPr>
+          <w:rFonts w:ascii="돋움체" w:hAnsi="돋움체"/>
+        </w:rPr>
+        <w:t>참고문헌</w:t>
       </w:r>
     </w:p>
     <w:p>
       <w:pPr>
-        <w:pStyle w:val="a0"/>
-      </w:pPr>
-      <w:r>
-        <w:rPr>
-          <w:rFonts w:ascii="Times New Roman" w:hAnsi="Times New Roman"/>
-          <w:b w:val="0"/>
-        </w:rPr>
-        <w:t>본 연구는 한양대학교 기계공학부 종합설계 교과의 일환으로 수행되었다.</w:t>
+        <w:pStyle w:val="a3"/>
+        <w:numPr>
+          <w:ilvl w:val="0"/>
+          <w:numId w:val="0"/>
+        </w:numPr>
+        <w:ind w:left="180" w:hangingChars="100" w:hanging="180"/>
+        <w:rPr>
+          <w:rFonts w:eastAsia="돋움체"/>
+        </w:rPr>
+      </w:pPr>
+      <w:r>
+        <w:rPr>
+          <w:rFonts w:eastAsia="돋움체"/>
+          <w:sz w:val="18"/>
+        </w:rPr>
+        <w:t>(1) Hart, P. E., Nilsson, N. J. and Raphael, B., 1968, "A Formal Basis for the Heuristic Determination of Minimum Cost Paths," IEEE Transactions on Systems Science and Cybernetics, Vol. 4, No. 2, pp. 100~107.</w:t>
       </w:r>
     </w:p>
     <w:p>
       <w:pPr>
-        <w:pStyle w:val="af3"/>
-      </w:pPr>
-      <w:r>
-        <w:rPr>
-          <w:rFonts w:ascii="Times New Roman" w:hAnsi="Times New Roman"/>
-        </w:rPr>
-        <w:t>참고문헌</w:t>
+        <w:pStyle w:val="a3"/>
+        <w:numPr>
+          <w:ilvl w:val="0"/>
+          <w:numId w:val="0"/>
+        </w:numPr>
+        <w:ind w:left="180" w:hangingChars="100" w:hanging="180"/>
+        <w:rPr>
+          <w:rFonts w:eastAsia="돋움체"/>
+        </w:rPr>
+      </w:pPr>
+      <w:r>
+        <w:rPr>
+          <w:rFonts w:eastAsia="돋움체"/>
+          <w:sz w:val="18"/>
+        </w:rPr>
+        <w:t>(2) Macenski, S., Martín, F., White, R. and Clavero, J. G., 2020, "The Marathon 2: A Navigation System," Proc. IEEE/RSJ Int. Conf. on Intelligent Robots and Systems, pp. 2718~2725.</w:t>
       </w:r>
     </w:p>
     <w:p>
       <w:pPr>
         <w:pStyle w:val="a3"/>
-      </w:pPr>
-      <w:r>
-        <w:rPr>
-          <w:rFonts w:ascii="Times New Roman" w:hAnsi="Times New Roman"/>
+        <w:numPr>
+          <w:ilvl w:val="0"/>
+          <w:numId w:val="0"/>
+        </w:numPr>
+        <w:ind w:left="180" w:hangingChars="100" w:hanging="180"/>
+        <w:rPr>
+          <w:rFonts w:eastAsia="돋움체"/>
+        </w:rPr>
+      </w:pPr>
+      <w:r>
+        <w:rPr>
+          <w:rFonts w:eastAsia="돋움체"/>
           <w:sz w:val="18"/>
         </w:rPr>
-        <w:t>(1) Hart, P. E., Nilsson, N. J. and Raphael, B., 1968, "A Formal Basis for the Heuristic Determination of Minimum Cost Paths," IEEE Transactions on Systems Science and Cybernetics, Vol. 4, No. 2, pp. 100~107.</w:t>
+        <w:t>(3) Garrido-Jurado, S., Muñoz-Salinas, R., Madrid-Cuevas, F. J. and Marín-Jiménez, M. J., 2014, "Automatic Generation and Detection of Highly Reliable Fiducial Markers under Occlusion," Pattern Recognition, Vol. 47, No. 6, pp. 2280~2292.</w:t>
       </w:r>
     </w:p>
     <w:p>
       <w:pPr>
         <w:pStyle w:val="a3"/>
-      </w:pPr>
-      <w:r>
-        <w:rPr>
-          <w:rFonts w:ascii="Times New Roman" w:hAnsi="Times New Roman"/>
-          <w:sz w:val="18"/>
-        </w:rPr>
-        <w:t>(2) Macenski, S., Martín, F., White, R. and Clavero, J. G., 2020, "The Marathon 2: A Navigation System," Proc. IEEE/RSJ Int. Conf. on Intelligent Robots and Systems, pp. 2718~2725.</w:t>
-      </w:r>
-    </w:p>
-    <w:p>
-      <w:pPr>
-        <w:pStyle w:val="a3"/>
-      </w:pPr>
-      <w:r>
-        <w:rPr>
-          <w:rFonts w:ascii="Times New Roman" w:hAnsi="Times New Roman"/>
-          <w:sz w:val="18"/>
-        </w:rPr>
-        <w:t>(3) Garrido-Jurado, S., Muñoz-Salinas, R., Madrid-Cuevas, F. J. and Marín-Jiménez, M. J., 2014, "Automatic Generation and Detection of Highly Reliable Fiducial Markers under Occlusion," Pattern Recognition, Vol. 47, No. 6, pp. 2280~2292.</w:t>
-      </w:r>
-    </w:p>
-    <w:p>
-      <w:pPr>
-        <w:pStyle w:val="a3"/>
-      </w:pPr>
-      <w:r>
-        <w:rPr>
-          <w:rFonts w:ascii="Times New Roman" w:hAnsi="Times New Roman"/>
+        <w:numPr>
+          <w:ilvl w:val="0"/>
+          <w:numId w:val="0"/>
+        </w:numPr>
+        <w:ind w:left="180" w:hangingChars="100" w:hanging="180"/>
+        <w:rPr>
+          <w:rFonts w:eastAsia="돋움체"/>
+        </w:rPr>
+      </w:pPr>
+      <w:r>
+        <w:rPr>
+          <w:rFonts w:eastAsia="돋움체"/>
           <w:sz w:val="18"/>
         </w:rPr>
         <w:t>(4) Redmon, J., Divvala, S., Girshick, R. and Farhadi, A., 2016, "You Only Look Once: Unified, Real-Time Object Detection," Proc. IEEE Conf. on Computer Vision and Pattern Recognition, pp. 779~788.</w:t>
       </w:r>
     </w:p>
     <w:sectPr>
-      <w:headerReference w:type="even" r:id="rId15"/>
-      <w:footerReference w:type="even" r:id="rId16"/>
-      <w:footerReference w:type="default" r:id="rId17"/>
+      <w:headerReference w:type="even" r:id="rId19"/>
+      <w:footerReference w:type="even" r:id="rId20"/>
+      <w:footerReference w:type="default" r:id="rId21"/>
       <w:type w:val="continuous"/>
       <w:pgSz w:w="11906" w:h="16838" w:code="9"/>
       <w:pgMar w:top="2325" w:right="1134" w:bottom="1134" w:left="1134" w:header="1758" w:footer="0" w:gutter="0"/>
@@ -2911,7 +7029,7 @@
 </file>
 
 <file path=word/endnotes.xml><?xml version="1.0" encoding="utf-8"?>
-<w:endnotes xmlns:wpc="http://schemas.microsoft.com/office/word/2010/wordprocessingCanvas" xmlns:cx="http://schemas.microsoft.com/office/drawing/2014/chartex" xmlns:mc="http://schemas.openxmlformats.org/markup-compatibility/2006" xmlns:o="urn:schemas-microsoft-com:office:office" xmlns:r="http://schemas.openxmlformats.org/officeDocument/2006/relationships" xmlns:m="http://schemas.openxmlformats.org/officeDocument/2006/math" xmlns:v="urn:schemas-microsoft-com:vml" xmlns:wp14="http://schemas.microsoft.com/office/word/2010/wordprocessingDrawing" xmlns:wp="http://schemas.openxmlformats.org/drawingml/2006/wordprocessingDrawing" xmlns:w10="urn:schemas-microsoft-com:office:word" xmlns:w="http://schemas.openxmlformats.org/wordprocessingml/2006/main" xmlns:w14="http://schemas.microsoft.com/office/word/2010/wordml" xmlns:w15="http://schemas.microsoft.com/office/word/2012/wordml" xmlns:w16se="http://schemas.microsoft.com/office/word/2015/wordml/symex" xmlns:wpg="http://schemas.microsoft.com/office/word/2010/wordprocessingGroup" xmlns:wpi="http://schemas.microsoft.com/office/word/2010/wordprocessingInk" xmlns:wne="http://schemas.microsoft.com/office/word/2006/wordml" xmlns:wps="http://schemas.microsoft.com/office/word/2010/wordprocessingShape" mc:Ignorable="w14 w15 w16se wp14">
+<w:endnotes xmlns:wpc="http://schemas.microsoft.com/office/word/2010/wordprocessingCanvas" xmlns:cx="http://schemas.microsoft.com/office/drawing/2014/chartex" xmlns:cx1="http://schemas.microsoft.com/office/drawing/2015/9/8/chartex" xmlns:cx2="http://schemas.microsoft.com/office/drawing/2015/10/21/chartex" xmlns:cx3="http://schemas.microsoft.com/office/drawing/2016/5/9/chartex" xmlns:cx4="http://schemas.microsoft.com/office/drawing/2016/5/10/chartex" xmlns:cx5="http://schemas.microsoft.com/office/drawing/2016/5/11/chartex" xmlns:cx6="http://schemas.microsoft.com/office/drawing/2016/5/12/chartex" xmlns:cx7="http://schemas.microsoft.com/office/drawing/2016/5/13/chartex" xmlns:cx8="http://schemas.microsoft.com/office/drawing/2016/5/14/chartex" xmlns:mc="http://schemas.openxmlformats.org/markup-compatibility/2006" xmlns:aink="http://schemas.microsoft.com/office/drawing/2016/ink" xmlns:am3d="http://schemas.microsoft.com/office/drawing/2017/model3d" xmlns:o="urn:schemas-microsoft-com:office:office" xmlns:oel="http://schemas.microsoft.com/office/2019/extlst" xmlns:r="http://schemas.openxmlformats.org/officeDocument/2006/relationships" xmlns:m="http://schemas.openxmlformats.org/officeDocument/2006/math" xmlns:v="urn:schemas-microsoft-com:vml" xmlns:wp14="http://schemas.microsoft.com/office/word/2010/wordprocessingDrawing" xmlns:wp="http://schemas.openxmlformats.org/drawingml/2006/wordprocessingDrawing" xmlns:w10="urn:schemas-microsoft-com:office:word" xmlns:w="http://schemas.openxmlformats.org/wordprocessingml/2006/main" xmlns:w14="http://schemas.microsoft.com/office/word/2010/wordml" xmlns:w15="http://schemas.microsoft.com/office/word/2012/wordml" xmlns:w16cex="http://schemas.microsoft.com/office/word/2018/wordml/cex" xmlns:w16cid="http://schemas.microsoft.com/office/word/2016/wordml/cid" xmlns:w16="http://schemas.microsoft.com/office/word/2018/wordml" xmlns:w16du="http://schemas.microsoft.com/office/word/2023/wordml/word16du" xmlns:w16sdtdh="http://schemas.microsoft.com/office/word/2020/wordml/sdtdatahash" xmlns:w16sdtfl="http://schemas.microsoft.com/office/word/2024/wordml/sdtformatlock" xmlns:w16se="http://schemas.microsoft.com/office/word/2015/wordml/symex" xmlns:wpg="http://schemas.microsoft.com/office/word/2010/wordprocessingGroup" xmlns:wpi="http://schemas.microsoft.com/office/word/2010/wordprocessingInk" xmlns:wne="http://schemas.microsoft.com/office/word/2006/wordml" xmlns:wps="http://schemas.microsoft.com/office/word/2010/wordprocessingShape" mc:Ignorable="w14 w15 w16se w16cid w16 w16cex w16sdtdh w16sdtfl w16du wp14">
   <w:endnote w:type="separator" w:id="-1">
     <w:p>
       <w:r>
@@ -2930,7 +7048,7 @@
 </file>
 
 <file path=word/footer1.xml><?xml version="1.0" encoding="utf-8"?>
-<w:ftr xmlns:wpc="http://schemas.microsoft.com/office/word/2010/wordprocessingCanvas" xmlns:cx="http://schemas.microsoft.com/office/drawing/2014/chartex" xmlns:mc="http://schemas.openxmlformats.org/markup-compatibility/2006" xmlns:o="urn:schemas-microsoft-com:office:office" xmlns:r="http://schemas.openxmlformats.org/officeDocument/2006/relationships" xmlns:m="http://schemas.openxmlformats.org/officeDocument/2006/math" xmlns:v="urn:schemas-microsoft-com:vml" xmlns:wp14="http://schemas.microsoft.com/office/word/2010/wordprocessingDrawing" xmlns:wp="http://schemas.openxmlformats.org/drawingml/2006/wordprocessingDrawing" xmlns:w10="urn:schemas-microsoft-com:office:word" xmlns:w="http://schemas.openxmlformats.org/wordprocessingml/2006/main" xmlns:w14="http://schemas.microsoft.com/office/word/2010/wordml" xmlns:w15="http://schemas.microsoft.com/office/word/2012/wordml" xmlns:w16se="http://schemas.microsoft.com/office/word/2015/wordml/symex" xmlns:wpg="http://schemas.microsoft.com/office/word/2010/wordprocessingGroup" xmlns:wpi="http://schemas.microsoft.com/office/word/2010/wordprocessingInk" xmlns:wne="http://schemas.microsoft.com/office/word/2006/wordml" xmlns:wps="http://schemas.microsoft.com/office/word/2010/wordprocessingShape" mc:Ignorable="w14 w15 w16se wp14">
+<w:ftr xmlns:wpc="http://schemas.microsoft.com/office/word/2010/wordprocessingCanvas" xmlns:cx="http://schemas.microsoft.com/office/drawing/2014/chartex" xmlns:cx1="http://schemas.microsoft.com/office/drawing/2015/9/8/chartex" xmlns:cx2="http://schemas.microsoft.com/office/drawing/2015/10/21/chartex" xmlns:cx3="http://schemas.microsoft.com/office/drawing/2016/5/9/chartex" xmlns:cx4="http://schemas.microsoft.com/office/drawing/2016/5/10/chartex" xmlns:cx5="http://schemas.microsoft.com/office/drawing/2016/5/11/chartex" xmlns:cx6="http://schemas.microsoft.com/office/drawing/2016/5/12/chartex" xmlns:cx7="http://schemas.microsoft.com/office/drawing/2016/5/13/chartex" xmlns:cx8="http://schemas.microsoft.com/office/drawing/2016/5/14/chartex" xmlns:mc="http://schemas.openxmlformats.org/markup-compatibility/2006" xmlns:aink="http://schemas.microsoft.com/office/drawing/2016/ink" xmlns:am3d="http://schemas.microsoft.com/office/drawing/2017/model3d" xmlns:o="urn:schemas-microsoft-com:office:office" xmlns:oel="http://schemas.microsoft.com/office/2019/extlst" xmlns:r="http://schemas.openxmlformats.org/officeDocument/2006/relationships" xmlns:m="http://schemas.openxmlformats.org/officeDocument/2006/math" xmlns:v="urn:schemas-microsoft-com:vml" xmlns:wp14="http://schemas.microsoft.com/office/word/2010/wordprocessingDrawing" xmlns:wp="http://schemas.openxmlformats.org/drawingml/2006/wordprocessingDrawing" xmlns:w10="urn:schemas-microsoft-com:office:word" xmlns:w="http://schemas.openxmlformats.org/wordprocessingml/2006/main" xmlns:w14="http://schemas.microsoft.com/office/word/2010/wordml" xmlns:w15="http://schemas.microsoft.com/office/word/2012/wordml" xmlns:w16cex="http://schemas.microsoft.com/office/word/2018/wordml/cex" xmlns:w16cid="http://schemas.microsoft.com/office/word/2016/wordml/cid" xmlns:w16="http://schemas.microsoft.com/office/word/2018/wordml" xmlns:w16du="http://schemas.microsoft.com/office/word/2023/wordml/word16du" xmlns:w16sdtdh="http://schemas.microsoft.com/office/word/2020/wordml/sdtdatahash" xmlns:w16sdtfl="http://schemas.microsoft.com/office/word/2024/wordml/sdtformatlock" xmlns:w16se="http://schemas.microsoft.com/office/word/2015/wordml/symex" xmlns:wpg="http://schemas.microsoft.com/office/word/2010/wordprocessingGroup" xmlns:wpi="http://schemas.microsoft.com/office/word/2010/wordprocessingInk" xmlns:wne="http://schemas.microsoft.com/office/word/2006/wordml" xmlns:wps="http://schemas.microsoft.com/office/word/2010/wordprocessingShape" mc:Ignorable="w14 w15 w16se w16cid w16 w16cex w16sdtdh w16sdtfl w16du wp14">
   <w:p>
     <w:pPr>
       <w:ind w:firstLine="0"/>
@@ -2940,7 +7058,7 @@
 </file>
 
 <file path=word/footer2.xml><?xml version="1.0" encoding="utf-8"?>
-<w:ftr xmlns:wpc="http://schemas.microsoft.com/office/word/2010/wordprocessingCanvas" xmlns:cx="http://schemas.microsoft.com/office/drawing/2014/chartex" xmlns:mc="http://schemas.openxmlformats.org/markup-compatibility/2006" xmlns:o="urn:schemas-microsoft-com:office:office" xmlns:r="http://schemas.openxmlformats.org/officeDocument/2006/relationships" xmlns:m="http://schemas.openxmlformats.org/officeDocument/2006/math" xmlns:v="urn:schemas-microsoft-com:vml" xmlns:wp14="http://schemas.microsoft.com/office/word/2010/wordprocessingDrawing" xmlns:wp="http://schemas.openxmlformats.org/drawingml/2006/wordprocessingDrawing" xmlns:w10="urn:schemas-microsoft-com:office:word" xmlns:w="http://schemas.openxmlformats.org/wordprocessingml/2006/main" xmlns:w14="http://schemas.microsoft.com/office/word/2010/wordml" xmlns:w15="http://schemas.microsoft.com/office/word/2012/wordml" xmlns:w16se="http://schemas.microsoft.com/office/word/2015/wordml/symex" xmlns:wpg="http://schemas.microsoft.com/office/word/2010/wordprocessingGroup" xmlns:wpi="http://schemas.microsoft.com/office/word/2010/wordprocessingInk" xmlns:wne="http://schemas.microsoft.com/office/word/2006/wordml" xmlns:wps="http://schemas.microsoft.com/office/word/2010/wordprocessingShape" mc:Ignorable="w14 w15 w16se wp14">
+<w:ftr xmlns:wpc="http://schemas.microsoft.com/office/word/2010/wordprocessingCanvas" xmlns:cx="http://schemas.microsoft.com/office/drawing/2014/chartex" xmlns:cx1="http://schemas.microsoft.com/office/drawing/2015/9/8/chartex" xmlns:cx2="http://schemas.microsoft.com/office/drawing/2015/10/21/chartex" xmlns:cx3="http://schemas.microsoft.com/office/drawing/2016/5/9/chartex" xmlns:cx4="http://schemas.microsoft.com/office/drawing/2016/5/10/chartex" xmlns:cx5="http://schemas.microsoft.com/office/drawing/2016/5/11/chartex" xmlns:cx6="http://schemas.microsoft.com/office/drawing/2016/5/12/chartex" xmlns:cx7="http://schemas.microsoft.com/office/drawing/2016/5/13/chartex" xmlns:cx8="http://schemas.microsoft.com/office/drawing/2016/5/14/chartex" xmlns:mc="http://schemas.openxmlformats.org/markup-compatibility/2006" xmlns:aink="http://schemas.microsoft.com/office/drawing/2016/ink" xmlns:am3d="http://schemas.microsoft.com/office/drawing/2017/model3d" xmlns:o="urn:schemas-microsoft-com:office:office" xmlns:oel="http://schemas.microsoft.com/office/2019/extlst" xmlns:r="http://schemas.openxmlformats.org/officeDocument/2006/relationships" xmlns:m="http://schemas.openxmlformats.org/officeDocument/2006/math" xmlns:v="urn:schemas-microsoft-com:vml" xmlns:wp14="http://schemas.microsoft.com/office/word/2010/wordprocessingDrawing" xmlns:wp="http://schemas.openxmlformats.org/drawingml/2006/wordprocessingDrawing" xmlns:w10="urn:schemas-microsoft-com:office:word" xmlns:w="http://schemas.openxmlformats.org/wordprocessingml/2006/main" xmlns:w14="http://schemas.microsoft.com/office/word/2010/wordml" xmlns:w15="http://schemas.microsoft.com/office/word/2012/wordml" xmlns:w16cex="http://schemas.microsoft.com/office/word/2018/wordml/cex" xmlns:w16cid="http://schemas.microsoft.com/office/word/2016/wordml/cid" xmlns:w16="http://schemas.microsoft.com/office/word/2018/wordml" xmlns:w16du="http://schemas.microsoft.com/office/word/2023/wordml/word16du" xmlns:w16sdtdh="http://schemas.microsoft.com/office/word/2020/wordml/sdtdatahash" xmlns:w16sdtfl="http://schemas.microsoft.com/office/word/2024/wordml/sdtformatlock" xmlns:w16se="http://schemas.microsoft.com/office/word/2015/wordml/symex" xmlns:wpg="http://schemas.microsoft.com/office/word/2010/wordprocessingGroup" xmlns:wpi="http://schemas.microsoft.com/office/word/2010/wordprocessingInk" xmlns:wne="http://schemas.microsoft.com/office/word/2006/wordml" xmlns:wps="http://schemas.microsoft.com/office/word/2010/wordprocessingShape" mc:Ignorable="w14 w15 w16se w16cid w16 w16cex w16sdtdh w16sdtfl w16du wp14">
   <w:p>
     <w:pPr>
       <w:ind w:firstLine="0"/>
@@ -2956,23 +7074,13 @@
 </file>
 
 <file path=word/footer3.xml><?xml version="1.0" encoding="utf-8"?>
-<w:ftr xmlns:wpc="http://schemas.microsoft.com/office/word/2010/wordprocessingCanvas" xmlns:cx="http://schemas.microsoft.com/office/drawing/2014/chartex" xmlns:mc="http://schemas.openxmlformats.org/markup-compatibility/2006" xmlns:o="urn:schemas-microsoft-com:office:office" xmlns:r="http://schemas.openxmlformats.org/officeDocument/2006/relationships" xmlns:m="http://schemas.openxmlformats.org/officeDocument/2006/math" xmlns:v="urn:schemas-microsoft-com:vml" xmlns:wp14="http://schemas.microsoft.com/office/word/2010/wordprocessingDrawing" xmlns:wp="http://schemas.openxmlformats.org/drawingml/2006/wordprocessingDrawing" xmlns:w10="urn:schemas-microsoft-com:office:word" xmlns:w="http://schemas.openxmlformats.org/wordprocessingml/2006/main" xmlns:w14="http://schemas.microsoft.com/office/word/2010/wordml" xmlns:w15="http://schemas.microsoft.com/office/word/2012/wordml" xmlns:w16se="http://schemas.microsoft.com/office/word/2015/wordml/symex" xmlns:wpg="http://schemas.microsoft.com/office/word/2010/wordprocessingGroup" xmlns:wpi="http://schemas.microsoft.com/office/word/2010/wordprocessingInk" xmlns:wne="http://schemas.microsoft.com/office/word/2006/wordml" xmlns:wps="http://schemas.microsoft.com/office/word/2010/wordprocessingShape" mc:Ignorable="w14 w15 w16se wp14">
-  <w:p>
-    <w:pPr>
-      <w:pStyle w:val="af7"/>
-    </w:pPr>
-  </w:p>
+<w:ftr xmlns:wpc="http://schemas.microsoft.com/office/word/2010/wordprocessingCanvas" xmlns:cx="http://schemas.microsoft.com/office/drawing/2014/chartex" xmlns:cx1="http://schemas.microsoft.com/office/drawing/2015/9/8/chartex" xmlns:cx2="http://schemas.microsoft.com/office/drawing/2015/10/21/chartex" xmlns:cx3="http://schemas.microsoft.com/office/drawing/2016/5/9/chartex" xmlns:cx4="http://schemas.microsoft.com/office/drawing/2016/5/10/chartex" xmlns:cx5="http://schemas.microsoft.com/office/drawing/2016/5/11/chartex" xmlns:cx6="http://schemas.microsoft.com/office/drawing/2016/5/12/chartex" xmlns:cx7="http://schemas.microsoft.com/office/drawing/2016/5/13/chartex" xmlns:cx8="http://schemas.microsoft.com/office/drawing/2016/5/14/chartex" xmlns:mc="http://schemas.openxmlformats.org/markup-compatibility/2006" xmlns:aink="http://schemas.microsoft.com/office/drawing/2016/ink" xmlns:am3d="http://schemas.microsoft.com/office/drawing/2017/model3d" xmlns:o="urn:schemas-microsoft-com:office:office" xmlns:oel="http://schemas.microsoft.com/office/2019/extlst" xmlns:r="http://schemas.openxmlformats.org/officeDocument/2006/relationships" xmlns:m="http://schemas.openxmlformats.org/officeDocument/2006/math" xmlns:v="urn:schemas-microsoft-com:vml" xmlns:wp14="http://schemas.microsoft.com/office/word/2010/wordprocessingDrawing" xmlns:wp="http://schemas.openxmlformats.org/drawingml/2006/wordprocessingDrawing" xmlns:w10="urn:schemas-microsoft-com:office:word" xmlns:w="http://schemas.openxmlformats.org/wordprocessingml/2006/main" xmlns:w14="http://schemas.microsoft.com/office/word/2010/wordml" xmlns:w15="http://schemas.microsoft.com/office/word/2012/wordml" xmlns:w16cex="http://schemas.microsoft.com/office/word/2018/wordml/cex" xmlns:w16cid="http://schemas.microsoft.com/office/word/2016/wordml/cid" xmlns:w16="http://schemas.microsoft.com/office/word/2018/wordml" xmlns:w16du="http://schemas.microsoft.com/office/word/2023/wordml/word16du" xmlns:w16sdtdh="http://schemas.microsoft.com/office/word/2020/wordml/sdtdatahash" xmlns:w16sdtfl="http://schemas.microsoft.com/office/word/2024/wordml/sdtformatlock" xmlns:w16se="http://schemas.microsoft.com/office/word/2015/wordml/symex" xmlns:wpg="http://schemas.microsoft.com/office/word/2010/wordprocessingGroup" xmlns:wpi="http://schemas.microsoft.com/office/word/2010/wordprocessingInk" xmlns:wne="http://schemas.microsoft.com/office/word/2006/wordml" xmlns:wps="http://schemas.microsoft.com/office/word/2010/wordprocessingShape" mc:Ignorable="w14 w15 w16se w16cid w16 w16cex w16sdtdh w16sdtfl w16du wp14">
+  <w:p/>
 </w:ftr>
 </file>
 
 <file path=word/footer4.xml><?xml version="1.0" encoding="utf-8"?>
-<w:ftr xmlns:wpc="http://schemas.microsoft.com/office/word/2010/wordprocessingCanvas" xmlns:cx="http://schemas.microsoft.com/office/drawing/2014/chartex" xmlns:mc="http://schemas.openxmlformats.org/markup-compatibility/2006" xmlns:o="urn:schemas-microsoft-com:office:office" xmlns:r="http://schemas.openxmlformats.org/officeDocument/2006/relationships" xmlns:m="http://schemas.openxmlformats.org/officeDocument/2006/math" xmlns:v="urn:schemas-microsoft-com:vml" xmlns:wp14="http://schemas.microsoft.com/office/word/2010/wordprocessingDrawing" xmlns:wp="http://schemas.openxmlformats.org/drawingml/2006/wordprocessingDrawing" xmlns:w10="urn:schemas-microsoft-com:office:word" xmlns:w="http://schemas.openxmlformats.org/wordprocessingml/2006/main" xmlns:w14="http://schemas.microsoft.com/office/word/2010/wordml" xmlns:w15="http://schemas.microsoft.com/office/word/2012/wordml" xmlns:w16se="http://schemas.microsoft.com/office/word/2015/wordml/symex" xmlns:wpg="http://schemas.microsoft.com/office/word/2010/wordprocessingGroup" xmlns:wpi="http://schemas.microsoft.com/office/word/2010/wordprocessingInk" xmlns:wne="http://schemas.microsoft.com/office/word/2006/wordml" xmlns:wps="http://schemas.microsoft.com/office/word/2010/wordprocessingShape" mc:Ignorable="w14 w15 w16se wp14">
-  <w:p/>
-</w:ftr>
-</file>
-
-<file path=word/footer5.xml><?xml version="1.0" encoding="utf-8"?>
-<w:ftr xmlns:wpc="http://schemas.microsoft.com/office/word/2010/wordprocessingCanvas" xmlns:cx="http://schemas.microsoft.com/office/drawing/2014/chartex" xmlns:mc="http://schemas.openxmlformats.org/markup-compatibility/2006" xmlns:o="urn:schemas-microsoft-com:office:office" xmlns:r="http://schemas.openxmlformats.org/officeDocument/2006/relationships" xmlns:m="http://schemas.openxmlformats.org/officeDocument/2006/math" xmlns:v="urn:schemas-microsoft-com:vml" xmlns:wp14="http://schemas.microsoft.com/office/word/2010/wordprocessingDrawing" xmlns:wp="http://schemas.openxmlformats.org/drawingml/2006/wordprocessingDrawing" xmlns:w10="urn:schemas-microsoft-com:office:word" xmlns:w="http://schemas.openxmlformats.org/wordprocessingml/2006/main" xmlns:w14="http://schemas.microsoft.com/office/word/2010/wordml" xmlns:w15="http://schemas.microsoft.com/office/word/2012/wordml" xmlns:w16se="http://schemas.microsoft.com/office/word/2015/wordml/symex" xmlns:wpg="http://schemas.microsoft.com/office/word/2010/wordprocessingGroup" xmlns:wpi="http://schemas.microsoft.com/office/word/2010/wordprocessingInk" xmlns:wne="http://schemas.microsoft.com/office/word/2006/wordml" xmlns:wps="http://schemas.microsoft.com/office/word/2010/wordprocessingShape" mc:Ignorable="w14 w15 w16se wp14">
+<w:ftr xmlns:wpc="http://schemas.microsoft.com/office/word/2010/wordprocessingCanvas" xmlns:cx="http://schemas.microsoft.com/office/drawing/2014/chartex" xmlns:cx1="http://schemas.microsoft.com/office/drawing/2015/9/8/chartex" xmlns:cx2="http://schemas.microsoft.com/office/drawing/2015/10/21/chartex" xmlns:cx3="http://schemas.microsoft.com/office/drawing/2016/5/9/chartex" xmlns:cx4="http://schemas.microsoft.com/office/drawing/2016/5/10/chartex" xmlns:cx5="http://schemas.microsoft.com/office/drawing/2016/5/11/chartex" xmlns:cx6="http://schemas.microsoft.com/office/drawing/2016/5/12/chartex" xmlns:cx7="http://schemas.microsoft.com/office/drawing/2016/5/13/chartex" xmlns:cx8="http://schemas.microsoft.com/office/drawing/2016/5/14/chartex" xmlns:mc="http://schemas.openxmlformats.org/markup-compatibility/2006" xmlns:aink="http://schemas.microsoft.com/office/drawing/2016/ink" xmlns:am3d="http://schemas.microsoft.com/office/drawing/2017/model3d" xmlns:o="urn:schemas-microsoft-com:office:office" xmlns:oel="http://schemas.microsoft.com/office/2019/extlst" xmlns:r="http://schemas.openxmlformats.org/officeDocument/2006/relationships" xmlns:m="http://schemas.openxmlformats.org/officeDocument/2006/math" xmlns:v="urn:schemas-microsoft-com:vml" xmlns:wp14="http://schemas.microsoft.com/office/word/2010/wordprocessingDrawing" xmlns:wp="http://schemas.openxmlformats.org/drawingml/2006/wordprocessingDrawing" xmlns:w10="urn:schemas-microsoft-com:office:word" xmlns:w="http://schemas.openxmlformats.org/wordprocessingml/2006/main" xmlns:w14="http://schemas.microsoft.com/office/word/2010/wordml" xmlns:w15="http://schemas.microsoft.com/office/word/2012/wordml" xmlns:w16cex="http://schemas.microsoft.com/office/word/2018/wordml/cex" xmlns:w16cid="http://schemas.microsoft.com/office/word/2016/wordml/cid" xmlns:w16="http://schemas.microsoft.com/office/word/2018/wordml" xmlns:w16du="http://schemas.microsoft.com/office/word/2023/wordml/word16du" xmlns:w16sdtdh="http://schemas.microsoft.com/office/word/2020/wordml/sdtdatahash" xmlns:w16sdtfl="http://schemas.microsoft.com/office/word/2024/wordml/sdtformatlock" xmlns:w16se="http://schemas.microsoft.com/office/word/2015/wordml/symex" xmlns:wpg="http://schemas.microsoft.com/office/word/2010/wordprocessingGroup" xmlns:wpi="http://schemas.microsoft.com/office/word/2010/wordprocessingInk" xmlns:wne="http://schemas.microsoft.com/office/word/2006/wordml" xmlns:wps="http://schemas.microsoft.com/office/word/2010/wordprocessingShape" mc:Ignorable="w14 w15 w16se w16cid w16 w16cex w16sdtdh w16sdtfl w16du wp14">
   <w:p>
     <w:r>
       <w:rPr>
@@ -2992,7 +7100,7 @@
 </file>
 
 <file path=word/footnotes.xml><?xml version="1.0" encoding="utf-8"?>
-<w:footnotes xmlns:wpc="http://schemas.microsoft.com/office/word/2010/wordprocessingCanvas" xmlns:cx="http://schemas.microsoft.com/office/drawing/2014/chartex" xmlns:mc="http://schemas.openxmlformats.org/markup-compatibility/2006" xmlns:o="urn:schemas-microsoft-com:office:office" xmlns:r="http://schemas.openxmlformats.org/officeDocument/2006/relationships" xmlns:m="http://schemas.openxmlformats.org/officeDocument/2006/math" xmlns:v="urn:schemas-microsoft-com:vml" xmlns:wp14="http://schemas.microsoft.com/office/word/2010/wordprocessingDrawing" xmlns:wp="http://schemas.openxmlformats.org/drawingml/2006/wordprocessingDrawing" xmlns:w10="urn:schemas-microsoft-com:office:word" xmlns:w="http://schemas.openxmlformats.org/wordprocessingml/2006/main" xmlns:w14="http://schemas.microsoft.com/office/word/2010/wordml" xmlns:w15="http://schemas.microsoft.com/office/word/2012/wordml" xmlns:w16se="http://schemas.microsoft.com/office/word/2015/wordml/symex" xmlns:wpg="http://schemas.microsoft.com/office/word/2010/wordprocessingGroup" xmlns:wpi="http://schemas.microsoft.com/office/word/2010/wordprocessingInk" xmlns:wne="http://schemas.microsoft.com/office/word/2006/wordml" xmlns:wps="http://schemas.microsoft.com/office/word/2010/wordprocessingShape" mc:Ignorable="w14 w15 w16se wp14">
+<w:footnotes xmlns:wpc="http://schemas.microsoft.com/office/word/2010/wordprocessingCanvas" xmlns:cx="http://schemas.microsoft.com/office/drawing/2014/chartex" xmlns:cx1="http://schemas.microsoft.com/office/drawing/2015/9/8/chartex" xmlns:cx2="http://schemas.microsoft.com/office/drawing/2015/10/21/chartex" xmlns:cx3="http://schemas.microsoft.com/office/drawing/2016/5/9/chartex" xmlns:cx4="http://schemas.microsoft.com/office/drawing/2016/5/10/chartex" xmlns:cx5="http://schemas.microsoft.com/office/drawing/2016/5/11/chartex" xmlns:cx6="http://schemas.microsoft.com/office/drawing/2016/5/12/chartex" xmlns:cx7="http://schemas.microsoft.com/office/drawing/2016/5/13/chartex" xmlns:cx8="http://schemas.microsoft.com/office/drawing/2016/5/14/chartex" xmlns:mc="http://schemas.openxmlformats.org/markup-compatibility/2006" xmlns:aink="http://schemas.microsoft.com/office/drawing/2016/ink" xmlns:am3d="http://schemas.microsoft.com/office/drawing/2017/model3d" xmlns:o="urn:schemas-microsoft-com:office:office" xmlns:oel="http://schemas.microsoft.com/office/2019/extlst" xmlns:r="http://schemas.openxmlformats.org/officeDocument/2006/relationships" xmlns:m="http://schemas.openxmlformats.org/officeDocument/2006/math" xmlns:v="urn:schemas-microsoft-com:vml" xmlns:wp14="http://schemas.microsoft.com/office/word/2010/wordprocessingDrawing" xmlns:wp="http://schemas.openxmlformats.org/drawingml/2006/wordprocessingDrawing" xmlns:w10="urn:schemas-microsoft-com:office:word" xmlns:w="http://schemas.openxmlformats.org/wordprocessingml/2006/main" xmlns:w14="http://schemas.microsoft.com/office/word/2010/wordml" xmlns:w15="http://schemas.microsoft.com/office/word/2012/wordml" xmlns:w16cex="http://schemas.microsoft.com/office/word/2018/wordml/cex" xmlns:w16cid="http://schemas.microsoft.com/office/word/2016/wordml/cid" xmlns:w16="http://schemas.microsoft.com/office/word/2018/wordml" xmlns:w16du="http://schemas.microsoft.com/office/word/2023/wordml/word16du" xmlns:w16sdtdh="http://schemas.microsoft.com/office/word/2020/wordml/sdtdatahash" xmlns:w16sdtfl="http://schemas.microsoft.com/office/word/2024/wordml/sdtformatlock" xmlns:w16se="http://schemas.microsoft.com/office/word/2015/wordml/symex" xmlns:wpg="http://schemas.microsoft.com/office/word/2010/wordprocessingGroup" xmlns:wpi="http://schemas.microsoft.com/office/word/2010/wordprocessingInk" xmlns:wne="http://schemas.microsoft.com/office/word/2006/wordml" xmlns:wps="http://schemas.microsoft.com/office/word/2010/wordprocessingShape" mc:Ignorable="w14 w15 w16se w16cid w16 w16cex w16sdtdh w16sdtfl w16du wp14">
   <w:footnote w:type="separator" w:id="-1">
     <w:p>
       <w:r>
@@ -3011,7 +7119,7 @@
 </file>
 
 <file path=word/header1.xml><?xml version="1.0" encoding="utf-8"?>
-<w:hdr xmlns:wpc="http://schemas.microsoft.com/office/word/2010/wordprocessingCanvas" xmlns:cx="http://schemas.microsoft.com/office/drawing/2014/chartex" xmlns:mc="http://schemas.openxmlformats.org/markup-compatibility/2006" xmlns:o="urn:schemas-microsoft-com:office:office" xmlns:r="http://schemas.openxmlformats.org/officeDocument/2006/relationships" xmlns:m="http://schemas.openxmlformats.org/officeDocument/2006/math" xmlns:v="urn:schemas-microsoft-com:vml" xmlns:wp14="http://schemas.microsoft.com/office/word/2010/wordprocessingDrawing" xmlns:wp="http://schemas.openxmlformats.org/drawingml/2006/wordprocessingDrawing" xmlns:w10="urn:schemas-microsoft-com:office:word" xmlns:w="http://schemas.openxmlformats.org/wordprocessingml/2006/main" xmlns:w14="http://schemas.microsoft.com/office/word/2010/wordml" xmlns:w15="http://schemas.microsoft.com/office/word/2012/wordml" xmlns:w16se="http://schemas.microsoft.com/office/word/2015/wordml/symex" xmlns:wpg="http://schemas.microsoft.com/office/word/2010/wordprocessingGroup" xmlns:wpi="http://schemas.microsoft.com/office/word/2010/wordprocessingInk" xmlns:wne="http://schemas.microsoft.com/office/word/2006/wordml" xmlns:wps="http://schemas.microsoft.com/office/word/2010/wordprocessingShape" mc:Ignorable="w14 w15 w16se wp14">
+<w:hdr xmlns:wpc="http://schemas.microsoft.com/office/word/2010/wordprocessingCanvas" xmlns:cx="http://schemas.microsoft.com/office/drawing/2014/chartex" xmlns:cx1="http://schemas.microsoft.com/office/drawing/2015/9/8/chartex" xmlns:cx2="http://schemas.microsoft.com/office/drawing/2015/10/21/chartex" xmlns:cx3="http://schemas.microsoft.com/office/drawing/2016/5/9/chartex" xmlns:cx4="http://schemas.microsoft.com/office/drawing/2016/5/10/chartex" xmlns:cx5="http://schemas.microsoft.com/office/drawing/2016/5/11/chartex" xmlns:cx6="http://schemas.microsoft.com/office/drawing/2016/5/12/chartex" xmlns:cx7="http://schemas.microsoft.com/office/drawing/2016/5/13/chartex" xmlns:cx8="http://schemas.microsoft.com/office/drawing/2016/5/14/chartex" xmlns:mc="http://schemas.openxmlformats.org/markup-compatibility/2006" xmlns:aink="http://schemas.microsoft.com/office/drawing/2016/ink" xmlns:am3d="http://schemas.microsoft.com/office/drawing/2017/model3d" xmlns:o="urn:schemas-microsoft-com:office:office" xmlns:oel="http://schemas.microsoft.com/office/2019/extlst" xmlns:r="http://schemas.openxmlformats.org/officeDocument/2006/relationships" xmlns:m="http://schemas.openxmlformats.org/officeDocument/2006/math" xmlns:v="urn:schemas-microsoft-com:vml" xmlns:wp14="http://schemas.microsoft.com/office/word/2010/wordprocessingDrawing" xmlns:wp="http://schemas.openxmlformats.org/drawingml/2006/wordprocessingDrawing" xmlns:w10="urn:schemas-microsoft-com:office:word" xmlns:w="http://schemas.openxmlformats.org/wordprocessingml/2006/main" xmlns:w14="http://schemas.microsoft.com/office/word/2010/wordml" xmlns:w15="http://schemas.microsoft.com/office/word/2012/wordml" xmlns:w16cex="http://schemas.microsoft.com/office/word/2018/wordml/cex" xmlns:w16cid="http://schemas.microsoft.com/office/word/2016/wordml/cid" xmlns:w16="http://schemas.microsoft.com/office/word/2018/wordml" xmlns:w16du="http://schemas.microsoft.com/office/word/2023/wordml/word16du" xmlns:w16sdtdh="http://schemas.microsoft.com/office/word/2020/wordml/sdtdatahash" xmlns:w16sdtfl="http://schemas.microsoft.com/office/word/2024/wordml/sdtformatlock" xmlns:w16se="http://schemas.microsoft.com/office/word/2015/wordml/symex" xmlns:wpg="http://schemas.microsoft.com/office/word/2010/wordprocessingGroup" xmlns:wpi="http://schemas.microsoft.com/office/word/2010/wordprocessingInk" xmlns:wne="http://schemas.microsoft.com/office/word/2006/wordml" xmlns:wps="http://schemas.microsoft.com/office/word/2010/wordprocessingShape" mc:Ignorable="w14 w15 w16se w16cid w16 w16cex w16sdtdh w16sdtfl w16du wp14">
   <w:p>
     <w:pPr>
       <w:pStyle w:val="af6"/>
@@ -3092,7 +7200,7 @@
 </file>
 
 <file path=word/header2.xml><?xml version="1.0" encoding="utf-8"?>
-<w:hdr xmlns:wpc="http://schemas.microsoft.com/office/word/2010/wordprocessingCanvas" xmlns:cx="http://schemas.microsoft.com/office/drawing/2014/chartex" xmlns:mc="http://schemas.openxmlformats.org/markup-compatibility/2006" xmlns:o="urn:schemas-microsoft-com:office:office" xmlns:r="http://schemas.openxmlformats.org/officeDocument/2006/relationships" xmlns:m="http://schemas.openxmlformats.org/officeDocument/2006/math" xmlns:v="urn:schemas-microsoft-com:vml" xmlns:wp14="http://schemas.microsoft.com/office/word/2010/wordprocessingDrawing" xmlns:wp="http://schemas.openxmlformats.org/drawingml/2006/wordprocessingDrawing" xmlns:w10="urn:schemas-microsoft-com:office:word" xmlns:w="http://schemas.openxmlformats.org/wordprocessingml/2006/main" xmlns:w14="http://schemas.microsoft.com/office/word/2010/wordml" xmlns:w15="http://schemas.microsoft.com/office/word/2012/wordml" xmlns:w16se="http://schemas.microsoft.com/office/word/2015/wordml/symex" xmlns:wpg="http://schemas.microsoft.com/office/word/2010/wordprocessingGroup" xmlns:wpi="http://schemas.microsoft.com/office/word/2010/wordprocessingInk" xmlns:wne="http://schemas.microsoft.com/office/word/2006/wordml" xmlns:wps="http://schemas.microsoft.com/office/word/2010/wordprocessingShape" mc:Ignorable="w14 w15 w16se wp14">
+<w:hdr xmlns:wpc="http://schemas.microsoft.com/office/word/2010/wordprocessingCanvas" xmlns:cx="http://schemas.microsoft.com/office/drawing/2014/chartex" xmlns:cx1="http://schemas.microsoft.com/office/drawing/2015/9/8/chartex" xmlns:cx2="http://schemas.microsoft.com/office/drawing/2015/10/21/chartex" xmlns:cx3="http://schemas.microsoft.com/office/drawing/2016/5/9/chartex" xmlns:cx4="http://schemas.microsoft.com/office/drawing/2016/5/10/chartex" xmlns:cx5="http://schemas.microsoft.com/office/drawing/2016/5/11/chartex" xmlns:cx6="http://schemas.microsoft.com/office/drawing/2016/5/12/chartex" xmlns:cx7="http://schemas.microsoft.com/office/drawing/2016/5/13/chartex" xmlns:cx8="http://schemas.microsoft.com/office/drawing/2016/5/14/chartex" xmlns:mc="http://schemas.openxmlformats.org/markup-compatibility/2006" xmlns:aink="http://schemas.microsoft.com/office/drawing/2016/ink" xmlns:am3d="http://schemas.microsoft.com/office/drawing/2017/model3d" xmlns:o="urn:schemas-microsoft-com:office:office" xmlns:oel="http://schemas.microsoft.com/office/2019/extlst" xmlns:r="http://schemas.openxmlformats.org/officeDocument/2006/relationships" xmlns:m="http://schemas.openxmlformats.org/officeDocument/2006/math" xmlns:v="urn:schemas-microsoft-com:vml" xmlns:wp14="http://schemas.microsoft.com/office/word/2010/wordprocessingDrawing" xmlns:wp="http://schemas.openxmlformats.org/drawingml/2006/wordprocessingDrawing" xmlns:w10="urn:schemas-microsoft-com:office:word" xmlns:w="http://schemas.openxmlformats.org/wordprocessingml/2006/main" xmlns:w14="http://schemas.microsoft.com/office/word/2010/wordml" xmlns:w15="http://schemas.microsoft.com/office/word/2012/wordml" xmlns:w16cex="http://schemas.microsoft.com/office/word/2018/wordml/cex" xmlns:w16cid="http://schemas.microsoft.com/office/word/2016/wordml/cid" xmlns:w16="http://schemas.microsoft.com/office/word/2018/wordml" xmlns:w16du="http://schemas.microsoft.com/office/word/2023/wordml/word16du" xmlns:w16sdtdh="http://schemas.microsoft.com/office/word/2020/wordml/sdtdatahash" xmlns:w16sdtfl="http://schemas.microsoft.com/office/word/2024/wordml/sdtformatlock" xmlns:w16se="http://schemas.microsoft.com/office/word/2015/wordml/symex" xmlns:wpg="http://schemas.microsoft.com/office/word/2010/wordprocessingGroup" xmlns:wpi="http://schemas.microsoft.com/office/word/2010/wordprocessingInk" xmlns:wne="http://schemas.microsoft.com/office/word/2006/wordml" xmlns:wps="http://schemas.microsoft.com/office/word/2010/wordprocessingShape" mc:Ignorable="w14 w15 w16se w16cid w16 w16cex w16sdtdh w16sdtfl w16du wp14">
   <w:p>
     <w:pPr>
       <w:framePr w:wrap="around" w:vAnchor="text" w:hAnchor="margin" w:xAlign="outside" w:y="1"/>
@@ -3142,77 +7250,13 @@
   </w:p>
   <w:p>
     <w:pPr>
-      <w:ind w:firstLine="0"/>
       <w:jc w:val="center"/>
     </w:pPr>
-    <w:proofErr w:type="spellStart"/>
-    <w:proofErr w:type="gramStart"/>
     <w:r>
       <w:rPr>
         <w:rFonts w:hint="eastAsia"/>
       </w:rPr>
-      <w:t>홀수페이지</w:t>
-    </w:r>
-    <w:proofErr w:type="spellEnd"/>
-    <w:r>
-      <w:rPr>
-        <w:rFonts w:hint="eastAsia"/>
-      </w:rPr>
-      <w:t xml:space="preserve"> :</w:t>
-    </w:r>
-    <w:proofErr w:type="gramEnd"/>
-    <w:r>
-      <w:rPr>
-        <w:rFonts w:hint="eastAsia"/>
-      </w:rPr>
-      <w:t xml:space="preserve"> </w:t>
-    </w:r>
-    <w:proofErr w:type="spellStart"/>
-    <w:r>
-      <w:rPr>
-        <w:rFonts w:hint="eastAsia"/>
-      </w:rPr>
-      <w:t>논문제목</w:t>
-    </w:r>
-    <w:proofErr w:type="spellEnd"/>
-  </w:p>
-</w:hdr>
-</file>
-
-<file path=word/header3.xml><?xml version="1.0" encoding="utf-8"?>
-<w:hdr xmlns:wpc="http://schemas.microsoft.com/office/word/2010/wordprocessingCanvas" xmlns:cx="http://schemas.microsoft.com/office/drawing/2014/chartex" xmlns:mc="http://schemas.openxmlformats.org/markup-compatibility/2006" xmlns:o="urn:schemas-microsoft-com:office:office" xmlns:r="http://schemas.openxmlformats.org/officeDocument/2006/relationships" xmlns:m="http://schemas.openxmlformats.org/officeDocument/2006/math" xmlns:v="urn:schemas-microsoft-com:vml" xmlns:wp14="http://schemas.microsoft.com/office/word/2010/wordprocessingDrawing" xmlns:wp="http://schemas.openxmlformats.org/drawingml/2006/wordprocessingDrawing" xmlns:w10="urn:schemas-microsoft-com:office:word" xmlns:w="http://schemas.openxmlformats.org/wordprocessingml/2006/main" xmlns:w14="http://schemas.microsoft.com/office/word/2010/wordml" xmlns:w15="http://schemas.microsoft.com/office/word/2012/wordml" xmlns:w16se="http://schemas.microsoft.com/office/word/2015/wordml/symex" xmlns:wpg="http://schemas.microsoft.com/office/word/2010/wordprocessingGroup" xmlns:wpi="http://schemas.microsoft.com/office/word/2010/wordprocessingInk" xmlns:wne="http://schemas.microsoft.com/office/word/2006/wordml" xmlns:wps="http://schemas.microsoft.com/office/word/2010/wordprocessingShape" mc:Ignorable="w14 w15 w16se wp14">
-  <w:p>
-    <w:pPr>
-      <w:tabs>
-        <w:tab w:val="left" w:pos="1183"/>
-        <w:tab w:val="center" w:pos="4819"/>
-      </w:tabs>
-      <w:ind w:firstLine="0"/>
-      <w:jc w:val="left"/>
-    </w:pPr>
-    <w:r>
-      <w:tab/>
-    </w:r>
-    <w:r>
-      <w:tab/>
-    </w:r>
-    <w:r>
-      <w:rPr>
-        <w:rFonts w:hint="eastAsia"/>
-      </w:rPr>
-      <w:t>하중</w:t>
-    </w:r>
-    <w:r>
-      <w:rPr>
-        <w:rFonts w:hint="eastAsia"/>
-      </w:rPr>
-      <w:t>-</w:t>
-    </w:r>
-    <w:r>
-      <w:rPr>
-        <w:rFonts w:hint="eastAsia"/>
-      </w:rPr>
-      <w:t>변위</w:t>
+      <w:t>공동주택</w:t>
     </w:r>
     <w:r>
       <w:rPr>
@@ -3224,7 +7268,7 @@
       <w:rPr>
         <w:rFonts w:hint="eastAsia"/>
       </w:rPr>
-      <w:t>관계를</w:t>
+      <w:t>음식물</w:t>
     </w:r>
     <w:r>
       <w:rPr>
@@ -3236,7 +7280,7 @@
       <w:rPr>
         <w:rFonts w:hint="eastAsia"/>
       </w:rPr>
-      <w:t>고려한</w:t>
+      <w:t>쓰레기통</w:t>
     </w:r>
     <w:r>
       <w:rPr>
@@ -3248,7 +7292,7 @@
       <w:rPr>
         <w:rFonts w:hint="eastAsia"/>
       </w:rPr>
-      <w:t>기하</w:t>
+      <w:t>자율</w:t>
     </w:r>
     <w:r>
       <w:rPr>
@@ -3260,7 +7304,7 @@
       <w:rPr>
         <w:rFonts w:hint="eastAsia"/>
       </w:rPr>
-      <w:t>비선형</w:t>
+      <w:t>수거를</w:t>
     </w:r>
     <w:r>
       <w:rPr>
@@ -3272,7 +7316,7 @@
       <w:rPr>
         <w:rFonts w:hint="eastAsia"/>
       </w:rPr>
-      <w:t>구조물의</w:t>
+      <w:t>위한</w:t>
     </w:r>
     <w:r>
       <w:rPr>
@@ -3284,7 +7328,7 @@
       <w:rPr>
         <w:rFonts w:hint="eastAsia"/>
       </w:rPr>
-      <w:t>위상</w:t>
+      <w:t>저비용</w:t>
     </w:r>
     <w:r>
       <w:rPr>
@@ -3296,7 +7340,7 @@
       <w:rPr>
         <w:rFonts w:hint="eastAsia"/>
       </w:rPr>
-      <w:t>최적</w:t>
+      <w:t>임베디드</w:t>
     </w:r>
     <w:r>
       <w:rPr>
@@ -3308,15 +7352,150 @@
       <w:rPr>
         <w:rFonts w:hint="eastAsia"/>
       </w:rPr>
-      <w:t>설계</w:t>
+      <w:t>시제품</w:t>
+    </w:r>
+    <w:r>
+      <w:rPr>
+        <w:rFonts w:hint="eastAsia"/>
+      </w:rPr>
+      <w:t xml:space="preserve"> </w:t>
+    </w:r>
+    <w:r>
+      <w:rPr>
+        <w:rFonts w:hint="eastAsia"/>
+      </w:rPr>
+      <w:t>개발</w:t>
     </w:r>
   </w:p>
-  <w:p/>
+</w:hdr>
+</file>
+
+<file path=word/header3.xml><?xml version="1.0" encoding="utf-8"?>
+<w:hdr xmlns:wpc="http://schemas.microsoft.com/office/word/2010/wordprocessingCanvas" xmlns:cx="http://schemas.microsoft.com/office/drawing/2014/chartex" xmlns:cx1="http://schemas.microsoft.com/office/drawing/2015/9/8/chartex" xmlns:cx2="http://schemas.microsoft.com/office/drawing/2015/10/21/chartex" xmlns:cx3="http://schemas.microsoft.com/office/drawing/2016/5/9/chartex" xmlns:cx4="http://schemas.microsoft.com/office/drawing/2016/5/10/chartex" xmlns:cx5="http://schemas.microsoft.com/office/drawing/2016/5/11/chartex" xmlns:cx6="http://schemas.microsoft.com/office/drawing/2016/5/12/chartex" xmlns:cx7="http://schemas.microsoft.com/office/drawing/2016/5/13/chartex" xmlns:cx8="http://schemas.microsoft.com/office/drawing/2016/5/14/chartex" xmlns:mc="http://schemas.openxmlformats.org/markup-compatibility/2006" xmlns:aink="http://schemas.microsoft.com/office/drawing/2016/ink" xmlns:am3d="http://schemas.microsoft.com/office/drawing/2017/model3d" xmlns:o="urn:schemas-microsoft-com:office:office" xmlns:oel="http://schemas.microsoft.com/office/2019/extlst" xmlns:r="http://schemas.openxmlformats.org/officeDocument/2006/relationships" xmlns:m="http://schemas.openxmlformats.org/officeDocument/2006/math" xmlns:v="urn:schemas-microsoft-com:vml" xmlns:wp14="http://schemas.microsoft.com/office/word/2010/wordprocessingDrawing" xmlns:wp="http://schemas.openxmlformats.org/drawingml/2006/wordprocessingDrawing" xmlns:w10="urn:schemas-microsoft-com:office:word" xmlns:w="http://schemas.openxmlformats.org/wordprocessingml/2006/main" xmlns:w14="http://schemas.microsoft.com/office/word/2010/wordml" xmlns:w15="http://schemas.microsoft.com/office/word/2012/wordml" xmlns:w16cex="http://schemas.microsoft.com/office/word/2018/wordml/cex" xmlns:w16cid="http://schemas.microsoft.com/office/word/2016/wordml/cid" xmlns:w16="http://schemas.microsoft.com/office/word/2018/wordml" xmlns:w16du="http://schemas.microsoft.com/office/word/2023/wordml/word16du" xmlns:w16sdtdh="http://schemas.microsoft.com/office/word/2020/wordml/sdtdatahash" xmlns:w16sdtfl="http://schemas.microsoft.com/office/word/2024/wordml/sdtformatlock" xmlns:w16se="http://schemas.microsoft.com/office/word/2015/wordml/symex" xmlns:wpg="http://schemas.microsoft.com/office/word/2010/wordprocessingGroup" xmlns:wpi="http://schemas.microsoft.com/office/word/2010/wordprocessingInk" xmlns:wne="http://schemas.microsoft.com/office/word/2006/wordml" xmlns:wps="http://schemas.microsoft.com/office/word/2010/wordprocessingShape" mc:Ignorable="w14 w15 w16se w16cid w16 w16cex w16sdtdh w16sdtfl w16du wp14">
+  <w:p>
+    <w:pPr>
+      <w:jc w:val="center"/>
+    </w:pPr>
+    <w:r>
+      <w:rPr>
+        <w:rFonts w:hint="eastAsia"/>
+      </w:rPr>
+      <w:t>공동주택</w:t>
+    </w:r>
+    <w:r>
+      <w:rPr>
+        <w:rFonts w:hint="eastAsia"/>
+      </w:rPr>
+      <w:t xml:space="preserve"> </w:t>
+    </w:r>
+    <w:r>
+      <w:rPr>
+        <w:rFonts w:hint="eastAsia"/>
+      </w:rPr>
+      <w:t>음식물</w:t>
+    </w:r>
+    <w:r>
+      <w:rPr>
+        <w:rFonts w:hint="eastAsia"/>
+      </w:rPr>
+      <w:t xml:space="preserve"> </w:t>
+    </w:r>
+    <w:r>
+      <w:rPr>
+        <w:rFonts w:hint="eastAsia"/>
+      </w:rPr>
+      <w:t>쓰레기통</w:t>
+    </w:r>
+    <w:r>
+      <w:rPr>
+        <w:rFonts w:hint="eastAsia"/>
+      </w:rPr>
+      <w:t xml:space="preserve"> </w:t>
+    </w:r>
+    <w:r>
+      <w:rPr>
+        <w:rFonts w:hint="eastAsia"/>
+      </w:rPr>
+      <w:t>자율</w:t>
+    </w:r>
+    <w:r>
+      <w:rPr>
+        <w:rFonts w:hint="eastAsia"/>
+      </w:rPr>
+      <w:t xml:space="preserve"> </w:t>
+    </w:r>
+    <w:r>
+      <w:rPr>
+        <w:rFonts w:hint="eastAsia"/>
+      </w:rPr>
+      <w:t>수거를</w:t>
+    </w:r>
+    <w:r>
+      <w:rPr>
+        <w:rFonts w:hint="eastAsia"/>
+      </w:rPr>
+      <w:t xml:space="preserve"> </w:t>
+    </w:r>
+    <w:r>
+      <w:rPr>
+        <w:rFonts w:hint="eastAsia"/>
+      </w:rPr>
+      <w:t>위한</w:t>
+    </w:r>
+    <w:r>
+      <w:rPr>
+        <w:rFonts w:hint="eastAsia"/>
+      </w:rPr>
+      <w:t xml:space="preserve"> </w:t>
+    </w:r>
+    <w:r>
+      <w:rPr>
+        <w:rFonts w:hint="eastAsia"/>
+      </w:rPr>
+      <w:t>저비용</w:t>
+    </w:r>
+    <w:r>
+      <w:rPr>
+        <w:rFonts w:hint="eastAsia"/>
+      </w:rPr>
+      <w:t xml:space="preserve"> </w:t>
+    </w:r>
+    <w:r>
+      <w:rPr>
+        <w:rFonts w:hint="eastAsia"/>
+      </w:rPr>
+      <w:t>임베디드</w:t>
+    </w:r>
+    <w:r>
+      <w:rPr>
+        <w:rFonts w:hint="eastAsia"/>
+      </w:rPr>
+      <w:t xml:space="preserve"> </w:t>
+    </w:r>
+    <w:r>
+      <w:rPr>
+        <w:rFonts w:hint="eastAsia"/>
+      </w:rPr>
+      <w:t>시제품</w:t>
+    </w:r>
+    <w:r>
+      <w:rPr>
+        <w:rFonts w:hint="eastAsia"/>
+      </w:rPr>
+      <w:t xml:space="preserve"> </w:t>
+    </w:r>
+    <w:r>
+      <w:rPr>
+        <w:rFonts w:hint="eastAsia"/>
+      </w:rPr>
+      <w:t>개발</w:t>
+    </w:r>
+  </w:p>
 </w:hdr>
 </file>
 
 <file path=word/header4.xml><?xml version="1.0" encoding="utf-8"?>
-<w:hdr xmlns:wpc="http://schemas.microsoft.com/office/word/2010/wordprocessingCanvas" xmlns:cx="http://schemas.microsoft.com/office/drawing/2014/chartex" xmlns:mc="http://schemas.openxmlformats.org/markup-compatibility/2006" xmlns:o="urn:schemas-microsoft-com:office:office" xmlns:r="http://schemas.openxmlformats.org/officeDocument/2006/relationships" xmlns:m="http://schemas.openxmlformats.org/officeDocument/2006/math" xmlns:v="urn:schemas-microsoft-com:vml" xmlns:wp14="http://schemas.microsoft.com/office/word/2010/wordprocessingDrawing" xmlns:wp="http://schemas.openxmlformats.org/drawingml/2006/wordprocessingDrawing" xmlns:w10="urn:schemas-microsoft-com:office:word" xmlns:w="http://schemas.openxmlformats.org/wordprocessingml/2006/main" xmlns:w14="http://schemas.microsoft.com/office/word/2010/wordml" xmlns:w15="http://schemas.microsoft.com/office/word/2012/wordml" xmlns:w16se="http://schemas.microsoft.com/office/word/2015/wordml/symex" xmlns:wpg="http://schemas.microsoft.com/office/word/2010/wordprocessingGroup" xmlns:wpi="http://schemas.microsoft.com/office/word/2010/wordprocessingInk" xmlns:wne="http://schemas.microsoft.com/office/word/2006/wordml" xmlns:wps="http://schemas.microsoft.com/office/word/2010/wordprocessingShape" mc:Ignorable="w14 w15 w16se wp14">
+<w:hdr xmlns:wpc="http://schemas.microsoft.com/office/word/2010/wordprocessingCanvas" xmlns:cx="http://schemas.microsoft.com/office/drawing/2014/chartex" xmlns:cx1="http://schemas.microsoft.com/office/drawing/2015/9/8/chartex" xmlns:cx2="http://schemas.microsoft.com/office/drawing/2015/10/21/chartex" xmlns:cx3="http://schemas.microsoft.com/office/drawing/2016/5/9/chartex" xmlns:cx4="http://schemas.microsoft.com/office/drawing/2016/5/10/chartex" xmlns:cx5="http://schemas.microsoft.com/office/drawing/2016/5/11/chartex" xmlns:cx6="http://schemas.microsoft.com/office/drawing/2016/5/12/chartex" xmlns:cx7="http://schemas.microsoft.com/office/drawing/2016/5/13/chartex" xmlns:cx8="http://schemas.microsoft.com/office/drawing/2016/5/14/chartex" xmlns:mc="http://schemas.openxmlformats.org/markup-compatibility/2006" xmlns:aink="http://schemas.microsoft.com/office/drawing/2016/ink" xmlns:am3d="http://schemas.microsoft.com/office/drawing/2017/model3d" xmlns:o="urn:schemas-microsoft-com:office:office" xmlns:oel="http://schemas.microsoft.com/office/2019/extlst" xmlns:r="http://schemas.openxmlformats.org/officeDocument/2006/relationships" xmlns:m="http://schemas.openxmlformats.org/officeDocument/2006/math" xmlns:v="urn:schemas-microsoft-com:vml" xmlns:wp14="http://schemas.microsoft.com/office/word/2010/wordprocessingDrawing" xmlns:wp="http://schemas.openxmlformats.org/drawingml/2006/wordprocessingDrawing" xmlns:w10="urn:schemas-microsoft-com:office:word" xmlns:w="http://schemas.openxmlformats.org/wordprocessingml/2006/main" xmlns:w14="http://schemas.microsoft.com/office/word/2010/wordml" xmlns:w15="http://schemas.microsoft.com/office/word/2012/wordml" xmlns:w16cex="http://schemas.microsoft.com/office/word/2018/wordml/cex" xmlns:w16cid="http://schemas.microsoft.com/office/word/2016/wordml/cid" xmlns:w16="http://schemas.microsoft.com/office/word/2018/wordml" xmlns:w16du="http://schemas.microsoft.com/office/word/2023/wordml/word16du" xmlns:w16sdtdh="http://schemas.microsoft.com/office/word/2020/wordml/sdtdatahash" xmlns:w16sdtfl="http://schemas.microsoft.com/office/word/2024/wordml/sdtformatlock" xmlns:w16se="http://schemas.microsoft.com/office/word/2015/wordml/symex" xmlns:wpg="http://schemas.microsoft.com/office/word/2010/wordprocessingGroup" xmlns:wpi="http://schemas.microsoft.com/office/word/2010/wordprocessingInk" xmlns:wne="http://schemas.microsoft.com/office/word/2006/wordml" xmlns:wps="http://schemas.microsoft.com/office/word/2010/wordprocessingShape" mc:Ignorable="w14 w15 w16se w16cid w16 w16cex w16sdtdh w16sdtfl w16du wp14">
   <w:p>
     <w:pPr>
       <w:pStyle w:val="af6"/>
@@ -3327,42 +7506,6 @@
         <w:rFonts w:eastAsia="휴먼머리견출명조"/>
       </w:rPr>
     </w:pPr>
-    <w:r>
-      <w:rPr>
-        <w:rStyle w:val="a8"/>
-        <w:rFonts w:eastAsia="휴먼머리견출명조" w:hint="eastAsia"/>
-      </w:rPr>
-      <w:fldChar w:fldCharType="begin"/>
-    </w:r>
-    <w:r>
-      <w:rPr>
-        <w:rStyle w:val="a8"/>
-        <w:rFonts w:eastAsia="휴먼머리견출명조" w:hint="eastAsia"/>
-      </w:rPr>
-      <w:instrText xml:space="preserve">PAGE  </w:instrText>
-    </w:r>
-    <w:r>
-      <w:rPr>
-        <w:rStyle w:val="a8"/>
-        <w:rFonts w:eastAsia="휴먼머리견출명조" w:hint="eastAsia"/>
-      </w:rPr>
-      <w:fldChar w:fldCharType="separate"/>
-    </w:r>
-    <w:r>
-      <w:rPr>
-        <w:rStyle w:val="a8"/>
-        <w:rFonts w:eastAsia="휴먼머리견출명조"/>
-        <w:noProof/>
-      </w:rPr>
-      <w:t>2</w:t>
-    </w:r>
-    <w:r>
-      <w:rPr>
-        <w:rStyle w:val="a8"/>
-        <w:rFonts w:eastAsia="휴먼머리견출명조" w:hint="eastAsia"/>
-      </w:rPr>
-      <w:fldChar w:fldCharType="end"/>
-    </w:r>
   </w:p>
   <w:p>
     <w:pPr>
@@ -3370,62 +7513,158 @@
       <w:ind w:firstLine="0"/>
       <w:jc w:val="center"/>
     </w:pPr>
-    <w:proofErr w:type="spellStart"/>
-    <w:proofErr w:type="gramStart"/>
     <w:r>
       <w:rPr>
         <w:rFonts w:hint="eastAsia"/>
       </w:rPr>
-      <w:t>짝수페이지</w:t>
-    </w:r>
-    <w:proofErr w:type="spellEnd"/>
-    <w:r>
-      <w:t xml:space="preserve"> :</w:t>
-    </w:r>
-    <w:proofErr w:type="gramEnd"/>
-    <w:r>
-      <w:t xml:space="preserve"> </w:t>
+      <w:t>이경석</w:t>
     </w:r>
     <w:r>
       <w:rPr>
         <w:rFonts w:hint="eastAsia"/>
       </w:rPr>
-      <w:t>저자명</w:t>
-    </w:r>
-    <w:r>
-      <w:t>·</w:t>
+      <w:t xml:space="preserve">, </w:t>
     </w:r>
     <w:r>
       <w:rPr>
         <w:rFonts w:hint="eastAsia"/>
       </w:rPr>
-      <w:t>저자명</w:t>
-    </w:r>
-    <w:r>
-      <w:t>·</w:t>
+      <w:t>이상윤</w:t>
     </w:r>
     <w:r>
       <w:rPr>
         <w:rFonts w:hint="eastAsia"/>
       </w:rPr>
-      <w:t>저자명</w:t>
+      <w:t xml:space="preserve">, </w:t>
     </w:r>
-    <w:r>
-      <w:t>·</w:t>
-    </w:r>
+    <w:proofErr w:type="spellStart"/>
     <w:r>
       <w:rPr>
         <w:rFonts w:hint="eastAsia"/>
       </w:rPr>
-      <w:t>저자명</w:t>
+      <w:t>전민제</w:t>
     </w:r>
+    <w:proofErr w:type="spellEnd"/>
   </w:p>
 </w:hdr>
 </file>
 
 <file path=word/numbering.xml><?xml version="1.0" encoding="utf-8"?>
-<w:numbering xmlns:wpc="http://schemas.microsoft.com/office/word/2010/wordprocessingCanvas" xmlns:cx="http://schemas.microsoft.com/office/drawing/2014/chartex" xmlns:mc="http://schemas.openxmlformats.org/markup-compatibility/2006" xmlns:o="urn:schemas-microsoft-com:office:office" xmlns:r="http://schemas.openxmlformats.org/officeDocument/2006/relationships" xmlns:m="http://schemas.openxmlformats.org/officeDocument/2006/math" xmlns:v="urn:schemas-microsoft-com:vml" xmlns:wp14="http://schemas.microsoft.com/office/word/2010/wordprocessingDrawing" xmlns:wp="http://schemas.openxmlformats.org/drawingml/2006/wordprocessingDrawing" xmlns:w10="urn:schemas-microsoft-com:office:word" xmlns:w="http://schemas.openxmlformats.org/wordprocessingml/2006/main" xmlns:w14="http://schemas.microsoft.com/office/word/2010/wordml" xmlns:w15="http://schemas.microsoft.com/office/word/2012/wordml" xmlns:w16se="http://schemas.microsoft.com/office/word/2015/wordml/symex" xmlns:wpg="http://schemas.microsoft.com/office/word/2010/wordprocessingGroup" xmlns:wpi="http://schemas.microsoft.com/office/word/2010/wordprocessingInk" xmlns:wne="http://schemas.microsoft.com/office/word/2006/wordml" xmlns:wps="http://schemas.microsoft.com/office/word/2010/wordprocessingShape" mc:Ignorable="w14 w15 w16se wp14">
+<w:numbering xmlns:wpc="http://schemas.microsoft.com/office/word/2010/wordprocessingCanvas" xmlns:cx="http://schemas.microsoft.com/office/drawing/2014/chartex" xmlns:cx1="http://schemas.microsoft.com/office/drawing/2015/9/8/chartex" xmlns:cx2="http://schemas.microsoft.com/office/drawing/2015/10/21/chartex" xmlns:cx3="http://schemas.microsoft.com/office/drawing/2016/5/9/chartex" xmlns:cx4="http://schemas.microsoft.com/office/drawing/2016/5/10/chartex" xmlns:cx5="http://schemas.microsoft.com/office/drawing/2016/5/11/chartex" xmlns:cx6="http://schemas.microsoft.com/office/drawing/2016/5/12/chartex" xmlns:cx7="http://schemas.microsoft.com/office/drawing/2016/5/13/chartex" xmlns:cx8="http://schemas.microsoft.com/office/drawing/2016/5/14/chartex" xmlns:mc="http://schemas.openxmlformats.org/markup-compatibility/2006" xmlns:aink="http://schemas.microsoft.com/office/drawing/2016/ink" xmlns:am3d="http://schemas.microsoft.com/office/drawing/2017/model3d" xmlns:o="urn:schemas-microsoft-com:office:office" xmlns:oel="http://schemas.microsoft.com/office/2019/extlst" xmlns:r="http://schemas.openxmlformats.org/officeDocument/2006/relationships" xmlns:m="http://schemas.openxmlformats.org/officeDocument/2006/math" xmlns:v="urn:schemas-microsoft-com:vml" xmlns:wp14="http://schemas.microsoft.com/office/word/2010/wordprocessingDrawing" xmlns:wp="http://schemas.openxmlformats.org/drawingml/2006/wordprocessingDrawing" xmlns:w10="urn:schemas-microsoft-com:office:word" xmlns:w="http://schemas.openxmlformats.org/wordprocessingml/2006/main" xmlns:w14="http://schemas.microsoft.com/office/word/2010/wordml" xmlns:w15="http://schemas.microsoft.com/office/word/2012/wordml" xmlns:w16cex="http://schemas.microsoft.com/office/word/2018/wordml/cex" xmlns:w16cid="http://schemas.microsoft.com/office/word/2016/wordml/cid" xmlns:w16="http://schemas.microsoft.com/office/word/2018/wordml" xmlns:w16du="http://schemas.microsoft.com/office/word/2023/wordml/word16du" xmlns:w16sdtdh="http://schemas.microsoft.com/office/word/2020/wordml/sdtdatahash" xmlns:w16sdtfl="http://schemas.microsoft.com/office/word/2024/wordml/sdtformatlock" xmlns:w16se="http://schemas.microsoft.com/office/word/2015/wordml/symex" xmlns:wpg="http://schemas.microsoft.com/office/word/2010/wordprocessingGroup" xmlns:wpi="http://schemas.microsoft.com/office/word/2010/wordprocessingInk" xmlns:wne="http://schemas.microsoft.com/office/word/2006/wordml" xmlns:wps="http://schemas.microsoft.com/office/word/2010/wordprocessingShape" mc:Ignorable="w14 w15 w16se w16cid w16 w16cex w16sdtdh w16sdtfl w16du wp14">
   <w:abstractNum w:abstractNumId="0" w15:restartNumberingAfterBreak="0">
+    <w:nsid w:val="02BD4AEE"/>
+    <w:multiLevelType w:val="hybridMultilevel"/>
+    <w:tmpl w:val="A9666146"/>
+    <w:lvl w:ilvl="0" w:tplc="04090001">
+      <w:start w:val="1"/>
+      <w:numFmt w:val="bullet"/>
+      <w:lvlText w:val=""/>
+      <w:lvlJc w:val="left"/>
+      <w:pPr>
+        <w:ind w:left="440" w:hanging="440"/>
+      </w:pPr>
+      <w:rPr>
+        <w:rFonts w:ascii="Wingdings" w:hAnsi="Wingdings" w:hint="default"/>
+      </w:rPr>
+    </w:lvl>
+    <w:lvl w:ilvl="1" w:tplc="04090003" w:tentative="1">
+      <w:start w:val="1"/>
+      <w:numFmt w:val="bullet"/>
+      <w:lvlText w:val=""/>
+      <w:lvlJc w:val="left"/>
+      <w:pPr>
+        <w:ind w:left="880" w:hanging="440"/>
+      </w:pPr>
+      <w:rPr>
+        <w:rFonts w:ascii="Wingdings" w:hAnsi="Wingdings" w:hint="default"/>
+      </w:rPr>
+    </w:lvl>
+    <w:lvl w:ilvl="2" w:tplc="04090005" w:tentative="1">
+      <w:start w:val="1"/>
+      <w:numFmt w:val="bullet"/>
+      <w:lvlText w:val=""/>
+      <w:lvlJc w:val="left"/>
+      <w:pPr>
+        <w:ind w:left="1320" w:hanging="440"/>
+      </w:pPr>
+      <w:rPr>
+        <w:rFonts w:ascii="Wingdings" w:hAnsi="Wingdings" w:hint="default"/>
+      </w:rPr>
+    </w:lvl>
+    <w:lvl w:ilvl="3" w:tplc="04090001" w:tentative="1">
+      <w:start w:val="1"/>
+      <w:numFmt w:val="bullet"/>
+      <w:lvlText w:val=""/>
+      <w:lvlJc w:val="left"/>
+      <w:pPr>
+        <w:ind w:left="1760" w:hanging="440"/>
+      </w:pPr>
+      <w:rPr>
+        <w:rFonts w:ascii="Wingdings" w:hAnsi="Wingdings" w:hint="default"/>
+      </w:rPr>
+    </w:lvl>
+    <w:lvl w:ilvl="4" w:tplc="04090003" w:tentative="1">
+      <w:start w:val="1"/>
+      <w:numFmt w:val="bullet"/>
+      <w:lvlText w:val=""/>
+      <w:lvlJc w:val="left"/>
+      <w:pPr>
+        <w:ind w:left="2200" w:hanging="440"/>
+      </w:pPr>
+      <w:rPr>
+        <w:rFonts w:ascii="Wingdings" w:hAnsi="Wingdings" w:hint="default"/>
+      </w:rPr>
+    </w:lvl>
+    <w:lvl w:ilvl="5" w:tplc="04090005" w:tentative="1">
+      <w:start w:val="1"/>
+      <w:numFmt w:val="bullet"/>
+      <w:lvlText w:val=""/>
+      <w:lvlJc w:val="left"/>
+      <w:pPr>
+        <w:ind w:left="2640" w:hanging="440"/>
+      </w:pPr>
+      <w:rPr>
+        <w:rFonts w:ascii="Wingdings" w:hAnsi="Wingdings" w:hint="default"/>
+      </w:rPr>
+    </w:lvl>
+    <w:lvl w:ilvl="6" w:tplc="04090001" w:tentative="1">
+      <w:start w:val="1"/>
+      <w:numFmt w:val="bullet"/>
+      <w:lvlText w:val=""/>
+      <w:lvlJc w:val="left"/>
+      <w:pPr>
+        <w:ind w:left="3080" w:hanging="440"/>
+      </w:pPr>
+      <w:rPr>
+        <w:rFonts w:ascii="Wingdings" w:hAnsi="Wingdings" w:hint="default"/>
+      </w:rPr>
+    </w:lvl>
+    <w:lvl w:ilvl="7" w:tplc="04090003" w:tentative="1">
+      <w:start w:val="1"/>
+      <w:numFmt w:val="bullet"/>
+      <w:lvlText w:val=""/>
+      <w:lvlJc w:val="left"/>
+      <w:pPr>
+        <w:ind w:left="3520" w:hanging="440"/>
+      </w:pPr>
+      <w:rPr>
+        <w:rFonts w:ascii="Wingdings" w:hAnsi="Wingdings" w:hint="default"/>
+      </w:rPr>
+    </w:lvl>
+    <w:lvl w:ilvl="8" w:tplc="04090005" w:tentative="1">
+      <w:start w:val="1"/>
+      <w:numFmt w:val="bullet"/>
+      <w:lvlText w:val=""/>
+      <w:lvlJc w:val="left"/>
+      <w:pPr>
+        <w:ind w:left="3960" w:hanging="440"/>
+      </w:pPr>
+      <w:rPr>
+        <w:rFonts w:ascii="Wingdings" w:hAnsi="Wingdings" w:hint="default"/>
+      </w:rPr>
+    </w:lvl>
+  </w:abstractNum>
+  <w:abstractNum w:abstractNumId="1" w15:restartNumberingAfterBreak="0">
     <w:nsid w:val="26537B7F"/>
     <w:multiLevelType w:val="multilevel"/>
     <w:tmpl w:val="0409001D"/>
@@ -3539,7 +7778,7 @@
       </w:pPr>
     </w:lvl>
   </w:abstractNum>
-  <w:abstractNum w:abstractNumId="1" w15:restartNumberingAfterBreak="0">
+  <w:abstractNum w:abstractNumId="2" w15:restartNumberingAfterBreak="0">
     <w:nsid w:val="2AF069B9"/>
     <w:multiLevelType w:val="hybridMultilevel"/>
     <w:tmpl w:val="6E72AF3A"/>
@@ -3655,7 +7894,7 @@
       </w:pPr>
     </w:lvl>
   </w:abstractNum>
-  <w:abstractNum w:abstractNumId="2" w15:restartNumberingAfterBreak="0">
+  <w:abstractNum w:abstractNumId="3" w15:restartNumberingAfterBreak="0">
     <w:nsid w:val="52CF25B2"/>
     <w:multiLevelType w:val="multilevel"/>
     <w:tmpl w:val="1ADCCCF4"/>
@@ -3798,7 +8037,7 @@
       </w:rPr>
     </w:lvl>
   </w:abstractNum>
-  <w:abstractNum w:abstractNumId="3" w15:restartNumberingAfterBreak="0">
+  <w:abstractNum w:abstractNumId="4" w15:restartNumberingAfterBreak="0">
     <w:nsid w:val="554C7A85"/>
     <w:multiLevelType w:val="singleLevel"/>
     <w:tmpl w:val="340884A8"/>
@@ -3821,7 +8060,7 @@
       </w:rPr>
     </w:lvl>
   </w:abstractNum>
-  <w:abstractNum w:abstractNumId="4" w15:restartNumberingAfterBreak="0">
+  <w:abstractNum w:abstractNumId="5" w15:restartNumberingAfterBreak="0">
     <w:nsid w:val="6C7D395D"/>
     <w:multiLevelType w:val="singleLevel"/>
     <w:tmpl w:val="8C3C85F2"/>
@@ -3842,7 +8081,7 @@
       </w:rPr>
     </w:lvl>
   </w:abstractNum>
-  <w:abstractNum w:abstractNumId="5" w15:restartNumberingAfterBreak="0">
+  <w:abstractNum w:abstractNumId="6" w15:restartNumberingAfterBreak="0">
     <w:nsid w:val="7EBB10FC"/>
     <w:multiLevelType w:val="hybridMultilevel"/>
     <w:tmpl w:val="34809DFE"/>
@@ -3931,27 +8170,30 @@
       </w:pPr>
     </w:lvl>
   </w:abstractNum>
-  <w:num w:numId="1">
+  <w:num w:numId="1" w16cid:durableId="20010292">
+    <w:abstractNumId w:val="3"/>
+  </w:num>
+  <w:num w:numId="2" w16cid:durableId="1640694719">
+    <w:abstractNumId w:val="5"/>
+  </w:num>
+  <w:num w:numId="3" w16cid:durableId="2020082311">
+    <w:abstractNumId w:val="4"/>
+  </w:num>
+  <w:num w:numId="4" w16cid:durableId="504244855">
     <w:abstractNumId w:val="2"/>
   </w:num>
-  <w:num w:numId="2">
-    <w:abstractNumId w:val="4"/>
+  <w:num w:numId="5" w16cid:durableId="1791432285">
+    <w:abstractNumId w:val="6"/>
   </w:num>
-  <w:num w:numId="3">
-    <w:abstractNumId w:val="3"/>
-  </w:num>
-  <w:num w:numId="4">
-    <w:abstractNumId w:val="1"/>
-  </w:num>
-  <w:num w:numId="5">
-    <w:abstractNumId w:val="5"/>
+  <w:num w:numId="6" w16cid:durableId="1064790286">
+    <w:abstractNumId w:val="0"/>
   </w:num>
   <w:numIdMacAtCleanup w:val="5"/>
 </w:numbering>
 </file>
 
 <file path=word/styles.xml><?xml version="1.0" encoding="utf-8"?>
-<w:styles xmlns:mc="http://schemas.openxmlformats.org/markup-compatibility/2006" xmlns:r="http://schemas.openxmlformats.org/officeDocument/2006/relationships" xmlns:w="http://schemas.openxmlformats.org/wordprocessingml/2006/main" xmlns:w14="http://schemas.microsoft.com/office/word/2010/wordml" xmlns:w15="http://schemas.microsoft.com/office/word/2012/wordml" xmlns:w16se="http://schemas.microsoft.com/office/word/2015/wordml/symex" mc:Ignorable="w14 w15 w16se">
+<w:styles xmlns:mc="http://schemas.openxmlformats.org/markup-compatibility/2006" xmlns:r="http://schemas.openxmlformats.org/officeDocument/2006/relationships" xmlns:w="http://schemas.openxmlformats.org/wordprocessingml/2006/main" xmlns:w14="http://schemas.microsoft.com/office/word/2010/wordml" xmlns:w15="http://schemas.microsoft.com/office/word/2012/wordml" xmlns:w16cex="http://schemas.microsoft.com/office/word/2018/wordml/cex" xmlns:w16cid="http://schemas.microsoft.com/office/word/2016/wordml/cid" xmlns:w16="http://schemas.microsoft.com/office/word/2018/wordml" xmlns:w16du="http://schemas.microsoft.com/office/word/2023/wordml/word16du" xmlns:w16sdtdh="http://schemas.microsoft.com/office/word/2020/wordml/sdtdatahash" xmlns:w16sdtfl="http://schemas.microsoft.com/office/word/2024/wordml/sdtformatlock" xmlns:w16se="http://schemas.microsoft.com/office/word/2015/wordml/symex" mc:Ignorable="w14 w15 w16se w16cid w16 w16cex w16sdtdh w16sdtfl w16du">
   <w:docDefaults>
     <w:rPrDefault>
       <w:rPr>
@@ -3961,7 +8203,7 @@
     </w:rPrDefault>
     <w:pPrDefault/>
   </w:docDefaults>
-  <w:latentStyles w:defLockedState="0" w:defUIPriority="0" w:defSemiHidden="0" w:defUnhideWhenUsed="0" w:defQFormat="0" w:count="371">
+  <w:latentStyles w:defLockedState="0" w:defUIPriority="0" w:defSemiHidden="0" w:defUnhideWhenUsed="0" w:defQFormat="0" w:count="376">
     <w:lsdException w:name="Normal" w:qFormat="1"/>
     <w:lsdException w:name="heading 1" w:qFormat="1"/>
     <w:lsdException w:name="heading 2" w:qFormat="1"/>
@@ -4326,6 +8568,11 @@
     <w:lsdException w:name="List Table 5 Dark Accent 6" w:uiPriority="50"/>
     <w:lsdException w:name="List Table 6 Colorful Accent 6" w:uiPriority="51"/>
     <w:lsdException w:name="List Table 7 Colorful Accent 6" w:uiPriority="52"/>
+    <w:lsdException w:name="Mention" w:semiHidden="1" w:uiPriority="99" w:unhideWhenUsed="1"/>
+    <w:lsdException w:name="Smart Hyperlink" w:semiHidden="1" w:uiPriority="99" w:unhideWhenUsed="1"/>
+    <w:lsdException w:name="Hashtag" w:semiHidden="1" w:uiPriority="99" w:unhideWhenUsed="1"/>
+    <w:lsdException w:name="Unresolved Mention" w:semiHidden="1" w:uiPriority="99" w:unhideWhenUsed="1"/>
+    <w:lsdException w:name="Smart Link" w:semiHidden="1" w:uiPriority="99" w:unhideWhenUsed="1"/>
   </w:latentStyles>
   <w:style w:type="paragraph" w:default="1" w:styleId="a4">
     <w:name w:val="Normal"/>
@@ -4732,6 +8979,28 @@
       <w:kern w:val="2"/>
     </w:rPr>
   </w:style>
+  <w:style w:type="character" w:styleId="af8">
+    <w:name w:val="Placeholder Text"/>
+    <w:basedOn w:val="a5"/>
+    <w:uiPriority w:val="99"/>
+    <w:semiHidden/>
+    <w:rsid w:val="000A7CE2"/>
+    <w:rPr>
+      <w:color w:val="666666"/>
+    </w:rPr>
+  </w:style>
+  <w:style w:type="paragraph" w:styleId="af9">
+    <w:name w:val="caption"/>
+    <w:basedOn w:val="a4"/>
+    <w:next w:val="a4"/>
+    <w:unhideWhenUsed/>
+    <w:qFormat/>
+    <w:rsid w:val="00B77BD6"/>
+    <w:rPr>
+      <w:b/>
+      <w:bCs/>
+    </w:rPr>
+  </w:style>
 </w:styles>
 </file>
 

--- a/manuscript_autorobot.docx
+++ b/manuscript_autorobot.docx
@@ -58,7 +58,7 @@
         <w:rPr>
           <w:rFonts w:ascii="돋움체" w:hAnsi="돋움체"/>
         </w:rPr>
-        <w:t>이경석 · 이상윤 · 전민제</w:t>
+        <w:t>이경석 · 이상윤 · 전민제 · 박형진</w:t>
       </w:r>
     </w:p>
     <w:p>
@@ -154,7 +154,7 @@
           <w:sz w:val="24"/>
           <w:szCs w:val="24"/>
         </w:rPr>
-        <w:t xml:space="preserve"> Lee and Minje Jeon</w:t>
+        <w:t xml:space="preserve"> Lee, Minje Jeon and Hyeongjin Park</w:t>
       </w:r>
     </w:p>
     <w:p>

--- a/manuscript_autorobot.docx
+++ b/manuscript_autorobot.docx
@@ -154,7 +154,7 @@
           <w:sz w:val="24"/>
           <w:szCs w:val="24"/>
         </w:rPr>
-        <w:t xml:space="preserve"> Lee, Minje Jeon and Hyeongjin Park</w:t>
+        <w:t xml:space="preserve"> Lee, Minje Jeon and Hyoungjin Park</w:t>
       </w:r>
     </w:p>
     <w:p>
